--- a/lesson-plan/מיפוי-תוכנית-עבודה-וממצאים.docx
+++ b/lesson-plan/מיפוי-תוכנית-עבודה-וממצאים.docx
@@ -246,7 +246,7 @@
       <w:pPr>
         <w:bidi/>
         <w:spacing w:after="120" w:before="0"/>
-        <w:jc w:val="start"/>
+        <w:jc w:val="right"/>
       </w:pPr>
       <w:r>
         <w:rPr>
@@ -260,7 +260,7 @@
       <w:pPr>
         <w:bidi/>
         <w:spacing w:after="120" w:before="0"/>
-        <w:jc w:val="start"/>
+        <w:jc w:val="right"/>
       </w:pPr>
       <w:r>
         <w:rPr>
@@ -274,7 +274,7 @@
       <w:pPr>
         <w:bidi/>
         <w:spacing w:after="120" w:before="0"/>
-        <w:jc w:val="start"/>
+        <w:jc w:val="right"/>
       </w:pPr>
       <w:r>
         <w:rPr>
@@ -288,7 +288,7 @@
       <w:pPr>
         <w:bidi/>
         <w:spacing w:after="120" w:before="0"/>
-        <w:jc w:val="start"/>
+        <w:jc w:val="right"/>
       </w:pPr>
       <w:r>
         <w:rPr>
@@ -302,7 +302,7 @@
       <w:pPr>
         <w:bidi/>
         <w:spacing w:after="120" w:before="0"/>
-        <w:jc w:val="start"/>
+        <w:jc w:val="right"/>
       </w:pPr>
       <w:r>
         <w:rPr>
@@ -316,7 +316,7 @@
       <w:pPr>
         <w:bidi/>
         <w:spacing w:after="120" w:before="0"/>
-        <w:jc w:val="start"/>
+        <w:jc w:val="right"/>
       </w:pPr>
       <w:r>
         <w:rPr>
@@ -330,7 +330,7 @@
       <w:pPr>
         <w:bidi/>
         <w:spacing w:after="120" w:before="0"/>
-        <w:jc w:val="start"/>
+        <w:jc w:val="right"/>
       </w:pPr>
       <w:r>
         <w:rPr>
@@ -344,7 +344,7 @@
       <w:pPr>
         <w:bidi/>
         <w:spacing w:after="120" w:before="0"/>
-        <w:jc w:val="start"/>
+        <w:jc w:val="right"/>
       </w:pPr>
       <w:r>
         <w:rPr>
@@ -381,7 +381,7 @@
       <w:pPr>
         <w:bidi/>
         <w:spacing w:after="120" w:before="0"/>
-        <w:jc w:val="start"/>
+        <w:jc w:val="right"/>
       </w:pPr>
       <w:r>
         <w:rPr>
@@ -444,7 +444,7 @@
             <w:pPr>
               <w:bidi/>
               <w:spacing w:after="40"/>
-              <w:jc w:val="start"/>
+              <w:jc w:val="right"/>
             </w:pPr>
             <w:r>
               <w:rPr>
@@ -475,7 +475,7 @@
             <w:pPr>
               <w:bidi/>
               <w:spacing w:after="40"/>
-              <w:jc w:val="start"/>
+              <w:jc w:val="right"/>
             </w:pPr>
             <w:r>
               <w:rPr>
@@ -509,7 +509,7 @@
             <w:pPr>
               <w:bidi/>
               <w:spacing w:after="40"/>
-              <w:jc w:val="start"/>
+              <w:jc w:val="right"/>
             </w:pPr>
             <w:r>
               <w:rPr>
@@ -541,7 +541,7 @@
             <w:pPr>
               <w:bidi/>
               <w:spacing w:after="40"/>
-              <w:jc w:val="start"/>
+              <w:jc w:val="right"/>
             </w:pPr>
             <w:r>
               <w:rPr>
@@ -569,7 +569,7 @@
             <w:pPr>
               <w:bidi/>
               <w:spacing w:after="40"/>
-              <w:jc w:val="start"/>
+              <w:jc w:val="right"/>
             </w:pPr>
             <w:r>
               <w:rPr>
@@ -599,7 +599,7 @@
             <w:pPr>
               <w:bidi/>
               <w:spacing w:after="40"/>
-              <w:jc w:val="start"/>
+              <w:jc w:val="right"/>
             </w:pPr>
             <w:r>
               <w:rPr>
@@ -627,7 +627,7 @@
             <w:pPr>
               <w:bidi/>
               <w:spacing w:after="40"/>
-              <w:jc w:val="start"/>
+              <w:jc w:val="right"/>
             </w:pPr>
             <w:r>
               <w:rPr>
@@ -657,7 +657,7 @@
             <w:pPr>
               <w:bidi/>
               <w:spacing w:after="40"/>
-              <w:jc w:val="start"/>
+              <w:jc w:val="right"/>
             </w:pPr>
             <w:r>
               <w:rPr>
@@ -685,7 +685,7 @@
             <w:pPr>
               <w:bidi/>
               <w:spacing w:after="40"/>
-              <w:jc w:val="start"/>
+              <w:jc w:val="right"/>
             </w:pPr>
             <w:r>
               <w:rPr>
@@ -715,7 +715,7 @@
             <w:pPr>
               <w:bidi/>
               <w:spacing w:after="40"/>
-              <w:jc w:val="start"/>
+              <w:jc w:val="right"/>
             </w:pPr>
             <w:r>
               <w:rPr>
@@ -743,7 +743,7 @@
             <w:pPr>
               <w:bidi/>
               <w:spacing w:after="40"/>
-              <w:jc w:val="start"/>
+              <w:jc w:val="right"/>
             </w:pPr>
             <w:r>
               <w:rPr>
@@ -773,7 +773,7 @@
             <w:pPr>
               <w:bidi/>
               <w:spacing w:after="40"/>
-              <w:jc w:val="start"/>
+              <w:jc w:val="right"/>
             </w:pPr>
             <w:r>
               <w:rPr>
@@ -801,7 +801,7 @@
             <w:pPr>
               <w:bidi/>
               <w:spacing w:after="40"/>
-              <w:jc w:val="start"/>
+              <w:jc w:val="right"/>
             </w:pPr>
             <w:r>
               <w:rPr>
@@ -831,7 +831,7 @@
             <w:pPr>
               <w:bidi/>
               <w:spacing w:after="40"/>
-              <w:jc w:val="start"/>
+              <w:jc w:val="right"/>
             </w:pPr>
             <w:r>
               <w:rPr>
@@ -859,7 +859,7 @@
             <w:pPr>
               <w:bidi/>
               <w:spacing w:after="40"/>
-              <w:jc w:val="start"/>
+              <w:jc w:val="right"/>
             </w:pPr>
             <w:r>
               <w:rPr>
@@ -925,7 +925,7 @@
             <w:pPr>
               <w:bidi/>
               <w:spacing w:after="40"/>
-              <w:jc w:val="start"/>
+              <w:jc w:val="right"/>
             </w:pPr>
             <w:r>
               <w:rPr>
@@ -956,7 +956,7 @@
             <w:pPr>
               <w:bidi/>
               <w:spacing w:after="40"/>
-              <w:jc w:val="start"/>
+              <w:jc w:val="right"/>
             </w:pPr>
             <w:r>
               <w:rPr>
@@ -990,7 +990,7 @@
             <w:pPr>
               <w:bidi/>
               <w:spacing w:after="40"/>
-              <w:jc w:val="start"/>
+              <w:jc w:val="right"/>
             </w:pPr>
             <w:r>
               <w:rPr>
@@ -1022,7 +1022,7 @@
             <w:pPr>
               <w:bidi/>
               <w:spacing w:after="40"/>
-              <w:jc w:val="start"/>
+              <w:jc w:val="right"/>
             </w:pPr>
             <w:r>
               <w:rPr>
@@ -1050,7 +1050,7 @@
             <w:pPr>
               <w:bidi/>
               <w:spacing w:after="40"/>
-              <w:jc w:val="start"/>
+              <w:jc w:val="right"/>
             </w:pPr>
             <w:r>
               <w:rPr>
@@ -1080,7 +1080,7 @@
             <w:pPr>
               <w:bidi/>
               <w:spacing w:after="40"/>
-              <w:jc w:val="start"/>
+              <w:jc w:val="right"/>
             </w:pPr>
             <w:r>
               <w:rPr>
@@ -1108,7 +1108,7 @@
             <w:pPr>
               <w:bidi/>
               <w:spacing w:after="40"/>
-              <w:jc w:val="start"/>
+              <w:jc w:val="right"/>
             </w:pPr>
             <w:r>
               <w:rPr>
@@ -1138,7 +1138,7 @@
             <w:pPr>
               <w:bidi/>
               <w:spacing w:after="40"/>
-              <w:jc w:val="start"/>
+              <w:jc w:val="right"/>
             </w:pPr>
             <w:r>
               <w:rPr>
@@ -1166,7 +1166,7 @@
             <w:pPr>
               <w:bidi/>
               <w:spacing w:after="40"/>
-              <w:jc w:val="start"/>
+              <w:jc w:val="right"/>
             </w:pPr>
             <w:r>
               <w:rPr>
@@ -1196,7 +1196,7 @@
             <w:pPr>
               <w:bidi/>
               <w:spacing w:after="40"/>
-              <w:jc w:val="start"/>
+              <w:jc w:val="right"/>
             </w:pPr>
             <w:r>
               <w:rPr>
@@ -1224,7 +1224,7 @@
             <w:pPr>
               <w:bidi/>
               <w:spacing w:after="40"/>
-              <w:jc w:val="start"/>
+              <w:jc w:val="right"/>
             </w:pPr>
             <w:r>
               <w:rPr>
@@ -1254,7 +1254,7 @@
             <w:pPr>
               <w:bidi/>
               <w:spacing w:after="40"/>
-              <w:jc w:val="start"/>
+              <w:jc w:val="right"/>
             </w:pPr>
             <w:r>
               <w:rPr>
@@ -1282,7 +1282,7 @@
             <w:pPr>
               <w:bidi/>
               <w:spacing w:after="40"/>
-              <w:jc w:val="start"/>
+              <w:jc w:val="right"/>
             </w:pPr>
             <w:r>
               <w:rPr>
@@ -1312,7 +1312,7 @@
             <w:pPr>
               <w:bidi/>
               <w:spacing w:after="40"/>
-              <w:jc w:val="start"/>
+              <w:jc w:val="right"/>
             </w:pPr>
             <w:r>
               <w:rPr>
@@ -1340,7 +1340,7 @@
             <w:pPr>
               <w:bidi/>
               <w:spacing w:after="40"/>
-              <w:jc w:val="start"/>
+              <w:jc w:val="right"/>
             </w:pPr>
             <w:r>
               <w:rPr>
@@ -1370,7 +1370,7 @@
             <w:pPr>
               <w:bidi/>
               <w:spacing w:after="40"/>
-              <w:jc w:val="start"/>
+              <w:jc w:val="right"/>
             </w:pPr>
             <w:r>
               <w:rPr>
@@ -1398,7 +1398,7 @@
             <w:pPr>
               <w:bidi/>
               <w:spacing w:after="40"/>
-              <w:jc w:val="start"/>
+              <w:jc w:val="right"/>
             </w:pPr>
             <w:r>
               <w:rPr>
@@ -1428,7 +1428,7 @@
             <w:pPr>
               <w:bidi/>
               <w:spacing w:after="40"/>
-              <w:jc w:val="start"/>
+              <w:jc w:val="right"/>
             </w:pPr>
             <w:r>
               <w:rPr>
@@ -1456,7 +1456,7 @@
             <w:pPr>
               <w:bidi/>
               <w:spacing w:after="40"/>
-              <w:jc w:val="start"/>
+              <w:jc w:val="right"/>
             </w:pPr>
             <w:r>
               <w:rPr>
@@ -1488,7 +1488,7 @@
             <w:pPr>
               <w:bidi/>
               <w:spacing w:after="40"/>
-              <w:jc w:val="start"/>
+              <w:jc w:val="right"/>
             </w:pPr>
             <w:r>
               <w:rPr>
@@ -1520,7 +1520,7 @@
             <w:pPr>
               <w:bidi/>
               <w:spacing w:after="40"/>
-              <w:jc w:val="start"/>
+              <w:jc w:val="right"/>
             </w:pPr>
             <w:r>
               <w:rPr>
@@ -1548,7 +1548,7 @@
             <w:pPr>
               <w:bidi/>
               <w:spacing w:after="40"/>
-              <w:jc w:val="start"/>
+              <w:jc w:val="right"/>
             </w:pPr>
             <w:r>
               <w:rPr>
@@ -1578,7 +1578,7 @@
             <w:pPr>
               <w:bidi/>
               <w:spacing w:after="40"/>
-              <w:jc w:val="start"/>
+              <w:jc w:val="right"/>
             </w:pPr>
             <w:r>
               <w:rPr>
@@ -1606,7 +1606,7 @@
             <w:pPr>
               <w:bidi/>
               <w:spacing w:after="40"/>
-              <w:jc w:val="start"/>
+              <w:jc w:val="right"/>
             </w:pPr>
             <w:r>
               <w:rPr>
@@ -1636,7 +1636,7 @@
             <w:pPr>
               <w:bidi/>
               <w:spacing w:after="40"/>
-              <w:jc w:val="start"/>
+              <w:jc w:val="right"/>
             </w:pPr>
             <w:r>
               <w:rPr>
@@ -1664,7 +1664,7 @@
             <w:pPr>
               <w:bidi/>
               <w:spacing w:after="40"/>
-              <w:jc w:val="start"/>
+              <w:jc w:val="right"/>
             </w:pPr>
             <w:r>
               <w:rPr>
@@ -1694,7 +1694,7 @@
             <w:pPr>
               <w:bidi/>
               <w:spacing w:after="40"/>
-              <w:jc w:val="start"/>
+              <w:jc w:val="right"/>
             </w:pPr>
             <w:r>
               <w:rPr>
@@ -1722,7 +1722,7 @@
             <w:pPr>
               <w:bidi/>
               <w:spacing w:after="40"/>
-              <w:jc w:val="start"/>
+              <w:jc w:val="right"/>
             </w:pPr>
             <w:r>
               <w:rPr>
@@ -1752,7 +1752,7 @@
             <w:pPr>
               <w:bidi/>
               <w:spacing w:after="40"/>
-              <w:jc w:val="start"/>
+              <w:jc w:val="right"/>
             </w:pPr>
             <w:r>
               <w:rPr>
@@ -1780,7 +1780,7 @@
             <w:pPr>
               <w:bidi/>
               <w:spacing w:after="40"/>
-              <w:jc w:val="start"/>
+              <w:jc w:val="right"/>
             </w:pPr>
             <w:r>
               <w:rPr>
@@ -1810,7 +1810,7 @@
             <w:pPr>
               <w:bidi/>
               <w:spacing w:after="40"/>
-              <w:jc w:val="start"/>
+              <w:jc w:val="right"/>
             </w:pPr>
             <w:r>
               <w:rPr>
@@ -1838,7 +1838,7 @@
             <w:pPr>
               <w:bidi/>
               <w:spacing w:after="40"/>
-              <w:jc w:val="start"/>
+              <w:jc w:val="right"/>
             </w:pPr>
             <w:r>
               <w:rPr>
@@ -1868,7 +1868,7 @@
             <w:pPr>
               <w:bidi/>
               <w:spacing w:after="40"/>
-              <w:jc w:val="start"/>
+              <w:jc w:val="right"/>
             </w:pPr>
             <w:r>
               <w:rPr>
@@ -1896,7 +1896,7 @@
             <w:pPr>
               <w:bidi/>
               <w:spacing w:after="40"/>
-              <w:jc w:val="start"/>
+              <w:jc w:val="right"/>
             </w:pPr>
             <w:r>
               <w:rPr>
@@ -1928,7 +1928,7 @@
             <w:pPr>
               <w:bidi/>
               <w:spacing w:after="40"/>
-              <w:jc w:val="start"/>
+              <w:jc w:val="right"/>
             </w:pPr>
             <w:r>
               <w:rPr>
@@ -1960,7 +1960,7 @@
             <w:pPr>
               <w:bidi/>
               <w:spacing w:after="40"/>
-              <w:jc w:val="start"/>
+              <w:jc w:val="right"/>
             </w:pPr>
             <w:r>
               <w:rPr>
@@ -1988,7 +1988,7 @@
             <w:pPr>
               <w:bidi/>
               <w:spacing w:after="40"/>
-              <w:jc w:val="start"/>
+              <w:jc w:val="right"/>
             </w:pPr>
             <w:r>
               <w:rPr>
@@ -2018,7 +2018,7 @@
             <w:pPr>
               <w:bidi/>
               <w:spacing w:after="40"/>
-              <w:jc w:val="start"/>
+              <w:jc w:val="right"/>
             </w:pPr>
             <w:r>
               <w:rPr>
@@ -2046,7 +2046,7 @@
             <w:pPr>
               <w:bidi/>
               <w:spacing w:after="40"/>
-              <w:jc w:val="start"/>
+              <w:jc w:val="right"/>
             </w:pPr>
             <w:r>
               <w:rPr>
@@ -2076,7 +2076,7 @@
             <w:pPr>
               <w:bidi/>
               <w:spacing w:after="40"/>
-              <w:jc w:val="start"/>
+              <w:jc w:val="right"/>
             </w:pPr>
             <w:r>
               <w:rPr>
@@ -2104,7 +2104,7 @@
             <w:pPr>
               <w:bidi/>
               <w:spacing w:after="40"/>
-              <w:jc w:val="start"/>
+              <w:jc w:val="right"/>
             </w:pPr>
             <w:r>
               <w:rPr>
@@ -2134,7 +2134,7 @@
             <w:pPr>
               <w:bidi/>
               <w:spacing w:after="40"/>
-              <w:jc w:val="start"/>
+              <w:jc w:val="right"/>
             </w:pPr>
             <w:r>
               <w:rPr>
@@ -2162,7 +2162,7 @@
             <w:pPr>
               <w:bidi/>
               <w:spacing w:after="40"/>
-              <w:jc w:val="start"/>
+              <w:jc w:val="right"/>
             </w:pPr>
             <w:r>
               <w:rPr>
@@ -2192,7 +2192,7 @@
             <w:pPr>
               <w:bidi/>
               <w:spacing w:after="40"/>
-              <w:jc w:val="start"/>
+              <w:jc w:val="right"/>
             </w:pPr>
             <w:r>
               <w:rPr>
@@ -2220,7 +2220,7 @@
             <w:pPr>
               <w:bidi/>
               <w:spacing w:after="40"/>
-              <w:jc w:val="start"/>
+              <w:jc w:val="right"/>
             </w:pPr>
             <w:r>
               <w:rPr>
@@ -2250,7 +2250,7 @@
             <w:pPr>
               <w:bidi/>
               <w:spacing w:after="40"/>
-              <w:jc w:val="start"/>
+              <w:jc w:val="right"/>
             </w:pPr>
             <w:r>
               <w:rPr>
@@ -2278,7 +2278,7 @@
             <w:pPr>
               <w:bidi/>
               <w:spacing w:after="40"/>
-              <w:jc w:val="start"/>
+              <w:jc w:val="right"/>
             </w:pPr>
             <w:r>
               <w:rPr>
@@ -2344,7 +2344,7 @@
             <w:pPr>
               <w:bidi/>
               <w:spacing w:after="40"/>
-              <w:jc w:val="start"/>
+              <w:jc w:val="right"/>
             </w:pPr>
             <w:r>
               <w:rPr>
@@ -2375,7 +2375,7 @@
             <w:pPr>
               <w:bidi/>
               <w:spacing w:after="40"/>
-              <w:jc w:val="start"/>
+              <w:jc w:val="right"/>
             </w:pPr>
             <w:r>
               <w:rPr>
@@ -2409,7 +2409,7 @@
             <w:pPr>
               <w:bidi/>
               <w:spacing w:after="40"/>
-              <w:jc w:val="start"/>
+              <w:jc w:val="right"/>
             </w:pPr>
             <w:r>
               <w:rPr>
@@ -2441,7 +2441,7 @@
             <w:pPr>
               <w:bidi/>
               <w:spacing w:after="40"/>
-              <w:jc w:val="start"/>
+              <w:jc w:val="right"/>
             </w:pPr>
             <w:r>
               <w:rPr>
@@ -2469,7 +2469,7 @@
             <w:pPr>
               <w:bidi/>
               <w:spacing w:after="40"/>
-              <w:jc w:val="start"/>
+              <w:jc w:val="right"/>
             </w:pPr>
             <w:r>
               <w:rPr>
@@ -2499,7 +2499,7 @@
             <w:pPr>
               <w:bidi/>
               <w:spacing w:after="40"/>
-              <w:jc w:val="start"/>
+              <w:jc w:val="right"/>
             </w:pPr>
             <w:r>
               <w:rPr>
@@ -2527,7 +2527,7 @@
             <w:pPr>
               <w:bidi/>
               <w:spacing w:after="40"/>
-              <w:jc w:val="start"/>
+              <w:jc w:val="right"/>
             </w:pPr>
             <w:r>
               <w:rPr>
@@ -2557,7 +2557,7 @@
             <w:pPr>
               <w:bidi/>
               <w:spacing w:after="40"/>
-              <w:jc w:val="start"/>
+              <w:jc w:val="right"/>
             </w:pPr>
             <w:r>
               <w:rPr>
@@ -2585,7 +2585,7 @@
             <w:pPr>
               <w:bidi/>
               <w:spacing w:after="40"/>
-              <w:jc w:val="start"/>
+              <w:jc w:val="right"/>
             </w:pPr>
             <w:r>
               <w:rPr>
@@ -2615,7 +2615,7 @@
             <w:pPr>
               <w:bidi/>
               <w:spacing w:after="40"/>
-              <w:jc w:val="start"/>
+              <w:jc w:val="right"/>
             </w:pPr>
             <w:r>
               <w:rPr>
@@ -2643,7 +2643,7 @@
             <w:pPr>
               <w:bidi/>
               <w:spacing w:after="40"/>
-              <w:jc w:val="start"/>
+              <w:jc w:val="right"/>
             </w:pPr>
             <w:r>
               <w:rPr>
@@ -2673,7 +2673,7 @@
             <w:pPr>
               <w:bidi/>
               <w:spacing w:after="40"/>
-              <w:jc w:val="start"/>
+              <w:jc w:val="right"/>
             </w:pPr>
             <w:r>
               <w:rPr>
@@ -2701,7 +2701,7 @@
             <w:pPr>
               <w:bidi/>
               <w:spacing w:after="40"/>
-              <w:jc w:val="start"/>
+              <w:jc w:val="right"/>
             </w:pPr>
             <w:r>
               <w:rPr>
@@ -2731,7 +2731,7 @@
             <w:pPr>
               <w:bidi/>
               <w:spacing w:after="40"/>
-              <w:jc w:val="start"/>
+              <w:jc w:val="right"/>
             </w:pPr>
             <w:r>
               <w:rPr>
@@ -2759,7 +2759,7 @@
             <w:pPr>
               <w:bidi/>
               <w:spacing w:after="40"/>
-              <w:jc w:val="start"/>
+              <w:jc w:val="right"/>
             </w:pPr>
             <w:r>
               <w:rPr>
@@ -2789,7 +2789,7 @@
             <w:pPr>
               <w:bidi/>
               <w:spacing w:after="40"/>
-              <w:jc w:val="start"/>
+              <w:jc w:val="right"/>
             </w:pPr>
             <w:r>
               <w:rPr>
@@ -2817,7 +2817,7 @@
             <w:pPr>
               <w:bidi/>
               <w:spacing w:after="40"/>
-              <w:jc w:val="start"/>
+              <w:jc w:val="right"/>
             </w:pPr>
             <w:r>
               <w:rPr>
@@ -2847,7 +2847,7 @@
             <w:pPr>
               <w:bidi/>
               <w:spacing w:after="40"/>
-              <w:jc w:val="start"/>
+              <w:jc w:val="right"/>
             </w:pPr>
             <w:r>
               <w:rPr>
@@ -2875,7 +2875,7 @@
             <w:pPr>
               <w:bidi/>
               <w:spacing w:after="40"/>
-              <w:jc w:val="start"/>
+              <w:jc w:val="right"/>
             </w:pPr>
             <w:r>
               <w:rPr>
@@ -2905,7 +2905,7 @@
             <w:pPr>
               <w:bidi/>
               <w:spacing w:after="40"/>
-              <w:jc w:val="start"/>
+              <w:jc w:val="right"/>
             </w:pPr>
             <w:r>
               <w:rPr>
@@ -2933,7 +2933,7 @@
             <w:pPr>
               <w:bidi/>
               <w:spacing w:after="40"/>
-              <w:jc w:val="start"/>
+              <w:jc w:val="right"/>
             </w:pPr>
             <w:r>
               <w:rPr>
@@ -2963,7 +2963,7 @@
             <w:pPr>
               <w:bidi/>
               <w:spacing w:after="40"/>
-              <w:jc w:val="start"/>
+              <w:jc w:val="right"/>
             </w:pPr>
             <w:r>
               <w:rPr>
@@ -2991,7 +2991,7 @@
             <w:pPr>
               <w:bidi/>
               <w:spacing w:after="40"/>
-              <w:jc w:val="start"/>
+              <w:jc w:val="right"/>
             </w:pPr>
             <w:r>
               <w:rPr>
@@ -3023,7 +3023,7 @@
             <w:pPr>
               <w:bidi/>
               <w:spacing w:after="40"/>
-              <w:jc w:val="start"/>
+              <w:jc w:val="right"/>
             </w:pPr>
             <w:r>
               <w:rPr>
@@ -3055,7 +3055,7 @@
             <w:pPr>
               <w:bidi/>
               <w:spacing w:after="40"/>
-              <w:jc w:val="start"/>
+              <w:jc w:val="right"/>
             </w:pPr>
             <w:r>
               <w:rPr>
@@ -3083,7 +3083,7 @@
             <w:pPr>
               <w:bidi/>
               <w:spacing w:after="40"/>
-              <w:jc w:val="start"/>
+              <w:jc w:val="right"/>
             </w:pPr>
             <w:r>
               <w:rPr>
@@ -3113,7 +3113,7 @@
             <w:pPr>
               <w:bidi/>
               <w:spacing w:after="40"/>
-              <w:jc w:val="start"/>
+              <w:jc w:val="right"/>
             </w:pPr>
             <w:r>
               <w:rPr>
@@ -3141,7 +3141,7 @@
             <w:pPr>
               <w:bidi/>
               <w:spacing w:after="40"/>
-              <w:jc w:val="start"/>
+              <w:jc w:val="right"/>
             </w:pPr>
             <w:r>
               <w:rPr>
@@ -3171,7 +3171,7 @@
             <w:pPr>
               <w:bidi/>
               <w:spacing w:after="40"/>
-              <w:jc w:val="start"/>
+              <w:jc w:val="right"/>
             </w:pPr>
             <w:r>
               <w:rPr>
@@ -3199,7 +3199,7 @@
             <w:pPr>
               <w:bidi/>
               <w:spacing w:after="40"/>
-              <w:jc w:val="start"/>
+              <w:jc w:val="right"/>
             </w:pPr>
             <w:r>
               <w:rPr>
@@ -3229,7 +3229,7 @@
             <w:pPr>
               <w:bidi/>
               <w:spacing w:after="40"/>
-              <w:jc w:val="start"/>
+              <w:jc w:val="right"/>
             </w:pPr>
             <w:r>
               <w:rPr>
@@ -3257,7 +3257,7 @@
             <w:pPr>
               <w:bidi/>
               <w:spacing w:after="40"/>
-              <w:jc w:val="start"/>
+              <w:jc w:val="right"/>
             </w:pPr>
             <w:r>
               <w:rPr>
@@ -3287,7 +3287,7 @@
             <w:pPr>
               <w:bidi/>
               <w:spacing w:after="40"/>
-              <w:jc w:val="start"/>
+              <w:jc w:val="right"/>
             </w:pPr>
             <w:r>
               <w:rPr>
@@ -3315,7 +3315,7 @@
             <w:pPr>
               <w:bidi/>
               <w:spacing w:after="40"/>
-              <w:jc w:val="start"/>
+              <w:jc w:val="right"/>
             </w:pPr>
             <w:r>
               <w:rPr>
@@ -3345,7 +3345,7 @@
             <w:pPr>
               <w:bidi/>
               <w:spacing w:after="40"/>
-              <w:jc w:val="start"/>
+              <w:jc w:val="right"/>
             </w:pPr>
             <w:r>
               <w:rPr>
@@ -3373,7 +3373,7 @@
             <w:pPr>
               <w:bidi/>
               <w:spacing w:after="40"/>
-              <w:jc w:val="start"/>
+              <w:jc w:val="right"/>
             </w:pPr>
             <w:r>
               <w:rPr>
@@ -3403,7 +3403,7 @@
             <w:pPr>
               <w:bidi/>
               <w:spacing w:after="40"/>
-              <w:jc w:val="start"/>
+              <w:jc w:val="right"/>
             </w:pPr>
             <w:r>
               <w:rPr>
@@ -3431,7 +3431,7 @@
             <w:pPr>
               <w:bidi/>
               <w:spacing w:after="40"/>
-              <w:jc w:val="start"/>
+              <w:jc w:val="right"/>
             </w:pPr>
             <w:r>
               <w:rPr>
@@ -3463,7 +3463,7 @@
             <w:pPr>
               <w:bidi/>
               <w:spacing w:after="40"/>
-              <w:jc w:val="start"/>
+              <w:jc w:val="right"/>
             </w:pPr>
             <w:r>
               <w:rPr>
@@ -3495,7 +3495,7 @@
             <w:pPr>
               <w:bidi/>
               <w:spacing w:after="40"/>
-              <w:jc w:val="start"/>
+              <w:jc w:val="right"/>
             </w:pPr>
             <w:r>
               <w:rPr>
@@ -3523,7 +3523,7 @@
             <w:pPr>
               <w:bidi/>
               <w:spacing w:after="40"/>
-              <w:jc w:val="start"/>
+              <w:jc w:val="right"/>
             </w:pPr>
             <w:r>
               <w:rPr>
@@ -3553,7 +3553,7 @@
             <w:pPr>
               <w:bidi/>
               <w:spacing w:after="40"/>
-              <w:jc w:val="start"/>
+              <w:jc w:val="right"/>
             </w:pPr>
             <w:r>
               <w:rPr>
@@ -3581,7 +3581,7 @@
             <w:pPr>
               <w:bidi/>
               <w:spacing w:after="40"/>
-              <w:jc w:val="start"/>
+              <w:jc w:val="right"/>
             </w:pPr>
             <w:r>
               <w:rPr>
@@ -3611,7 +3611,7 @@
             <w:pPr>
               <w:bidi/>
               <w:spacing w:after="40"/>
-              <w:jc w:val="start"/>
+              <w:jc w:val="right"/>
             </w:pPr>
             <w:r>
               <w:rPr>
@@ -3639,7 +3639,7 @@
             <w:pPr>
               <w:bidi/>
               <w:spacing w:after="40"/>
-              <w:jc w:val="start"/>
+              <w:jc w:val="right"/>
             </w:pPr>
             <w:r>
               <w:rPr>
@@ -3669,7 +3669,7 @@
             <w:pPr>
               <w:bidi/>
               <w:spacing w:after="40"/>
-              <w:jc w:val="start"/>
+              <w:jc w:val="right"/>
             </w:pPr>
             <w:r>
               <w:rPr>
@@ -3697,7 +3697,7 @@
             <w:pPr>
               <w:bidi/>
               <w:spacing w:after="40"/>
-              <w:jc w:val="start"/>
+              <w:jc w:val="right"/>
             </w:pPr>
             <w:r>
               <w:rPr>
@@ -3727,7 +3727,7 @@
             <w:pPr>
               <w:bidi/>
               <w:spacing w:after="40"/>
-              <w:jc w:val="start"/>
+              <w:jc w:val="right"/>
             </w:pPr>
             <w:r>
               <w:rPr>
@@ -3755,7 +3755,7 @@
             <w:pPr>
               <w:bidi/>
               <w:spacing w:after="40"/>
-              <w:jc w:val="start"/>
+              <w:jc w:val="right"/>
             </w:pPr>
             <w:r>
               <w:rPr>
@@ -3821,7 +3821,7 @@
             <w:pPr>
               <w:bidi/>
               <w:spacing w:after="40"/>
-              <w:jc w:val="start"/>
+              <w:jc w:val="right"/>
             </w:pPr>
             <w:r>
               <w:rPr>
@@ -3852,7 +3852,7 @@
             <w:pPr>
               <w:bidi/>
               <w:spacing w:after="40"/>
-              <w:jc w:val="start"/>
+              <w:jc w:val="right"/>
             </w:pPr>
             <w:r>
               <w:rPr>
@@ -3886,7 +3886,7 @@
             <w:pPr>
               <w:bidi/>
               <w:spacing w:after="40"/>
-              <w:jc w:val="start"/>
+              <w:jc w:val="right"/>
             </w:pPr>
             <w:r>
               <w:rPr>
@@ -3918,7 +3918,7 @@
             <w:pPr>
               <w:bidi/>
               <w:spacing w:after="40"/>
-              <w:jc w:val="start"/>
+              <w:jc w:val="right"/>
             </w:pPr>
             <w:r>
               <w:rPr>
@@ -3946,7 +3946,7 @@
             <w:pPr>
               <w:bidi/>
               <w:spacing w:after="40"/>
-              <w:jc w:val="start"/>
+              <w:jc w:val="right"/>
             </w:pPr>
             <w:r>
               <w:rPr>
@@ -3976,7 +3976,7 @@
             <w:pPr>
               <w:bidi/>
               <w:spacing w:after="40"/>
-              <w:jc w:val="start"/>
+              <w:jc w:val="right"/>
             </w:pPr>
             <w:r>
               <w:rPr>
@@ -4004,7 +4004,7 @@
             <w:pPr>
               <w:bidi/>
               <w:spacing w:after="40"/>
-              <w:jc w:val="start"/>
+              <w:jc w:val="right"/>
             </w:pPr>
             <w:r>
               <w:rPr>
@@ -4034,7 +4034,7 @@
             <w:pPr>
               <w:bidi/>
               <w:spacing w:after="40"/>
-              <w:jc w:val="start"/>
+              <w:jc w:val="right"/>
             </w:pPr>
             <w:r>
               <w:rPr>
@@ -4062,7 +4062,7 @@
             <w:pPr>
               <w:bidi/>
               <w:spacing w:after="40"/>
-              <w:jc w:val="start"/>
+              <w:jc w:val="right"/>
             </w:pPr>
             <w:r>
               <w:rPr>
@@ -4092,7 +4092,7 @@
             <w:pPr>
               <w:bidi/>
               <w:spacing w:after="40"/>
-              <w:jc w:val="start"/>
+              <w:jc w:val="right"/>
             </w:pPr>
             <w:r>
               <w:rPr>
@@ -4120,7 +4120,7 @@
             <w:pPr>
               <w:bidi/>
               <w:spacing w:after="40"/>
-              <w:jc w:val="start"/>
+              <w:jc w:val="right"/>
             </w:pPr>
             <w:r>
               <w:rPr>
@@ -4150,7 +4150,7 @@
             <w:pPr>
               <w:bidi/>
               <w:spacing w:after="40"/>
-              <w:jc w:val="start"/>
+              <w:jc w:val="right"/>
             </w:pPr>
             <w:r>
               <w:rPr>
@@ -4178,7 +4178,7 @@
             <w:pPr>
               <w:bidi/>
               <w:spacing w:after="40"/>
-              <w:jc w:val="start"/>
+              <w:jc w:val="right"/>
             </w:pPr>
             <w:r>
               <w:rPr>
@@ -4208,7 +4208,7 @@
             <w:pPr>
               <w:bidi/>
               <w:spacing w:after="40"/>
-              <w:jc w:val="start"/>
+              <w:jc w:val="right"/>
             </w:pPr>
             <w:r>
               <w:rPr>
@@ -4236,7 +4236,7 @@
             <w:pPr>
               <w:bidi/>
               <w:spacing w:after="40"/>
-              <w:jc w:val="start"/>
+              <w:jc w:val="right"/>
             </w:pPr>
             <w:r>
               <w:rPr>
@@ -4266,7 +4266,7 @@
             <w:pPr>
               <w:bidi/>
               <w:spacing w:after="40"/>
-              <w:jc w:val="start"/>
+              <w:jc w:val="right"/>
             </w:pPr>
             <w:r>
               <w:rPr>
@@ -4294,7 +4294,7 @@
             <w:pPr>
               <w:bidi/>
               <w:spacing w:after="40"/>
-              <w:jc w:val="start"/>
+              <w:jc w:val="right"/>
             </w:pPr>
             <w:r>
               <w:rPr>
@@ -4324,7 +4324,7 @@
             <w:pPr>
               <w:bidi/>
               <w:spacing w:after="40"/>
-              <w:jc w:val="start"/>
+              <w:jc w:val="right"/>
             </w:pPr>
             <w:r>
               <w:rPr>
@@ -4352,7 +4352,7 @@
             <w:pPr>
               <w:bidi/>
               <w:spacing w:after="40"/>
-              <w:jc w:val="start"/>
+              <w:jc w:val="right"/>
             </w:pPr>
             <w:r>
               <w:rPr>
@@ -4384,7 +4384,7 @@
             <w:pPr>
               <w:bidi/>
               <w:spacing w:after="40"/>
-              <w:jc w:val="start"/>
+              <w:jc w:val="right"/>
             </w:pPr>
             <w:r>
               <w:rPr>
@@ -4416,7 +4416,7 @@
             <w:pPr>
               <w:bidi/>
               <w:spacing w:after="40"/>
-              <w:jc w:val="start"/>
+              <w:jc w:val="right"/>
             </w:pPr>
             <w:r>
               <w:rPr>
@@ -4444,7 +4444,7 @@
             <w:pPr>
               <w:bidi/>
               <w:spacing w:after="40"/>
-              <w:jc w:val="start"/>
+              <w:jc w:val="right"/>
             </w:pPr>
             <w:r>
               <w:rPr>
@@ -4474,7 +4474,7 @@
             <w:pPr>
               <w:bidi/>
               <w:spacing w:after="40"/>
-              <w:jc w:val="start"/>
+              <w:jc w:val="right"/>
             </w:pPr>
             <w:r>
               <w:rPr>
@@ -4502,7 +4502,7 @@
             <w:pPr>
               <w:bidi/>
               <w:spacing w:after="40"/>
-              <w:jc w:val="start"/>
+              <w:jc w:val="right"/>
             </w:pPr>
             <w:r>
               <w:rPr>
@@ -4532,7 +4532,7 @@
             <w:pPr>
               <w:bidi/>
               <w:spacing w:after="40"/>
-              <w:jc w:val="start"/>
+              <w:jc w:val="right"/>
             </w:pPr>
             <w:r>
               <w:rPr>
@@ -4560,7 +4560,7 @@
             <w:pPr>
               <w:bidi/>
               <w:spacing w:after="40"/>
-              <w:jc w:val="start"/>
+              <w:jc w:val="right"/>
             </w:pPr>
             <w:r>
               <w:rPr>
@@ -4590,7 +4590,7 @@
             <w:pPr>
               <w:bidi/>
               <w:spacing w:after="40"/>
-              <w:jc w:val="start"/>
+              <w:jc w:val="right"/>
             </w:pPr>
             <w:r>
               <w:rPr>
@@ -4618,7 +4618,7 @@
             <w:pPr>
               <w:bidi/>
               <w:spacing w:after="40"/>
-              <w:jc w:val="start"/>
+              <w:jc w:val="right"/>
             </w:pPr>
             <w:r>
               <w:rPr>
@@ -4650,7 +4650,7 @@
             <w:pPr>
               <w:bidi/>
               <w:spacing w:after="40"/>
-              <w:jc w:val="start"/>
+              <w:jc w:val="right"/>
             </w:pPr>
             <w:r>
               <w:rPr>
@@ -4682,7 +4682,7 @@
             <w:pPr>
               <w:bidi/>
               <w:spacing w:after="40"/>
-              <w:jc w:val="start"/>
+              <w:jc w:val="right"/>
             </w:pPr>
             <w:r>
               <w:rPr>
@@ -4710,7 +4710,7 @@
             <w:pPr>
               <w:bidi/>
               <w:spacing w:after="40"/>
-              <w:jc w:val="start"/>
+              <w:jc w:val="right"/>
             </w:pPr>
             <w:r>
               <w:rPr>
@@ -4740,7 +4740,7 @@
             <w:pPr>
               <w:bidi/>
               <w:spacing w:after="40"/>
-              <w:jc w:val="start"/>
+              <w:jc w:val="right"/>
             </w:pPr>
             <w:r>
               <w:rPr>
@@ -4768,7 +4768,7 @@
             <w:pPr>
               <w:bidi/>
               <w:spacing w:after="40"/>
-              <w:jc w:val="start"/>
+              <w:jc w:val="right"/>
             </w:pPr>
             <w:r>
               <w:rPr>
@@ -4798,7 +4798,7 @@
             <w:pPr>
               <w:bidi/>
               <w:spacing w:after="40"/>
-              <w:jc w:val="start"/>
+              <w:jc w:val="right"/>
             </w:pPr>
             <w:r>
               <w:rPr>
@@ -4826,7 +4826,7 @@
             <w:pPr>
               <w:bidi/>
               <w:spacing w:after="40"/>
-              <w:jc w:val="start"/>
+              <w:jc w:val="right"/>
             </w:pPr>
             <w:r>
               <w:rPr>
@@ -4892,7 +4892,7 @@
             <w:pPr>
               <w:bidi/>
               <w:spacing w:after="40"/>
-              <w:jc w:val="start"/>
+              <w:jc w:val="right"/>
             </w:pPr>
             <w:r>
               <w:rPr>
@@ -4923,7 +4923,7 @@
             <w:pPr>
               <w:bidi/>
               <w:spacing w:after="40"/>
-              <w:jc w:val="start"/>
+              <w:jc w:val="right"/>
             </w:pPr>
             <w:r>
               <w:rPr>
@@ -4957,7 +4957,7 @@
             <w:pPr>
               <w:bidi/>
               <w:spacing w:after="40"/>
-              <w:jc w:val="start"/>
+              <w:jc w:val="right"/>
             </w:pPr>
             <w:r>
               <w:rPr>
@@ -4989,7 +4989,7 @@
             <w:pPr>
               <w:bidi/>
               <w:spacing w:after="40"/>
-              <w:jc w:val="start"/>
+              <w:jc w:val="right"/>
             </w:pPr>
             <w:r>
               <w:rPr>
@@ -5017,7 +5017,7 @@
             <w:pPr>
               <w:bidi/>
               <w:spacing w:after="40"/>
-              <w:jc w:val="start"/>
+              <w:jc w:val="right"/>
             </w:pPr>
             <w:r>
               <w:rPr>
@@ -5047,7 +5047,7 @@
             <w:pPr>
               <w:bidi/>
               <w:spacing w:after="40"/>
-              <w:jc w:val="start"/>
+              <w:jc w:val="right"/>
             </w:pPr>
             <w:r>
               <w:rPr>
@@ -5075,7 +5075,7 @@
             <w:pPr>
               <w:bidi/>
               <w:spacing w:after="40"/>
-              <w:jc w:val="start"/>
+              <w:jc w:val="right"/>
             </w:pPr>
             <w:r>
               <w:rPr>
@@ -5105,7 +5105,7 @@
             <w:pPr>
               <w:bidi/>
               <w:spacing w:after="40"/>
-              <w:jc w:val="start"/>
+              <w:jc w:val="right"/>
             </w:pPr>
             <w:r>
               <w:rPr>
@@ -5133,7 +5133,7 @@
             <w:pPr>
               <w:bidi/>
               <w:spacing w:after="40"/>
-              <w:jc w:val="start"/>
+              <w:jc w:val="right"/>
             </w:pPr>
             <w:r>
               <w:rPr>
@@ -5163,7 +5163,7 @@
             <w:pPr>
               <w:bidi/>
               <w:spacing w:after="40"/>
-              <w:jc w:val="start"/>
+              <w:jc w:val="right"/>
             </w:pPr>
             <w:r>
               <w:rPr>
@@ -5191,7 +5191,7 @@
             <w:pPr>
               <w:bidi/>
               <w:spacing w:after="40"/>
-              <w:jc w:val="start"/>
+              <w:jc w:val="right"/>
             </w:pPr>
             <w:r>
               <w:rPr>
@@ -5221,7 +5221,7 @@
             <w:pPr>
               <w:bidi/>
               <w:spacing w:after="40"/>
-              <w:jc w:val="start"/>
+              <w:jc w:val="right"/>
             </w:pPr>
             <w:r>
               <w:rPr>
@@ -5249,7 +5249,7 @@
             <w:pPr>
               <w:bidi/>
               <w:spacing w:after="40"/>
-              <w:jc w:val="start"/>
+              <w:jc w:val="right"/>
             </w:pPr>
             <w:r>
               <w:rPr>
@@ -5279,7 +5279,7 @@
             <w:pPr>
               <w:bidi/>
               <w:spacing w:after="40"/>
-              <w:jc w:val="start"/>
+              <w:jc w:val="right"/>
             </w:pPr>
             <w:r>
               <w:rPr>
@@ -5307,7 +5307,7 @@
             <w:pPr>
               <w:bidi/>
               <w:spacing w:after="40"/>
-              <w:jc w:val="start"/>
+              <w:jc w:val="right"/>
             </w:pPr>
             <w:r>
               <w:rPr>
@@ -5337,7 +5337,7 @@
             <w:pPr>
               <w:bidi/>
               <w:spacing w:after="40"/>
-              <w:jc w:val="start"/>
+              <w:jc w:val="right"/>
             </w:pPr>
             <w:r>
               <w:rPr>
@@ -5365,7 +5365,7 @@
             <w:pPr>
               <w:bidi/>
               <w:spacing w:after="40"/>
-              <w:jc w:val="start"/>
+              <w:jc w:val="right"/>
             </w:pPr>
             <w:r>
               <w:rPr>
@@ -5397,7 +5397,7 @@
             <w:pPr>
               <w:bidi/>
               <w:spacing w:after="40"/>
-              <w:jc w:val="start"/>
+              <w:jc w:val="right"/>
             </w:pPr>
             <w:r>
               <w:rPr>
@@ -5429,7 +5429,7 @@
             <w:pPr>
               <w:bidi/>
               <w:spacing w:after="40"/>
-              <w:jc w:val="start"/>
+              <w:jc w:val="right"/>
             </w:pPr>
             <w:r>
               <w:rPr>
@@ -5457,7 +5457,7 @@
             <w:pPr>
               <w:bidi/>
               <w:spacing w:after="40"/>
-              <w:jc w:val="start"/>
+              <w:jc w:val="right"/>
             </w:pPr>
             <w:r>
               <w:rPr>
@@ -5487,7 +5487,7 @@
             <w:pPr>
               <w:bidi/>
               <w:spacing w:after="40"/>
-              <w:jc w:val="start"/>
+              <w:jc w:val="right"/>
             </w:pPr>
             <w:r>
               <w:rPr>
@@ -5515,7 +5515,7 @@
             <w:pPr>
               <w:bidi/>
               <w:spacing w:after="40"/>
-              <w:jc w:val="start"/>
+              <w:jc w:val="right"/>
             </w:pPr>
             <w:r>
               <w:rPr>
@@ -5545,7 +5545,7 @@
             <w:pPr>
               <w:bidi/>
               <w:spacing w:after="40"/>
-              <w:jc w:val="start"/>
+              <w:jc w:val="right"/>
             </w:pPr>
             <w:r>
               <w:rPr>
@@ -5573,7 +5573,7 @@
             <w:pPr>
               <w:bidi/>
               <w:spacing w:after="40"/>
-              <w:jc w:val="start"/>
+              <w:jc w:val="right"/>
             </w:pPr>
             <w:r>
               <w:rPr>
@@ -5603,7 +5603,7 @@
             <w:pPr>
               <w:bidi/>
               <w:spacing w:after="40"/>
-              <w:jc w:val="start"/>
+              <w:jc w:val="right"/>
             </w:pPr>
             <w:r>
               <w:rPr>
@@ -5631,7 +5631,7 @@
             <w:pPr>
               <w:bidi/>
               <w:spacing w:after="40"/>
-              <w:jc w:val="start"/>
+              <w:jc w:val="right"/>
             </w:pPr>
             <w:r>
               <w:rPr>
@@ -5661,7 +5661,7 @@
             <w:pPr>
               <w:bidi/>
               <w:spacing w:after="40"/>
-              <w:jc w:val="start"/>
+              <w:jc w:val="right"/>
             </w:pPr>
             <w:r>
               <w:rPr>
@@ -5689,7 +5689,7 @@
             <w:pPr>
               <w:bidi/>
               <w:spacing w:after="40"/>
-              <w:jc w:val="start"/>
+              <w:jc w:val="right"/>
             </w:pPr>
             <w:r>
               <w:rPr>
@@ -5719,7 +5719,7 @@
             <w:pPr>
               <w:bidi/>
               <w:spacing w:after="40"/>
-              <w:jc w:val="start"/>
+              <w:jc w:val="right"/>
             </w:pPr>
             <w:r>
               <w:rPr>
@@ -5747,7 +5747,7 @@
             <w:pPr>
               <w:bidi/>
               <w:spacing w:after="40"/>
-              <w:jc w:val="start"/>
+              <w:jc w:val="right"/>
             </w:pPr>
             <w:r>
               <w:rPr>
@@ -5777,7 +5777,7 @@
             <w:pPr>
               <w:bidi/>
               <w:spacing w:after="40"/>
-              <w:jc w:val="start"/>
+              <w:jc w:val="right"/>
             </w:pPr>
             <w:r>
               <w:rPr>
@@ -5805,7 +5805,7 @@
             <w:pPr>
               <w:bidi/>
               <w:spacing w:after="40"/>
-              <w:jc w:val="start"/>
+              <w:jc w:val="right"/>
             </w:pPr>
             <w:r>
               <w:rPr>
@@ -5835,7 +5835,7 @@
             <w:pPr>
               <w:bidi/>
               <w:spacing w:after="40"/>
-              <w:jc w:val="start"/>
+              <w:jc w:val="right"/>
             </w:pPr>
             <w:r>
               <w:rPr>
@@ -5863,7 +5863,7 @@
             <w:pPr>
               <w:bidi/>
               <w:spacing w:after="40"/>
-              <w:jc w:val="start"/>
+              <w:jc w:val="right"/>
             </w:pPr>
             <w:r>
               <w:rPr>
@@ -5938,7 +5938,7 @@
             <w:pPr>
               <w:bidi/>
               <w:spacing w:after="40"/>
-              <w:jc w:val="start"/>
+              <w:jc w:val="right"/>
             </w:pPr>
             <w:r>
               <w:rPr>
@@ -5967,7 +5967,7 @@
             <w:pPr>
               <w:bidi/>
               <w:spacing w:after="40"/>
-              <w:jc w:val="start"/>
+              <w:jc w:val="right"/>
             </w:pPr>
             <w:r>
               <w:rPr>
@@ -5997,7 +5997,7 @@
             <w:pPr>
               <w:bidi/>
               <w:spacing w:after="40"/>
-              <w:jc w:val="start"/>
+              <w:jc w:val="right"/>
             </w:pPr>
             <w:r>
               <w:rPr>
@@ -6026,7 +6026,7 @@
             <w:pPr>
               <w:bidi/>
               <w:spacing w:after="40"/>
-              <w:jc w:val="start"/>
+              <w:jc w:val="right"/>
             </w:pPr>
             <w:r>
               <w:rPr>
@@ -6056,7 +6056,7 @@
             <w:pPr>
               <w:bidi/>
               <w:spacing w:after="40"/>
-              <w:jc w:val="start"/>
+              <w:jc w:val="right"/>
             </w:pPr>
             <w:r>
               <w:rPr>
@@ -6085,7 +6085,7 @@
             <w:pPr>
               <w:bidi/>
               <w:spacing w:after="40"/>
-              <w:jc w:val="start"/>
+              <w:jc w:val="right"/>
             </w:pPr>
             <w:r>
               <w:rPr>
@@ -6117,7 +6117,7 @@
             <w:pPr>
               <w:bidi/>
               <w:spacing w:after="40"/>
-              <w:jc w:val="start"/>
+              <w:jc w:val="right"/>
             </w:pPr>
             <w:r>
               <w:rPr>
@@ -6146,7 +6146,7 @@
             <w:pPr>
               <w:bidi/>
               <w:spacing w:after="40"/>
-              <w:jc w:val="start"/>
+              <w:jc w:val="right"/>
             </w:pPr>
             <w:r>
               <w:rPr>
@@ -6176,7 +6176,7 @@
             <w:pPr>
               <w:bidi/>
               <w:spacing w:after="40"/>
-              <w:jc w:val="start"/>
+              <w:jc w:val="right"/>
             </w:pPr>
             <w:r>
               <w:rPr>
@@ -6205,7 +6205,7 @@
             <w:pPr>
               <w:bidi/>
               <w:spacing w:after="40"/>
-              <w:jc w:val="start"/>
+              <w:jc w:val="right"/>
             </w:pPr>
             <w:r>
               <w:rPr>
@@ -6235,7 +6235,7 @@
             <w:pPr>
               <w:bidi/>
               <w:spacing w:after="40"/>
-              <w:jc w:val="start"/>
+              <w:jc w:val="right"/>
             </w:pPr>
             <w:r>
               <w:rPr>
@@ -6264,7 +6264,7 @@
             <w:pPr>
               <w:bidi/>
               <w:spacing w:after="40"/>
-              <w:jc w:val="start"/>
+              <w:jc w:val="right"/>
             </w:pPr>
             <w:r>
               <w:rPr>
@@ -6285,7 +6285,7 @@
       <w:pPr>
         <w:bidi/>
         <w:spacing w:after="60" w:before="0"/>
-        <w:jc w:val="start"/>
+        <w:jc w:val="right"/>
       </w:pPr>
       <w:r>
         <w:rPr>
@@ -6331,7 +6331,7 @@
             <w:pPr>
               <w:bidi/>
               <w:spacing w:after="40"/>
-              <w:jc w:val="start"/>
+              <w:jc w:val="right"/>
             </w:pPr>
             <w:r>
               <w:rPr>
@@ -6460,7 +6460,7 @@
             <w:pPr>
               <w:bidi/>
               <w:spacing w:after="40"/>
-              <w:jc w:val="start"/>
+              <w:jc w:val="right"/>
             </w:pPr>
             <w:r>
               <w:rPr>
@@ -6494,7 +6494,7 @@
             <w:pPr>
               <w:bidi/>
               <w:spacing w:after="40"/>
-              <w:jc w:val="start"/>
+              <w:jc w:val="right"/>
             </w:pPr>
             <w:r>
               <w:rPr>
@@ -6526,7 +6526,7 @@
             <w:pPr>
               <w:bidi/>
               <w:spacing w:after="40"/>
-              <w:jc w:val="start"/>
+              <w:jc w:val="right"/>
             </w:pPr>
             <w:r>
               <w:rPr>
@@ -6610,7 +6610,7 @@
             <w:pPr>
               <w:bidi/>
               <w:spacing w:after="40"/>
-              <w:jc w:val="start"/>
+              <w:jc w:val="right"/>
             </w:pPr>
             <w:r>
               <w:rPr>
@@ -6640,7 +6640,7 @@
             <w:pPr>
               <w:bidi/>
               <w:spacing w:after="40"/>
-              <w:jc w:val="start"/>
+              <w:jc w:val="right"/>
             </w:pPr>
             <w:r>
               <w:rPr>
@@ -6724,7 +6724,7 @@
             <w:pPr>
               <w:bidi/>
               <w:spacing w:after="40"/>
-              <w:jc w:val="start"/>
+              <w:jc w:val="right"/>
             </w:pPr>
             <w:r>
               <w:rPr>
@@ -6754,7 +6754,7 @@
             <w:pPr>
               <w:bidi/>
               <w:spacing w:after="40"/>
-              <w:jc w:val="start"/>
+              <w:jc w:val="right"/>
             </w:pPr>
             <w:r>
               <w:rPr>
@@ -6838,7 +6838,7 @@
             <w:pPr>
               <w:bidi/>
               <w:spacing w:after="40"/>
-              <w:jc w:val="start"/>
+              <w:jc w:val="right"/>
             </w:pPr>
             <w:r>
               <w:rPr>
@@ -6868,7 +6868,7 @@
             <w:pPr>
               <w:bidi/>
               <w:spacing w:after="40"/>
-              <w:jc w:val="start"/>
+              <w:jc w:val="right"/>
             </w:pPr>
             <w:r>
               <w:rPr>
@@ -6952,7 +6952,7 @@
             <w:pPr>
               <w:bidi/>
               <w:spacing w:after="40"/>
-              <w:jc w:val="start"/>
+              <w:jc w:val="right"/>
             </w:pPr>
             <w:r>
               <w:rPr>
@@ -6982,7 +6982,7 @@
             <w:pPr>
               <w:bidi/>
               <w:spacing w:after="40"/>
-              <w:jc w:val="start"/>
+              <w:jc w:val="right"/>
             </w:pPr>
             <w:r>
               <w:rPr>
@@ -7066,7 +7066,7 @@
             <w:pPr>
               <w:bidi/>
               <w:spacing w:after="40"/>
-              <w:jc w:val="start"/>
+              <w:jc w:val="right"/>
             </w:pPr>
             <w:r>
               <w:rPr>
@@ -7096,7 +7096,7 @@
             <w:pPr>
               <w:bidi/>
               <w:spacing w:after="40"/>
-              <w:jc w:val="start"/>
+              <w:jc w:val="right"/>
             </w:pPr>
             <w:r>
               <w:rPr>
@@ -7180,7 +7180,7 @@
             <w:pPr>
               <w:bidi/>
               <w:spacing w:after="40"/>
-              <w:jc w:val="start"/>
+              <w:jc w:val="right"/>
             </w:pPr>
             <w:r>
               <w:rPr>
@@ -7210,7 +7210,7 @@
             <w:pPr>
               <w:bidi/>
               <w:spacing w:after="40"/>
-              <w:jc w:val="start"/>
+              <w:jc w:val="right"/>
             </w:pPr>
             <w:r>
               <w:rPr>
@@ -7294,7 +7294,7 @@
             <w:pPr>
               <w:bidi/>
               <w:spacing w:after="40"/>
-              <w:jc w:val="start"/>
+              <w:jc w:val="right"/>
             </w:pPr>
             <w:r>
               <w:rPr>
@@ -7324,7 +7324,7 @@
             <w:pPr>
               <w:bidi/>
               <w:spacing w:after="40"/>
-              <w:jc w:val="start"/>
+              <w:jc w:val="right"/>
             </w:pPr>
             <w:r>
               <w:rPr>
@@ -7408,7 +7408,7 @@
             <w:pPr>
               <w:bidi/>
               <w:spacing w:after="40"/>
-              <w:jc w:val="start"/>
+              <w:jc w:val="right"/>
             </w:pPr>
             <w:r>
               <w:rPr>
@@ -7438,7 +7438,7 @@
             <w:pPr>
               <w:bidi/>
               <w:spacing w:after="40"/>
-              <w:jc w:val="start"/>
+              <w:jc w:val="right"/>
             </w:pPr>
             <w:r>
               <w:rPr>
@@ -7522,7 +7522,7 @@
             <w:pPr>
               <w:bidi/>
               <w:spacing w:after="40"/>
-              <w:jc w:val="start"/>
+              <w:jc w:val="right"/>
             </w:pPr>
             <w:r>
               <w:rPr>
@@ -7554,7 +7554,7 @@
             <w:pPr>
               <w:bidi/>
               <w:spacing w:after="40"/>
-              <w:jc w:val="start"/>
+              <w:jc w:val="right"/>
             </w:pPr>
             <w:r>
               <w:rPr>
@@ -7586,7 +7586,7 @@
             <w:pPr>
               <w:bidi/>
               <w:spacing w:after="40"/>
-              <w:jc w:val="start"/>
+              <w:jc w:val="right"/>
             </w:pPr>
             <w:r>
               <w:rPr>
@@ -7670,7 +7670,7 @@
             <w:pPr>
               <w:bidi/>
               <w:spacing w:after="40"/>
-              <w:jc w:val="start"/>
+              <w:jc w:val="right"/>
             </w:pPr>
             <w:r>
               <w:rPr>
@@ -7700,7 +7700,7 @@
             <w:pPr>
               <w:bidi/>
               <w:spacing w:after="40"/>
-              <w:jc w:val="start"/>
+              <w:jc w:val="right"/>
             </w:pPr>
             <w:r>
               <w:rPr>
@@ -7784,7 +7784,7 @@
             <w:pPr>
               <w:bidi/>
               <w:spacing w:after="40"/>
-              <w:jc w:val="start"/>
+              <w:jc w:val="right"/>
             </w:pPr>
             <w:r>
               <w:rPr>
@@ -7814,7 +7814,7 @@
             <w:pPr>
               <w:bidi/>
               <w:spacing w:after="40"/>
-              <w:jc w:val="start"/>
+              <w:jc w:val="right"/>
             </w:pPr>
             <w:r>
               <w:rPr>
@@ -7898,7 +7898,7 @@
             <w:pPr>
               <w:bidi/>
               <w:spacing w:after="40"/>
-              <w:jc w:val="start"/>
+              <w:jc w:val="right"/>
             </w:pPr>
             <w:r>
               <w:rPr>
@@ -7930,7 +7930,7 @@
             <w:pPr>
               <w:bidi/>
               <w:spacing w:after="40"/>
-              <w:jc w:val="start"/>
+              <w:jc w:val="right"/>
             </w:pPr>
             <w:r>
               <w:rPr>
@@ -7962,7 +7962,7 @@
             <w:pPr>
               <w:bidi/>
               <w:spacing w:after="40"/>
-              <w:jc w:val="start"/>
+              <w:jc w:val="right"/>
             </w:pPr>
             <w:r>
               <w:rPr>
@@ -8046,7 +8046,7 @@
             <w:pPr>
               <w:bidi/>
               <w:spacing w:after="40"/>
-              <w:jc w:val="start"/>
+              <w:jc w:val="right"/>
             </w:pPr>
             <w:r>
               <w:rPr>
@@ -8076,7 +8076,7 @@
             <w:pPr>
               <w:bidi/>
               <w:spacing w:after="40"/>
-              <w:jc w:val="start"/>
+              <w:jc w:val="right"/>
             </w:pPr>
             <w:r>
               <w:rPr>
@@ -8160,7 +8160,7 @@
             <w:pPr>
               <w:bidi/>
               <w:spacing w:after="40"/>
-              <w:jc w:val="start"/>
+              <w:jc w:val="right"/>
             </w:pPr>
             <w:r>
               <w:rPr>
@@ -8190,7 +8190,7 @@
             <w:pPr>
               <w:bidi/>
               <w:spacing w:after="40"/>
-              <w:jc w:val="start"/>
+              <w:jc w:val="right"/>
             </w:pPr>
             <w:r>
               <w:rPr>
@@ -8274,7 +8274,7 @@
             <w:pPr>
               <w:bidi/>
               <w:spacing w:after="40"/>
-              <w:jc w:val="start"/>
+              <w:jc w:val="right"/>
             </w:pPr>
             <w:r>
               <w:rPr>
@@ -8304,7 +8304,7 @@
             <w:pPr>
               <w:bidi/>
               <w:spacing w:after="40"/>
-              <w:jc w:val="start"/>
+              <w:jc w:val="right"/>
             </w:pPr>
             <w:r>
               <w:rPr>
@@ -8388,7 +8388,7 @@
             <w:pPr>
               <w:bidi/>
               <w:spacing w:after="40"/>
-              <w:jc w:val="start"/>
+              <w:jc w:val="right"/>
             </w:pPr>
             <w:r>
               <w:rPr>
@@ -8420,7 +8420,7 @@
             <w:pPr>
               <w:bidi/>
               <w:spacing w:after="40"/>
-              <w:jc w:val="start"/>
+              <w:jc w:val="right"/>
             </w:pPr>
             <w:r>
               <w:rPr>
@@ -8452,7 +8452,7 @@
             <w:pPr>
               <w:bidi/>
               <w:spacing w:after="40"/>
-              <w:jc w:val="start"/>
+              <w:jc w:val="right"/>
             </w:pPr>
             <w:r>
               <w:rPr>
@@ -8536,7 +8536,7 @@
             <w:pPr>
               <w:bidi/>
               <w:spacing w:after="40"/>
-              <w:jc w:val="start"/>
+              <w:jc w:val="right"/>
             </w:pPr>
             <w:r>
               <w:rPr>
@@ -8566,7 +8566,7 @@
             <w:pPr>
               <w:bidi/>
               <w:spacing w:after="40"/>
-              <w:jc w:val="start"/>
+              <w:jc w:val="right"/>
             </w:pPr>
             <w:r>
               <w:rPr>
@@ -8650,7 +8650,7 @@
             <w:pPr>
               <w:bidi/>
               <w:spacing w:after="40"/>
-              <w:jc w:val="start"/>
+              <w:jc w:val="right"/>
             </w:pPr>
             <w:r>
               <w:rPr>
@@ -8680,7 +8680,7 @@
             <w:pPr>
               <w:bidi/>
               <w:spacing w:after="40"/>
-              <w:jc w:val="start"/>
+              <w:jc w:val="right"/>
             </w:pPr>
             <w:r>
               <w:rPr>
@@ -8764,7 +8764,7 @@
             <w:pPr>
               <w:bidi/>
               <w:spacing w:after="40"/>
-              <w:jc w:val="start"/>
+              <w:jc w:val="right"/>
             </w:pPr>
             <w:r>
               <w:rPr>
@@ -8794,7 +8794,7 @@
             <w:pPr>
               <w:bidi/>
               <w:spacing w:after="40"/>
-              <w:jc w:val="start"/>
+              <w:jc w:val="right"/>
             </w:pPr>
             <w:r>
               <w:rPr>
@@ -8878,7 +8878,7 @@
             <w:pPr>
               <w:bidi/>
               <w:spacing w:after="40"/>
-              <w:jc w:val="start"/>
+              <w:jc w:val="right"/>
             </w:pPr>
             <w:r>
               <w:rPr>
@@ -8908,7 +8908,7 @@
             <w:pPr>
               <w:bidi/>
               <w:spacing w:after="40"/>
-              <w:jc w:val="start"/>
+              <w:jc w:val="right"/>
             </w:pPr>
             <w:r>
               <w:rPr>
@@ -8992,7 +8992,7 @@
             <w:pPr>
               <w:bidi/>
               <w:spacing w:after="40"/>
-              <w:jc w:val="start"/>
+              <w:jc w:val="right"/>
             </w:pPr>
             <w:r>
               <w:rPr>
@@ -9022,7 +9022,7 @@
             <w:pPr>
               <w:bidi/>
               <w:spacing w:after="40"/>
-              <w:jc w:val="start"/>
+              <w:jc w:val="right"/>
             </w:pPr>
             <w:r>
               <w:rPr>
@@ -9106,7 +9106,7 @@
             <w:pPr>
               <w:bidi/>
               <w:spacing w:after="40"/>
-              <w:jc w:val="start"/>
+              <w:jc w:val="right"/>
             </w:pPr>
             <w:r>
               <w:rPr>
@@ -9142,7 +9142,7 @@
       <w:pPr>
         <w:bidi/>
         <w:spacing w:after="120" w:before="0"/>
-        <w:jc w:val="start"/>
+        <w:jc w:val="right"/>
       </w:pPr>
       <w:r>
         <w:rPr>
@@ -9156,7 +9156,7 @@
       <w:pPr>
         <w:bidi/>
         <w:spacing w:after="120" w:before="0"/>
-        <w:jc w:val="start"/>
+        <w:jc w:val="right"/>
       </w:pPr>
       <w:r>
         <w:rPr>
@@ -9170,7 +9170,7 @@
       <w:pPr>
         <w:bidi/>
         <w:spacing w:after="120" w:before="0"/>
-        <w:jc w:val="start"/>
+        <w:jc w:val="right"/>
       </w:pPr>
       <w:r>
         <w:rPr>
@@ -9184,7 +9184,7 @@
       <w:pPr>
         <w:bidi/>
         <w:spacing w:after="120" w:before="0"/>
-        <w:jc w:val="start"/>
+        <w:jc w:val="right"/>
       </w:pPr>
       <w:r>
         <w:rPr>
@@ -9221,7 +9221,7 @@
       <w:pPr>
         <w:bidi/>
         <w:spacing w:after="120" w:before="0"/>
-        <w:jc w:val="start"/>
+        <w:jc w:val="right"/>
       </w:pPr>
       <w:r>
         <w:rPr>
@@ -9237,7 +9237,7 @@
       <w:pPr>
         <w:bidi/>
         <w:spacing w:after="100" w:before="0"/>
-        <w:jc w:val="start"/>
+        <w:jc w:val="right"/>
       </w:pPr>
       <w:r>
         <w:rPr>
@@ -9449,7 +9449,7 @@
             <w:pPr>
               <w:bidi/>
               <w:spacing w:after="40"/>
-              <w:jc w:val="start"/>
+              <w:jc w:val="right"/>
             </w:pPr>
             <w:r>
               <w:rPr>
@@ -9483,7 +9483,7 @@
             <w:pPr>
               <w:bidi/>
               <w:spacing w:after="40"/>
-              <w:jc w:val="start"/>
+              <w:jc w:val="right"/>
             </w:pPr>
             <w:r>
               <w:rPr>
@@ -9515,7 +9515,7 @@
             <w:pPr>
               <w:bidi/>
               <w:spacing w:after="40"/>
-              <w:jc w:val="start"/>
+              <w:jc w:val="right"/>
             </w:pPr>
             <w:r>
               <w:rPr>
@@ -9543,7 +9543,7 @@
             <w:pPr>
               <w:bidi/>
               <w:spacing w:after="40"/>
-              <w:jc w:val="start"/>
+              <w:jc w:val="right"/>
             </w:pPr>
             <w:r>
               <w:rPr>
@@ -9601,7 +9601,7 @@
             <w:pPr>
               <w:bidi/>
               <w:spacing w:after="40"/>
-              <w:jc w:val="start"/>
+              <w:jc w:val="right"/>
             </w:pPr>
             <w:r>
               <w:rPr>
@@ -9631,7 +9631,7 @@
             <w:pPr>
               <w:bidi/>
               <w:spacing w:after="40"/>
-              <w:jc w:val="start"/>
+              <w:jc w:val="right"/>
             </w:pPr>
             <w:r>
               <w:rPr>
@@ -9659,7 +9659,7 @@
             <w:pPr>
               <w:bidi/>
               <w:spacing w:after="40"/>
-              <w:jc w:val="start"/>
+              <w:jc w:val="right"/>
             </w:pPr>
             <w:r>
               <w:rPr>
@@ -9717,7 +9717,7 @@
             <w:pPr>
               <w:bidi/>
               <w:spacing w:after="40"/>
-              <w:jc w:val="start"/>
+              <w:jc w:val="right"/>
             </w:pPr>
             <w:r>
               <w:rPr>
@@ -9747,7 +9747,7 @@
             <w:pPr>
               <w:bidi/>
               <w:spacing w:after="40"/>
-              <w:jc w:val="start"/>
+              <w:jc w:val="right"/>
             </w:pPr>
             <w:r>
               <w:rPr>
@@ -9775,7 +9775,7 @@
             <w:pPr>
               <w:bidi/>
               <w:spacing w:after="40"/>
-              <w:jc w:val="start"/>
+              <w:jc w:val="right"/>
             </w:pPr>
             <w:r>
               <w:rPr>
@@ -9833,7 +9833,7 @@
             <w:pPr>
               <w:bidi/>
               <w:spacing w:after="40"/>
-              <w:jc w:val="start"/>
+              <w:jc w:val="right"/>
             </w:pPr>
             <w:r>
               <w:rPr>
@@ -9863,7 +9863,7 @@
             <w:pPr>
               <w:bidi/>
               <w:spacing w:after="40"/>
-              <w:jc w:val="start"/>
+              <w:jc w:val="right"/>
             </w:pPr>
             <w:r>
               <w:rPr>
@@ -9891,7 +9891,7 @@
             <w:pPr>
               <w:bidi/>
               <w:spacing w:after="40"/>
-              <w:jc w:val="start"/>
+              <w:jc w:val="right"/>
             </w:pPr>
             <w:r>
               <w:rPr>
@@ -9949,7 +9949,7 @@
             <w:pPr>
               <w:bidi/>
               <w:spacing w:after="40"/>
-              <w:jc w:val="start"/>
+              <w:jc w:val="right"/>
             </w:pPr>
             <w:r>
               <w:rPr>
@@ -9981,7 +9981,7 @@
             <w:pPr>
               <w:bidi/>
               <w:spacing w:after="40"/>
-              <w:jc w:val="start"/>
+              <w:jc w:val="right"/>
             </w:pPr>
             <w:r>
               <w:rPr>
@@ -10013,7 +10013,7 @@
             <w:pPr>
               <w:bidi/>
               <w:spacing w:after="40"/>
-              <w:jc w:val="start"/>
+              <w:jc w:val="right"/>
             </w:pPr>
             <w:r>
               <w:rPr>
@@ -10041,7 +10041,7 @@
             <w:pPr>
               <w:bidi/>
               <w:spacing w:after="40"/>
-              <w:jc w:val="start"/>
+              <w:jc w:val="right"/>
             </w:pPr>
             <w:r>
               <w:rPr>
@@ -10099,7 +10099,7 @@
             <w:pPr>
               <w:bidi/>
               <w:spacing w:after="40"/>
-              <w:jc w:val="start"/>
+              <w:jc w:val="right"/>
             </w:pPr>
             <w:r>
               <w:rPr>
@@ -10129,7 +10129,7 @@
             <w:pPr>
               <w:bidi/>
               <w:spacing w:after="40"/>
-              <w:jc w:val="start"/>
+              <w:jc w:val="right"/>
             </w:pPr>
             <w:r>
               <w:rPr>
@@ -10157,7 +10157,7 @@
             <w:pPr>
               <w:bidi/>
               <w:spacing w:after="40"/>
-              <w:jc w:val="start"/>
+              <w:jc w:val="right"/>
             </w:pPr>
             <w:r>
               <w:rPr>
@@ -10215,7 +10215,7 @@
             <w:pPr>
               <w:bidi/>
               <w:spacing w:after="40"/>
-              <w:jc w:val="start"/>
+              <w:jc w:val="right"/>
             </w:pPr>
             <w:r>
               <w:rPr>
@@ -10245,7 +10245,7 @@
             <w:pPr>
               <w:bidi/>
               <w:spacing w:after="40"/>
-              <w:jc w:val="start"/>
+              <w:jc w:val="right"/>
             </w:pPr>
             <w:r>
               <w:rPr>
@@ -10273,7 +10273,7 @@
             <w:pPr>
               <w:bidi/>
               <w:spacing w:after="40"/>
-              <w:jc w:val="start"/>
+              <w:jc w:val="right"/>
             </w:pPr>
             <w:r>
               <w:rPr>
@@ -10331,7 +10331,7 @@
             <w:pPr>
               <w:bidi/>
               <w:spacing w:after="40"/>
-              <w:jc w:val="start"/>
+              <w:jc w:val="right"/>
             </w:pPr>
             <w:r>
               <w:rPr>
@@ -10361,7 +10361,7 @@
             <w:pPr>
               <w:bidi/>
               <w:spacing w:after="40"/>
-              <w:jc w:val="start"/>
+              <w:jc w:val="right"/>
             </w:pPr>
             <w:r>
               <w:rPr>
@@ -10389,7 +10389,7 @@
             <w:pPr>
               <w:bidi/>
               <w:spacing w:after="40"/>
-              <w:jc w:val="start"/>
+              <w:jc w:val="right"/>
             </w:pPr>
             <w:r>
               <w:rPr>
@@ -10447,7 +10447,7 @@
             <w:pPr>
               <w:bidi/>
               <w:spacing w:after="40"/>
-              <w:jc w:val="start"/>
+              <w:jc w:val="right"/>
             </w:pPr>
             <w:r>
               <w:rPr>
@@ -10466,7 +10466,7 @@
       <w:pPr>
         <w:bidi/>
         <w:spacing w:after="120" w:before="80"/>
-        <w:jc w:val="start"/>
+        <w:jc w:val="right"/>
       </w:pPr>
       <w:r>
         <w:rPr>
@@ -10678,7 +10678,7 @@
             <w:pPr>
               <w:bidi/>
               <w:spacing w:after="40"/>
-              <w:jc w:val="start"/>
+              <w:jc w:val="right"/>
             </w:pPr>
             <w:r>
               <w:rPr>
@@ -10712,7 +10712,7 @@
             <w:pPr>
               <w:bidi/>
               <w:spacing w:after="40"/>
-              <w:jc w:val="start"/>
+              <w:jc w:val="right"/>
             </w:pPr>
             <w:r>
               <w:rPr>
@@ -10744,7 +10744,7 @@
             <w:pPr>
               <w:bidi/>
               <w:spacing w:after="40"/>
-              <w:jc w:val="start"/>
+              <w:jc w:val="right"/>
             </w:pPr>
             <w:r>
               <w:rPr>
@@ -10772,7 +10772,7 @@
             <w:pPr>
               <w:bidi/>
               <w:spacing w:after="40"/>
-              <w:jc w:val="start"/>
+              <w:jc w:val="right"/>
             </w:pPr>
             <w:r>
               <w:rPr>
@@ -10830,7 +10830,7 @@
             <w:pPr>
               <w:bidi/>
               <w:spacing w:after="40"/>
-              <w:jc w:val="start"/>
+              <w:jc w:val="right"/>
             </w:pPr>
             <w:r>
               <w:rPr>
@@ -10860,7 +10860,7 @@
             <w:pPr>
               <w:bidi/>
               <w:spacing w:after="40"/>
-              <w:jc w:val="start"/>
+              <w:jc w:val="right"/>
             </w:pPr>
             <w:r>
               <w:rPr>
@@ -10888,7 +10888,7 @@
             <w:pPr>
               <w:bidi/>
               <w:spacing w:after="40"/>
-              <w:jc w:val="start"/>
+              <w:jc w:val="right"/>
             </w:pPr>
             <w:r>
               <w:rPr>
@@ -10946,7 +10946,7 @@
             <w:pPr>
               <w:bidi/>
               <w:spacing w:after="40"/>
-              <w:jc w:val="start"/>
+              <w:jc w:val="right"/>
             </w:pPr>
             <w:r>
               <w:rPr>
@@ -10976,7 +10976,7 @@
             <w:pPr>
               <w:bidi/>
               <w:spacing w:after="40"/>
-              <w:jc w:val="start"/>
+              <w:jc w:val="right"/>
             </w:pPr>
             <w:r>
               <w:rPr>
@@ -11004,7 +11004,7 @@
             <w:pPr>
               <w:bidi/>
               <w:spacing w:after="40"/>
-              <w:jc w:val="start"/>
+              <w:jc w:val="right"/>
             </w:pPr>
             <w:r>
               <w:rPr>
@@ -11062,7 +11062,7 @@
             <w:pPr>
               <w:bidi/>
               <w:spacing w:after="40"/>
-              <w:jc w:val="start"/>
+              <w:jc w:val="right"/>
             </w:pPr>
             <w:r>
               <w:rPr>
@@ -11092,7 +11092,7 @@
             <w:pPr>
               <w:bidi/>
               <w:spacing w:after="40"/>
-              <w:jc w:val="start"/>
+              <w:jc w:val="right"/>
             </w:pPr>
             <w:r>
               <w:rPr>
@@ -11120,7 +11120,7 @@
             <w:pPr>
               <w:bidi/>
               <w:spacing w:after="40"/>
-              <w:jc w:val="start"/>
+              <w:jc w:val="right"/>
             </w:pPr>
             <w:r>
               <w:rPr>
@@ -11178,7 +11178,7 @@
             <w:pPr>
               <w:bidi/>
               <w:spacing w:after="40"/>
-              <w:jc w:val="start"/>
+              <w:jc w:val="right"/>
             </w:pPr>
             <w:r>
               <w:rPr>
@@ -11208,7 +11208,7 @@
             <w:pPr>
               <w:bidi/>
               <w:spacing w:after="40"/>
-              <w:jc w:val="start"/>
+              <w:jc w:val="right"/>
             </w:pPr>
             <w:r>
               <w:rPr>
@@ -11236,7 +11236,7 @@
             <w:pPr>
               <w:bidi/>
               <w:spacing w:after="40"/>
-              <w:jc w:val="start"/>
+              <w:jc w:val="right"/>
             </w:pPr>
             <w:r>
               <w:rPr>
@@ -11294,7 +11294,7 @@
             <w:pPr>
               <w:bidi/>
               <w:spacing w:after="40"/>
-              <w:jc w:val="start"/>
+              <w:jc w:val="right"/>
             </w:pPr>
             <w:r>
               <w:rPr>
@@ -11324,7 +11324,7 @@
             <w:pPr>
               <w:bidi/>
               <w:spacing w:after="40"/>
-              <w:jc w:val="start"/>
+              <w:jc w:val="right"/>
             </w:pPr>
             <w:r>
               <w:rPr>
@@ -11352,7 +11352,7 @@
             <w:pPr>
               <w:bidi/>
               <w:spacing w:after="40"/>
-              <w:jc w:val="start"/>
+              <w:jc w:val="right"/>
             </w:pPr>
             <w:r>
               <w:rPr>
@@ -11410,7 +11410,7 @@
             <w:pPr>
               <w:bidi/>
               <w:spacing w:after="40"/>
-              <w:jc w:val="start"/>
+              <w:jc w:val="right"/>
             </w:pPr>
             <w:r>
               <w:rPr>
@@ -11440,7 +11440,7 @@
             <w:pPr>
               <w:bidi/>
               <w:spacing w:after="40"/>
-              <w:jc w:val="start"/>
+              <w:jc w:val="right"/>
             </w:pPr>
             <w:r>
               <w:rPr>
@@ -11468,7 +11468,7 @@
             <w:pPr>
               <w:bidi/>
               <w:spacing w:after="40"/>
-              <w:jc w:val="start"/>
+              <w:jc w:val="right"/>
             </w:pPr>
             <w:r>
               <w:rPr>
@@ -11526,7 +11526,7 @@
             <w:pPr>
               <w:bidi/>
               <w:spacing w:after="40"/>
-              <w:jc w:val="start"/>
+              <w:jc w:val="right"/>
             </w:pPr>
             <w:r>
               <w:rPr>
@@ -11556,7 +11556,7 @@
             <w:pPr>
               <w:bidi/>
               <w:spacing w:after="40"/>
-              <w:jc w:val="start"/>
+              <w:jc w:val="right"/>
             </w:pPr>
             <w:r>
               <w:rPr>
@@ -11584,7 +11584,7 @@
             <w:pPr>
               <w:bidi/>
               <w:spacing w:after="40"/>
-              <w:jc w:val="start"/>
+              <w:jc w:val="right"/>
             </w:pPr>
             <w:r>
               <w:rPr>
@@ -11642,7 +11642,7 @@
             <w:pPr>
               <w:bidi/>
               <w:spacing w:after="40"/>
-              <w:jc w:val="start"/>
+              <w:jc w:val="right"/>
             </w:pPr>
             <w:r>
               <w:rPr>
@@ -11674,7 +11674,7 @@
             <w:pPr>
               <w:bidi/>
               <w:spacing w:after="40"/>
-              <w:jc w:val="start"/>
+              <w:jc w:val="right"/>
             </w:pPr>
             <w:r>
               <w:rPr>
@@ -11706,7 +11706,7 @@
             <w:pPr>
               <w:bidi/>
               <w:spacing w:after="40"/>
-              <w:jc w:val="start"/>
+              <w:jc w:val="right"/>
             </w:pPr>
             <w:r>
               <w:rPr>
@@ -11734,7 +11734,7 @@
             <w:pPr>
               <w:bidi/>
               <w:spacing w:after="40"/>
-              <w:jc w:val="start"/>
+              <w:jc w:val="right"/>
             </w:pPr>
             <w:r>
               <w:rPr>
@@ -11792,7 +11792,7 @@
             <w:pPr>
               <w:bidi/>
               <w:spacing w:after="40"/>
-              <w:jc w:val="start"/>
+              <w:jc w:val="right"/>
             </w:pPr>
             <w:r>
               <w:rPr>
@@ -11822,7 +11822,7 @@
             <w:pPr>
               <w:bidi/>
               <w:spacing w:after="40"/>
-              <w:jc w:val="start"/>
+              <w:jc w:val="right"/>
             </w:pPr>
             <w:r>
               <w:rPr>
@@ -11850,7 +11850,7 @@
             <w:pPr>
               <w:bidi/>
               <w:spacing w:after="40"/>
-              <w:jc w:val="start"/>
+              <w:jc w:val="right"/>
             </w:pPr>
             <w:r>
               <w:rPr>
@@ -11908,7 +11908,7 @@
             <w:pPr>
               <w:bidi/>
               <w:spacing w:after="40"/>
-              <w:jc w:val="start"/>
+              <w:jc w:val="right"/>
             </w:pPr>
             <w:r>
               <w:rPr>
@@ -11938,7 +11938,7 @@
             <w:pPr>
               <w:bidi/>
               <w:spacing w:after="40"/>
-              <w:jc w:val="start"/>
+              <w:jc w:val="right"/>
             </w:pPr>
             <w:r>
               <w:rPr>
@@ -11966,7 +11966,7 @@
             <w:pPr>
               <w:bidi/>
               <w:spacing w:after="40"/>
-              <w:jc w:val="start"/>
+              <w:jc w:val="right"/>
             </w:pPr>
             <w:r>
               <w:rPr>
@@ -12024,7 +12024,7 @@
             <w:pPr>
               <w:bidi/>
               <w:spacing w:after="40"/>
-              <w:jc w:val="start"/>
+              <w:jc w:val="right"/>
             </w:pPr>
             <w:r>
               <w:rPr>
@@ -12054,7 +12054,7 @@
             <w:pPr>
               <w:bidi/>
               <w:spacing w:after="40"/>
-              <w:jc w:val="start"/>
+              <w:jc w:val="right"/>
             </w:pPr>
             <w:r>
               <w:rPr>
@@ -12082,7 +12082,7 @@
             <w:pPr>
               <w:bidi/>
               <w:spacing w:after="40"/>
-              <w:jc w:val="start"/>
+              <w:jc w:val="right"/>
             </w:pPr>
             <w:r>
               <w:rPr>
@@ -12140,7 +12140,7 @@
             <w:pPr>
               <w:bidi/>
               <w:spacing w:after="40"/>
-              <w:jc w:val="start"/>
+              <w:jc w:val="right"/>
             </w:pPr>
             <w:r>
               <w:rPr>
@@ -12170,7 +12170,7 @@
             <w:pPr>
               <w:bidi/>
               <w:spacing w:after="40"/>
-              <w:jc w:val="start"/>
+              <w:jc w:val="right"/>
             </w:pPr>
             <w:r>
               <w:rPr>
@@ -12198,7 +12198,7 @@
             <w:pPr>
               <w:bidi/>
               <w:spacing w:after="40"/>
-              <w:jc w:val="start"/>
+              <w:jc w:val="right"/>
             </w:pPr>
             <w:r>
               <w:rPr>
@@ -12256,7 +12256,7 @@
             <w:pPr>
               <w:bidi/>
               <w:spacing w:after="40"/>
-              <w:jc w:val="start"/>
+              <w:jc w:val="right"/>
             </w:pPr>
             <w:r>
               <w:rPr>
@@ -12286,7 +12286,7 @@
             <w:pPr>
               <w:bidi/>
               <w:spacing w:after="40"/>
-              <w:jc w:val="start"/>
+              <w:jc w:val="right"/>
             </w:pPr>
             <w:r>
               <w:rPr>
@@ -12314,7 +12314,7 @@
             <w:pPr>
               <w:bidi/>
               <w:spacing w:after="40"/>
-              <w:jc w:val="start"/>
+              <w:jc w:val="right"/>
             </w:pPr>
             <w:r>
               <w:rPr>
@@ -12372,7 +12372,7 @@
             <w:pPr>
               <w:bidi/>
               <w:spacing w:after="40"/>
-              <w:jc w:val="start"/>
+              <w:jc w:val="right"/>
             </w:pPr>
             <w:r>
               <w:rPr>
@@ -12404,7 +12404,7 @@
             <w:pPr>
               <w:bidi/>
               <w:spacing w:after="40"/>
-              <w:jc w:val="start"/>
+              <w:jc w:val="right"/>
             </w:pPr>
             <w:r>
               <w:rPr>
@@ -12436,7 +12436,7 @@
             <w:pPr>
               <w:bidi/>
               <w:spacing w:after="40"/>
-              <w:jc w:val="start"/>
+              <w:jc w:val="right"/>
             </w:pPr>
             <w:r>
               <w:rPr>
@@ -12464,7 +12464,7 @@
             <w:pPr>
               <w:bidi/>
               <w:spacing w:after="40"/>
-              <w:jc w:val="start"/>
+              <w:jc w:val="right"/>
             </w:pPr>
             <w:r>
               <w:rPr>
@@ -12522,7 +12522,7 @@
             <w:pPr>
               <w:bidi/>
               <w:spacing w:after="40"/>
-              <w:jc w:val="start"/>
+              <w:jc w:val="right"/>
             </w:pPr>
             <w:r>
               <w:rPr>
@@ -12552,7 +12552,7 @@
             <w:pPr>
               <w:bidi/>
               <w:spacing w:after="40"/>
-              <w:jc w:val="start"/>
+              <w:jc w:val="right"/>
             </w:pPr>
             <w:r>
               <w:rPr>
@@ -12580,7 +12580,7 @@
             <w:pPr>
               <w:bidi/>
               <w:spacing w:after="40"/>
-              <w:jc w:val="start"/>
+              <w:jc w:val="right"/>
             </w:pPr>
             <w:r>
               <w:rPr>
@@ -12638,7 +12638,7 @@
             <w:pPr>
               <w:bidi/>
               <w:spacing w:after="40"/>
-              <w:jc w:val="start"/>
+              <w:jc w:val="right"/>
             </w:pPr>
             <w:r>
               <w:rPr>
@@ -12668,7 +12668,7 @@
             <w:pPr>
               <w:bidi/>
               <w:spacing w:after="40"/>
-              <w:jc w:val="start"/>
+              <w:jc w:val="right"/>
             </w:pPr>
             <w:r>
               <w:rPr>
@@ -12696,7 +12696,7 @@
             <w:pPr>
               <w:bidi/>
               <w:spacing w:after="40"/>
-              <w:jc w:val="start"/>
+              <w:jc w:val="right"/>
             </w:pPr>
             <w:r>
               <w:rPr>
@@ -12754,7 +12754,7 @@
             <w:pPr>
               <w:bidi/>
               <w:spacing w:after="40"/>
-              <w:jc w:val="start"/>
+              <w:jc w:val="right"/>
             </w:pPr>
             <w:r>
               <w:rPr>
@@ -12773,7 +12773,7 @@
       <w:pPr>
         <w:bidi/>
         <w:spacing w:after="120" w:before="80"/>
-        <w:jc w:val="start"/>
+        <w:jc w:val="right"/>
       </w:pPr>
       <w:r>
         <w:rPr>
@@ -12985,7 +12985,7 @@
             <w:pPr>
               <w:bidi/>
               <w:spacing w:after="40"/>
-              <w:jc w:val="start"/>
+              <w:jc w:val="right"/>
             </w:pPr>
             <w:r>
               <w:rPr>
@@ -13019,7 +13019,7 @@
             <w:pPr>
               <w:bidi/>
               <w:spacing w:after="40"/>
-              <w:jc w:val="start"/>
+              <w:jc w:val="right"/>
             </w:pPr>
             <w:r>
               <w:rPr>
@@ -13051,7 +13051,7 @@
             <w:pPr>
               <w:bidi/>
               <w:spacing w:after="40"/>
-              <w:jc w:val="start"/>
+              <w:jc w:val="right"/>
             </w:pPr>
             <w:r>
               <w:rPr>
@@ -13079,7 +13079,7 @@
             <w:pPr>
               <w:bidi/>
               <w:spacing w:after="40"/>
-              <w:jc w:val="start"/>
+              <w:jc w:val="right"/>
             </w:pPr>
             <w:r>
               <w:rPr>
@@ -13137,7 +13137,7 @@
             <w:pPr>
               <w:bidi/>
               <w:spacing w:after="40"/>
-              <w:jc w:val="start"/>
+              <w:jc w:val="right"/>
             </w:pPr>
             <w:r>
               <w:rPr>
@@ -13167,7 +13167,7 @@
             <w:pPr>
               <w:bidi/>
               <w:spacing w:after="40"/>
-              <w:jc w:val="start"/>
+              <w:jc w:val="right"/>
             </w:pPr>
             <w:r>
               <w:rPr>
@@ -13195,7 +13195,7 @@
             <w:pPr>
               <w:bidi/>
               <w:spacing w:after="40"/>
-              <w:jc w:val="start"/>
+              <w:jc w:val="right"/>
             </w:pPr>
             <w:r>
               <w:rPr>
@@ -13253,7 +13253,7 @@
             <w:pPr>
               <w:bidi/>
               <w:spacing w:after="40"/>
-              <w:jc w:val="start"/>
+              <w:jc w:val="right"/>
             </w:pPr>
             <w:r>
               <w:rPr>
@@ -13283,7 +13283,7 @@
             <w:pPr>
               <w:bidi/>
               <w:spacing w:after="40"/>
-              <w:jc w:val="start"/>
+              <w:jc w:val="right"/>
             </w:pPr>
             <w:r>
               <w:rPr>
@@ -13311,7 +13311,7 @@
             <w:pPr>
               <w:bidi/>
               <w:spacing w:after="40"/>
-              <w:jc w:val="start"/>
+              <w:jc w:val="right"/>
             </w:pPr>
             <w:r>
               <w:rPr>
@@ -13369,7 +13369,7 @@
             <w:pPr>
               <w:bidi/>
               <w:spacing w:after="40"/>
-              <w:jc w:val="start"/>
+              <w:jc w:val="right"/>
             </w:pPr>
             <w:r>
               <w:rPr>
@@ -13399,7 +13399,7 @@
             <w:pPr>
               <w:bidi/>
               <w:spacing w:after="40"/>
-              <w:jc w:val="start"/>
+              <w:jc w:val="right"/>
             </w:pPr>
             <w:r>
               <w:rPr>
@@ -13427,7 +13427,7 @@
             <w:pPr>
               <w:bidi/>
               <w:spacing w:after="40"/>
-              <w:jc w:val="start"/>
+              <w:jc w:val="right"/>
             </w:pPr>
             <w:r>
               <w:rPr>
@@ -13485,7 +13485,7 @@
             <w:pPr>
               <w:bidi/>
               <w:spacing w:after="40"/>
-              <w:jc w:val="start"/>
+              <w:jc w:val="right"/>
             </w:pPr>
             <w:r>
               <w:rPr>
@@ -13515,7 +13515,7 @@
             <w:pPr>
               <w:bidi/>
               <w:spacing w:after="40"/>
-              <w:jc w:val="start"/>
+              <w:jc w:val="right"/>
             </w:pPr>
             <w:r>
               <w:rPr>
@@ -13543,7 +13543,7 @@
             <w:pPr>
               <w:bidi/>
               <w:spacing w:after="40"/>
-              <w:jc w:val="start"/>
+              <w:jc w:val="right"/>
             </w:pPr>
             <w:r>
               <w:rPr>
@@ -13601,7 +13601,7 @@
             <w:pPr>
               <w:bidi/>
               <w:spacing w:after="40"/>
-              <w:jc w:val="start"/>
+              <w:jc w:val="right"/>
             </w:pPr>
             <w:r>
               <w:rPr>
@@ -13631,7 +13631,7 @@
             <w:pPr>
               <w:bidi/>
               <w:spacing w:after="40"/>
-              <w:jc w:val="start"/>
+              <w:jc w:val="right"/>
             </w:pPr>
             <w:r>
               <w:rPr>
@@ -13659,7 +13659,7 @@
             <w:pPr>
               <w:bidi/>
               <w:spacing w:after="40"/>
-              <w:jc w:val="start"/>
+              <w:jc w:val="right"/>
             </w:pPr>
             <w:r>
               <w:rPr>
@@ -13717,7 +13717,7 @@
             <w:pPr>
               <w:bidi/>
               <w:spacing w:after="40"/>
-              <w:jc w:val="start"/>
+              <w:jc w:val="right"/>
             </w:pPr>
             <w:r>
               <w:rPr>
@@ -13747,7 +13747,7 @@
             <w:pPr>
               <w:bidi/>
               <w:spacing w:after="40"/>
-              <w:jc w:val="start"/>
+              <w:jc w:val="right"/>
             </w:pPr>
             <w:r>
               <w:rPr>
@@ -13775,7 +13775,7 @@
             <w:pPr>
               <w:bidi/>
               <w:spacing w:after="40"/>
-              <w:jc w:val="start"/>
+              <w:jc w:val="right"/>
             </w:pPr>
             <w:r>
               <w:rPr>
@@ -13833,7 +13833,7 @@
             <w:pPr>
               <w:bidi/>
               <w:spacing w:after="40"/>
-              <w:jc w:val="start"/>
+              <w:jc w:val="right"/>
             </w:pPr>
             <w:r>
               <w:rPr>
@@ -13863,7 +13863,7 @@
             <w:pPr>
               <w:bidi/>
               <w:spacing w:after="40"/>
-              <w:jc w:val="start"/>
+              <w:jc w:val="right"/>
             </w:pPr>
             <w:r>
               <w:rPr>
@@ -13891,7 +13891,7 @@
             <w:pPr>
               <w:bidi/>
               <w:spacing w:after="40"/>
-              <w:jc w:val="start"/>
+              <w:jc w:val="right"/>
             </w:pPr>
             <w:r>
               <w:rPr>
@@ -13949,7 +13949,7 @@
             <w:pPr>
               <w:bidi/>
               <w:spacing w:after="40"/>
-              <w:jc w:val="start"/>
+              <w:jc w:val="right"/>
             </w:pPr>
             <w:r>
               <w:rPr>
@@ -13979,7 +13979,7 @@
             <w:pPr>
               <w:bidi/>
               <w:spacing w:after="40"/>
-              <w:jc w:val="start"/>
+              <w:jc w:val="right"/>
             </w:pPr>
             <w:r>
               <w:rPr>
@@ -14007,7 +14007,7 @@
             <w:pPr>
               <w:bidi/>
               <w:spacing w:after="40"/>
-              <w:jc w:val="start"/>
+              <w:jc w:val="right"/>
             </w:pPr>
             <w:r>
               <w:rPr>
@@ -14065,7 +14065,7 @@
             <w:pPr>
               <w:bidi/>
               <w:spacing w:after="40"/>
-              <w:jc w:val="start"/>
+              <w:jc w:val="right"/>
             </w:pPr>
             <w:r>
               <w:rPr>
@@ -14095,7 +14095,7 @@
             <w:pPr>
               <w:bidi/>
               <w:spacing w:after="40"/>
-              <w:jc w:val="start"/>
+              <w:jc w:val="right"/>
             </w:pPr>
             <w:r>
               <w:rPr>
@@ -14123,7 +14123,7 @@
             <w:pPr>
               <w:bidi/>
               <w:spacing w:after="40"/>
-              <w:jc w:val="start"/>
+              <w:jc w:val="right"/>
             </w:pPr>
             <w:r>
               <w:rPr>
@@ -14181,7 +14181,7 @@
             <w:pPr>
               <w:bidi/>
               <w:spacing w:after="40"/>
-              <w:jc w:val="start"/>
+              <w:jc w:val="right"/>
             </w:pPr>
             <w:r>
               <w:rPr>
@@ -14211,7 +14211,7 @@
             <w:pPr>
               <w:bidi/>
               <w:spacing w:after="40"/>
-              <w:jc w:val="start"/>
+              <w:jc w:val="right"/>
             </w:pPr>
             <w:r>
               <w:rPr>
@@ -14239,7 +14239,7 @@
             <w:pPr>
               <w:bidi/>
               <w:spacing w:after="40"/>
-              <w:jc w:val="start"/>
+              <w:jc w:val="right"/>
             </w:pPr>
             <w:r>
               <w:rPr>
@@ -14297,7 +14297,7 @@
             <w:pPr>
               <w:bidi/>
               <w:spacing w:after="40"/>
-              <w:jc w:val="start"/>
+              <w:jc w:val="right"/>
             </w:pPr>
             <w:r>
               <w:rPr>
@@ -14327,7 +14327,7 @@
             <w:pPr>
               <w:bidi/>
               <w:spacing w:after="40"/>
-              <w:jc w:val="start"/>
+              <w:jc w:val="right"/>
             </w:pPr>
             <w:r>
               <w:rPr>
@@ -14355,7 +14355,7 @@
             <w:pPr>
               <w:bidi/>
               <w:spacing w:after="40"/>
-              <w:jc w:val="start"/>
+              <w:jc w:val="right"/>
             </w:pPr>
             <w:r>
               <w:rPr>
@@ -14413,7 +14413,7 @@
             <w:pPr>
               <w:bidi/>
               <w:spacing w:after="40"/>
-              <w:jc w:val="start"/>
+              <w:jc w:val="right"/>
             </w:pPr>
             <w:r>
               <w:rPr>
@@ -14443,7 +14443,7 @@
             <w:pPr>
               <w:bidi/>
               <w:spacing w:after="40"/>
-              <w:jc w:val="start"/>
+              <w:jc w:val="right"/>
             </w:pPr>
             <w:r>
               <w:rPr>
@@ -14471,7 +14471,7 @@
             <w:pPr>
               <w:bidi/>
               <w:spacing w:after="40"/>
-              <w:jc w:val="start"/>
+              <w:jc w:val="right"/>
             </w:pPr>
             <w:r>
               <w:rPr>
@@ -14529,7 +14529,7 @@
             <w:pPr>
               <w:bidi/>
               <w:spacing w:after="40"/>
-              <w:jc w:val="start"/>
+              <w:jc w:val="right"/>
             </w:pPr>
             <w:r>
               <w:rPr>
@@ -14559,7 +14559,7 @@
             <w:pPr>
               <w:bidi/>
               <w:spacing w:after="40"/>
-              <w:jc w:val="start"/>
+              <w:jc w:val="right"/>
             </w:pPr>
             <w:r>
               <w:rPr>
@@ -14587,7 +14587,7 @@
             <w:pPr>
               <w:bidi/>
               <w:spacing w:after="40"/>
-              <w:jc w:val="start"/>
+              <w:jc w:val="right"/>
             </w:pPr>
             <w:r>
               <w:rPr>
@@ -14645,7 +14645,7 @@
             <w:pPr>
               <w:bidi/>
               <w:spacing w:after="40"/>
-              <w:jc w:val="start"/>
+              <w:jc w:val="right"/>
             </w:pPr>
             <w:r>
               <w:rPr>
@@ -14675,7 +14675,7 @@
             <w:pPr>
               <w:bidi/>
               <w:spacing w:after="40"/>
-              <w:jc w:val="start"/>
+              <w:jc w:val="right"/>
             </w:pPr>
             <w:r>
               <w:rPr>
@@ -14703,7 +14703,7 @@
             <w:pPr>
               <w:bidi/>
               <w:spacing w:after="40"/>
-              <w:jc w:val="start"/>
+              <w:jc w:val="right"/>
             </w:pPr>
             <w:r>
               <w:rPr>
@@ -14761,7 +14761,7 @@
             <w:pPr>
               <w:bidi/>
               <w:spacing w:after="40"/>
-              <w:jc w:val="start"/>
+              <w:jc w:val="right"/>
             </w:pPr>
             <w:r>
               <w:rPr>
@@ -14780,7 +14780,7 @@
       <w:pPr>
         <w:bidi/>
         <w:spacing w:after="120" w:before="80"/>
-        <w:jc w:val="start"/>
+        <w:jc w:val="right"/>
       </w:pPr>
       <w:r>
         <w:rPr>
@@ -14992,7 +14992,7 @@
             <w:pPr>
               <w:bidi/>
               <w:spacing w:after="40"/>
-              <w:jc w:val="start"/>
+              <w:jc w:val="right"/>
             </w:pPr>
             <w:r>
               <w:rPr>
@@ -15026,7 +15026,7 @@
             <w:pPr>
               <w:bidi/>
               <w:spacing w:after="40"/>
-              <w:jc w:val="start"/>
+              <w:jc w:val="right"/>
             </w:pPr>
             <w:r>
               <w:rPr>
@@ -15058,7 +15058,7 @@
             <w:pPr>
               <w:bidi/>
               <w:spacing w:after="40"/>
-              <w:jc w:val="start"/>
+              <w:jc w:val="right"/>
             </w:pPr>
             <w:r>
               <w:rPr>
@@ -15086,7 +15086,7 @@
             <w:pPr>
               <w:bidi/>
               <w:spacing w:after="40"/>
-              <w:jc w:val="start"/>
+              <w:jc w:val="right"/>
             </w:pPr>
             <w:r>
               <w:rPr>
@@ -15144,7 +15144,7 @@
             <w:pPr>
               <w:bidi/>
               <w:spacing w:after="40"/>
-              <w:jc w:val="start"/>
+              <w:jc w:val="right"/>
             </w:pPr>
             <w:r>
               <w:rPr>
@@ -15174,7 +15174,7 @@
             <w:pPr>
               <w:bidi/>
               <w:spacing w:after="40"/>
-              <w:jc w:val="start"/>
+              <w:jc w:val="right"/>
             </w:pPr>
             <w:r>
               <w:rPr>
@@ -15202,7 +15202,7 @@
             <w:pPr>
               <w:bidi/>
               <w:spacing w:after="40"/>
-              <w:jc w:val="start"/>
+              <w:jc w:val="right"/>
             </w:pPr>
             <w:r>
               <w:rPr>
@@ -15260,7 +15260,7 @@
             <w:pPr>
               <w:bidi/>
               <w:spacing w:after="40"/>
-              <w:jc w:val="start"/>
+              <w:jc w:val="right"/>
             </w:pPr>
             <w:r>
               <w:rPr>
@@ -15290,7 +15290,7 @@
             <w:pPr>
               <w:bidi/>
               <w:spacing w:after="40"/>
-              <w:jc w:val="start"/>
+              <w:jc w:val="right"/>
             </w:pPr>
             <w:r>
               <w:rPr>
@@ -15318,7 +15318,7 @@
             <w:pPr>
               <w:bidi/>
               <w:spacing w:after="40"/>
-              <w:jc w:val="start"/>
+              <w:jc w:val="right"/>
             </w:pPr>
             <w:r>
               <w:rPr>
@@ -15376,7 +15376,7 @@
             <w:pPr>
               <w:bidi/>
               <w:spacing w:after="40"/>
-              <w:jc w:val="start"/>
+              <w:jc w:val="right"/>
             </w:pPr>
             <w:r>
               <w:rPr>
@@ -15406,7 +15406,7 @@
             <w:pPr>
               <w:bidi/>
               <w:spacing w:after="40"/>
-              <w:jc w:val="start"/>
+              <w:jc w:val="right"/>
             </w:pPr>
             <w:r>
               <w:rPr>
@@ -15434,7 +15434,7 @@
             <w:pPr>
               <w:bidi/>
               <w:spacing w:after="40"/>
-              <w:jc w:val="start"/>
+              <w:jc w:val="right"/>
             </w:pPr>
             <w:r>
               <w:rPr>
@@ -15492,7 +15492,7 @@
             <w:pPr>
               <w:bidi/>
               <w:spacing w:after="40"/>
-              <w:jc w:val="start"/>
+              <w:jc w:val="right"/>
             </w:pPr>
             <w:r>
               <w:rPr>
@@ -15522,7 +15522,7 @@
             <w:pPr>
               <w:bidi/>
               <w:spacing w:after="40"/>
-              <w:jc w:val="start"/>
+              <w:jc w:val="right"/>
             </w:pPr>
             <w:r>
               <w:rPr>
@@ -15550,7 +15550,7 @@
             <w:pPr>
               <w:bidi/>
               <w:spacing w:after="40"/>
-              <w:jc w:val="start"/>
+              <w:jc w:val="right"/>
             </w:pPr>
             <w:r>
               <w:rPr>
@@ -15608,7 +15608,7 @@
             <w:pPr>
               <w:bidi/>
               <w:spacing w:after="40"/>
-              <w:jc w:val="start"/>
+              <w:jc w:val="right"/>
             </w:pPr>
             <w:r>
               <w:rPr>
@@ -15638,7 +15638,7 @@
             <w:pPr>
               <w:bidi/>
               <w:spacing w:after="40"/>
-              <w:jc w:val="start"/>
+              <w:jc w:val="right"/>
             </w:pPr>
             <w:r>
               <w:rPr>
@@ -15666,7 +15666,7 @@
             <w:pPr>
               <w:bidi/>
               <w:spacing w:after="40"/>
-              <w:jc w:val="start"/>
+              <w:jc w:val="right"/>
             </w:pPr>
             <w:r>
               <w:rPr>
@@ -15724,7 +15724,7 @@
             <w:pPr>
               <w:bidi/>
               <w:spacing w:after="40"/>
-              <w:jc w:val="start"/>
+              <w:jc w:val="right"/>
             </w:pPr>
             <w:r>
               <w:rPr>
@@ -15754,7 +15754,7 @@
             <w:pPr>
               <w:bidi/>
               <w:spacing w:after="40"/>
-              <w:jc w:val="start"/>
+              <w:jc w:val="right"/>
             </w:pPr>
             <w:r>
               <w:rPr>
@@ -15782,7 +15782,7 @@
             <w:pPr>
               <w:bidi/>
               <w:spacing w:after="40"/>
-              <w:jc w:val="start"/>
+              <w:jc w:val="right"/>
             </w:pPr>
             <w:r>
               <w:rPr>
@@ -15840,7 +15840,7 @@
             <w:pPr>
               <w:bidi/>
               <w:spacing w:after="40"/>
-              <w:jc w:val="start"/>
+              <w:jc w:val="right"/>
             </w:pPr>
             <w:r>
               <w:rPr>
@@ -15870,7 +15870,7 @@
             <w:pPr>
               <w:bidi/>
               <w:spacing w:after="40"/>
-              <w:jc w:val="start"/>
+              <w:jc w:val="right"/>
             </w:pPr>
             <w:r>
               <w:rPr>
@@ -15898,7 +15898,7 @@
             <w:pPr>
               <w:bidi/>
               <w:spacing w:after="40"/>
-              <w:jc w:val="start"/>
+              <w:jc w:val="right"/>
             </w:pPr>
             <w:r>
               <w:rPr>
@@ -15956,7 +15956,7 @@
             <w:pPr>
               <w:bidi/>
               <w:spacing w:after="40"/>
-              <w:jc w:val="start"/>
+              <w:jc w:val="right"/>
             </w:pPr>
             <w:r>
               <w:rPr>
@@ -15986,7 +15986,7 @@
             <w:pPr>
               <w:bidi/>
               <w:spacing w:after="40"/>
-              <w:jc w:val="start"/>
+              <w:jc w:val="right"/>
             </w:pPr>
             <w:r>
               <w:rPr>
@@ -16014,7 +16014,7 @@
             <w:pPr>
               <w:bidi/>
               <w:spacing w:after="40"/>
-              <w:jc w:val="start"/>
+              <w:jc w:val="right"/>
             </w:pPr>
             <w:r>
               <w:rPr>
@@ -16072,7 +16072,7 @@
             <w:pPr>
               <w:bidi/>
               <w:spacing w:after="40"/>
-              <w:jc w:val="start"/>
+              <w:jc w:val="right"/>
             </w:pPr>
             <w:r>
               <w:rPr>
@@ -16102,7 +16102,7 @@
             <w:pPr>
               <w:bidi/>
               <w:spacing w:after="40"/>
-              <w:jc w:val="start"/>
+              <w:jc w:val="right"/>
             </w:pPr>
             <w:r>
               <w:rPr>
@@ -16130,7 +16130,7 @@
             <w:pPr>
               <w:bidi/>
               <w:spacing w:after="40"/>
-              <w:jc w:val="start"/>
+              <w:jc w:val="right"/>
             </w:pPr>
             <w:r>
               <w:rPr>
@@ -16188,7 +16188,7 @@
             <w:pPr>
               <w:bidi/>
               <w:spacing w:after="40"/>
-              <w:jc w:val="start"/>
+              <w:jc w:val="right"/>
             </w:pPr>
             <w:r>
               <w:rPr>
@@ -16218,7 +16218,7 @@
             <w:pPr>
               <w:bidi/>
               <w:spacing w:after="40"/>
-              <w:jc w:val="start"/>
+              <w:jc w:val="right"/>
             </w:pPr>
             <w:r>
               <w:rPr>
@@ -16246,7 +16246,7 @@
             <w:pPr>
               <w:bidi/>
               <w:spacing w:after="40"/>
-              <w:jc w:val="start"/>
+              <w:jc w:val="right"/>
             </w:pPr>
             <w:r>
               <w:rPr>
@@ -16304,7 +16304,7 @@
             <w:pPr>
               <w:bidi/>
               <w:spacing w:after="40"/>
-              <w:jc w:val="start"/>
+              <w:jc w:val="right"/>
             </w:pPr>
             <w:r>
               <w:rPr>
@@ -16334,7 +16334,7 @@
             <w:pPr>
               <w:bidi/>
               <w:spacing w:after="40"/>
-              <w:jc w:val="start"/>
+              <w:jc w:val="right"/>
             </w:pPr>
             <w:r>
               <w:rPr>
@@ -16362,7 +16362,7 @@
             <w:pPr>
               <w:bidi/>
               <w:spacing w:after="40"/>
-              <w:jc w:val="start"/>
+              <w:jc w:val="right"/>
             </w:pPr>
             <w:r>
               <w:rPr>
@@ -16420,7 +16420,7 @@
             <w:pPr>
               <w:bidi/>
               <w:spacing w:after="40"/>
-              <w:jc w:val="start"/>
+              <w:jc w:val="right"/>
             </w:pPr>
             <w:r>
               <w:rPr>
@@ -16450,7 +16450,7 @@
             <w:pPr>
               <w:bidi/>
               <w:spacing w:after="40"/>
-              <w:jc w:val="start"/>
+              <w:jc w:val="right"/>
             </w:pPr>
             <w:r>
               <w:rPr>
@@ -16478,7 +16478,7 @@
             <w:pPr>
               <w:bidi/>
               <w:spacing w:after="40"/>
-              <w:jc w:val="start"/>
+              <w:jc w:val="right"/>
             </w:pPr>
             <w:r>
               <w:rPr>
@@ -16536,7 +16536,7 @@
             <w:pPr>
               <w:bidi/>
               <w:spacing w:after="40"/>
-              <w:jc w:val="start"/>
+              <w:jc w:val="right"/>
             </w:pPr>
             <w:r>
               <w:rPr>
@@ -16566,7 +16566,7 @@
             <w:pPr>
               <w:bidi/>
               <w:spacing w:after="40"/>
-              <w:jc w:val="start"/>
+              <w:jc w:val="right"/>
             </w:pPr>
             <w:r>
               <w:rPr>
@@ -16594,7 +16594,7 @@
             <w:pPr>
               <w:bidi/>
               <w:spacing w:after="40"/>
-              <w:jc w:val="start"/>
+              <w:jc w:val="right"/>
             </w:pPr>
             <w:r>
               <w:rPr>
@@ -16652,7 +16652,7 @@
             <w:pPr>
               <w:bidi/>
               <w:spacing w:after="40"/>
-              <w:jc w:val="start"/>
+              <w:jc w:val="right"/>
             </w:pPr>
             <w:r>
               <w:rPr>
@@ -16682,7 +16682,7 @@
             <w:pPr>
               <w:bidi/>
               <w:spacing w:after="40"/>
-              <w:jc w:val="start"/>
+              <w:jc w:val="right"/>
             </w:pPr>
             <w:r>
               <w:rPr>
@@ -16710,7 +16710,7 @@
             <w:pPr>
               <w:bidi/>
               <w:spacing w:after="40"/>
-              <w:jc w:val="start"/>
+              <w:jc w:val="right"/>
             </w:pPr>
             <w:r>
               <w:rPr>
@@ -16768,7 +16768,7 @@
             <w:pPr>
               <w:bidi/>
               <w:spacing w:after="40"/>
-              <w:jc w:val="start"/>
+              <w:jc w:val="right"/>
             </w:pPr>
             <w:r>
               <w:rPr>
@@ -16798,7 +16798,7 @@
             <w:pPr>
               <w:bidi/>
               <w:spacing w:after="40"/>
-              <w:jc w:val="start"/>
+              <w:jc w:val="right"/>
             </w:pPr>
             <w:r>
               <w:rPr>
@@ -16826,7 +16826,7 @@
             <w:pPr>
               <w:bidi/>
               <w:spacing w:after="40"/>
-              <w:jc w:val="start"/>
+              <w:jc w:val="right"/>
             </w:pPr>
             <w:r>
               <w:rPr>
@@ -16884,7 +16884,7 @@
             <w:pPr>
               <w:bidi/>
               <w:spacing w:after="40"/>
-              <w:jc w:val="start"/>
+              <w:jc w:val="right"/>
             </w:pPr>
             <w:r>
               <w:rPr>
@@ -16903,7 +16903,7 @@
       <w:pPr>
         <w:bidi/>
         <w:spacing w:after="120" w:before="80"/>
-        <w:jc w:val="start"/>
+        <w:jc w:val="right"/>
       </w:pPr>
       <w:r>
         <w:rPr>
@@ -17115,7 +17115,7 @@
             <w:pPr>
               <w:bidi/>
               <w:spacing w:after="40"/>
-              <w:jc w:val="start"/>
+              <w:jc w:val="right"/>
             </w:pPr>
             <w:r>
               <w:rPr>
@@ -17149,7 +17149,7 @@
             <w:pPr>
               <w:bidi/>
               <w:spacing w:after="40"/>
-              <w:jc w:val="start"/>
+              <w:jc w:val="right"/>
             </w:pPr>
             <w:r>
               <w:rPr>
@@ -17181,7 +17181,7 @@
             <w:pPr>
               <w:bidi/>
               <w:spacing w:after="40"/>
-              <w:jc w:val="start"/>
+              <w:jc w:val="right"/>
             </w:pPr>
             <w:r>
               <w:rPr>
@@ -17209,7 +17209,7 @@
             <w:pPr>
               <w:bidi/>
               <w:spacing w:after="40"/>
-              <w:jc w:val="start"/>
+              <w:jc w:val="right"/>
             </w:pPr>
             <w:r>
               <w:rPr>
@@ -17267,7 +17267,7 @@
             <w:pPr>
               <w:bidi/>
               <w:spacing w:after="40"/>
-              <w:jc w:val="start"/>
+              <w:jc w:val="right"/>
             </w:pPr>
             <w:r>
               <w:rPr>
@@ -17297,7 +17297,7 @@
             <w:pPr>
               <w:bidi/>
               <w:spacing w:after="40"/>
-              <w:jc w:val="start"/>
+              <w:jc w:val="right"/>
             </w:pPr>
             <w:r>
               <w:rPr>
@@ -17325,7 +17325,7 @@
             <w:pPr>
               <w:bidi/>
               <w:spacing w:after="40"/>
-              <w:jc w:val="start"/>
+              <w:jc w:val="right"/>
             </w:pPr>
             <w:r>
               <w:rPr>
@@ -17383,7 +17383,7 @@
             <w:pPr>
               <w:bidi/>
               <w:spacing w:after="40"/>
-              <w:jc w:val="start"/>
+              <w:jc w:val="right"/>
             </w:pPr>
             <w:r>
               <w:rPr>
@@ -17413,7 +17413,7 @@
             <w:pPr>
               <w:bidi/>
               <w:spacing w:after="40"/>
-              <w:jc w:val="start"/>
+              <w:jc w:val="right"/>
             </w:pPr>
             <w:r>
               <w:rPr>
@@ -17441,7 +17441,7 @@
             <w:pPr>
               <w:bidi/>
               <w:spacing w:after="40"/>
-              <w:jc w:val="start"/>
+              <w:jc w:val="right"/>
             </w:pPr>
             <w:r>
               <w:rPr>
@@ -17499,7 +17499,7 @@
             <w:pPr>
               <w:bidi/>
               <w:spacing w:after="40"/>
-              <w:jc w:val="start"/>
+              <w:jc w:val="right"/>
             </w:pPr>
             <w:r>
               <w:rPr>
@@ -17529,7 +17529,7 @@
             <w:pPr>
               <w:bidi/>
               <w:spacing w:after="40"/>
-              <w:jc w:val="start"/>
+              <w:jc w:val="right"/>
             </w:pPr>
             <w:r>
               <w:rPr>
@@ -17557,7 +17557,7 @@
             <w:pPr>
               <w:bidi/>
               <w:spacing w:after="40"/>
-              <w:jc w:val="start"/>
+              <w:jc w:val="right"/>
             </w:pPr>
             <w:r>
               <w:rPr>
@@ -17615,7 +17615,7 @@
             <w:pPr>
               <w:bidi/>
               <w:spacing w:after="40"/>
-              <w:jc w:val="start"/>
+              <w:jc w:val="right"/>
             </w:pPr>
             <w:r>
               <w:rPr>
@@ -17645,7 +17645,7 @@
             <w:pPr>
               <w:bidi/>
               <w:spacing w:after="40"/>
-              <w:jc w:val="start"/>
+              <w:jc w:val="right"/>
             </w:pPr>
             <w:r>
               <w:rPr>
@@ -17673,7 +17673,7 @@
             <w:pPr>
               <w:bidi/>
               <w:spacing w:after="40"/>
-              <w:jc w:val="start"/>
+              <w:jc w:val="right"/>
             </w:pPr>
             <w:r>
               <w:rPr>
@@ -17731,7 +17731,7 @@
             <w:pPr>
               <w:bidi/>
               <w:spacing w:after="40"/>
-              <w:jc w:val="start"/>
+              <w:jc w:val="right"/>
             </w:pPr>
             <w:r>
               <w:rPr>
@@ -17761,7 +17761,7 @@
             <w:pPr>
               <w:bidi/>
               <w:spacing w:after="40"/>
-              <w:jc w:val="start"/>
+              <w:jc w:val="right"/>
             </w:pPr>
             <w:r>
               <w:rPr>
@@ -17789,7 +17789,7 @@
             <w:pPr>
               <w:bidi/>
               <w:spacing w:after="40"/>
-              <w:jc w:val="start"/>
+              <w:jc w:val="right"/>
             </w:pPr>
             <w:r>
               <w:rPr>
@@ -17847,7 +17847,7 @@
             <w:pPr>
               <w:bidi/>
               <w:spacing w:after="40"/>
-              <w:jc w:val="start"/>
+              <w:jc w:val="right"/>
             </w:pPr>
             <w:r>
               <w:rPr>
@@ -17877,7 +17877,7 @@
             <w:pPr>
               <w:bidi/>
               <w:spacing w:after="40"/>
-              <w:jc w:val="start"/>
+              <w:jc w:val="right"/>
             </w:pPr>
             <w:r>
               <w:rPr>
@@ -17905,7 +17905,7 @@
             <w:pPr>
               <w:bidi/>
               <w:spacing w:after="40"/>
-              <w:jc w:val="start"/>
+              <w:jc w:val="right"/>
             </w:pPr>
             <w:r>
               <w:rPr>
@@ -17963,7 +17963,7 @@
             <w:pPr>
               <w:bidi/>
               <w:spacing w:after="40"/>
-              <w:jc w:val="start"/>
+              <w:jc w:val="right"/>
             </w:pPr>
             <w:r>
               <w:rPr>
@@ -17993,7 +17993,7 @@
             <w:pPr>
               <w:bidi/>
               <w:spacing w:after="40"/>
-              <w:jc w:val="start"/>
+              <w:jc w:val="right"/>
             </w:pPr>
             <w:r>
               <w:rPr>
@@ -18021,7 +18021,7 @@
             <w:pPr>
               <w:bidi/>
               <w:spacing w:after="40"/>
-              <w:jc w:val="start"/>
+              <w:jc w:val="right"/>
             </w:pPr>
             <w:r>
               <w:rPr>
@@ -18079,7 +18079,7 @@
             <w:pPr>
               <w:bidi/>
               <w:spacing w:after="40"/>
-              <w:jc w:val="start"/>
+              <w:jc w:val="right"/>
             </w:pPr>
             <w:r>
               <w:rPr>
@@ -18109,7 +18109,7 @@
             <w:pPr>
               <w:bidi/>
               <w:spacing w:after="40"/>
-              <w:jc w:val="start"/>
+              <w:jc w:val="right"/>
             </w:pPr>
             <w:r>
               <w:rPr>
@@ -18137,7 +18137,7 @@
             <w:pPr>
               <w:bidi/>
               <w:spacing w:after="40"/>
-              <w:jc w:val="start"/>
+              <w:jc w:val="right"/>
             </w:pPr>
             <w:r>
               <w:rPr>
@@ -18195,7 +18195,7 @@
             <w:pPr>
               <w:bidi/>
               <w:spacing w:after="40"/>
-              <w:jc w:val="start"/>
+              <w:jc w:val="right"/>
             </w:pPr>
             <w:r>
               <w:rPr>
@@ -18225,7 +18225,7 @@
             <w:pPr>
               <w:bidi/>
               <w:spacing w:after="40"/>
-              <w:jc w:val="start"/>
+              <w:jc w:val="right"/>
             </w:pPr>
             <w:r>
               <w:rPr>
@@ -18253,7 +18253,7 @@
             <w:pPr>
               <w:bidi/>
               <w:spacing w:after="40"/>
-              <w:jc w:val="start"/>
+              <w:jc w:val="right"/>
             </w:pPr>
             <w:r>
               <w:rPr>
@@ -18311,7 +18311,7 @@
             <w:pPr>
               <w:bidi/>
               <w:spacing w:after="40"/>
-              <w:jc w:val="start"/>
+              <w:jc w:val="right"/>
             </w:pPr>
             <w:r>
               <w:rPr>
@@ -18343,7 +18343,7 @@
             <w:pPr>
               <w:bidi/>
               <w:spacing w:after="40"/>
-              <w:jc w:val="start"/>
+              <w:jc w:val="right"/>
             </w:pPr>
             <w:r>
               <w:rPr>
@@ -18375,7 +18375,7 @@
             <w:pPr>
               <w:bidi/>
               <w:spacing w:after="40"/>
-              <w:jc w:val="start"/>
+              <w:jc w:val="right"/>
             </w:pPr>
             <w:r>
               <w:rPr>
@@ -18403,7 +18403,7 @@
             <w:pPr>
               <w:bidi/>
               <w:spacing w:after="40"/>
-              <w:jc w:val="start"/>
+              <w:jc w:val="right"/>
             </w:pPr>
             <w:r>
               <w:rPr>
@@ -18461,7 +18461,7 @@
             <w:pPr>
               <w:bidi/>
               <w:spacing w:after="40"/>
-              <w:jc w:val="start"/>
+              <w:jc w:val="right"/>
             </w:pPr>
             <w:r>
               <w:rPr>
@@ -18491,7 +18491,7 @@
             <w:pPr>
               <w:bidi/>
               <w:spacing w:after="40"/>
-              <w:jc w:val="start"/>
+              <w:jc w:val="right"/>
             </w:pPr>
             <w:r>
               <w:rPr>
@@ -18519,7 +18519,7 @@
             <w:pPr>
               <w:bidi/>
               <w:spacing w:after="40"/>
-              <w:jc w:val="start"/>
+              <w:jc w:val="right"/>
             </w:pPr>
             <w:r>
               <w:rPr>
@@ -18577,7 +18577,7 @@
             <w:pPr>
               <w:bidi/>
               <w:spacing w:after="40"/>
-              <w:jc w:val="start"/>
+              <w:jc w:val="right"/>
             </w:pPr>
             <w:r>
               <w:rPr>
@@ -18607,7 +18607,7 @@
             <w:pPr>
               <w:bidi/>
               <w:spacing w:after="40"/>
-              <w:jc w:val="start"/>
+              <w:jc w:val="right"/>
             </w:pPr>
             <w:r>
               <w:rPr>
@@ -18635,7 +18635,7 @@
             <w:pPr>
               <w:bidi/>
               <w:spacing w:after="40"/>
-              <w:jc w:val="start"/>
+              <w:jc w:val="right"/>
             </w:pPr>
             <w:r>
               <w:rPr>
@@ -18693,7 +18693,7 @@
             <w:pPr>
               <w:bidi/>
               <w:spacing w:after="40"/>
-              <w:jc w:val="start"/>
+              <w:jc w:val="right"/>
             </w:pPr>
             <w:r>
               <w:rPr>
@@ -18723,7 +18723,7 @@
             <w:pPr>
               <w:bidi/>
               <w:spacing w:after="40"/>
-              <w:jc w:val="start"/>
+              <w:jc w:val="right"/>
             </w:pPr>
             <w:r>
               <w:rPr>
@@ -18751,7 +18751,7 @@
             <w:pPr>
               <w:bidi/>
               <w:spacing w:after="40"/>
-              <w:jc w:val="start"/>
+              <w:jc w:val="right"/>
             </w:pPr>
             <w:r>
               <w:rPr>
@@ -18809,7 +18809,7 @@
             <w:pPr>
               <w:bidi/>
               <w:spacing w:after="40"/>
-              <w:jc w:val="start"/>
+              <w:jc w:val="right"/>
             </w:pPr>
             <w:r>
               <w:rPr>
@@ -18839,7 +18839,7 @@
             <w:pPr>
               <w:bidi/>
               <w:spacing w:after="40"/>
-              <w:jc w:val="start"/>
+              <w:jc w:val="right"/>
             </w:pPr>
             <w:r>
               <w:rPr>
@@ -18867,7 +18867,7 @@
             <w:pPr>
               <w:bidi/>
               <w:spacing w:after="40"/>
-              <w:jc w:val="start"/>
+              <w:jc w:val="right"/>
             </w:pPr>
             <w:r>
               <w:rPr>
@@ -18925,7 +18925,7 @@
             <w:pPr>
               <w:bidi/>
               <w:spacing w:after="40"/>
-              <w:jc w:val="start"/>
+              <w:jc w:val="right"/>
             </w:pPr>
             <w:r>
               <w:rPr>
@@ -18955,7 +18955,7 @@
             <w:pPr>
               <w:bidi/>
               <w:spacing w:after="40"/>
-              <w:jc w:val="start"/>
+              <w:jc w:val="right"/>
             </w:pPr>
             <w:r>
               <w:rPr>
@@ -18983,7 +18983,7 @@
             <w:pPr>
               <w:bidi/>
               <w:spacing w:after="40"/>
-              <w:jc w:val="start"/>
+              <w:jc w:val="right"/>
             </w:pPr>
             <w:r>
               <w:rPr>
@@ -19041,7 +19041,7 @@
             <w:pPr>
               <w:bidi/>
               <w:spacing w:after="40"/>
-              <w:jc w:val="start"/>
+              <w:jc w:val="right"/>
             </w:pPr>
             <w:r>
               <w:rPr>
@@ -19071,7 +19071,7 @@
             <w:pPr>
               <w:bidi/>
               <w:spacing w:after="40"/>
-              <w:jc w:val="start"/>
+              <w:jc w:val="right"/>
             </w:pPr>
             <w:r>
               <w:rPr>
@@ -19099,7 +19099,7 @@
             <w:pPr>
               <w:bidi/>
               <w:spacing w:after="40"/>
-              <w:jc w:val="start"/>
+              <w:jc w:val="right"/>
             </w:pPr>
             <w:r>
               <w:rPr>
@@ -19157,7 +19157,7 @@
             <w:pPr>
               <w:bidi/>
               <w:spacing w:after="40"/>
-              <w:jc w:val="start"/>
+              <w:jc w:val="right"/>
             </w:pPr>
             <w:r>
               <w:rPr>
@@ -19189,7 +19189,7 @@
             <w:pPr>
               <w:bidi/>
               <w:spacing w:after="40"/>
-              <w:jc w:val="start"/>
+              <w:jc w:val="right"/>
             </w:pPr>
             <w:r>
               <w:rPr>
@@ -19221,7 +19221,7 @@
             <w:pPr>
               <w:bidi/>
               <w:spacing w:after="40"/>
-              <w:jc w:val="start"/>
+              <w:jc w:val="right"/>
             </w:pPr>
             <w:r>
               <w:rPr>
@@ -19249,7 +19249,7 @@
             <w:pPr>
               <w:bidi/>
               <w:spacing w:after="40"/>
-              <w:jc w:val="start"/>
+              <w:jc w:val="right"/>
             </w:pPr>
             <w:r>
               <w:rPr>
@@ -19307,7 +19307,7 @@
             <w:pPr>
               <w:bidi/>
               <w:spacing w:after="40"/>
-              <w:jc w:val="start"/>
+              <w:jc w:val="right"/>
             </w:pPr>
             <w:r>
               <w:rPr>
@@ -19337,7 +19337,7 @@
             <w:pPr>
               <w:bidi/>
               <w:spacing w:after="40"/>
-              <w:jc w:val="start"/>
+              <w:jc w:val="right"/>
             </w:pPr>
             <w:r>
               <w:rPr>
@@ -19365,7 +19365,7 @@
             <w:pPr>
               <w:bidi/>
               <w:spacing w:after="40"/>
-              <w:jc w:val="start"/>
+              <w:jc w:val="right"/>
             </w:pPr>
             <w:r>
               <w:rPr>
@@ -19423,7 +19423,7 @@
             <w:pPr>
               <w:bidi/>
               <w:spacing w:after="40"/>
-              <w:jc w:val="start"/>
+              <w:jc w:val="right"/>
             </w:pPr>
             <w:r>
               <w:rPr>
@@ -19442,7 +19442,7 @@
       <w:pPr>
         <w:bidi/>
         <w:spacing w:after="120" w:before="80"/>
-        <w:jc w:val="start"/>
+        <w:jc w:val="right"/>
       </w:pPr>
       <w:r>
         <w:rPr>
@@ -19481,7 +19481,7 @@
       <w:pPr>
         <w:bidi/>
         <w:spacing w:after="120" w:before="0"/>
-        <w:jc w:val="start"/>
+        <w:jc w:val="right"/>
       </w:pPr>
       <w:r>
         <w:rPr>
@@ -19527,7 +19527,7 @@
             <w:pPr>
               <w:bidi/>
               <w:spacing w:after="40"/>
-              <w:jc w:val="start"/>
+              <w:jc w:val="right"/>
             </w:pPr>
             <w:r>
               <w:rPr>
@@ -19558,7 +19558,7 @@
             <w:pPr>
               <w:bidi/>
               <w:spacing w:after="40"/>
-              <w:jc w:val="start"/>
+              <w:jc w:val="right"/>
             </w:pPr>
             <w:r>
               <w:rPr>
@@ -19590,7 +19590,7 @@
             <w:pPr>
               <w:bidi/>
               <w:spacing w:after="40"/>
-              <w:jc w:val="start"/>
+              <w:jc w:val="right"/>
             </w:pPr>
             <w:r>
               <w:rPr>
@@ -19606,7 +19606,7 @@
             <w:pPr>
               <w:bidi/>
               <w:spacing w:after="40"/>
-              <w:jc w:val="start"/>
+              <w:jc w:val="right"/>
             </w:pPr>
             <w:r>
               <w:rPr>
@@ -19622,7 +19622,7 @@
             <w:pPr>
               <w:bidi/>
               <w:spacing w:after="40"/>
-              <w:jc w:val="start"/>
+              <w:jc w:val="right"/>
             </w:pPr>
             <w:r>
               <w:rPr>
@@ -19638,7 +19638,7 @@
             <w:pPr>
               <w:bidi/>
               <w:spacing w:after="40"/>
-              <w:jc w:val="start"/>
+              <w:jc w:val="right"/>
             </w:pPr>
             <w:r>
               <w:rPr>
@@ -19654,7 +19654,7 @@
             <w:pPr>
               <w:bidi/>
               <w:spacing w:after="40"/>
-              <w:jc w:val="start"/>
+              <w:jc w:val="right"/>
             </w:pPr>
             <w:r>
               <w:rPr>
@@ -19682,7 +19682,7 @@
             <w:pPr>
               <w:bidi/>
               <w:spacing w:after="40"/>
-              <w:jc w:val="start"/>
+              <w:jc w:val="right"/>
             </w:pPr>
             <w:r>
               <w:rPr>
@@ -19698,7 +19698,7 @@
             <w:pPr>
               <w:bidi/>
               <w:spacing w:after="40"/>
-              <w:jc w:val="start"/>
+              <w:jc w:val="right"/>
             </w:pPr>
             <w:r>
               <w:rPr>
@@ -19714,7 +19714,7 @@
             <w:pPr>
               <w:bidi/>
               <w:spacing w:after="40"/>
-              <w:jc w:val="start"/>
+              <w:jc w:val="right"/>
             </w:pPr>
             <w:r>
               <w:rPr>
@@ -19730,7 +19730,7 @@
             <w:pPr>
               <w:bidi/>
               <w:spacing w:after="40"/>
-              <w:jc w:val="start"/>
+              <w:jc w:val="right"/>
             </w:pPr>
             <w:r>
               <w:rPr>
@@ -19746,7 +19746,7 @@
             <w:pPr>
               <w:bidi/>
               <w:spacing w:after="40"/>
-              <w:jc w:val="start"/>
+              <w:jc w:val="right"/>
             </w:pPr>
             <w:r>
               <w:rPr>
@@ -19765,7 +19765,7 @@
       <w:pPr>
         <w:bidi/>
         <w:spacing w:after="120" w:before="160"/>
-        <w:jc w:val="start"/>
+        <w:jc w:val="right"/>
       </w:pPr>
       <w:r>
         <w:rPr>
@@ -19797,7 +19797,7 @@
       <w:pPr>
         <w:bidi/>
         <w:spacing w:after="120" w:before="0"/>
-        <w:jc w:val="start"/>
+        <w:jc w:val="right"/>
       </w:pPr>
       <w:r>
         <w:rPr>
@@ -19815,7 +19815,7 @@
       <w:pPr>
         <w:bidi/>
         <w:spacing w:after="120" w:before="0"/>
-        <w:jc w:val="start"/>
+        <w:jc w:val="right"/>
       </w:pPr>
       <w:r>
         <w:rPr>
@@ -19833,7 +19833,7 @@
       <w:pPr>
         <w:bidi/>
         <w:spacing w:after="40" w:before="0"/>
-        <w:jc w:val="start"/>
+        <w:jc w:val="right"/>
       </w:pPr>
       <w:r>
         <w:rPr>
@@ -19849,7 +19849,7 @@
       <w:pPr>
         <w:bidi/>
         <w:spacing w:after="40" w:before="0"/>
-        <w:jc w:val="start"/>
+        <w:jc w:val="right"/>
       </w:pPr>
       <w:r>
         <w:rPr>
@@ -19865,7 +19865,7 @@
       <w:pPr>
         <w:bidi/>
         <w:spacing w:after="40" w:before="0"/>
-        <w:jc w:val="start"/>
+        <w:jc w:val="right"/>
       </w:pPr>
       <w:r>
         <w:rPr>
@@ -19881,7 +19881,7 @@
       <w:pPr>
         <w:bidi/>
         <w:spacing w:after="40" w:before="0"/>
-        <w:jc w:val="start"/>
+        <w:jc w:val="right"/>
       </w:pPr>
       <w:r>
         <w:rPr>
@@ -19897,7 +19897,7 @@
       <w:pPr>
         <w:bidi/>
         <w:spacing w:after="40" w:before="0"/>
-        <w:jc w:val="start"/>
+        <w:jc w:val="right"/>
       </w:pPr>
       <w:r>
         <w:rPr>
@@ -19913,7 +19913,7 @@
       <w:pPr>
         <w:bidi/>
         <w:spacing w:after="120" w:before="0"/>
-        <w:jc w:val="start"/>
+        <w:jc w:val="right"/>
       </w:pPr>
       <w:r>
         <w:rPr>
@@ -19929,7 +19929,7 @@
       <w:pPr>
         <w:bidi/>
         <w:spacing w:after="120" w:before="0"/>
-        <w:jc w:val="start"/>
+        <w:jc w:val="right"/>
       </w:pPr>
       <w:r>
         <w:rPr>
@@ -19978,7 +19978,7 @@
             <w:pPr>
               <w:bidi/>
               <w:spacing w:after="40"/>
-              <w:jc w:val="start"/>
+              <w:jc w:val="right"/>
             </w:pPr>
             <w:r>
               <w:rPr>
@@ -20009,7 +20009,7 @@
             <w:pPr>
               <w:bidi/>
               <w:spacing w:after="40"/>
-              <w:jc w:val="start"/>
+              <w:jc w:val="right"/>
             </w:pPr>
             <w:r>
               <w:rPr>
@@ -20040,7 +20040,7 @@
             <w:pPr>
               <w:bidi/>
               <w:spacing w:after="40"/>
-              <w:jc w:val="start"/>
+              <w:jc w:val="right"/>
             </w:pPr>
             <w:r>
               <w:rPr>
@@ -20071,7 +20071,7 @@
             <w:pPr>
               <w:bidi/>
               <w:spacing w:after="40"/>
-              <w:jc w:val="start"/>
+              <w:jc w:val="right"/>
             </w:pPr>
             <w:r>
               <w:rPr>
@@ -20102,7 +20102,7 @@
             <w:pPr>
               <w:bidi/>
               <w:spacing w:after="40"/>
-              <w:jc w:val="start"/>
+              <w:jc w:val="right"/>
             </w:pPr>
             <w:r>
               <w:rPr>
@@ -20134,7 +20134,7 @@
             <w:pPr>
               <w:bidi/>
               <w:spacing w:after="40"/>
-              <w:jc w:val="start"/>
+              <w:jc w:val="right"/>
             </w:pPr>
             <w:r>
               <w:rPr>
@@ -20162,7 +20162,7 @@
             <w:pPr>
               <w:bidi/>
               <w:spacing w:after="40"/>
-              <w:jc w:val="start"/>
+              <w:jc w:val="right"/>
             </w:pPr>
             <w:r>
               <w:rPr>
@@ -20190,7 +20190,7 @@
             <w:pPr>
               <w:bidi/>
               <w:spacing w:after="40"/>
-              <w:jc w:val="start"/>
+              <w:jc w:val="right"/>
             </w:pPr>
             <w:r>
               <w:rPr>
@@ -20206,7 +20206,7 @@
             <w:pPr>
               <w:bidi/>
               <w:spacing w:after="40"/>
-              <w:jc w:val="start"/>
+              <w:jc w:val="right"/>
             </w:pPr>
             <w:r>
               <w:rPr>
@@ -20222,7 +20222,7 @@
             <w:pPr>
               <w:bidi/>
               <w:spacing w:after="40"/>
-              <w:jc w:val="start"/>
+              <w:jc w:val="right"/>
             </w:pPr>
             <w:r>
               <w:rPr>
@@ -20238,7 +20238,7 @@
             <w:pPr>
               <w:bidi/>
               <w:spacing w:after="40"/>
-              <w:jc w:val="start"/>
+              <w:jc w:val="right"/>
             </w:pPr>
             <w:r>
               <w:rPr>
@@ -20266,7 +20266,7 @@
             <w:pPr>
               <w:bidi/>
               <w:spacing w:after="40"/>
-              <w:jc w:val="start"/>
+              <w:jc w:val="right"/>
             </w:pPr>
             <w:r>
               <w:rPr>
@@ -20294,7 +20294,7 @@
             <w:pPr>
               <w:bidi/>
               <w:spacing w:after="40"/>
-              <w:jc w:val="start"/>
+              <w:jc w:val="right"/>
             </w:pPr>
             <w:r>
               <w:rPr>
@@ -20324,7 +20324,7 @@
             <w:pPr>
               <w:bidi/>
               <w:spacing w:after="40"/>
-              <w:jc w:val="start"/>
+              <w:jc w:val="right"/>
             </w:pPr>
             <w:r>
               <w:rPr>
@@ -20352,7 +20352,7 @@
             <w:pPr>
               <w:bidi/>
               <w:spacing w:after="40"/>
-              <w:jc w:val="start"/>
+              <w:jc w:val="right"/>
             </w:pPr>
             <w:r>
               <w:rPr>
@@ -20380,7 +20380,7 @@
             <w:pPr>
               <w:bidi/>
               <w:spacing w:after="40"/>
-              <w:jc w:val="start"/>
+              <w:jc w:val="right"/>
             </w:pPr>
             <w:r>
               <w:rPr>
@@ -20396,7 +20396,7 @@
             <w:pPr>
               <w:bidi/>
               <w:spacing w:after="40"/>
-              <w:jc w:val="start"/>
+              <w:jc w:val="right"/>
             </w:pPr>
             <w:r>
               <w:rPr>
@@ -20412,7 +20412,7 @@
             <w:pPr>
               <w:bidi/>
               <w:spacing w:after="40"/>
-              <w:jc w:val="start"/>
+              <w:jc w:val="right"/>
             </w:pPr>
             <w:r>
               <w:rPr>
@@ -20440,7 +20440,7 @@
             <w:pPr>
               <w:bidi/>
               <w:spacing w:after="40"/>
-              <w:jc w:val="start"/>
+              <w:jc w:val="right"/>
             </w:pPr>
             <w:r>
               <w:rPr>
@@ -20468,7 +20468,7 @@
             <w:pPr>
               <w:bidi/>
               <w:spacing w:after="40"/>
-              <w:jc w:val="start"/>
+              <w:jc w:val="right"/>
             </w:pPr>
             <w:r>
               <w:rPr>
@@ -20498,7 +20498,7 @@
             <w:pPr>
               <w:bidi/>
               <w:spacing w:after="40"/>
-              <w:jc w:val="start"/>
+              <w:jc w:val="right"/>
             </w:pPr>
             <w:r>
               <w:rPr>
@@ -20526,7 +20526,7 @@
             <w:pPr>
               <w:bidi/>
               <w:spacing w:after="40"/>
-              <w:jc w:val="start"/>
+              <w:jc w:val="right"/>
             </w:pPr>
             <w:r>
               <w:rPr>
@@ -20554,7 +20554,7 @@
             <w:pPr>
               <w:bidi/>
               <w:spacing w:after="40"/>
-              <w:jc w:val="start"/>
+              <w:jc w:val="right"/>
             </w:pPr>
             <w:r>
               <w:rPr>
@@ -20570,7 +20570,7 @@
             <w:pPr>
               <w:bidi/>
               <w:spacing w:after="40"/>
-              <w:jc w:val="start"/>
+              <w:jc w:val="right"/>
             </w:pPr>
             <w:r>
               <w:rPr>
@@ -20586,7 +20586,7 @@
             <w:pPr>
               <w:bidi/>
               <w:spacing w:after="40"/>
-              <w:jc w:val="start"/>
+              <w:jc w:val="right"/>
             </w:pPr>
             <w:r>
               <w:rPr>
@@ -20614,7 +20614,7 @@
             <w:pPr>
               <w:bidi/>
               <w:spacing w:after="40"/>
-              <w:jc w:val="start"/>
+              <w:jc w:val="right"/>
             </w:pPr>
             <w:r>
               <w:rPr>
@@ -20642,7 +20642,7 @@
             <w:pPr>
               <w:bidi/>
               <w:spacing w:after="40"/>
-              <w:jc w:val="start"/>
+              <w:jc w:val="right"/>
             </w:pPr>
             <w:r>
               <w:rPr>
@@ -20672,7 +20672,7 @@
             <w:pPr>
               <w:bidi/>
               <w:spacing w:after="40"/>
-              <w:jc w:val="start"/>
+              <w:jc w:val="right"/>
             </w:pPr>
             <w:r>
               <w:rPr>
@@ -20700,7 +20700,7 @@
             <w:pPr>
               <w:bidi/>
               <w:spacing w:after="40"/>
-              <w:jc w:val="start"/>
+              <w:jc w:val="right"/>
             </w:pPr>
             <w:r>
               <w:rPr>
@@ -20728,7 +20728,7 @@
             <w:pPr>
               <w:bidi/>
               <w:spacing w:after="40"/>
-              <w:jc w:val="start"/>
+              <w:jc w:val="right"/>
             </w:pPr>
             <w:r>
               <w:rPr>
@@ -20744,7 +20744,7 @@
             <w:pPr>
               <w:bidi/>
               <w:spacing w:after="40"/>
-              <w:jc w:val="start"/>
+              <w:jc w:val="right"/>
             </w:pPr>
             <w:r>
               <w:rPr>
@@ -20772,7 +20772,7 @@
             <w:pPr>
               <w:bidi/>
               <w:spacing w:after="40"/>
-              <w:jc w:val="start"/>
+              <w:jc w:val="right"/>
             </w:pPr>
             <w:r>
               <w:rPr>
@@ -20800,7 +20800,7 @@
             <w:pPr>
               <w:bidi/>
               <w:spacing w:after="40"/>
-              <w:jc w:val="start"/>
+              <w:jc w:val="right"/>
             </w:pPr>
             <w:r>
               <w:rPr>
@@ -20830,7 +20830,7 @@
             <w:pPr>
               <w:bidi/>
               <w:spacing w:after="40"/>
-              <w:jc w:val="start"/>
+              <w:jc w:val="right"/>
             </w:pPr>
             <w:r>
               <w:rPr>
@@ -20858,7 +20858,7 @@
             <w:pPr>
               <w:bidi/>
               <w:spacing w:after="40"/>
-              <w:jc w:val="start"/>
+              <w:jc w:val="right"/>
             </w:pPr>
             <w:r>
               <w:rPr>
@@ -20886,7 +20886,7 @@
             <w:pPr>
               <w:bidi/>
               <w:spacing w:after="40"/>
-              <w:jc w:val="start"/>
+              <w:jc w:val="right"/>
             </w:pPr>
             <w:r>
               <w:rPr>
@@ -20902,7 +20902,7 @@
             <w:pPr>
               <w:bidi/>
               <w:spacing w:after="40"/>
-              <w:jc w:val="start"/>
+              <w:jc w:val="right"/>
             </w:pPr>
             <w:r>
               <w:rPr>
@@ -20918,7 +20918,7 @@
             <w:pPr>
               <w:bidi/>
               <w:spacing w:after="40"/>
-              <w:jc w:val="start"/>
+              <w:jc w:val="right"/>
             </w:pPr>
             <w:r>
               <w:rPr>
@@ -20946,7 +20946,7 @@
             <w:pPr>
               <w:bidi/>
               <w:spacing w:after="40"/>
-              <w:jc w:val="start"/>
+              <w:jc w:val="right"/>
             </w:pPr>
             <w:r>
               <w:rPr>
@@ -20974,7 +20974,7 @@
             <w:pPr>
               <w:bidi/>
               <w:spacing w:after="40"/>
-              <w:jc w:val="start"/>
+              <w:jc w:val="right"/>
             </w:pPr>
             <w:r>
               <w:rPr>
@@ -21004,7 +21004,7 @@
             <w:pPr>
               <w:bidi/>
               <w:spacing w:after="40"/>
-              <w:jc w:val="start"/>
+              <w:jc w:val="right"/>
             </w:pPr>
             <w:r>
               <w:rPr>
@@ -21032,7 +21032,7 @@
             <w:pPr>
               <w:bidi/>
               <w:spacing w:after="40"/>
-              <w:jc w:val="start"/>
+              <w:jc w:val="right"/>
             </w:pPr>
             <w:r>
               <w:rPr>
@@ -21060,7 +21060,7 @@
             <w:pPr>
               <w:bidi/>
               <w:spacing w:after="40"/>
-              <w:jc w:val="start"/>
+              <w:jc w:val="right"/>
             </w:pPr>
             <w:r>
               <w:rPr>
@@ -21076,7 +21076,7 @@
             <w:pPr>
               <w:bidi/>
               <w:spacing w:after="40"/>
-              <w:jc w:val="start"/>
+              <w:jc w:val="right"/>
             </w:pPr>
             <w:r>
               <w:rPr>
@@ -21092,7 +21092,7 @@
             <w:pPr>
               <w:bidi/>
               <w:spacing w:after="40"/>
-              <w:jc w:val="start"/>
+              <w:jc w:val="right"/>
             </w:pPr>
             <w:r>
               <w:rPr>
@@ -21120,7 +21120,7 @@
             <w:pPr>
               <w:bidi/>
               <w:spacing w:after="40"/>
-              <w:jc w:val="start"/>
+              <w:jc w:val="right"/>
             </w:pPr>
             <w:r>
               <w:rPr>
@@ -21148,7 +21148,7 @@
             <w:pPr>
               <w:bidi/>
               <w:spacing w:after="40"/>
-              <w:jc w:val="start"/>
+              <w:jc w:val="right"/>
             </w:pPr>
             <w:r>
               <w:rPr>
@@ -21178,7 +21178,7 @@
             <w:pPr>
               <w:bidi/>
               <w:spacing w:after="40"/>
-              <w:jc w:val="start"/>
+              <w:jc w:val="right"/>
             </w:pPr>
             <w:r>
               <w:rPr>
@@ -21206,7 +21206,7 @@
             <w:pPr>
               <w:bidi/>
               <w:spacing w:after="40"/>
-              <w:jc w:val="start"/>
+              <w:jc w:val="right"/>
             </w:pPr>
             <w:r>
               <w:rPr>
@@ -21234,7 +21234,7 @@
             <w:pPr>
               <w:bidi/>
               <w:spacing w:after="40"/>
-              <w:jc w:val="start"/>
+              <w:jc w:val="right"/>
             </w:pPr>
             <w:r>
               <w:rPr>
@@ -21250,7 +21250,7 @@
             <w:pPr>
               <w:bidi/>
               <w:spacing w:after="40"/>
-              <w:jc w:val="start"/>
+              <w:jc w:val="right"/>
             </w:pPr>
             <w:r>
               <w:rPr>
@@ -21278,7 +21278,7 @@
             <w:pPr>
               <w:bidi/>
               <w:spacing w:after="40"/>
-              <w:jc w:val="start"/>
+              <w:jc w:val="right"/>
             </w:pPr>
             <w:r>
               <w:rPr>
@@ -21306,7 +21306,7 @@
             <w:pPr>
               <w:bidi/>
               <w:spacing w:after="40"/>
-              <w:jc w:val="start"/>
+              <w:jc w:val="right"/>
             </w:pPr>
             <w:r>
               <w:rPr>
@@ -21325,7 +21325,7 @@
       <w:pPr>
         <w:bidi/>
         <w:spacing w:after="120" w:before="120"/>
-        <w:jc w:val="start"/>
+        <w:jc w:val="right"/>
       </w:pPr>
       <w:r>
         <w:rPr>
@@ -21359,7 +21359,7 @@
       <w:pPr>
         <w:bidi/>
         <w:spacing w:after="120" w:before="0"/>
-        <w:jc w:val="start"/>
+        <w:jc w:val="right"/>
       </w:pPr>
       <w:r>
         <w:rPr>
@@ -21373,7 +21373,7 @@
       <w:pPr>
         <w:bidi/>
         <w:spacing w:after="120" w:before="0"/>
-        <w:jc w:val="start"/>
+        <w:jc w:val="right"/>
       </w:pPr>
       <w:r>
         <w:rPr>
@@ -21387,7 +21387,7 @@
       <w:pPr>
         <w:bidi/>
         <w:spacing w:after="120" w:before="0"/>
-        <w:jc w:val="start"/>
+        <w:jc w:val="right"/>
       </w:pPr>
       <w:r>
         <w:rPr>

--- a/lesson-plan/מיפוי-תוכנית-עבודה-וממצאים.docx
+++ b/lesson-plan/מיפוי-תוכנית-עבודה-וממצאים.docx
@@ -5879,6 +5879,107 @@
       </w:tr>
     </w:tbl>
     <w:p>
+      <w:pPr>
+        <w:bidi/>
+        <w:spacing w:after="100" w:before="200"/>
+      </w:pPr>
+      <w:r>
+        <w:rPr>
+          <w:rFonts w:ascii="David" w:cs="David" w:eastAsia="David" w:hAnsi="David"/>
+          <w:b/>
+          <w:bCs/>
+          <w:sz w:val="24"/>
+          <w:szCs w:val="24"/>
+          <w:rtl/>
+        </w:rPr>
+        <w:t xml:space="preserve">תיאור הממצאים במלל</w:t>
+      </w:r>
+    </w:p>
+    <w:p>
+      <w:pPr>
+        <w:bidi/>
+        <w:spacing w:after="120" w:before="0"/>
+        <w:jc w:val="right"/>
+      </w:pPr>
+      <w:r>
+        <w:rPr>
+          <w:rFonts w:ascii="David" w:cs="David" w:eastAsia="David" w:hAnsi="David"/>
+          <w:rtl/>
+        </w:rPr>
+        <w:t xml:space="preserve">תפיסה כמותית ותבניות: תחום חזק ויציב. יובל מזהה תבניות ליי וקובייה בשליפה מהירה וללא מנייה, ומסביר את דרך הזיהוי שלו ("ראיתי 5 ולידו עוד 3"). פירוק והרכבה של כמויות בתחום ה-10 מבוצעים ברובם בשליפה, ורק בצירופים הקשים (6 ו-8) הוא נעזר באצבעות. זהו בסיס איתן שההוראה תישען עליו.</w:t>
+      </w:r>
+    </w:p>
+    <w:p>
+      <w:pPr>
+        <w:bidi/>
+        <w:spacing w:after="120" w:before="0"/>
+        <w:jc w:val="right"/>
+      </w:pPr>
+      <w:r>
+        <w:rPr>
+          <w:rFonts w:ascii="David" w:cs="David" w:eastAsia="David" w:hAnsi="David"/>
+          <w:rtl/>
+        </w:rPr>
+        <w:t xml:space="preserve">עובדות ושבירת עשרת: בעובדות היסוד בתחום ה-10 השליטה טובה, ותרגילי 1+, 1-, תאומים וחיבור אפס נשלפים במהירות. התמונה משתנה בשבירת העשרת: שם יובל חוזר למנייה באצבעות, איטי וטועה באופן עקבי (12=5+8, 16=9+6). אסטרטגיות יעילות, ובראשן ההשלמה לעשר וההישענות על תאומים, אינן מופיעות כלל.</w:t>
+      </w:r>
+    </w:p>
+    <w:p>
+      <w:pPr>
+        <w:bidi/>
+        <w:spacing w:after="120" w:before="0"/>
+        <w:jc w:val="right"/>
+      </w:pPr>
+      <w:r>
+        <w:rPr>
+          <w:rFonts w:ascii="David" w:cs="David" w:eastAsia="David" w:hAnsi="David"/>
+          <w:rtl/>
+        </w:rPr>
+        <w:t xml:space="preserve">מבנה עשרוני, המרה ופריטה: נקודת השבר המרכזית של המיפוי. יובל קורא וכותב מספרים דו-ספרתיים, אך ההבנה הפוזיציונית שברירית: הוא מהסס בהשוואת 17 ו-71 ומנמק הנמקה שגויה, ואת "מאה ושלוש" הוא כותב 1003. בהמרה ובפריטה אין שליטה: הוא אינו יודע ש-10 אחדות שוות עשרת אחת, עונה "4" על "כמה אחדות ב-1 עשרת ו-3 אחדות", ומזהה ב-25 חמש אחדות בלבד. הייצוג הכספי נגיש לו יותר מן הסמלי: על שאלות ההחלפה במטבעות השיב נכון.</w:t>
+      </w:r>
+    </w:p>
+    <w:p>
+      <w:pPr>
+        <w:bidi/>
+        <w:spacing w:after="120" w:before="0"/>
+        <w:jc w:val="right"/>
+      </w:pPr>
+      <w:r>
+        <w:rPr>
+          <w:rFonts w:ascii="David" w:cs="David" w:eastAsia="David" w:hAnsi="David"/>
+          <w:rtl/>
+        </w:rPr>
+        <w:t xml:space="preserve">טכניקות חישוב: במאונך נמצאו שתי טעויות שיטתיות מובהקות. בחיבור עם המרה נכתבות שתי ספרות הסכום בטור האחדות (712=57+25), ובחיסור עם פריטה מחוסרת תמיד הספרה הקטנה מן הגדולה (24=43-27). שתי הטעויות חוזרות בכל התרגילים שנבדקו, והן תוצאה ישירה של היעדר ההמרה והפריטה ולא של אי-ידיעת האלגוריתם.</w:t>
+      </w:r>
+    </w:p>
+    <w:p>
+      <w:pPr>
+        <w:bidi/>
+        <w:spacing w:after="120" w:before="0"/>
+        <w:jc w:val="right"/>
+      </w:pPr>
+      <w:r>
+        <w:rPr>
+          <w:rFonts w:ascii="David" w:cs="David" w:eastAsia="David" w:hAnsi="David"/>
+          <w:rtl/>
+        </w:rPr>
+        <w:t xml:space="preserve">רצף, עיגול ואומדן: הרצף העולה תקין, אך הספירה לאחור איטית ומשתבשת במעברי עשרת. עיגול ואומדן כמעט אינם קיימים: יובל מנסה לחשב במדויק במקום לאמוד, וכשנדרש עיגול הוא בוחר את העשרת הלא נכונה.</w:t>
+      </w:r>
+    </w:p>
+    <w:p>
+      <w:pPr>
+        <w:bidi/>
+        <w:spacing w:after="120" w:before="0"/>
+        <w:jc w:val="right"/>
+      </w:pPr>
+      <w:r>
+        <w:rPr>
+          <w:rFonts w:ascii="David" w:cs="David" w:eastAsia="David" w:hAnsi="David"/>
+          <w:rtl/>
+        </w:rPr>
+        <w:t xml:space="preserve">כפל, חילוק ובעיות מילוליות: הנושאים בתחילת רכישתם, בהתאם לשלב הלימוד בכיתה. יובל מבין את שפת הקבוצות בעזרת תיווך ומבצע חילוק מוחשי, אך אינו מציב תרגיל ואינו שולף עובדות. בבעיות מילוליות הוא פותר בעיות פשוטות של הוספה והורדה, ומתקשה בבעיות השוואה, בבעיות עם נעלם בהתחלה ובבעיות דו-שלביות, שבהן הוא מבצע שלב אחד בלבד.</w:t>
+      </w:r>
+    </w:p>
+    <w:p>
       <w:r>
         <w:br w:type="page"/>
       </w:r>
@@ -19452,6 +19553,51 @@
           <w:rtl/>
         </w:rPr>
         <w:t xml:space="preserve">הערות ודגשים: הנושא בתחילת רכישתו בכיתה. הישענותו של הכפל על חיבור חוזר מחייבת ביסוס קודם של עובדות החיבור, ולכן הכפל אינו מוקד בתוכנית הנוכחית.</w:t>
+      </w:r>
+    </w:p>
+    <w:p>
+      <w:pPr>
+        <w:bidi/>
+        <w:spacing w:after="100" w:before="200"/>
+      </w:pPr>
+      <w:r>
+        <w:rPr>
+          <w:rFonts w:ascii="David" w:cs="David" w:eastAsia="David" w:hAnsi="David"/>
+          <w:b/>
+          <w:bCs/>
+          <w:sz w:val="24"/>
+          <w:szCs w:val="24"/>
+          <w:rtl/>
+        </w:rPr>
+        <w:t xml:space="preserve">ניתוח חשבוני במלל</w:t>
+      </w:r>
+    </w:p>
+    <w:p>
+      <w:pPr>
+        <w:bidi/>
+        <w:spacing w:after="120" w:before="0"/>
+        <w:jc w:val="right"/>
+      </w:pPr>
+      <w:r>
+        <w:rPr>
+          <w:rFonts w:ascii="David" w:cs="David" w:eastAsia="David" w:hAnsi="David"/>
+          <w:rtl/>
+        </w:rPr>
+        <w:t xml:space="preserve">פרופיל התפקוד החשבוני של יובל אינו אחיד, וזה עיקרו: תשתית התפיסה בעשרת הראשונה שלמה כמעט לגמרי (דירוגי 4), ואילו הבנת ההמרה והפריטה נעדרת (דירוג 1). בין שני הקצוות נמתחת שרשרת של מיומנויות שנפגעו בשל אותה חוליה חסרה: שליפת עובדות בשבירת עשרת (2), חיבור בתחום ה-100 עם המרה (1) וחיסור עם פריטה (1). לעומתן, מיומנויות שאינן תלויות בהמרה, ובהן חיבור וחיסור ללא המרה והבנת מהות הפעולות, מדורגות 3 ו-4.</w:t>
+      </w:r>
+    </w:p>
+    <w:p>
+      <w:pPr>
+        <w:bidi/>
+        <w:spacing w:after="120" w:before="0"/>
+        <w:jc w:val="right"/>
+      </w:pPr>
+      <w:r>
+        <w:rPr>
+          <w:rFonts w:ascii="David" w:cs="David" w:eastAsia="David" w:hAnsi="David"/>
+          <w:rtl/>
+        </w:rPr>
+        <w:t xml:space="preserve">מכאן שהקושי אינו רוחבי אלא ממוקד. אין מדובר בתלמיד "חלש בחשבון" באופן כללי, אלא בתלמיד עם פער נקודתי בהבנת המבנה העשרוני, שסביבו התפתחו דרכי עקיפה לא יעילות (מנייה באצבעות) וטעויות אלגוריתם שיטתיות. לפער יש גם מחיר רגשי מצטבר, שבא לידי ביטוי בהימנעות ובאמירות "אני לא טוב בחשבון". תוכנית ההתערבות ממקדת לכן את ההוראה בעקרון ההמרה, מתוך הנחה שביסוסו יפתח את השרשרת כולה, ומשלבת לכל אורכה עבודה על תחושת המסוגלות.</w:t>
       </w:r>
     </w:p>
     <w:p>

--- a/lesson-plan/מיפוי-תוכנית-עבודה-וממצאים.docx
+++ b/lesson-plan/מיפוי-תוכנית-עבודה-וממצאים.docx
@@ -267,7 +267,7 @@
           <w:rFonts w:ascii="David" w:cs="David" w:eastAsia="David" w:hAnsi="David"/>
           <w:rtl/>
         </w:rPr>
-        <w:t xml:space="preserve">תאריך לידה: 12.3.2017 (גיל 8.5)                שם בי"ס: יסודי "ניצנים"</w:t>
+        <w:t xml:space="preserve">תאריך לידה: 12.3.2018 (גיל 8 ושלושה חודשים במועד המיפוי)                שם בי"ס: יסודי "ניצנים"</w:t>
       </w:r>
     </w:p>
     <w:p>
@@ -281,7 +281,7 @@
           <w:rFonts w:ascii="David" w:cs="David" w:eastAsia="David" w:hAnsi="David"/>
           <w:rtl/>
         </w:rPr>
-        <w:t xml:space="preserve">כיתה: ג'2        מחנכת הכיתה: לימור        מועדי המיפוי: שלושה מפגשים פרטניים, ספטמבר (תחילת שנה"ל)</w:t>
+        <w:t xml:space="preserve">כיתה: ב'2 (עולה לכיתה ג')        מחנכת הכיתה: לימור        מועדי המיפוי: שלושה מפגשים פרטניים, יוני (סוף שנה"ל)</w:t>
       </w:r>
     </w:p>
     <w:p>
@@ -4968,7 +4968,7 @@
                 <w:szCs w:val="20"/>
                 <w:rtl/>
               </w:rPr>
-              <w:t xml:space="preserve">כפל וחילוק (בתחילת רכישה, בהתאם לשלב הלימוד בכיתה ג')</w:t>
+              <w:t xml:space="preserve">כפל וחילוק (בתחילת רכישה, בהתאם לשלב הלימוד בכיתה ב')</w:t>
             </w:r>
           </w:p>
         </w:tc>
@@ -5906,7 +5906,7 @@
           <w:rFonts w:ascii="David" w:cs="David" w:eastAsia="David" w:hAnsi="David"/>
           <w:rtl/>
         </w:rPr>
-        <w:t xml:space="preserve">תפיסה כמותית ותבניות: תחום חזק ויציב. יובל מזהה תבניות ליי וקובייה בשליפה מהירה וללא מנייה, ומסביר את דרך הזיהוי שלו ("ראיתי 5 ולידו עוד 3"). פירוק והרכבה של כמויות בתחום ה-10 מבוצעים ברובם בשליפה, ורק בצירופים הקשים (6 ו-8) הוא נעזר באצבעות. זהו בסיס איתן שההוראה תישען עליו.</w:t>
+        <w:t xml:space="preserve">מהלך המיפוי: המיפוי נערך בשלושה מפגשים פרטניים של כ-40 דקות בחדר שקט, בשעות הבוקר. יובל שיתף פעולה לכל אורכו, אך ניכר הבדל חד בין התנהגותו בחלקי החוזק ובין התנהגותו בחלקי הקושי. במשימות התבניות ישב זקוף, ענה במהירות וביקש "עוד אחד". במשימות ההמרה והחיסור התכווץ בכיסא, השהה תשובות, ופעמיים אמר "אני לא טוב בזה". זמני התגובה שלו התארכו באופן ניכר בכל משימה שדרשה חישוב שאינו נשלף, והוא חזר שוב ושוב לאצבעות גם כשהוצעו לו אמצעים אחרים.</w:t>
       </w:r>
     </w:p>
     <w:p>
@@ -5920,7 +5920,7 @@
           <w:rFonts w:ascii="David" w:cs="David" w:eastAsia="David" w:hAnsi="David"/>
           <w:rtl/>
         </w:rPr>
-        <w:t xml:space="preserve">עובדות ושבירת עשרת: בעובדות היסוד בתחום ה-10 השליטה טובה, ותרגילי 1+, 1-, תאומים וחיבור אפס נשלפים במהירות. התמונה משתנה בשבירת העשרת: שם יובל חוזר למנייה באצבעות, איטי וטועה באופן עקבי (12=5+8, 16=9+6). אסטרטגיות יעילות, ובראשן ההשלמה לעשר וההישענות על תאומים, אינן מופיעות כלל.</w:t>
+        <w:t xml:space="preserve">תפיסה כמותית ותבניות: זהו התחום החזק ביותר בפרופיל, והוא חזק באמת. יובל מזהה תבניות ליי וקובייה עד 10 בשליפה מהירה, ללא מנייה, ומסביר את דרך הזיהוי שלו במילים מדויקות: על תבנית 8 אמר "ראיתי 5 ולידו עוד 3". גם בתפזורת לא מוכרת הוא מפרק ומרכיב קבוצות ביעילות. בחקר לוח הליי תיאר את הסדר העולה בעצמו וזיהה את החוקיות "כל שורה גדלה באחד", ואת ההבחנה בין עמודת הזוגי לאי-זוגי מצא לאחר שאלה מכוונת אחת. פירוק והרכבה של כמויות בתחום ה-10 מבוצעים ברובם בשליפה, ורק בצירופים הקשים (6 ו-8) הוא ירד למנייה באצבעות. משמעות הדבר להוראה: תשתית תפיסת הכמות שלמה, ואפשר לבנות עליה ישירות.</w:t>
       </w:r>
     </w:p>
     <w:p>
@@ -5934,7 +5934,7 @@
           <w:rFonts w:ascii="David" w:cs="David" w:eastAsia="David" w:hAnsi="David"/>
           <w:rtl/>
         </w:rPr>
-        <w:t xml:space="preserve">מבנה עשרוני, המרה ופריטה: נקודת השבר המרכזית של המיפוי. יובל קורא וכותב מספרים דו-ספרתיים, אך ההבנה הפוזיציונית שברירית: הוא מהסס בהשוואת 17 ו-71 ומנמק הנמקה שגויה, ואת "מאה ושלוש" הוא כותב 1003. בהמרה ובפריטה אין שליטה: הוא אינו יודע ש-10 אחדות שוות עשרת אחת, עונה "4" על "כמה אחדות ב-1 עשרת ו-3 אחדות", ומזהה ב-25 חמש אחדות בלבד. הייצוג הכספי נגיש לו יותר מן הסמלי: על שאלות ההחלפה במטבעות השיב נכון.</w:t>
+        <w:t xml:space="preserve">עובדות חיבור וחיסור: מדרג השליפה ברור. תרגילי 1+, 1-, תאומים וחיבור אפס נשלפים מיד; תרגילי 2+ ו-2- נפתרים נכון אך לעיתים בספירת המשך; תרגילי הפרש כבר דורשים אצבעות. את משמעות האפס הוא מבין לעומק ומנסח אותה בעצמו: "אפס זה כלום, אז נשאר אותו דבר". לעומת זאת, אסטרטגיות גזירה של עובדה מעובדה, ובראשן ההישענות על תאומים (6+7 דרך 6+6), אינן קיימות: כל תרגיל שאינו נשלף נבנה מחדש במנייה מלאה מההתחלה, גם כשהעובדה הקרובה זמינה לו בשליפה.</w:t>
       </w:r>
     </w:p>
     <w:p>
@@ -5948,7 +5948,7 @@
           <w:rFonts w:ascii="David" w:cs="David" w:eastAsia="David" w:hAnsi="David"/>
           <w:rtl/>
         </w:rPr>
-        <w:t xml:space="preserve">טכניקות חישוב: במאונך נמצאו שתי טעויות שיטתיות מובהקות. בחיבור עם המרה נכתבות שתי ספרות הסכום בטור האחדות (712=57+25), ובחיסור עם פריטה מחוסרת תמיד הספרה הקטנה מן הגדולה (24=43-27). שתי הטעויות חוזרות בכל התרגילים שנבדקו, והן תוצאה ישירה של היעדר ההמרה והפריטה ולא של אי-ידיעת האלגוריתם.</w:t>
+        <w:t xml:space="preserve">שבירת עשרת ראשונה: כאן מתרכזות הטעויות הראשונות. בתרגילי מחובר קטן וגדול יובל מונה באצבעות וטועה בעקביות (12=5+8, 16=9+6), ואת 5+8 הוא מונה מההתחלה בלי להפוך את המחוברים, עדות לכך שגם חוק החילוף אינו מגויס ככלי עבודה. אסטרטגיית ההשלמה לעשר אינה מופיעה כלל, אף שתפיסת התבניות שלו מספקת לה את כל התשתית. בולט גם הרגע הרגשי: מול 15-8 הוא ויתר ואמר "זה קשה לי", הוויתור היחיד במיפוי כולו, ולא במקרה דווקא בתחום זה.</w:t>
       </w:r>
     </w:p>
     <w:p>
@@ -5962,7 +5962,7 @@
           <w:rFonts w:ascii="David" w:cs="David" w:eastAsia="David" w:hAnsi="David"/>
           <w:rtl/>
         </w:rPr>
-        <w:t xml:space="preserve">רצף, עיגול ואומדן: הרצף העולה תקין, אך הספירה לאחור איטית ומשתבשת במעברי עשרת. עיגול ואומדן כמעט אינם קיימים: יובל מנסה לחשב במדויק במקום לאמוד, וכשנדרש עיגול הוא בוחר את העשרת הלא נכונה.</w:t>
+        <w:t xml:space="preserve">מבנה עשרוני ופוזיציה: הידע הטכני קיים, ההבנה שבירית. יובל קורא וכותב מספרים דו-ספרתיים ומזהה ספרות אחדות ועשרות, אבל כשנדרש פירוש של המבנה הוא נחשף: את "מאה ושלוש" כתב 1003, כתיבה שמיעתית של המילים ללא הבנת ערך המקום; בשיום מקום הספרה 3 במספר 13 אמר "עשרות"; ובהשוואת 17 ו-71 ענה נכון אך נימק "כי 7 בא קודם", הנמקה חזותית שאינה נשענת על ערך המקום ותקרוס במספרים אחרים. לשאלות מסוג "מיהו המספר שיש לו שש עשרות ושלוש אחדות" ענה תחילה 36 ותיקן רק לאחר שאלה חוזרת.</w:t>
       </w:r>
     </w:p>
     <w:p>
@@ -5976,7 +5976,49 @@
           <w:rFonts w:ascii="David" w:cs="David" w:eastAsia="David" w:hAnsi="David"/>
           <w:rtl/>
         </w:rPr>
-        <w:t xml:space="preserve">כפל, חילוק ובעיות מילוליות: הנושאים בתחילת רכישתם, בהתאם לשלב הלימוד בכיתה. יובל מבין את שפת הקבוצות בעזרת תיווך ומבצע חילוק מוחשי, אך אינו מציב תרגיל ואינו שולף עובדות. בבעיות מילוליות הוא פותר בעיות פשוטות של הוספה והורדה, ומתקשה בבעיות השוואה, בבעיות עם נעלם בהתחלה ובבעיות דו-שלביות, שבהן הוא מבצע שלב אחד בלבד.</w:t>
+        <w:t xml:space="preserve">המרה ופריטה: נקודת השבר של המיפוי, ושני הכיוונים פגועים במידה שווה. בהמרה הוא אינו יודע ש-10 אחדות שוות עשרת אחת, ניחש "10" ולא הצליח באף אחת משאלות ההרכב (20 אחדות, 50 אחדות). בפריטה ענה "4" על "כמה אחדות ב-1 עשרת ו-3 אחדות", כלומר חיבר את הספרות זו לזו, ובשאלת ההכלה "כמה אחדות מכיל 25" התייחס לספרת האחדות בלבד. ממצא אחד חשוב להוראה בולט בתוך התמונה הזו: הייצוג הכספי נגיש לו יותר מן הסמלי. על החלפת עשרה שקלים בודדים במטבע של עשר, ועל פריטת מטבע של עשר לשקלים, השיב נכון. כלומר העיקרון קיים אצלו בצורה סביבתית ראשונית, וטרם קושר לשפת המספרים, וזו בדיוק נקודת האחיזה שתוכנית ההתערבות נבנתה עליה.</w:t>
+      </w:r>
+    </w:p>
+    <w:p>
+      <w:pPr>
+        <w:bidi/>
+        <w:spacing w:after="120" w:before="0"/>
+        <w:jc w:val="right"/>
+      </w:pPr>
+      <w:r>
+        <w:rPr>
+          <w:rFonts w:ascii="David" w:cs="David" w:eastAsia="David" w:hAnsi="David"/>
+          <w:rtl/>
+        </w:rPr>
+        <w:t xml:space="preserve">טכניקות חישוב: יובל יודע את צורת האלגוריתם ואינו מבין את תוכנו. חיבור וחיסור במאונך ללא המרה נפתרים נכון, ובכך הוא מפגין שליטה בסדר הפעולות של הטור. אך ברגע שנדרשת המרה מופיעות שתי טעויות שיטתיות, זהות בכל התרגילים שנבדקו: בחיבור עם המרה הוא רושם את שתי ספרות הסכום בטור האחדות (712=57+25), ובחיסור עם פריטה הוא מחסר תמיד את הספרה הקטנה מן הגדולה בלי קשר למיקומה (24=43-27, 36=40-16). אלו אינן טעויות קשב אלא כללים שגויים שהתגבשו כדי לעקוף את ההמרה החסרה. במאוזן התמונה חמורה יותר: חיבור עם המרה (38+15) ננטש כליל, סימן לכך שבלי מבנה הטור אין לו שום דרך גישה לתרגיל.</w:t>
+      </w:r>
+    </w:p>
+    <w:p>
+      <w:pPr>
+        <w:bidi/>
+        <w:spacing w:after="120" w:before="0"/>
+        <w:jc w:val="right"/>
+      </w:pPr>
+      <w:r>
+        <w:rPr>
+          <w:rFonts w:ascii="David" w:cs="David" w:eastAsia="David" w:hAnsi="David"/>
+          <w:rtl/>
+        </w:rPr>
+        <w:t xml:space="preserve">רצף, עיגול ואומדן: הרצף העולה שלם, כולל השלמת סדרות. הקושי מרוכז בכיוון היורד: ספירה לאחור מ-82 איטית ונשברת במעברי העשרת ("79... לא, רגע"), וסדרה יורדת הושלמה בשגיאה באותו מקום בדיוק (41, 40, 38). גם כאן חוזר אותו שורש: מעבר העשרת. עיגול ואומדן כמעט אינם קיימים כמושגים: יובל בוחר את העשרת הלא נכונה (70 עבור 76), ומול משימת אומדן הוא פונה לחישוב מדויק, מסתבך בו ואינו מסיים. בבעיית הארנק ניסה לחבר ארבעה מחירים במאונך במקום לאמוד, התבלבל ועצר.</w:t>
+      </w:r>
+    </w:p>
+    <w:p>
+      <w:pPr>
+        <w:bidi/>
+        <w:spacing w:after="120" w:before="0"/>
+        <w:jc w:val="right"/>
+      </w:pPr>
+      <w:r>
+        <w:rPr>
+          <w:rFonts w:ascii="David" w:cs="David" w:eastAsia="David" w:hAnsi="David"/>
+          <w:rtl/>
+        </w:rPr>
+        <w:t xml:space="preserve">כפל, חילוק ובעיות מילוליות: בהתאם לשלב הלימוד בסוף כיתה ב', הכפל והחילוק בתחילת רכישתם, והפער בין המוחשי לסמלי חוזר גם כאן. בפעולה מוחשית יובל מתפקד: מסדר 20 דסקיות בקבוצות של 4 ואומר "5 קבוצות", מחלק לחלקים בשיטת "אחד לכל אחד" ומזהה שארית ("נשארו 3 בלי קבוצה"). אבל הוא אינו מציב תרגיל לאף אחת מהפעולות, ובמערך המשובץ ניסה למנות את כל המשבצות אחת-אחת. בבעיות המילוליות הדפוס עקבי: בעיות פשוטות של הוספה והורדה עם מספרים קטנים נפתרות נכון, ואילו כל בעיה הדורשת היפוך או החזקה של שלבים נופלת. בבעיות עם נעלם בהתחלה הוא חיבר במקום לחסר; בבעיות השוואה הוא מתרגם "יותר" לחיבור באופן אוטומטי וטועה כשנדרש חיסור; בבעיה עם נתון מיותר השתמש בכל הנתונים; ובבעיות דו-שלביות ביצע שלב אחד ועצר. הדפוס האחרון מתיישב עם העומס על זיכרון העבודה שתואר בניתוח התפקודי: כשכל חישוב בסיסי דורש מנייה, לא נותרים משאבים להחזקת מבנה הבעיה.</w:t>
       </w:r>
     </w:p>
     <w:p>
@@ -6107,7 +6149,7 @@
                 <w:szCs w:val="20"/>
                 <w:rtl/>
               </w:rPr>
-              <w:t xml:space="preserve">ג'2</w:t>
+              <w:t xml:space="preserve">ב'2 (עולה לג')</w:t>
             </w:r>
           </w:p>
         </w:tc>
@@ -6345,7 +6387,7 @@
                 <w:szCs w:val="20"/>
                 <w:rtl/>
               </w:rPr>
-              <w:t xml:space="preserve">12.3.2017</w:t>
+              <w:t xml:space="preserve">12.3.2018</w:t>
             </w:r>
           </w:p>
         </w:tc>
@@ -9331,7 +9373,7 @@
           <w:szCs w:val="22"/>
           <w:rtl/>
         </w:rPr>
-        <w:t xml:space="preserve">בהתבסס על תוכנית הלימודים במתמטיקה ליסודי של משרד החינוך ועל אבחון המספרים השלמים (סגל, ל.ת.). המיפוי נערך בתחילת כיתה ג', ולכן נבדק בתחום ה-100.</w:t>
+        <w:t xml:space="preserve">בהתבסס על תוכנית הלימודים במתמטיקה ליסודי של משרד החינוך ועל אבחון המספרים השלמים (סגל, ל.ת.). המיפוי נערך בסוף כיתה ב', ולכן הדירוגים נרשמו בעמודת "סוף שנה" והבדיקה נערכה בתחום ה-100. עמודות תחילת השנה ואמצע השנה ישמשו למעקב בכיתה ג'.</w:t>
       </w:r>
     </w:p>
     <w:p>
@@ -9616,62 +9658,6 @@
             <w:pPr>
               <w:bidi/>
               <w:spacing w:after="40"/>
-              <w:jc w:val="right"/>
-            </w:pPr>
-            <w:r>
-              <w:rPr>
-                <w:rFonts w:ascii="David" w:cs="David" w:eastAsia="David" w:hAnsi="David"/>
-                <w:sz w:val="20"/>
-                <w:szCs w:val="20"/>
-                <w:rtl/>
-              </w:rPr>
-              <w:t xml:space="preserve"/>
-            </w:r>
-          </w:p>
-        </w:tc>
-        <w:tc>
-          <w:tcPr>
-            <w:tcW w:type="dxa" w:w="1030"/>
-            <w:tcMar>
-              <w:top w:type="dxa" w:w="60"/>
-              <w:left w:type="dxa" w:w="90"/>
-              <w:bottom w:type="dxa" w:w="60"/>
-              <w:right w:type="dxa" w:w="90"/>
-            </w:tcMar>
-            <w:vAlign w:val="center"/>
-          </w:tcPr>
-          <w:p>
-            <w:pPr>
-              <w:bidi/>
-              <w:spacing w:after="40"/>
-              <w:jc w:val="right"/>
-            </w:pPr>
-            <w:r>
-              <w:rPr>
-                <w:rFonts w:ascii="David" w:cs="David" w:eastAsia="David" w:hAnsi="David"/>
-                <w:sz w:val="20"/>
-                <w:szCs w:val="20"/>
-                <w:rtl/>
-              </w:rPr>
-              <w:t xml:space="preserve"/>
-            </w:r>
-          </w:p>
-        </w:tc>
-        <w:tc>
-          <w:tcPr>
-            <w:tcW w:type="dxa" w:w="1030"/>
-            <w:tcMar>
-              <w:top w:type="dxa" w:w="60"/>
-              <w:left w:type="dxa" w:w="90"/>
-              <w:bottom w:type="dxa" w:w="60"/>
-              <w:right w:type="dxa" w:w="90"/>
-            </w:tcMar>
-            <w:vAlign w:val="center"/>
-          </w:tcPr>
-          <w:p>
-            <w:pPr>
-              <w:bidi/>
-              <w:spacing w:after="40"/>
               <w:jc w:val="center"/>
             </w:pPr>
             <w:r>
@@ -9689,6 +9675,62 @@
         </w:tc>
         <w:tc>
           <w:tcPr>
+            <w:tcW w:type="dxa" w:w="1030"/>
+            <w:tcMar>
+              <w:top w:type="dxa" w:w="60"/>
+              <w:left w:type="dxa" w:w="90"/>
+              <w:bottom w:type="dxa" w:w="60"/>
+              <w:right w:type="dxa" w:w="90"/>
+            </w:tcMar>
+            <w:vAlign w:val="center"/>
+          </w:tcPr>
+          <w:p>
+            <w:pPr>
+              <w:bidi/>
+              <w:spacing w:after="40"/>
+              <w:jc w:val="right"/>
+            </w:pPr>
+            <w:r>
+              <w:rPr>
+                <w:rFonts w:ascii="David" w:cs="David" w:eastAsia="David" w:hAnsi="David"/>
+                <w:sz w:val="20"/>
+                <w:szCs w:val="20"/>
+                <w:rtl/>
+              </w:rPr>
+              <w:t xml:space="preserve"/>
+            </w:r>
+          </w:p>
+        </w:tc>
+        <w:tc>
+          <w:tcPr>
+            <w:tcW w:type="dxa" w:w="1030"/>
+            <w:tcMar>
+              <w:top w:type="dxa" w:w="60"/>
+              <w:left w:type="dxa" w:w="90"/>
+              <w:bottom w:type="dxa" w:w="60"/>
+              <w:right w:type="dxa" w:w="90"/>
+            </w:tcMar>
+            <w:vAlign w:val="center"/>
+          </w:tcPr>
+          <w:p>
+            <w:pPr>
+              <w:bidi/>
+              <w:spacing w:after="40"/>
+              <w:jc w:val="right"/>
+            </w:pPr>
+            <w:r>
+              <w:rPr>
+                <w:rFonts w:ascii="David" w:cs="David" w:eastAsia="David" w:hAnsi="David"/>
+                <w:sz w:val="20"/>
+                <w:szCs w:val="20"/>
+                <w:rtl/>
+              </w:rPr>
+              <w:t xml:space="preserve"/>
+            </w:r>
+          </w:p>
+        </w:tc>
+        <w:tc>
+          <w:tcPr>
             <w:tcW w:type="dxa" w:w="6160"/>
             <w:tcMar>
               <w:top w:type="dxa" w:w="60"/>
@@ -9720,62 +9762,6 @@
         <w:tc>
           <w:tcPr>
             <w:tcW w:type="dxa" w:w="1040"/>
-            <w:tcMar>
-              <w:top w:type="dxa" w:w="60"/>
-              <w:left w:type="dxa" w:w="90"/>
-              <w:bottom w:type="dxa" w:w="60"/>
-              <w:right w:type="dxa" w:w="90"/>
-            </w:tcMar>
-            <w:vAlign w:val="center"/>
-          </w:tcPr>
-          <w:p>
-            <w:pPr>
-              <w:bidi/>
-              <w:spacing w:after="40"/>
-              <w:jc w:val="right"/>
-            </w:pPr>
-            <w:r>
-              <w:rPr>
-                <w:rFonts w:ascii="David" w:cs="David" w:eastAsia="David" w:hAnsi="David"/>
-                <w:sz w:val="20"/>
-                <w:szCs w:val="20"/>
-                <w:rtl/>
-              </w:rPr>
-              <w:t xml:space="preserve"/>
-            </w:r>
-          </w:p>
-        </w:tc>
-        <w:tc>
-          <w:tcPr>
-            <w:tcW w:type="dxa" w:w="1030"/>
-            <w:tcMar>
-              <w:top w:type="dxa" w:w="60"/>
-              <w:left w:type="dxa" w:w="90"/>
-              <w:bottom w:type="dxa" w:w="60"/>
-              <w:right w:type="dxa" w:w="90"/>
-            </w:tcMar>
-            <w:vAlign w:val="center"/>
-          </w:tcPr>
-          <w:p>
-            <w:pPr>
-              <w:bidi/>
-              <w:spacing w:after="40"/>
-              <w:jc w:val="right"/>
-            </w:pPr>
-            <w:r>
-              <w:rPr>
-                <w:rFonts w:ascii="David" w:cs="David" w:eastAsia="David" w:hAnsi="David"/>
-                <w:sz w:val="20"/>
-                <w:szCs w:val="20"/>
-                <w:rtl/>
-              </w:rPr>
-              <w:t xml:space="preserve"/>
-            </w:r>
-          </w:p>
-        </w:tc>
-        <w:tc>
-          <w:tcPr>
-            <w:tcW w:type="dxa" w:w="1030"/>
             <w:tcMar>
               <w:top w:type="dxa" w:w="60"/>
               <w:left w:type="dxa" w:w="90"/>
@@ -9805,6 +9791,62 @@
         </w:tc>
         <w:tc>
           <w:tcPr>
+            <w:tcW w:type="dxa" w:w="1030"/>
+            <w:tcMar>
+              <w:top w:type="dxa" w:w="60"/>
+              <w:left w:type="dxa" w:w="90"/>
+              <w:bottom w:type="dxa" w:w="60"/>
+              <w:right w:type="dxa" w:w="90"/>
+            </w:tcMar>
+            <w:vAlign w:val="center"/>
+          </w:tcPr>
+          <w:p>
+            <w:pPr>
+              <w:bidi/>
+              <w:spacing w:after="40"/>
+              <w:jc w:val="right"/>
+            </w:pPr>
+            <w:r>
+              <w:rPr>
+                <w:rFonts w:ascii="David" w:cs="David" w:eastAsia="David" w:hAnsi="David"/>
+                <w:sz w:val="20"/>
+                <w:szCs w:val="20"/>
+                <w:rtl/>
+              </w:rPr>
+              <w:t xml:space="preserve"/>
+            </w:r>
+          </w:p>
+        </w:tc>
+        <w:tc>
+          <w:tcPr>
+            <w:tcW w:type="dxa" w:w="1030"/>
+            <w:tcMar>
+              <w:top w:type="dxa" w:w="60"/>
+              <w:left w:type="dxa" w:w="90"/>
+              <w:bottom w:type="dxa" w:w="60"/>
+              <w:right w:type="dxa" w:w="90"/>
+            </w:tcMar>
+            <w:vAlign w:val="center"/>
+          </w:tcPr>
+          <w:p>
+            <w:pPr>
+              <w:bidi/>
+              <w:spacing w:after="40"/>
+              <w:jc w:val="right"/>
+            </w:pPr>
+            <w:r>
+              <w:rPr>
+                <w:rFonts w:ascii="David" w:cs="David" w:eastAsia="David" w:hAnsi="David"/>
+                <w:sz w:val="20"/>
+                <w:szCs w:val="20"/>
+                <w:rtl/>
+              </w:rPr>
+              <w:t xml:space="preserve"/>
+            </w:r>
+          </w:p>
+        </w:tc>
+        <w:tc>
+          <w:tcPr>
             <w:tcW w:type="dxa" w:w="6160"/>
             <w:tcMar>
               <w:top w:type="dxa" w:w="60"/>
@@ -9836,62 +9878,6 @@
         <w:tc>
           <w:tcPr>
             <w:tcW w:type="dxa" w:w="1040"/>
-            <w:tcMar>
-              <w:top w:type="dxa" w:w="60"/>
-              <w:left w:type="dxa" w:w="90"/>
-              <w:bottom w:type="dxa" w:w="60"/>
-              <w:right w:type="dxa" w:w="90"/>
-            </w:tcMar>
-            <w:vAlign w:val="center"/>
-          </w:tcPr>
-          <w:p>
-            <w:pPr>
-              <w:bidi/>
-              <w:spacing w:after="40"/>
-              <w:jc w:val="right"/>
-            </w:pPr>
-            <w:r>
-              <w:rPr>
-                <w:rFonts w:ascii="David" w:cs="David" w:eastAsia="David" w:hAnsi="David"/>
-                <w:sz w:val="20"/>
-                <w:szCs w:val="20"/>
-                <w:rtl/>
-              </w:rPr>
-              <w:t xml:space="preserve"/>
-            </w:r>
-          </w:p>
-        </w:tc>
-        <w:tc>
-          <w:tcPr>
-            <w:tcW w:type="dxa" w:w="1030"/>
-            <w:tcMar>
-              <w:top w:type="dxa" w:w="60"/>
-              <w:left w:type="dxa" w:w="90"/>
-              <w:bottom w:type="dxa" w:w="60"/>
-              <w:right w:type="dxa" w:w="90"/>
-            </w:tcMar>
-            <w:vAlign w:val="center"/>
-          </w:tcPr>
-          <w:p>
-            <w:pPr>
-              <w:bidi/>
-              <w:spacing w:after="40"/>
-              <w:jc w:val="right"/>
-            </w:pPr>
-            <w:r>
-              <w:rPr>
-                <w:rFonts w:ascii="David" w:cs="David" w:eastAsia="David" w:hAnsi="David"/>
-                <w:sz w:val="20"/>
-                <w:szCs w:val="20"/>
-                <w:rtl/>
-              </w:rPr>
-              <w:t xml:space="preserve"/>
-            </w:r>
-          </w:p>
-        </w:tc>
-        <w:tc>
-          <w:tcPr>
-            <w:tcW w:type="dxa" w:w="1030"/>
             <w:tcMar>
               <w:top w:type="dxa" w:w="60"/>
               <w:left w:type="dxa" w:w="90"/>
@@ -9921,6 +9907,62 @@
         </w:tc>
         <w:tc>
           <w:tcPr>
+            <w:tcW w:type="dxa" w:w="1030"/>
+            <w:tcMar>
+              <w:top w:type="dxa" w:w="60"/>
+              <w:left w:type="dxa" w:w="90"/>
+              <w:bottom w:type="dxa" w:w="60"/>
+              <w:right w:type="dxa" w:w="90"/>
+            </w:tcMar>
+            <w:vAlign w:val="center"/>
+          </w:tcPr>
+          <w:p>
+            <w:pPr>
+              <w:bidi/>
+              <w:spacing w:after="40"/>
+              <w:jc w:val="right"/>
+            </w:pPr>
+            <w:r>
+              <w:rPr>
+                <w:rFonts w:ascii="David" w:cs="David" w:eastAsia="David" w:hAnsi="David"/>
+                <w:sz w:val="20"/>
+                <w:szCs w:val="20"/>
+                <w:rtl/>
+              </w:rPr>
+              <w:t xml:space="preserve"/>
+            </w:r>
+          </w:p>
+        </w:tc>
+        <w:tc>
+          <w:tcPr>
+            <w:tcW w:type="dxa" w:w="1030"/>
+            <w:tcMar>
+              <w:top w:type="dxa" w:w="60"/>
+              <w:left w:type="dxa" w:w="90"/>
+              <w:bottom w:type="dxa" w:w="60"/>
+              <w:right w:type="dxa" w:w="90"/>
+            </w:tcMar>
+            <w:vAlign w:val="center"/>
+          </w:tcPr>
+          <w:p>
+            <w:pPr>
+              <w:bidi/>
+              <w:spacing w:after="40"/>
+              <w:jc w:val="right"/>
+            </w:pPr>
+            <w:r>
+              <w:rPr>
+                <w:rFonts w:ascii="David" w:cs="David" w:eastAsia="David" w:hAnsi="David"/>
+                <w:sz w:val="20"/>
+                <w:szCs w:val="20"/>
+                <w:rtl/>
+              </w:rPr>
+              <w:t xml:space="preserve"/>
+            </w:r>
+          </w:p>
+        </w:tc>
+        <w:tc>
+          <w:tcPr>
             <w:tcW w:type="dxa" w:w="6160"/>
             <w:tcMar>
               <w:top w:type="dxa" w:w="60"/>
@@ -9952,62 +9994,6 @@
         <w:tc>
           <w:tcPr>
             <w:tcW w:type="dxa" w:w="1040"/>
-            <w:tcMar>
-              <w:top w:type="dxa" w:w="60"/>
-              <w:left w:type="dxa" w:w="90"/>
-              <w:bottom w:type="dxa" w:w="60"/>
-              <w:right w:type="dxa" w:w="90"/>
-            </w:tcMar>
-            <w:vAlign w:val="center"/>
-          </w:tcPr>
-          <w:p>
-            <w:pPr>
-              <w:bidi/>
-              <w:spacing w:after="40"/>
-              <w:jc w:val="right"/>
-            </w:pPr>
-            <w:r>
-              <w:rPr>
-                <w:rFonts w:ascii="David" w:cs="David" w:eastAsia="David" w:hAnsi="David"/>
-                <w:sz w:val="20"/>
-                <w:szCs w:val="20"/>
-                <w:rtl/>
-              </w:rPr>
-              <w:t xml:space="preserve"/>
-            </w:r>
-          </w:p>
-        </w:tc>
-        <w:tc>
-          <w:tcPr>
-            <w:tcW w:type="dxa" w:w="1030"/>
-            <w:tcMar>
-              <w:top w:type="dxa" w:w="60"/>
-              <w:left w:type="dxa" w:w="90"/>
-              <w:bottom w:type="dxa" w:w="60"/>
-              <w:right w:type="dxa" w:w="90"/>
-            </w:tcMar>
-            <w:vAlign w:val="center"/>
-          </w:tcPr>
-          <w:p>
-            <w:pPr>
-              <w:bidi/>
-              <w:spacing w:after="40"/>
-              <w:jc w:val="right"/>
-            </w:pPr>
-            <w:r>
-              <w:rPr>
-                <w:rFonts w:ascii="David" w:cs="David" w:eastAsia="David" w:hAnsi="David"/>
-                <w:sz w:val="20"/>
-                <w:szCs w:val="20"/>
-                <w:rtl/>
-              </w:rPr>
-              <w:t xml:space="preserve"/>
-            </w:r>
-          </w:p>
-        </w:tc>
-        <w:tc>
-          <w:tcPr>
-            <w:tcW w:type="dxa" w:w="1030"/>
             <w:tcMar>
               <w:top w:type="dxa" w:w="60"/>
               <w:left w:type="dxa" w:w="90"/>
@@ -10032,6 +10018,62 @@
                 <w:rtl/>
               </w:rPr>
               <w:t xml:space="preserve">4</w:t>
+            </w:r>
+          </w:p>
+        </w:tc>
+        <w:tc>
+          <w:tcPr>
+            <w:tcW w:type="dxa" w:w="1030"/>
+            <w:tcMar>
+              <w:top w:type="dxa" w:w="60"/>
+              <w:left w:type="dxa" w:w="90"/>
+              <w:bottom w:type="dxa" w:w="60"/>
+              <w:right w:type="dxa" w:w="90"/>
+            </w:tcMar>
+            <w:vAlign w:val="center"/>
+          </w:tcPr>
+          <w:p>
+            <w:pPr>
+              <w:bidi/>
+              <w:spacing w:after="40"/>
+              <w:jc w:val="right"/>
+            </w:pPr>
+            <w:r>
+              <w:rPr>
+                <w:rFonts w:ascii="David" w:cs="David" w:eastAsia="David" w:hAnsi="David"/>
+                <w:sz w:val="20"/>
+                <w:szCs w:val="20"/>
+                <w:rtl/>
+              </w:rPr>
+              <w:t xml:space="preserve"/>
+            </w:r>
+          </w:p>
+        </w:tc>
+        <w:tc>
+          <w:tcPr>
+            <w:tcW w:type="dxa" w:w="1030"/>
+            <w:tcMar>
+              <w:top w:type="dxa" w:w="60"/>
+              <w:left w:type="dxa" w:w="90"/>
+              <w:bottom w:type="dxa" w:w="60"/>
+              <w:right w:type="dxa" w:w="90"/>
+            </w:tcMar>
+            <w:vAlign w:val="center"/>
+          </w:tcPr>
+          <w:p>
+            <w:pPr>
+              <w:bidi/>
+              <w:spacing w:after="40"/>
+              <w:jc w:val="right"/>
+            </w:pPr>
+            <w:r>
+              <w:rPr>
+                <w:rFonts w:ascii="David" w:cs="David" w:eastAsia="David" w:hAnsi="David"/>
+                <w:sz w:val="20"/>
+                <w:szCs w:val="20"/>
+                <w:rtl/>
+              </w:rPr>
+              <w:t xml:space="preserve"/>
             </w:r>
           </w:p>
         </w:tc>
@@ -10114,62 +10156,6 @@
             <w:pPr>
               <w:bidi/>
               <w:spacing w:after="40"/>
-              <w:jc w:val="right"/>
-            </w:pPr>
-            <w:r>
-              <w:rPr>
-                <w:rFonts w:ascii="David" w:cs="David" w:eastAsia="David" w:hAnsi="David"/>
-                <w:sz w:val="20"/>
-                <w:szCs w:val="20"/>
-                <w:rtl/>
-              </w:rPr>
-              <w:t xml:space="preserve"/>
-            </w:r>
-          </w:p>
-        </w:tc>
-        <w:tc>
-          <w:tcPr>
-            <w:tcW w:type="dxa" w:w="1030"/>
-            <w:tcMar>
-              <w:top w:type="dxa" w:w="60"/>
-              <w:left w:type="dxa" w:w="90"/>
-              <w:bottom w:type="dxa" w:w="60"/>
-              <w:right w:type="dxa" w:w="90"/>
-            </w:tcMar>
-            <w:vAlign w:val="center"/>
-          </w:tcPr>
-          <w:p>
-            <w:pPr>
-              <w:bidi/>
-              <w:spacing w:after="40"/>
-              <w:jc w:val="right"/>
-            </w:pPr>
-            <w:r>
-              <w:rPr>
-                <w:rFonts w:ascii="David" w:cs="David" w:eastAsia="David" w:hAnsi="David"/>
-                <w:sz w:val="20"/>
-                <w:szCs w:val="20"/>
-                <w:rtl/>
-              </w:rPr>
-              <w:t xml:space="preserve"/>
-            </w:r>
-          </w:p>
-        </w:tc>
-        <w:tc>
-          <w:tcPr>
-            <w:tcW w:type="dxa" w:w="1030"/>
-            <w:tcMar>
-              <w:top w:type="dxa" w:w="60"/>
-              <w:left w:type="dxa" w:w="90"/>
-              <w:bottom w:type="dxa" w:w="60"/>
-              <w:right w:type="dxa" w:w="90"/>
-            </w:tcMar>
-            <w:vAlign w:val="center"/>
-          </w:tcPr>
-          <w:p>
-            <w:pPr>
-              <w:bidi/>
-              <w:spacing w:after="40"/>
               <w:jc w:val="center"/>
             </w:pPr>
             <w:r>
@@ -10187,6 +10173,62 @@
         </w:tc>
         <w:tc>
           <w:tcPr>
+            <w:tcW w:type="dxa" w:w="1030"/>
+            <w:tcMar>
+              <w:top w:type="dxa" w:w="60"/>
+              <w:left w:type="dxa" w:w="90"/>
+              <w:bottom w:type="dxa" w:w="60"/>
+              <w:right w:type="dxa" w:w="90"/>
+            </w:tcMar>
+            <w:vAlign w:val="center"/>
+          </w:tcPr>
+          <w:p>
+            <w:pPr>
+              <w:bidi/>
+              <w:spacing w:after="40"/>
+              <w:jc w:val="right"/>
+            </w:pPr>
+            <w:r>
+              <w:rPr>
+                <w:rFonts w:ascii="David" w:cs="David" w:eastAsia="David" w:hAnsi="David"/>
+                <w:sz w:val="20"/>
+                <w:szCs w:val="20"/>
+                <w:rtl/>
+              </w:rPr>
+              <w:t xml:space="preserve"/>
+            </w:r>
+          </w:p>
+        </w:tc>
+        <w:tc>
+          <w:tcPr>
+            <w:tcW w:type="dxa" w:w="1030"/>
+            <w:tcMar>
+              <w:top w:type="dxa" w:w="60"/>
+              <w:left w:type="dxa" w:w="90"/>
+              <w:bottom w:type="dxa" w:w="60"/>
+              <w:right w:type="dxa" w:w="90"/>
+            </w:tcMar>
+            <w:vAlign w:val="center"/>
+          </w:tcPr>
+          <w:p>
+            <w:pPr>
+              <w:bidi/>
+              <w:spacing w:after="40"/>
+              <w:jc w:val="right"/>
+            </w:pPr>
+            <w:r>
+              <w:rPr>
+                <w:rFonts w:ascii="David" w:cs="David" w:eastAsia="David" w:hAnsi="David"/>
+                <w:sz w:val="20"/>
+                <w:szCs w:val="20"/>
+                <w:rtl/>
+              </w:rPr>
+              <w:t xml:space="preserve"/>
+            </w:r>
+          </w:p>
+        </w:tc>
+        <w:tc>
+          <w:tcPr>
             <w:tcW w:type="dxa" w:w="6160"/>
             <w:tcMar>
               <w:top w:type="dxa" w:w="60"/>
@@ -10218,62 +10260,6 @@
         <w:tc>
           <w:tcPr>
             <w:tcW w:type="dxa" w:w="1040"/>
-            <w:tcMar>
-              <w:top w:type="dxa" w:w="60"/>
-              <w:left w:type="dxa" w:w="90"/>
-              <w:bottom w:type="dxa" w:w="60"/>
-              <w:right w:type="dxa" w:w="90"/>
-            </w:tcMar>
-            <w:vAlign w:val="center"/>
-          </w:tcPr>
-          <w:p>
-            <w:pPr>
-              <w:bidi/>
-              <w:spacing w:after="40"/>
-              <w:jc w:val="right"/>
-            </w:pPr>
-            <w:r>
-              <w:rPr>
-                <w:rFonts w:ascii="David" w:cs="David" w:eastAsia="David" w:hAnsi="David"/>
-                <w:sz w:val="20"/>
-                <w:szCs w:val="20"/>
-                <w:rtl/>
-              </w:rPr>
-              <w:t xml:space="preserve"/>
-            </w:r>
-          </w:p>
-        </w:tc>
-        <w:tc>
-          <w:tcPr>
-            <w:tcW w:type="dxa" w:w="1030"/>
-            <w:tcMar>
-              <w:top w:type="dxa" w:w="60"/>
-              <w:left w:type="dxa" w:w="90"/>
-              <w:bottom w:type="dxa" w:w="60"/>
-              <w:right w:type="dxa" w:w="90"/>
-            </w:tcMar>
-            <w:vAlign w:val="center"/>
-          </w:tcPr>
-          <w:p>
-            <w:pPr>
-              <w:bidi/>
-              <w:spacing w:after="40"/>
-              <w:jc w:val="right"/>
-            </w:pPr>
-            <w:r>
-              <w:rPr>
-                <w:rFonts w:ascii="David" w:cs="David" w:eastAsia="David" w:hAnsi="David"/>
-                <w:sz w:val="20"/>
-                <w:szCs w:val="20"/>
-                <w:rtl/>
-              </w:rPr>
-              <w:t xml:space="preserve"/>
-            </w:r>
-          </w:p>
-        </w:tc>
-        <w:tc>
-          <w:tcPr>
-            <w:tcW w:type="dxa" w:w="1030"/>
             <w:tcMar>
               <w:top w:type="dxa" w:w="60"/>
               <w:left w:type="dxa" w:w="90"/>
@@ -10303,6 +10289,62 @@
         </w:tc>
         <w:tc>
           <w:tcPr>
+            <w:tcW w:type="dxa" w:w="1030"/>
+            <w:tcMar>
+              <w:top w:type="dxa" w:w="60"/>
+              <w:left w:type="dxa" w:w="90"/>
+              <w:bottom w:type="dxa" w:w="60"/>
+              <w:right w:type="dxa" w:w="90"/>
+            </w:tcMar>
+            <w:vAlign w:val="center"/>
+          </w:tcPr>
+          <w:p>
+            <w:pPr>
+              <w:bidi/>
+              <w:spacing w:after="40"/>
+              <w:jc w:val="right"/>
+            </w:pPr>
+            <w:r>
+              <w:rPr>
+                <w:rFonts w:ascii="David" w:cs="David" w:eastAsia="David" w:hAnsi="David"/>
+                <w:sz w:val="20"/>
+                <w:szCs w:val="20"/>
+                <w:rtl/>
+              </w:rPr>
+              <w:t xml:space="preserve"/>
+            </w:r>
+          </w:p>
+        </w:tc>
+        <w:tc>
+          <w:tcPr>
+            <w:tcW w:type="dxa" w:w="1030"/>
+            <w:tcMar>
+              <w:top w:type="dxa" w:w="60"/>
+              <w:left w:type="dxa" w:w="90"/>
+              <w:bottom w:type="dxa" w:w="60"/>
+              <w:right w:type="dxa" w:w="90"/>
+            </w:tcMar>
+            <w:vAlign w:val="center"/>
+          </w:tcPr>
+          <w:p>
+            <w:pPr>
+              <w:bidi/>
+              <w:spacing w:after="40"/>
+              <w:jc w:val="right"/>
+            </w:pPr>
+            <w:r>
+              <w:rPr>
+                <w:rFonts w:ascii="David" w:cs="David" w:eastAsia="David" w:hAnsi="David"/>
+                <w:sz w:val="20"/>
+                <w:szCs w:val="20"/>
+                <w:rtl/>
+              </w:rPr>
+              <w:t xml:space="preserve"/>
+            </w:r>
+          </w:p>
+        </w:tc>
+        <w:tc>
+          <w:tcPr>
             <w:tcW w:type="dxa" w:w="6160"/>
             <w:tcMar>
               <w:top w:type="dxa" w:w="60"/>
@@ -10334,62 +10376,6 @@
         <w:tc>
           <w:tcPr>
             <w:tcW w:type="dxa" w:w="1040"/>
-            <w:tcMar>
-              <w:top w:type="dxa" w:w="60"/>
-              <w:left w:type="dxa" w:w="90"/>
-              <w:bottom w:type="dxa" w:w="60"/>
-              <w:right w:type="dxa" w:w="90"/>
-            </w:tcMar>
-            <w:vAlign w:val="center"/>
-          </w:tcPr>
-          <w:p>
-            <w:pPr>
-              <w:bidi/>
-              <w:spacing w:after="40"/>
-              <w:jc w:val="right"/>
-            </w:pPr>
-            <w:r>
-              <w:rPr>
-                <w:rFonts w:ascii="David" w:cs="David" w:eastAsia="David" w:hAnsi="David"/>
-                <w:sz w:val="20"/>
-                <w:szCs w:val="20"/>
-                <w:rtl/>
-              </w:rPr>
-              <w:t xml:space="preserve"/>
-            </w:r>
-          </w:p>
-        </w:tc>
-        <w:tc>
-          <w:tcPr>
-            <w:tcW w:type="dxa" w:w="1030"/>
-            <w:tcMar>
-              <w:top w:type="dxa" w:w="60"/>
-              <w:left w:type="dxa" w:w="90"/>
-              <w:bottom w:type="dxa" w:w="60"/>
-              <w:right w:type="dxa" w:w="90"/>
-            </w:tcMar>
-            <w:vAlign w:val="center"/>
-          </w:tcPr>
-          <w:p>
-            <w:pPr>
-              <w:bidi/>
-              <w:spacing w:after="40"/>
-              <w:jc w:val="right"/>
-            </w:pPr>
-            <w:r>
-              <w:rPr>
-                <w:rFonts w:ascii="David" w:cs="David" w:eastAsia="David" w:hAnsi="David"/>
-                <w:sz w:val="20"/>
-                <w:szCs w:val="20"/>
-                <w:rtl/>
-              </w:rPr>
-              <w:t xml:space="preserve"/>
-            </w:r>
-          </w:p>
-        </w:tc>
-        <w:tc>
-          <w:tcPr>
-            <w:tcW w:type="dxa" w:w="1030"/>
             <w:tcMar>
               <w:top w:type="dxa" w:w="60"/>
               <w:left w:type="dxa" w:w="90"/>
@@ -10419,6 +10405,62 @@
         </w:tc>
         <w:tc>
           <w:tcPr>
+            <w:tcW w:type="dxa" w:w="1030"/>
+            <w:tcMar>
+              <w:top w:type="dxa" w:w="60"/>
+              <w:left w:type="dxa" w:w="90"/>
+              <w:bottom w:type="dxa" w:w="60"/>
+              <w:right w:type="dxa" w:w="90"/>
+            </w:tcMar>
+            <w:vAlign w:val="center"/>
+          </w:tcPr>
+          <w:p>
+            <w:pPr>
+              <w:bidi/>
+              <w:spacing w:after="40"/>
+              <w:jc w:val="right"/>
+            </w:pPr>
+            <w:r>
+              <w:rPr>
+                <w:rFonts w:ascii="David" w:cs="David" w:eastAsia="David" w:hAnsi="David"/>
+                <w:sz w:val="20"/>
+                <w:szCs w:val="20"/>
+                <w:rtl/>
+              </w:rPr>
+              <w:t xml:space="preserve"/>
+            </w:r>
+          </w:p>
+        </w:tc>
+        <w:tc>
+          <w:tcPr>
+            <w:tcW w:type="dxa" w:w="1030"/>
+            <w:tcMar>
+              <w:top w:type="dxa" w:w="60"/>
+              <w:left w:type="dxa" w:w="90"/>
+              <w:bottom w:type="dxa" w:w="60"/>
+              <w:right w:type="dxa" w:w="90"/>
+            </w:tcMar>
+            <w:vAlign w:val="center"/>
+          </w:tcPr>
+          <w:p>
+            <w:pPr>
+              <w:bidi/>
+              <w:spacing w:after="40"/>
+              <w:jc w:val="right"/>
+            </w:pPr>
+            <w:r>
+              <w:rPr>
+                <w:rFonts w:ascii="David" w:cs="David" w:eastAsia="David" w:hAnsi="David"/>
+                <w:sz w:val="20"/>
+                <w:szCs w:val="20"/>
+                <w:rtl/>
+              </w:rPr>
+              <w:t xml:space="preserve"/>
+            </w:r>
+          </w:p>
+        </w:tc>
+        <w:tc>
+          <w:tcPr>
             <w:tcW w:type="dxa" w:w="6160"/>
             <w:tcMar>
               <w:top w:type="dxa" w:w="60"/>
@@ -10450,62 +10492,6 @@
         <w:tc>
           <w:tcPr>
             <w:tcW w:type="dxa" w:w="1040"/>
-            <w:tcMar>
-              <w:top w:type="dxa" w:w="60"/>
-              <w:left w:type="dxa" w:w="90"/>
-              <w:bottom w:type="dxa" w:w="60"/>
-              <w:right w:type="dxa" w:w="90"/>
-            </w:tcMar>
-            <w:vAlign w:val="center"/>
-          </w:tcPr>
-          <w:p>
-            <w:pPr>
-              <w:bidi/>
-              <w:spacing w:after="40"/>
-              <w:jc w:val="right"/>
-            </w:pPr>
-            <w:r>
-              <w:rPr>
-                <w:rFonts w:ascii="David" w:cs="David" w:eastAsia="David" w:hAnsi="David"/>
-                <w:sz w:val="20"/>
-                <w:szCs w:val="20"/>
-                <w:rtl/>
-              </w:rPr>
-              <w:t xml:space="preserve"/>
-            </w:r>
-          </w:p>
-        </w:tc>
-        <w:tc>
-          <w:tcPr>
-            <w:tcW w:type="dxa" w:w="1030"/>
-            <w:tcMar>
-              <w:top w:type="dxa" w:w="60"/>
-              <w:left w:type="dxa" w:w="90"/>
-              <w:bottom w:type="dxa" w:w="60"/>
-              <w:right w:type="dxa" w:w="90"/>
-            </w:tcMar>
-            <w:vAlign w:val="center"/>
-          </w:tcPr>
-          <w:p>
-            <w:pPr>
-              <w:bidi/>
-              <w:spacing w:after="40"/>
-              <w:jc w:val="right"/>
-            </w:pPr>
-            <w:r>
-              <w:rPr>
-                <w:rFonts w:ascii="David" w:cs="David" w:eastAsia="David" w:hAnsi="David"/>
-                <w:sz w:val="20"/>
-                <w:szCs w:val="20"/>
-                <w:rtl/>
-              </w:rPr>
-              <w:t xml:space="preserve"/>
-            </w:r>
-          </w:p>
-        </w:tc>
-        <w:tc>
-          <w:tcPr>
-            <w:tcW w:type="dxa" w:w="1030"/>
             <w:tcMar>
               <w:top w:type="dxa" w:w="60"/>
               <w:left w:type="dxa" w:w="90"/>
@@ -10530,6 +10516,62 @@
                 <w:rtl/>
               </w:rPr>
               <w:t xml:space="preserve">3</w:t>
+            </w:r>
+          </w:p>
+        </w:tc>
+        <w:tc>
+          <w:tcPr>
+            <w:tcW w:type="dxa" w:w="1030"/>
+            <w:tcMar>
+              <w:top w:type="dxa" w:w="60"/>
+              <w:left w:type="dxa" w:w="90"/>
+              <w:bottom w:type="dxa" w:w="60"/>
+              <w:right w:type="dxa" w:w="90"/>
+            </w:tcMar>
+            <w:vAlign w:val="center"/>
+          </w:tcPr>
+          <w:p>
+            <w:pPr>
+              <w:bidi/>
+              <w:spacing w:after="40"/>
+              <w:jc w:val="right"/>
+            </w:pPr>
+            <w:r>
+              <w:rPr>
+                <w:rFonts w:ascii="David" w:cs="David" w:eastAsia="David" w:hAnsi="David"/>
+                <w:sz w:val="20"/>
+                <w:szCs w:val="20"/>
+                <w:rtl/>
+              </w:rPr>
+              <w:t xml:space="preserve"/>
+            </w:r>
+          </w:p>
+        </w:tc>
+        <w:tc>
+          <w:tcPr>
+            <w:tcW w:type="dxa" w:w="1030"/>
+            <w:tcMar>
+              <w:top w:type="dxa" w:w="60"/>
+              <w:left w:type="dxa" w:w="90"/>
+              <w:bottom w:type="dxa" w:w="60"/>
+              <w:right w:type="dxa" w:w="90"/>
+            </w:tcMar>
+            <w:vAlign w:val="center"/>
+          </w:tcPr>
+          <w:p>
+            <w:pPr>
+              <w:bidi/>
+              <w:spacing w:after="40"/>
+              <w:jc w:val="right"/>
+            </w:pPr>
+            <w:r>
+              <w:rPr>
+                <w:rFonts w:ascii="David" w:cs="David" w:eastAsia="David" w:hAnsi="David"/>
+                <w:sz w:val="20"/>
+                <w:szCs w:val="20"/>
+                <w:rtl/>
+              </w:rPr>
+              <w:t xml:space="preserve"/>
             </w:r>
           </w:p>
         </w:tc>
@@ -10845,62 +10887,6 @@
             <w:pPr>
               <w:bidi/>
               <w:spacing w:after="40"/>
-              <w:jc w:val="right"/>
-            </w:pPr>
-            <w:r>
-              <w:rPr>
-                <w:rFonts w:ascii="David" w:cs="David" w:eastAsia="David" w:hAnsi="David"/>
-                <w:sz w:val="20"/>
-                <w:szCs w:val="20"/>
-                <w:rtl/>
-              </w:rPr>
-              <w:t xml:space="preserve"/>
-            </w:r>
-          </w:p>
-        </w:tc>
-        <w:tc>
-          <w:tcPr>
-            <w:tcW w:type="dxa" w:w="1030"/>
-            <w:tcMar>
-              <w:top w:type="dxa" w:w="60"/>
-              <w:left w:type="dxa" w:w="90"/>
-              <w:bottom w:type="dxa" w:w="60"/>
-              <w:right w:type="dxa" w:w="90"/>
-            </w:tcMar>
-            <w:vAlign w:val="center"/>
-          </w:tcPr>
-          <w:p>
-            <w:pPr>
-              <w:bidi/>
-              <w:spacing w:after="40"/>
-              <w:jc w:val="right"/>
-            </w:pPr>
-            <w:r>
-              <w:rPr>
-                <w:rFonts w:ascii="David" w:cs="David" w:eastAsia="David" w:hAnsi="David"/>
-                <w:sz w:val="20"/>
-                <w:szCs w:val="20"/>
-                <w:rtl/>
-              </w:rPr>
-              <w:t xml:space="preserve"/>
-            </w:r>
-          </w:p>
-        </w:tc>
-        <w:tc>
-          <w:tcPr>
-            <w:tcW w:type="dxa" w:w="1030"/>
-            <w:tcMar>
-              <w:top w:type="dxa" w:w="60"/>
-              <w:left w:type="dxa" w:w="90"/>
-              <w:bottom w:type="dxa" w:w="60"/>
-              <w:right w:type="dxa" w:w="90"/>
-            </w:tcMar>
-            <w:vAlign w:val="center"/>
-          </w:tcPr>
-          <w:p>
-            <w:pPr>
-              <w:bidi/>
-              <w:spacing w:after="40"/>
               <w:jc w:val="center"/>
             </w:pPr>
             <w:r>
@@ -10918,6 +10904,62 @@
         </w:tc>
         <w:tc>
           <w:tcPr>
+            <w:tcW w:type="dxa" w:w="1030"/>
+            <w:tcMar>
+              <w:top w:type="dxa" w:w="60"/>
+              <w:left w:type="dxa" w:w="90"/>
+              <w:bottom w:type="dxa" w:w="60"/>
+              <w:right w:type="dxa" w:w="90"/>
+            </w:tcMar>
+            <w:vAlign w:val="center"/>
+          </w:tcPr>
+          <w:p>
+            <w:pPr>
+              <w:bidi/>
+              <w:spacing w:after="40"/>
+              <w:jc w:val="right"/>
+            </w:pPr>
+            <w:r>
+              <w:rPr>
+                <w:rFonts w:ascii="David" w:cs="David" w:eastAsia="David" w:hAnsi="David"/>
+                <w:sz w:val="20"/>
+                <w:szCs w:val="20"/>
+                <w:rtl/>
+              </w:rPr>
+              <w:t xml:space="preserve"/>
+            </w:r>
+          </w:p>
+        </w:tc>
+        <w:tc>
+          <w:tcPr>
+            <w:tcW w:type="dxa" w:w="1030"/>
+            <w:tcMar>
+              <w:top w:type="dxa" w:w="60"/>
+              <w:left w:type="dxa" w:w="90"/>
+              <w:bottom w:type="dxa" w:w="60"/>
+              <w:right w:type="dxa" w:w="90"/>
+            </w:tcMar>
+            <w:vAlign w:val="center"/>
+          </w:tcPr>
+          <w:p>
+            <w:pPr>
+              <w:bidi/>
+              <w:spacing w:after="40"/>
+              <w:jc w:val="right"/>
+            </w:pPr>
+            <w:r>
+              <w:rPr>
+                <w:rFonts w:ascii="David" w:cs="David" w:eastAsia="David" w:hAnsi="David"/>
+                <w:sz w:val="20"/>
+                <w:szCs w:val="20"/>
+                <w:rtl/>
+              </w:rPr>
+              <w:t xml:space="preserve"/>
+            </w:r>
+          </w:p>
+        </w:tc>
+        <w:tc>
+          <w:tcPr>
             <w:tcW w:type="dxa" w:w="6160"/>
             <w:tcMar>
               <w:top w:type="dxa" w:w="60"/>
@@ -10949,62 +10991,6 @@
         <w:tc>
           <w:tcPr>
             <w:tcW w:type="dxa" w:w="1040"/>
-            <w:tcMar>
-              <w:top w:type="dxa" w:w="60"/>
-              <w:left w:type="dxa" w:w="90"/>
-              <w:bottom w:type="dxa" w:w="60"/>
-              <w:right w:type="dxa" w:w="90"/>
-            </w:tcMar>
-            <w:vAlign w:val="center"/>
-          </w:tcPr>
-          <w:p>
-            <w:pPr>
-              <w:bidi/>
-              <w:spacing w:after="40"/>
-              <w:jc w:val="right"/>
-            </w:pPr>
-            <w:r>
-              <w:rPr>
-                <w:rFonts w:ascii="David" w:cs="David" w:eastAsia="David" w:hAnsi="David"/>
-                <w:sz w:val="20"/>
-                <w:szCs w:val="20"/>
-                <w:rtl/>
-              </w:rPr>
-              <w:t xml:space="preserve"/>
-            </w:r>
-          </w:p>
-        </w:tc>
-        <w:tc>
-          <w:tcPr>
-            <w:tcW w:type="dxa" w:w="1030"/>
-            <w:tcMar>
-              <w:top w:type="dxa" w:w="60"/>
-              <w:left w:type="dxa" w:w="90"/>
-              <w:bottom w:type="dxa" w:w="60"/>
-              <w:right w:type="dxa" w:w="90"/>
-            </w:tcMar>
-            <w:vAlign w:val="center"/>
-          </w:tcPr>
-          <w:p>
-            <w:pPr>
-              <w:bidi/>
-              <w:spacing w:after="40"/>
-              <w:jc w:val="right"/>
-            </w:pPr>
-            <w:r>
-              <w:rPr>
-                <w:rFonts w:ascii="David" w:cs="David" w:eastAsia="David" w:hAnsi="David"/>
-                <w:sz w:val="20"/>
-                <w:szCs w:val="20"/>
-                <w:rtl/>
-              </w:rPr>
-              <w:t xml:space="preserve"/>
-            </w:r>
-          </w:p>
-        </w:tc>
-        <w:tc>
-          <w:tcPr>
-            <w:tcW w:type="dxa" w:w="1030"/>
             <w:tcMar>
               <w:top w:type="dxa" w:w="60"/>
               <w:left w:type="dxa" w:w="90"/>
@@ -11034,6 +11020,62 @@
         </w:tc>
         <w:tc>
           <w:tcPr>
+            <w:tcW w:type="dxa" w:w="1030"/>
+            <w:tcMar>
+              <w:top w:type="dxa" w:w="60"/>
+              <w:left w:type="dxa" w:w="90"/>
+              <w:bottom w:type="dxa" w:w="60"/>
+              <w:right w:type="dxa" w:w="90"/>
+            </w:tcMar>
+            <w:vAlign w:val="center"/>
+          </w:tcPr>
+          <w:p>
+            <w:pPr>
+              <w:bidi/>
+              <w:spacing w:after="40"/>
+              <w:jc w:val="right"/>
+            </w:pPr>
+            <w:r>
+              <w:rPr>
+                <w:rFonts w:ascii="David" w:cs="David" w:eastAsia="David" w:hAnsi="David"/>
+                <w:sz w:val="20"/>
+                <w:szCs w:val="20"/>
+                <w:rtl/>
+              </w:rPr>
+              <w:t xml:space="preserve"/>
+            </w:r>
+          </w:p>
+        </w:tc>
+        <w:tc>
+          <w:tcPr>
+            <w:tcW w:type="dxa" w:w="1030"/>
+            <w:tcMar>
+              <w:top w:type="dxa" w:w="60"/>
+              <w:left w:type="dxa" w:w="90"/>
+              <w:bottom w:type="dxa" w:w="60"/>
+              <w:right w:type="dxa" w:w="90"/>
+            </w:tcMar>
+            <w:vAlign w:val="center"/>
+          </w:tcPr>
+          <w:p>
+            <w:pPr>
+              <w:bidi/>
+              <w:spacing w:after="40"/>
+              <w:jc w:val="right"/>
+            </w:pPr>
+            <w:r>
+              <w:rPr>
+                <w:rFonts w:ascii="David" w:cs="David" w:eastAsia="David" w:hAnsi="David"/>
+                <w:sz w:val="20"/>
+                <w:szCs w:val="20"/>
+                <w:rtl/>
+              </w:rPr>
+              <w:t xml:space="preserve"/>
+            </w:r>
+          </w:p>
+        </w:tc>
+        <w:tc>
+          <w:tcPr>
             <w:tcW w:type="dxa" w:w="6160"/>
             <w:tcMar>
               <w:top w:type="dxa" w:w="60"/>
@@ -11065,62 +11107,6 @@
         <w:tc>
           <w:tcPr>
             <w:tcW w:type="dxa" w:w="1040"/>
-            <w:tcMar>
-              <w:top w:type="dxa" w:w="60"/>
-              <w:left w:type="dxa" w:w="90"/>
-              <w:bottom w:type="dxa" w:w="60"/>
-              <w:right w:type="dxa" w:w="90"/>
-            </w:tcMar>
-            <w:vAlign w:val="center"/>
-          </w:tcPr>
-          <w:p>
-            <w:pPr>
-              <w:bidi/>
-              <w:spacing w:after="40"/>
-              <w:jc w:val="right"/>
-            </w:pPr>
-            <w:r>
-              <w:rPr>
-                <w:rFonts w:ascii="David" w:cs="David" w:eastAsia="David" w:hAnsi="David"/>
-                <w:sz w:val="20"/>
-                <w:szCs w:val="20"/>
-                <w:rtl/>
-              </w:rPr>
-              <w:t xml:space="preserve"/>
-            </w:r>
-          </w:p>
-        </w:tc>
-        <w:tc>
-          <w:tcPr>
-            <w:tcW w:type="dxa" w:w="1030"/>
-            <w:tcMar>
-              <w:top w:type="dxa" w:w="60"/>
-              <w:left w:type="dxa" w:w="90"/>
-              <w:bottom w:type="dxa" w:w="60"/>
-              <w:right w:type="dxa" w:w="90"/>
-            </w:tcMar>
-            <w:vAlign w:val="center"/>
-          </w:tcPr>
-          <w:p>
-            <w:pPr>
-              <w:bidi/>
-              <w:spacing w:after="40"/>
-              <w:jc w:val="right"/>
-            </w:pPr>
-            <w:r>
-              <w:rPr>
-                <w:rFonts w:ascii="David" w:cs="David" w:eastAsia="David" w:hAnsi="David"/>
-                <w:sz w:val="20"/>
-                <w:szCs w:val="20"/>
-                <w:rtl/>
-              </w:rPr>
-              <w:t xml:space="preserve"/>
-            </w:r>
-          </w:p>
-        </w:tc>
-        <w:tc>
-          <w:tcPr>
-            <w:tcW w:type="dxa" w:w="1030"/>
             <w:tcMar>
               <w:top w:type="dxa" w:w="60"/>
               <w:left w:type="dxa" w:w="90"/>
@@ -11150,6 +11136,62 @@
         </w:tc>
         <w:tc>
           <w:tcPr>
+            <w:tcW w:type="dxa" w:w="1030"/>
+            <w:tcMar>
+              <w:top w:type="dxa" w:w="60"/>
+              <w:left w:type="dxa" w:w="90"/>
+              <w:bottom w:type="dxa" w:w="60"/>
+              <w:right w:type="dxa" w:w="90"/>
+            </w:tcMar>
+            <w:vAlign w:val="center"/>
+          </w:tcPr>
+          <w:p>
+            <w:pPr>
+              <w:bidi/>
+              <w:spacing w:after="40"/>
+              <w:jc w:val="right"/>
+            </w:pPr>
+            <w:r>
+              <w:rPr>
+                <w:rFonts w:ascii="David" w:cs="David" w:eastAsia="David" w:hAnsi="David"/>
+                <w:sz w:val="20"/>
+                <w:szCs w:val="20"/>
+                <w:rtl/>
+              </w:rPr>
+              <w:t xml:space="preserve"/>
+            </w:r>
+          </w:p>
+        </w:tc>
+        <w:tc>
+          <w:tcPr>
+            <w:tcW w:type="dxa" w:w="1030"/>
+            <w:tcMar>
+              <w:top w:type="dxa" w:w="60"/>
+              <w:left w:type="dxa" w:w="90"/>
+              <w:bottom w:type="dxa" w:w="60"/>
+              <w:right w:type="dxa" w:w="90"/>
+            </w:tcMar>
+            <w:vAlign w:val="center"/>
+          </w:tcPr>
+          <w:p>
+            <w:pPr>
+              <w:bidi/>
+              <w:spacing w:after="40"/>
+              <w:jc w:val="right"/>
+            </w:pPr>
+            <w:r>
+              <w:rPr>
+                <w:rFonts w:ascii="David" w:cs="David" w:eastAsia="David" w:hAnsi="David"/>
+                <w:sz w:val="20"/>
+                <w:szCs w:val="20"/>
+                <w:rtl/>
+              </w:rPr>
+              <w:t xml:space="preserve"/>
+            </w:r>
+          </w:p>
+        </w:tc>
+        <w:tc>
+          <w:tcPr>
             <w:tcW w:type="dxa" w:w="6160"/>
             <w:tcMar>
               <w:top w:type="dxa" w:w="60"/>
@@ -11181,62 +11223,6 @@
         <w:tc>
           <w:tcPr>
             <w:tcW w:type="dxa" w:w="1040"/>
-            <w:tcMar>
-              <w:top w:type="dxa" w:w="60"/>
-              <w:left w:type="dxa" w:w="90"/>
-              <w:bottom w:type="dxa" w:w="60"/>
-              <w:right w:type="dxa" w:w="90"/>
-            </w:tcMar>
-            <w:vAlign w:val="center"/>
-          </w:tcPr>
-          <w:p>
-            <w:pPr>
-              <w:bidi/>
-              <w:spacing w:after="40"/>
-              <w:jc w:val="right"/>
-            </w:pPr>
-            <w:r>
-              <w:rPr>
-                <w:rFonts w:ascii="David" w:cs="David" w:eastAsia="David" w:hAnsi="David"/>
-                <w:sz w:val="20"/>
-                <w:szCs w:val="20"/>
-                <w:rtl/>
-              </w:rPr>
-              <w:t xml:space="preserve"/>
-            </w:r>
-          </w:p>
-        </w:tc>
-        <w:tc>
-          <w:tcPr>
-            <w:tcW w:type="dxa" w:w="1030"/>
-            <w:tcMar>
-              <w:top w:type="dxa" w:w="60"/>
-              <w:left w:type="dxa" w:w="90"/>
-              <w:bottom w:type="dxa" w:w="60"/>
-              <w:right w:type="dxa" w:w="90"/>
-            </w:tcMar>
-            <w:vAlign w:val="center"/>
-          </w:tcPr>
-          <w:p>
-            <w:pPr>
-              <w:bidi/>
-              <w:spacing w:after="40"/>
-              <w:jc w:val="right"/>
-            </w:pPr>
-            <w:r>
-              <w:rPr>
-                <w:rFonts w:ascii="David" w:cs="David" w:eastAsia="David" w:hAnsi="David"/>
-                <w:sz w:val="20"/>
-                <w:szCs w:val="20"/>
-                <w:rtl/>
-              </w:rPr>
-              <w:t xml:space="preserve"/>
-            </w:r>
-          </w:p>
-        </w:tc>
-        <w:tc>
-          <w:tcPr>
-            <w:tcW w:type="dxa" w:w="1030"/>
             <w:tcMar>
               <w:top w:type="dxa" w:w="60"/>
               <w:left w:type="dxa" w:w="90"/>
@@ -11266,6 +11252,62 @@
         </w:tc>
         <w:tc>
           <w:tcPr>
+            <w:tcW w:type="dxa" w:w="1030"/>
+            <w:tcMar>
+              <w:top w:type="dxa" w:w="60"/>
+              <w:left w:type="dxa" w:w="90"/>
+              <w:bottom w:type="dxa" w:w="60"/>
+              <w:right w:type="dxa" w:w="90"/>
+            </w:tcMar>
+            <w:vAlign w:val="center"/>
+          </w:tcPr>
+          <w:p>
+            <w:pPr>
+              <w:bidi/>
+              <w:spacing w:after="40"/>
+              <w:jc w:val="right"/>
+            </w:pPr>
+            <w:r>
+              <w:rPr>
+                <w:rFonts w:ascii="David" w:cs="David" w:eastAsia="David" w:hAnsi="David"/>
+                <w:sz w:val="20"/>
+                <w:szCs w:val="20"/>
+                <w:rtl/>
+              </w:rPr>
+              <w:t xml:space="preserve"/>
+            </w:r>
+          </w:p>
+        </w:tc>
+        <w:tc>
+          <w:tcPr>
+            <w:tcW w:type="dxa" w:w="1030"/>
+            <w:tcMar>
+              <w:top w:type="dxa" w:w="60"/>
+              <w:left w:type="dxa" w:w="90"/>
+              <w:bottom w:type="dxa" w:w="60"/>
+              <w:right w:type="dxa" w:w="90"/>
+            </w:tcMar>
+            <w:vAlign w:val="center"/>
+          </w:tcPr>
+          <w:p>
+            <w:pPr>
+              <w:bidi/>
+              <w:spacing w:after="40"/>
+              <w:jc w:val="right"/>
+            </w:pPr>
+            <w:r>
+              <w:rPr>
+                <w:rFonts w:ascii="David" w:cs="David" w:eastAsia="David" w:hAnsi="David"/>
+                <w:sz w:val="20"/>
+                <w:szCs w:val="20"/>
+                <w:rtl/>
+              </w:rPr>
+              <w:t xml:space="preserve"/>
+            </w:r>
+          </w:p>
+        </w:tc>
+        <w:tc>
+          <w:tcPr>
             <w:tcW w:type="dxa" w:w="6160"/>
             <w:tcMar>
               <w:top w:type="dxa" w:w="60"/>
@@ -11297,62 +11339,6 @@
         <w:tc>
           <w:tcPr>
             <w:tcW w:type="dxa" w:w="1040"/>
-            <w:tcMar>
-              <w:top w:type="dxa" w:w="60"/>
-              <w:left w:type="dxa" w:w="90"/>
-              <w:bottom w:type="dxa" w:w="60"/>
-              <w:right w:type="dxa" w:w="90"/>
-            </w:tcMar>
-            <w:vAlign w:val="center"/>
-          </w:tcPr>
-          <w:p>
-            <w:pPr>
-              <w:bidi/>
-              <w:spacing w:after="40"/>
-              <w:jc w:val="right"/>
-            </w:pPr>
-            <w:r>
-              <w:rPr>
-                <w:rFonts w:ascii="David" w:cs="David" w:eastAsia="David" w:hAnsi="David"/>
-                <w:sz w:val="20"/>
-                <w:szCs w:val="20"/>
-                <w:rtl/>
-              </w:rPr>
-              <w:t xml:space="preserve"/>
-            </w:r>
-          </w:p>
-        </w:tc>
-        <w:tc>
-          <w:tcPr>
-            <w:tcW w:type="dxa" w:w="1030"/>
-            <w:tcMar>
-              <w:top w:type="dxa" w:w="60"/>
-              <w:left w:type="dxa" w:w="90"/>
-              <w:bottom w:type="dxa" w:w="60"/>
-              <w:right w:type="dxa" w:w="90"/>
-            </w:tcMar>
-            <w:vAlign w:val="center"/>
-          </w:tcPr>
-          <w:p>
-            <w:pPr>
-              <w:bidi/>
-              <w:spacing w:after="40"/>
-              <w:jc w:val="right"/>
-            </w:pPr>
-            <w:r>
-              <w:rPr>
-                <w:rFonts w:ascii="David" w:cs="David" w:eastAsia="David" w:hAnsi="David"/>
-                <w:sz w:val="20"/>
-                <w:szCs w:val="20"/>
-                <w:rtl/>
-              </w:rPr>
-              <w:t xml:space="preserve"/>
-            </w:r>
-          </w:p>
-        </w:tc>
-        <w:tc>
-          <w:tcPr>
-            <w:tcW w:type="dxa" w:w="1030"/>
             <w:tcMar>
               <w:top w:type="dxa" w:w="60"/>
               <w:left w:type="dxa" w:w="90"/>
@@ -11382,6 +11368,62 @@
         </w:tc>
         <w:tc>
           <w:tcPr>
+            <w:tcW w:type="dxa" w:w="1030"/>
+            <w:tcMar>
+              <w:top w:type="dxa" w:w="60"/>
+              <w:left w:type="dxa" w:w="90"/>
+              <w:bottom w:type="dxa" w:w="60"/>
+              <w:right w:type="dxa" w:w="90"/>
+            </w:tcMar>
+            <w:vAlign w:val="center"/>
+          </w:tcPr>
+          <w:p>
+            <w:pPr>
+              <w:bidi/>
+              <w:spacing w:after="40"/>
+              <w:jc w:val="right"/>
+            </w:pPr>
+            <w:r>
+              <w:rPr>
+                <w:rFonts w:ascii="David" w:cs="David" w:eastAsia="David" w:hAnsi="David"/>
+                <w:sz w:val="20"/>
+                <w:szCs w:val="20"/>
+                <w:rtl/>
+              </w:rPr>
+              <w:t xml:space="preserve"/>
+            </w:r>
+          </w:p>
+        </w:tc>
+        <w:tc>
+          <w:tcPr>
+            <w:tcW w:type="dxa" w:w="1030"/>
+            <w:tcMar>
+              <w:top w:type="dxa" w:w="60"/>
+              <w:left w:type="dxa" w:w="90"/>
+              <w:bottom w:type="dxa" w:w="60"/>
+              <w:right w:type="dxa" w:w="90"/>
+            </w:tcMar>
+            <w:vAlign w:val="center"/>
+          </w:tcPr>
+          <w:p>
+            <w:pPr>
+              <w:bidi/>
+              <w:spacing w:after="40"/>
+              <w:jc w:val="right"/>
+            </w:pPr>
+            <w:r>
+              <w:rPr>
+                <w:rFonts w:ascii="David" w:cs="David" w:eastAsia="David" w:hAnsi="David"/>
+                <w:sz w:val="20"/>
+                <w:szCs w:val="20"/>
+                <w:rtl/>
+              </w:rPr>
+              <w:t xml:space="preserve"/>
+            </w:r>
+          </w:p>
+        </w:tc>
+        <w:tc>
+          <w:tcPr>
             <w:tcW w:type="dxa" w:w="6160"/>
             <w:tcMar>
               <w:top w:type="dxa" w:w="60"/>
@@ -11413,62 +11455,6 @@
         <w:tc>
           <w:tcPr>
             <w:tcW w:type="dxa" w:w="1040"/>
-            <w:tcMar>
-              <w:top w:type="dxa" w:w="60"/>
-              <w:left w:type="dxa" w:w="90"/>
-              <w:bottom w:type="dxa" w:w="60"/>
-              <w:right w:type="dxa" w:w="90"/>
-            </w:tcMar>
-            <w:vAlign w:val="center"/>
-          </w:tcPr>
-          <w:p>
-            <w:pPr>
-              <w:bidi/>
-              <w:spacing w:after="40"/>
-              <w:jc w:val="right"/>
-            </w:pPr>
-            <w:r>
-              <w:rPr>
-                <w:rFonts w:ascii="David" w:cs="David" w:eastAsia="David" w:hAnsi="David"/>
-                <w:sz w:val="20"/>
-                <w:szCs w:val="20"/>
-                <w:rtl/>
-              </w:rPr>
-              <w:t xml:space="preserve"/>
-            </w:r>
-          </w:p>
-        </w:tc>
-        <w:tc>
-          <w:tcPr>
-            <w:tcW w:type="dxa" w:w="1030"/>
-            <w:tcMar>
-              <w:top w:type="dxa" w:w="60"/>
-              <w:left w:type="dxa" w:w="90"/>
-              <w:bottom w:type="dxa" w:w="60"/>
-              <w:right w:type="dxa" w:w="90"/>
-            </w:tcMar>
-            <w:vAlign w:val="center"/>
-          </w:tcPr>
-          <w:p>
-            <w:pPr>
-              <w:bidi/>
-              <w:spacing w:after="40"/>
-              <w:jc w:val="right"/>
-            </w:pPr>
-            <w:r>
-              <w:rPr>
-                <w:rFonts w:ascii="David" w:cs="David" w:eastAsia="David" w:hAnsi="David"/>
-                <w:sz w:val="20"/>
-                <w:szCs w:val="20"/>
-                <w:rtl/>
-              </w:rPr>
-              <w:t xml:space="preserve"/>
-            </w:r>
-          </w:p>
-        </w:tc>
-        <w:tc>
-          <w:tcPr>
-            <w:tcW w:type="dxa" w:w="1030"/>
             <w:tcMar>
               <w:top w:type="dxa" w:w="60"/>
               <w:left w:type="dxa" w:w="90"/>
@@ -11498,6 +11484,62 @@
         </w:tc>
         <w:tc>
           <w:tcPr>
+            <w:tcW w:type="dxa" w:w="1030"/>
+            <w:tcMar>
+              <w:top w:type="dxa" w:w="60"/>
+              <w:left w:type="dxa" w:w="90"/>
+              <w:bottom w:type="dxa" w:w="60"/>
+              <w:right w:type="dxa" w:w="90"/>
+            </w:tcMar>
+            <w:vAlign w:val="center"/>
+          </w:tcPr>
+          <w:p>
+            <w:pPr>
+              <w:bidi/>
+              <w:spacing w:after="40"/>
+              <w:jc w:val="right"/>
+            </w:pPr>
+            <w:r>
+              <w:rPr>
+                <w:rFonts w:ascii="David" w:cs="David" w:eastAsia="David" w:hAnsi="David"/>
+                <w:sz w:val="20"/>
+                <w:szCs w:val="20"/>
+                <w:rtl/>
+              </w:rPr>
+              <w:t xml:space="preserve"/>
+            </w:r>
+          </w:p>
+        </w:tc>
+        <w:tc>
+          <w:tcPr>
+            <w:tcW w:type="dxa" w:w="1030"/>
+            <w:tcMar>
+              <w:top w:type="dxa" w:w="60"/>
+              <w:left w:type="dxa" w:w="90"/>
+              <w:bottom w:type="dxa" w:w="60"/>
+              <w:right w:type="dxa" w:w="90"/>
+            </w:tcMar>
+            <w:vAlign w:val="center"/>
+          </w:tcPr>
+          <w:p>
+            <w:pPr>
+              <w:bidi/>
+              <w:spacing w:after="40"/>
+              <w:jc w:val="right"/>
+            </w:pPr>
+            <w:r>
+              <w:rPr>
+                <w:rFonts w:ascii="David" w:cs="David" w:eastAsia="David" w:hAnsi="David"/>
+                <w:sz w:val="20"/>
+                <w:szCs w:val="20"/>
+                <w:rtl/>
+              </w:rPr>
+              <w:t xml:space="preserve"/>
+            </w:r>
+          </w:p>
+        </w:tc>
+        <w:tc>
+          <w:tcPr>
             <w:tcW w:type="dxa" w:w="6160"/>
             <w:tcMar>
               <w:top w:type="dxa" w:w="60"/>
@@ -11529,62 +11571,6 @@
         <w:tc>
           <w:tcPr>
             <w:tcW w:type="dxa" w:w="1040"/>
-            <w:tcMar>
-              <w:top w:type="dxa" w:w="60"/>
-              <w:left w:type="dxa" w:w="90"/>
-              <w:bottom w:type="dxa" w:w="60"/>
-              <w:right w:type="dxa" w:w="90"/>
-            </w:tcMar>
-            <w:vAlign w:val="center"/>
-          </w:tcPr>
-          <w:p>
-            <w:pPr>
-              <w:bidi/>
-              <w:spacing w:after="40"/>
-              <w:jc w:val="right"/>
-            </w:pPr>
-            <w:r>
-              <w:rPr>
-                <w:rFonts w:ascii="David" w:cs="David" w:eastAsia="David" w:hAnsi="David"/>
-                <w:sz w:val="20"/>
-                <w:szCs w:val="20"/>
-                <w:rtl/>
-              </w:rPr>
-              <w:t xml:space="preserve"/>
-            </w:r>
-          </w:p>
-        </w:tc>
-        <w:tc>
-          <w:tcPr>
-            <w:tcW w:type="dxa" w:w="1030"/>
-            <w:tcMar>
-              <w:top w:type="dxa" w:w="60"/>
-              <w:left w:type="dxa" w:w="90"/>
-              <w:bottom w:type="dxa" w:w="60"/>
-              <w:right w:type="dxa" w:w="90"/>
-            </w:tcMar>
-            <w:vAlign w:val="center"/>
-          </w:tcPr>
-          <w:p>
-            <w:pPr>
-              <w:bidi/>
-              <w:spacing w:after="40"/>
-              <w:jc w:val="right"/>
-            </w:pPr>
-            <w:r>
-              <w:rPr>
-                <w:rFonts w:ascii="David" w:cs="David" w:eastAsia="David" w:hAnsi="David"/>
-                <w:sz w:val="20"/>
-                <w:szCs w:val="20"/>
-                <w:rtl/>
-              </w:rPr>
-              <w:t xml:space="preserve"/>
-            </w:r>
-          </w:p>
-        </w:tc>
-        <w:tc>
-          <w:tcPr>
-            <w:tcW w:type="dxa" w:w="1030"/>
             <w:tcMar>
               <w:top w:type="dxa" w:w="60"/>
               <w:left w:type="dxa" w:w="90"/>
@@ -11614,6 +11600,62 @@
         </w:tc>
         <w:tc>
           <w:tcPr>
+            <w:tcW w:type="dxa" w:w="1030"/>
+            <w:tcMar>
+              <w:top w:type="dxa" w:w="60"/>
+              <w:left w:type="dxa" w:w="90"/>
+              <w:bottom w:type="dxa" w:w="60"/>
+              <w:right w:type="dxa" w:w="90"/>
+            </w:tcMar>
+            <w:vAlign w:val="center"/>
+          </w:tcPr>
+          <w:p>
+            <w:pPr>
+              <w:bidi/>
+              <w:spacing w:after="40"/>
+              <w:jc w:val="right"/>
+            </w:pPr>
+            <w:r>
+              <w:rPr>
+                <w:rFonts w:ascii="David" w:cs="David" w:eastAsia="David" w:hAnsi="David"/>
+                <w:sz w:val="20"/>
+                <w:szCs w:val="20"/>
+                <w:rtl/>
+              </w:rPr>
+              <w:t xml:space="preserve"/>
+            </w:r>
+          </w:p>
+        </w:tc>
+        <w:tc>
+          <w:tcPr>
+            <w:tcW w:type="dxa" w:w="1030"/>
+            <w:tcMar>
+              <w:top w:type="dxa" w:w="60"/>
+              <w:left w:type="dxa" w:w="90"/>
+              <w:bottom w:type="dxa" w:w="60"/>
+              <w:right w:type="dxa" w:w="90"/>
+            </w:tcMar>
+            <w:vAlign w:val="center"/>
+          </w:tcPr>
+          <w:p>
+            <w:pPr>
+              <w:bidi/>
+              <w:spacing w:after="40"/>
+              <w:jc w:val="right"/>
+            </w:pPr>
+            <w:r>
+              <w:rPr>
+                <w:rFonts w:ascii="David" w:cs="David" w:eastAsia="David" w:hAnsi="David"/>
+                <w:sz w:val="20"/>
+                <w:szCs w:val="20"/>
+                <w:rtl/>
+              </w:rPr>
+              <w:t xml:space="preserve"/>
+            </w:r>
+          </w:p>
+        </w:tc>
+        <w:tc>
+          <w:tcPr>
             <w:tcW w:type="dxa" w:w="6160"/>
             <w:tcMar>
               <w:top w:type="dxa" w:w="60"/>
@@ -11645,62 +11687,6 @@
         <w:tc>
           <w:tcPr>
             <w:tcW w:type="dxa" w:w="1040"/>
-            <w:tcMar>
-              <w:top w:type="dxa" w:w="60"/>
-              <w:left w:type="dxa" w:w="90"/>
-              <w:bottom w:type="dxa" w:w="60"/>
-              <w:right w:type="dxa" w:w="90"/>
-            </w:tcMar>
-            <w:vAlign w:val="center"/>
-          </w:tcPr>
-          <w:p>
-            <w:pPr>
-              <w:bidi/>
-              <w:spacing w:after="40"/>
-              <w:jc w:val="right"/>
-            </w:pPr>
-            <w:r>
-              <w:rPr>
-                <w:rFonts w:ascii="David" w:cs="David" w:eastAsia="David" w:hAnsi="David"/>
-                <w:sz w:val="20"/>
-                <w:szCs w:val="20"/>
-                <w:rtl/>
-              </w:rPr>
-              <w:t xml:space="preserve"/>
-            </w:r>
-          </w:p>
-        </w:tc>
-        <w:tc>
-          <w:tcPr>
-            <w:tcW w:type="dxa" w:w="1030"/>
-            <w:tcMar>
-              <w:top w:type="dxa" w:w="60"/>
-              <w:left w:type="dxa" w:w="90"/>
-              <w:bottom w:type="dxa" w:w="60"/>
-              <w:right w:type="dxa" w:w="90"/>
-            </w:tcMar>
-            <w:vAlign w:val="center"/>
-          </w:tcPr>
-          <w:p>
-            <w:pPr>
-              <w:bidi/>
-              <w:spacing w:after="40"/>
-              <w:jc w:val="right"/>
-            </w:pPr>
-            <w:r>
-              <w:rPr>
-                <w:rFonts w:ascii="David" w:cs="David" w:eastAsia="David" w:hAnsi="David"/>
-                <w:sz w:val="20"/>
-                <w:szCs w:val="20"/>
-                <w:rtl/>
-              </w:rPr>
-              <w:t xml:space="preserve"/>
-            </w:r>
-          </w:p>
-        </w:tc>
-        <w:tc>
-          <w:tcPr>
-            <w:tcW w:type="dxa" w:w="1030"/>
             <w:tcMar>
               <w:top w:type="dxa" w:w="60"/>
               <w:left w:type="dxa" w:w="90"/>
@@ -11725,6 +11711,62 @@
                 <w:rtl/>
               </w:rPr>
               <w:t xml:space="preserve">1</w:t>
+            </w:r>
+          </w:p>
+        </w:tc>
+        <w:tc>
+          <w:tcPr>
+            <w:tcW w:type="dxa" w:w="1030"/>
+            <w:tcMar>
+              <w:top w:type="dxa" w:w="60"/>
+              <w:left w:type="dxa" w:w="90"/>
+              <w:bottom w:type="dxa" w:w="60"/>
+              <w:right w:type="dxa" w:w="90"/>
+            </w:tcMar>
+            <w:vAlign w:val="center"/>
+          </w:tcPr>
+          <w:p>
+            <w:pPr>
+              <w:bidi/>
+              <w:spacing w:after="40"/>
+              <w:jc w:val="right"/>
+            </w:pPr>
+            <w:r>
+              <w:rPr>
+                <w:rFonts w:ascii="David" w:cs="David" w:eastAsia="David" w:hAnsi="David"/>
+                <w:sz w:val="20"/>
+                <w:szCs w:val="20"/>
+                <w:rtl/>
+              </w:rPr>
+              <w:t xml:space="preserve"/>
+            </w:r>
+          </w:p>
+        </w:tc>
+        <w:tc>
+          <w:tcPr>
+            <w:tcW w:type="dxa" w:w="1030"/>
+            <w:tcMar>
+              <w:top w:type="dxa" w:w="60"/>
+              <w:left w:type="dxa" w:w="90"/>
+              <w:bottom w:type="dxa" w:w="60"/>
+              <w:right w:type="dxa" w:w="90"/>
+            </w:tcMar>
+            <w:vAlign w:val="center"/>
+          </w:tcPr>
+          <w:p>
+            <w:pPr>
+              <w:bidi/>
+              <w:spacing w:after="40"/>
+              <w:jc w:val="right"/>
+            </w:pPr>
+            <w:r>
+              <w:rPr>
+                <w:rFonts w:ascii="David" w:cs="David" w:eastAsia="David" w:hAnsi="David"/>
+                <w:sz w:val="20"/>
+                <w:szCs w:val="20"/>
+                <w:rtl/>
+              </w:rPr>
+              <w:t xml:space="preserve"/>
             </w:r>
           </w:p>
         </w:tc>
@@ -11807,62 +11849,6 @@
             <w:pPr>
               <w:bidi/>
               <w:spacing w:after="40"/>
-              <w:jc w:val="right"/>
-            </w:pPr>
-            <w:r>
-              <w:rPr>
-                <w:rFonts w:ascii="David" w:cs="David" w:eastAsia="David" w:hAnsi="David"/>
-                <w:sz w:val="20"/>
-                <w:szCs w:val="20"/>
-                <w:rtl/>
-              </w:rPr>
-              <w:t xml:space="preserve"/>
-            </w:r>
-          </w:p>
-        </w:tc>
-        <w:tc>
-          <w:tcPr>
-            <w:tcW w:type="dxa" w:w="1030"/>
-            <w:tcMar>
-              <w:top w:type="dxa" w:w="60"/>
-              <w:left w:type="dxa" w:w="90"/>
-              <w:bottom w:type="dxa" w:w="60"/>
-              <w:right w:type="dxa" w:w="90"/>
-            </w:tcMar>
-            <w:vAlign w:val="center"/>
-          </w:tcPr>
-          <w:p>
-            <w:pPr>
-              <w:bidi/>
-              <w:spacing w:after="40"/>
-              <w:jc w:val="right"/>
-            </w:pPr>
-            <w:r>
-              <w:rPr>
-                <w:rFonts w:ascii="David" w:cs="David" w:eastAsia="David" w:hAnsi="David"/>
-                <w:sz w:val="20"/>
-                <w:szCs w:val="20"/>
-                <w:rtl/>
-              </w:rPr>
-              <w:t xml:space="preserve"/>
-            </w:r>
-          </w:p>
-        </w:tc>
-        <w:tc>
-          <w:tcPr>
-            <w:tcW w:type="dxa" w:w="1030"/>
-            <w:tcMar>
-              <w:top w:type="dxa" w:w="60"/>
-              <w:left w:type="dxa" w:w="90"/>
-              <w:bottom w:type="dxa" w:w="60"/>
-              <w:right w:type="dxa" w:w="90"/>
-            </w:tcMar>
-            <w:vAlign w:val="center"/>
-          </w:tcPr>
-          <w:p>
-            <w:pPr>
-              <w:bidi/>
-              <w:spacing w:after="40"/>
               <w:jc w:val="center"/>
             </w:pPr>
             <w:r>
@@ -11880,6 +11866,62 @@
         </w:tc>
         <w:tc>
           <w:tcPr>
+            <w:tcW w:type="dxa" w:w="1030"/>
+            <w:tcMar>
+              <w:top w:type="dxa" w:w="60"/>
+              <w:left w:type="dxa" w:w="90"/>
+              <w:bottom w:type="dxa" w:w="60"/>
+              <w:right w:type="dxa" w:w="90"/>
+            </w:tcMar>
+            <w:vAlign w:val="center"/>
+          </w:tcPr>
+          <w:p>
+            <w:pPr>
+              <w:bidi/>
+              <w:spacing w:after="40"/>
+              <w:jc w:val="right"/>
+            </w:pPr>
+            <w:r>
+              <w:rPr>
+                <w:rFonts w:ascii="David" w:cs="David" w:eastAsia="David" w:hAnsi="David"/>
+                <w:sz w:val="20"/>
+                <w:szCs w:val="20"/>
+                <w:rtl/>
+              </w:rPr>
+              <w:t xml:space="preserve"/>
+            </w:r>
+          </w:p>
+        </w:tc>
+        <w:tc>
+          <w:tcPr>
+            <w:tcW w:type="dxa" w:w="1030"/>
+            <w:tcMar>
+              <w:top w:type="dxa" w:w="60"/>
+              <w:left w:type="dxa" w:w="90"/>
+              <w:bottom w:type="dxa" w:w="60"/>
+              <w:right w:type="dxa" w:w="90"/>
+            </w:tcMar>
+            <w:vAlign w:val="center"/>
+          </w:tcPr>
+          <w:p>
+            <w:pPr>
+              <w:bidi/>
+              <w:spacing w:after="40"/>
+              <w:jc w:val="right"/>
+            </w:pPr>
+            <w:r>
+              <w:rPr>
+                <w:rFonts w:ascii="David" w:cs="David" w:eastAsia="David" w:hAnsi="David"/>
+                <w:sz w:val="20"/>
+                <w:szCs w:val="20"/>
+                <w:rtl/>
+              </w:rPr>
+              <w:t xml:space="preserve"/>
+            </w:r>
+          </w:p>
+        </w:tc>
+        <w:tc>
+          <w:tcPr>
             <w:tcW w:type="dxa" w:w="6160"/>
             <w:tcMar>
               <w:top w:type="dxa" w:w="60"/>
@@ -11911,62 +11953,6 @@
         <w:tc>
           <w:tcPr>
             <w:tcW w:type="dxa" w:w="1040"/>
-            <w:tcMar>
-              <w:top w:type="dxa" w:w="60"/>
-              <w:left w:type="dxa" w:w="90"/>
-              <w:bottom w:type="dxa" w:w="60"/>
-              <w:right w:type="dxa" w:w="90"/>
-            </w:tcMar>
-            <w:vAlign w:val="center"/>
-          </w:tcPr>
-          <w:p>
-            <w:pPr>
-              <w:bidi/>
-              <w:spacing w:after="40"/>
-              <w:jc w:val="right"/>
-            </w:pPr>
-            <w:r>
-              <w:rPr>
-                <w:rFonts w:ascii="David" w:cs="David" w:eastAsia="David" w:hAnsi="David"/>
-                <w:sz w:val="20"/>
-                <w:szCs w:val="20"/>
-                <w:rtl/>
-              </w:rPr>
-              <w:t xml:space="preserve"/>
-            </w:r>
-          </w:p>
-        </w:tc>
-        <w:tc>
-          <w:tcPr>
-            <w:tcW w:type="dxa" w:w="1030"/>
-            <w:tcMar>
-              <w:top w:type="dxa" w:w="60"/>
-              <w:left w:type="dxa" w:w="90"/>
-              <w:bottom w:type="dxa" w:w="60"/>
-              <w:right w:type="dxa" w:w="90"/>
-            </w:tcMar>
-            <w:vAlign w:val="center"/>
-          </w:tcPr>
-          <w:p>
-            <w:pPr>
-              <w:bidi/>
-              <w:spacing w:after="40"/>
-              <w:jc w:val="right"/>
-            </w:pPr>
-            <w:r>
-              <w:rPr>
-                <w:rFonts w:ascii="David" w:cs="David" w:eastAsia="David" w:hAnsi="David"/>
-                <w:sz w:val="20"/>
-                <w:szCs w:val="20"/>
-                <w:rtl/>
-              </w:rPr>
-              <w:t xml:space="preserve"/>
-            </w:r>
-          </w:p>
-        </w:tc>
-        <w:tc>
-          <w:tcPr>
-            <w:tcW w:type="dxa" w:w="1030"/>
             <w:tcMar>
               <w:top w:type="dxa" w:w="60"/>
               <w:left w:type="dxa" w:w="90"/>
@@ -11996,6 +11982,62 @@
         </w:tc>
         <w:tc>
           <w:tcPr>
+            <w:tcW w:type="dxa" w:w="1030"/>
+            <w:tcMar>
+              <w:top w:type="dxa" w:w="60"/>
+              <w:left w:type="dxa" w:w="90"/>
+              <w:bottom w:type="dxa" w:w="60"/>
+              <w:right w:type="dxa" w:w="90"/>
+            </w:tcMar>
+            <w:vAlign w:val="center"/>
+          </w:tcPr>
+          <w:p>
+            <w:pPr>
+              <w:bidi/>
+              <w:spacing w:after="40"/>
+              <w:jc w:val="right"/>
+            </w:pPr>
+            <w:r>
+              <w:rPr>
+                <w:rFonts w:ascii="David" w:cs="David" w:eastAsia="David" w:hAnsi="David"/>
+                <w:sz w:val="20"/>
+                <w:szCs w:val="20"/>
+                <w:rtl/>
+              </w:rPr>
+              <w:t xml:space="preserve"/>
+            </w:r>
+          </w:p>
+        </w:tc>
+        <w:tc>
+          <w:tcPr>
+            <w:tcW w:type="dxa" w:w="1030"/>
+            <w:tcMar>
+              <w:top w:type="dxa" w:w="60"/>
+              <w:left w:type="dxa" w:w="90"/>
+              <w:bottom w:type="dxa" w:w="60"/>
+              <w:right w:type="dxa" w:w="90"/>
+            </w:tcMar>
+            <w:vAlign w:val="center"/>
+          </w:tcPr>
+          <w:p>
+            <w:pPr>
+              <w:bidi/>
+              <w:spacing w:after="40"/>
+              <w:jc w:val="right"/>
+            </w:pPr>
+            <w:r>
+              <w:rPr>
+                <w:rFonts w:ascii="David" w:cs="David" w:eastAsia="David" w:hAnsi="David"/>
+                <w:sz w:val="20"/>
+                <w:szCs w:val="20"/>
+                <w:rtl/>
+              </w:rPr>
+              <w:t xml:space="preserve"/>
+            </w:r>
+          </w:p>
+        </w:tc>
+        <w:tc>
+          <w:tcPr>
             <w:tcW w:type="dxa" w:w="6160"/>
             <w:tcMar>
               <w:top w:type="dxa" w:w="60"/>
@@ -12027,62 +12069,6 @@
         <w:tc>
           <w:tcPr>
             <w:tcW w:type="dxa" w:w="1040"/>
-            <w:tcMar>
-              <w:top w:type="dxa" w:w="60"/>
-              <w:left w:type="dxa" w:w="90"/>
-              <w:bottom w:type="dxa" w:w="60"/>
-              <w:right w:type="dxa" w:w="90"/>
-            </w:tcMar>
-            <w:vAlign w:val="center"/>
-          </w:tcPr>
-          <w:p>
-            <w:pPr>
-              <w:bidi/>
-              <w:spacing w:after="40"/>
-              <w:jc w:val="right"/>
-            </w:pPr>
-            <w:r>
-              <w:rPr>
-                <w:rFonts w:ascii="David" w:cs="David" w:eastAsia="David" w:hAnsi="David"/>
-                <w:sz w:val="20"/>
-                <w:szCs w:val="20"/>
-                <w:rtl/>
-              </w:rPr>
-              <w:t xml:space="preserve"/>
-            </w:r>
-          </w:p>
-        </w:tc>
-        <w:tc>
-          <w:tcPr>
-            <w:tcW w:type="dxa" w:w="1030"/>
-            <w:tcMar>
-              <w:top w:type="dxa" w:w="60"/>
-              <w:left w:type="dxa" w:w="90"/>
-              <w:bottom w:type="dxa" w:w="60"/>
-              <w:right w:type="dxa" w:w="90"/>
-            </w:tcMar>
-            <w:vAlign w:val="center"/>
-          </w:tcPr>
-          <w:p>
-            <w:pPr>
-              <w:bidi/>
-              <w:spacing w:after="40"/>
-              <w:jc w:val="right"/>
-            </w:pPr>
-            <w:r>
-              <w:rPr>
-                <w:rFonts w:ascii="David" w:cs="David" w:eastAsia="David" w:hAnsi="David"/>
-                <w:sz w:val="20"/>
-                <w:szCs w:val="20"/>
-                <w:rtl/>
-              </w:rPr>
-              <w:t xml:space="preserve"/>
-            </w:r>
-          </w:p>
-        </w:tc>
-        <w:tc>
-          <w:tcPr>
-            <w:tcW w:type="dxa" w:w="1030"/>
             <w:tcMar>
               <w:top w:type="dxa" w:w="60"/>
               <w:left w:type="dxa" w:w="90"/>
@@ -12112,6 +12098,62 @@
         </w:tc>
         <w:tc>
           <w:tcPr>
+            <w:tcW w:type="dxa" w:w="1030"/>
+            <w:tcMar>
+              <w:top w:type="dxa" w:w="60"/>
+              <w:left w:type="dxa" w:w="90"/>
+              <w:bottom w:type="dxa" w:w="60"/>
+              <w:right w:type="dxa" w:w="90"/>
+            </w:tcMar>
+            <w:vAlign w:val="center"/>
+          </w:tcPr>
+          <w:p>
+            <w:pPr>
+              <w:bidi/>
+              <w:spacing w:after="40"/>
+              <w:jc w:val="right"/>
+            </w:pPr>
+            <w:r>
+              <w:rPr>
+                <w:rFonts w:ascii="David" w:cs="David" w:eastAsia="David" w:hAnsi="David"/>
+                <w:sz w:val="20"/>
+                <w:szCs w:val="20"/>
+                <w:rtl/>
+              </w:rPr>
+              <w:t xml:space="preserve"/>
+            </w:r>
+          </w:p>
+        </w:tc>
+        <w:tc>
+          <w:tcPr>
+            <w:tcW w:type="dxa" w:w="1030"/>
+            <w:tcMar>
+              <w:top w:type="dxa" w:w="60"/>
+              <w:left w:type="dxa" w:w="90"/>
+              <w:bottom w:type="dxa" w:w="60"/>
+              <w:right w:type="dxa" w:w="90"/>
+            </w:tcMar>
+            <w:vAlign w:val="center"/>
+          </w:tcPr>
+          <w:p>
+            <w:pPr>
+              <w:bidi/>
+              <w:spacing w:after="40"/>
+              <w:jc w:val="right"/>
+            </w:pPr>
+            <w:r>
+              <w:rPr>
+                <w:rFonts w:ascii="David" w:cs="David" w:eastAsia="David" w:hAnsi="David"/>
+                <w:sz w:val="20"/>
+                <w:szCs w:val="20"/>
+                <w:rtl/>
+              </w:rPr>
+              <w:t xml:space="preserve"/>
+            </w:r>
+          </w:p>
+        </w:tc>
+        <w:tc>
+          <w:tcPr>
             <w:tcW w:type="dxa" w:w="6160"/>
             <w:tcMar>
               <w:top w:type="dxa" w:w="60"/>
@@ -12143,62 +12185,6 @@
         <w:tc>
           <w:tcPr>
             <w:tcW w:type="dxa" w:w="1040"/>
-            <w:tcMar>
-              <w:top w:type="dxa" w:w="60"/>
-              <w:left w:type="dxa" w:w="90"/>
-              <w:bottom w:type="dxa" w:w="60"/>
-              <w:right w:type="dxa" w:w="90"/>
-            </w:tcMar>
-            <w:vAlign w:val="center"/>
-          </w:tcPr>
-          <w:p>
-            <w:pPr>
-              <w:bidi/>
-              <w:spacing w:after="40"/>
-              <w:jc w:val="right"/>
-            </w:pPr>
-            <w:r>
-              <w:rPr>
-                <w:rFonts w:ascii="David" w:cs="David" w:eastAsia="David" w:hAnsi="David"/>
-                <w:sz w:val="20"/>
-                <w:szCs w:val="20"/>
-                <w:rtl/>
-              </w:rPr>
-              <w:t xml:space="preserve"/>
-            </w:r>
-          </w:p>
-        </w:tc>
-        <w:tc>
-          <w:tcPr>
-            <w:tcW w:type="dxa" w:w="1030"/>
-            <w:tcMar>
-              <w:top w:type="dxa" w:w="60"/>
-              <w:left w:type="dxa" w:w="90"/>
-              <w:bottom w:type="dxa" w:w="60"/>
-              <w:right w:type="dxa" w:w="90"/>
-            </w:tcMar>
-            <w:vAlign w:val="center"/>
-          </w:tcPr>
-          <w:p>
-            <w:pPr>
-              <w:bidi/>
-              <w:spacing w:after="40"/>
-              <w:jc w:val="right"/>
-            </w:pPr>
-            <w:r>
-              <w:rPr>
-                <w:rFonts w:ascii="David" w:cs="David" w:eastAsia="David" w:hAnsi="David"/>
-                <w:sz w:val="20"/>
-                <w:szCs w:val="20"/>
-                <w:rtl/>
-              </w:rPr>
-              <w:t xml:space="preserve"/>
-            </w:r>
-          </w:p>
-        </w:tc>
-        <w:tc>
-          <w:tcPr>
-            <w:tcW w:type="dxa" w:w="1030"/>
             <w:tcMar>
               <w:top w:type="dxa" w:w="60"/>
               <w:left w:type="dxa" w:w="90"/>
@@ -12228,6 +12214,62 @@
         </w:tc>
         <w:tc>
           <w:tcPr>
+            <w:tcW w:type="dxa" w:w="1030"/>
+            <w:tcMar>
+              <w:top w:type="dxa" w:w="60"/>
+              <w:left w:type="dxa" w:w="90"/>
+              <w:bottom w:type="dxa" w:w="60"/>
+              <w:right w:type="dxa" w:w="90"/>
+            </w:tcMar>
+            <w:vAlign w:val="center"/>
+          </w:tcPr>
+          <w:p>
+            <w:pPr>
+              <w:bidi/>
+              <w:spacing w:after="40"/>
+              <w:jc w:val="right"/>
+            </w:pPr>
+            <w:r>
+              <w:rPr>
+                <w:rFonts w:ascii="David" w:cs="David" w:eastAsia="David" w:hAnsi="David"/>
+                <w:sz w:val="20"/>
+                <w:szCs w:val="20"/>
+                <w:rtl/>
+              </w:rPr>
+              <w:t xml:space="preserve"/>
+            </w:r>
+          </w:p>
+        </w:tc>
+        <w:tc>
+          <w:tcPr>
+            <w:tcW w:type="dxa" w:w="1030"/>
+            <w:tcMar>
+              <w:top w:type="dxa" w:w="60"/>
+              <w:left w:type="dxa" w:w="90"/>
+              <w:bottom w:type="dxa" w:w="60"/>
+              <w:right w:type="dxa" w:w="90"/>
+            </w:tcMar>
+            <w:vAlign w:val="center"/>
+          </w:tcPr>
+          <w:p>
+            <w:pPr>
+              <w:bidi/>
+              <w:spacing w:after="40"/>
+              <w:jc w:val="right"/>
+            </w:pPr>
+            <w:r>
+              <w:rPr>
+                <w:rFonts w:ascii="David" w:cs="David" w:eastAsia="David" w:hAnsi="David"/>
+                <w:sz w:val="20"/>
+                <w:szCs w:val="20"/>
+                <w:rtl/>
+              </w:rPr>
+              <w:t xml:space="preserve"/>
+            </w:r>
+          </w:p>
+        </w:tc>
+        <w:tc>
+          <w:tcPr>
             <w:tcW w:type="dxa" w:w="6160"/>
             <w:tcMar>
               <w:top w:type="dxa" w:w="60"/>
@@ -12259,62 +12301,6 @@
         <w:tc>
           <w:tcPr>
             <w:tcW w:type="dxa" w:w="1040"/>
-            <w:tcMar>
-              <w:top w:type="dxa" w:w="60"/>
-              <w:left w:type="dxa" w:w="90"/>
-              <w:bottom w:type="dxa" w:w="60"/>
-              <w:right w:type="dxa" w:w="90"/>
-            </w:tcMar>
-            <w:vAlign w:val="center"/>
-          </w:tcPr>
-          <w:p>
-            <w:pPr>
-              <w:bidi/>
-              <w:spacing w:after="40"/>
-              <w:jc w:val="right"/>
-            </w:pPr>
-            <w:r>
-              <w:rPr>
-                <w:rFonts w:ascii="David" w:cs="David" w:eastAsia="David" w:hAnsi="David"/>
-                <w:sz w:val="20"/>
-                <w:szCs w:val="20"/>
-                <w:rtl/>
-              </w:rPr>
-              <w:t xml:space="preserve"/>
-            </w:r>
-          </w:p>
-        </w:tc>
-        <w:tc>
-          <w:tcPr>
-            <w:tcW w:type="dxa" w:w="1030"/>
-            <w:tcMar>
-              <w:top w:type="dxa" w:w="60"/>
-              <w:left w:type="dxa" w:w="90"/>
-              <w:bottom w:type="dxa" w:w="60"/>
-              <w:right w:type="dxa" w:w="90"/>
-            </w:tcMar>
-            <w:vAlign w:val="center"/>
-          </w:tcPr>
-          <w:p>
-            <w:pPr>
-              <w:bidi/>
-              <w:spacing w:after="40"/>
-              <w:jc w:val="right"/>
-            </w:pPr>
-            <w:r>
-              <w:rPr>
-                <w:rFonts w:ascii="David" w:cs="David" w:eastAsia="David" w:hAnsi="David"/>
-                <w:sz w:val="20"/>
-                <w:szCs w:val="20"/>
-                <w:rtl/>
-              </w:rPr>
-              <w:t xml:space="preserve"/>
-            </w:r>
-          </w:p>
-        </w:tc>
-        <w:tc>
-          <w:tcPr>
-            <w:tcW w:type="dxa" w:w="1030"/>
             <w:tcMar>
               <w:top w:type="dxa" w:w="60"/>
               <w:left w:type="dxa" w:w="90"/>
@@ -12344,6 +12330,62 @@
         </w:tc>
         <w:tc>
           <w:tcPr>
+            <w:tcW w:type="dxa" w:w="1030"/>
+            <w:tcMar>
+              <w:top w:type="dxa" w:w="60"/>
+              <w:left w:type="dxa" w:w="90"/>
+              <w:bottom w:type="dxa" w:w="60"/>
+              <w:right w:type="dxa" w:w="90"/>
+            </w:tcMar>
+            <w:vAlign w:val="center"/>
+          </w:tcPr>
+          <w:p>
+            <w:pPr>
+              <w:bidi/>
+              <w:spacing w:after="40"/>
+              <w:jc w:val="right"/>
+            </w:pPr>
+            <w:r>
+              <w:rPr>
+                <w:rFonts w:ascii="David" w:cs="David" w:eastAsia="David" w:hAnsi="David"/>
+                <w:sz w:val="20"/>
+                <w:szCs w:val="20"/>
+                <w:rtl/>
+              </w:rPr>
+              <w:t xml:space="preserve"/>
+            </w:r>
+          </w:p>
+        </w:tc>
+        <w:tc>
+          <w:tcPr>
+            <w:tcW w:type="dxa" w:w="1030"/>
+            <w:tcMar>
+              <w:top w:type="dxa" w:w="60"/>
+              <w:left w:type="dxa" w:w="90"/>
+              <w:bottom w:type="dxa" w:w="60"/>
+              <w:right w:type="dxa" w:w="90"/>
+            </w:tcMar>
+            <w:vAlign w:val="center"/>
+          </w:tcPr>
+          <w:p>
+            <w:pPr>
+              <w:bidi/>
+              <w:spacing w:after="40"/>
+              <w:jc w:val="right"/>
+            </w:pPr>
+            <w:r>
+              <w:rPr>
+                <w:rFonts w:ascii="David" w:cs="David" w:eastAsia="David" w:hAnsi="David"/>
+                <w:sz w:val="20"/>
+                <w:szCs w:val="20"/>
+                <w:rtl/>
+              </w:rPr>
+              <w:t xml:space="preserve"/>
+            </w:r>
+          </w:p>
+        </w:tc>
+        <w:tc>
+          <w:tcPr>
             <w:tcW w:type="dxa" w:w="6160"/>
             <w:tcMar>
               <w:top w:type="dxa" w:w="60"/>
@@ -12375,62 +12417,6 @@
         <w:tc>
           <w:tcPr>
             <w:tcW w:type="dxa" w:w="1040"/>
-            <w:tcMar>
-              <w:top w:type="dxa" w:w="60"/>
-              <w:left w:type="dxa" w:w="90"/>
-              <w:bottom w:type="dxa" w:w="60"/>
-              <w:right w:type="dxa" w:w="90"/>
-            </w:tcMar>
-            <w:vAlign w:val="center"/>
-          </w:tcPr>
-          <w:p>
-            <w:pPr>
-              <w:bidi/>
-              <w:spacing w:after="40"/>
-              <w:jc w:val="right"/>
-            </w:pPr>
-            <w:r>
-              <w:rPr>
-                <w:rFonts w:ascii="David" w:cs="David" w:eastAsia="David" w:hAnsi="David"/>
-                <w:sz w:val="20"/>
-                <w:szCs w:val="20"/>
-                <w:rtl/>
-              </w:rPr>
-              <w:t xml:space="preserve"/>
-            </w:r>
-          </w:p>
-        </w:tc>
-        <w:tc>
-          <w:tcPr>
-            <w:tcW w:type="dxa" w:w="1030"/>
-            <w:tcMar>
-              <w:top w:type="dxa" w:w="60"/>
-              <w:left w:type="dxa" w:w="90"/>
-              <w:bottom w:type="dxa" w:w="60"/>
-              <w:right w:type="dxa" w:w="90"/>
-            </w:tcMar>
-            <w:vAlign w:val="center"/>
-          </w:tcPr>
-          <w:p>
-            <w:pPr>
-              <w:bidi/>
-              <w:spacing w:after="40"/>
-              <w:jc w:val="right"/>
-            </w:pPr>
-            <w:r>
-              <w:rPr>
-                <w:rFonts w:ascii="David" w:cs="David" w:eastAsia="David" w:hAnsi="David"/>
-                <w:sz w:val="20"/>
-                <w:szCs w:val="20"/>
-                <w:rtl/>
-              </w:rPr>
-              <w:t xml:space="preserve"/>
-            </w:r>
-          </w:p>
-        </w:tc>
-        <w:tc>
-          <w:tcPr>
-            <w:tcW w:type="dxa" w:w="1030"/>
             <w:tcMar>
               <w:top w:type="dxa" w:w="60"/>
               <w:left w:type="dxa" w:w="90"/>
@@ -12455,6 +12441,62 @@
                 <w:rtl/>
               </w:rPr>
               <w:t xml:space="preserve">2</w:t>
+            </w:r>
+          </w:p>
+        </w:tc>
+        <w:tc>
+          <w:tcPr>
+            <w:tcW w:type="dxa" w:w="1030"/>
+            <w:tcMar>
+              <w:top w:type="dxa" w:w="60"/>
+              <w:left w:type="dxa" w:w="90"/>
+              <w:bottom w:type="dxa" w:w="60"/>
+              <w:right w:type="dxa" w:w="90"/>
+            </w:tcMar>
+            <w:vAlign w:val="center"/>
+          </w:tcPr>
+          <w:p>
+            <w:pPr>
+              <w:bidi/>
+              <w:spacing w:after="40"/>
+              <w:jc w:val="right"/>
+            </w:pPr>
+            <w:r>
+              <w:rPr>
+                <w:rFonts w:ascii="David" w:cs="David" w:eastAsia="David" w:hAnsi="David"/>
+                <w:sz w:val="20"/>
+                <w:szCs w:val="20"/>
+                <w:rtl/>
+              </w:rPr>
+              <w:t xml:space="preserve"/>
+            </w:r>
+          </w:p>
+        </w:tc>
+        <w:tc>
+          <w:tcPr>
+            <w:tcW w:type="dxa" w:w="1030"/>
+            <w:tcMar>
+              <w:top w:type="dxa" w:w="60"/>
+              <w:left w:type="dxa" w:w="90"/>
+              <w:bottom w:type="dxa" w:w="60"/>
+              <w:right w:type="dxa" w:w="90"/>
+            </w:tcMar>
+            <w:vAlign w:val="center"/>
+          </w:tcPr>
+          <w:p>
+            <w:pPr>
+              <w:bidi/>
+              <w:spacing w:after="40"/>
+              <w:jc w:val="right"/>
+            </w:pPr>
+            <w:r>
+              <w:rPr>
+                <w:rFonts w:ascii="David" w:cs="David" w:eastAsia="David" w:hAnsi="David"/>
+                <w:sz w:val="20"/>
+                <w:szCs w:val="20"/>
+                <w:rtl/>
+              </w:rPr>
+              <w:t xml:space="preserve"/>
             </w:r>
           </w:p>
         </w:tc>
@@ -12537,62 +12579,6 @@
             <w:pPr>
               <w:bidi/>
               <w:spacing w:after="40"/>
-              <w:jc w:val="right"/>
-            </w:pPr>
-            <w:r>
-              <w:rPr>
-                <w:rFonts w:ascii="David" w:cs="David" w:eastAsia="David" w:hAnsi="David"/>
-                <w:sz w:val="20"/>
-                <w:szCs w:val="20"/>
-                <w:rtl/>
-              </w:rPr>
-              <w:t xml:space="preserve"/>
-            </w:r>
-          </w:p>
-        </w:tc>
-        <w:tc>
-          <w:tcPr>
-            <w:tcW w:type="dxa" w:w="1030"/>
-            <w:tcMar>
-              <w:top w:type="dxa" w:w="60"/>
-              <w:left w:type="dxa" w:w="90"/>
-              <w:bottom w:type="dxa" w:w="60"/>
-              <w:right w:type="dxa" w:w="90"/>
-            </w:tcMar>
-            <w:vAlign w:val="center"/>
-          </w:tcPr>
-          <w:p>
-            <w:pPr>
-              <w:bidi/>
-              <w:spacing w:after="40"/>
-              <w:jc w:val="right"/>
-            </w:pPr>
-            <w:r>
-              <w:rPr>
-                <w:rFonts w:ascii="David" w:cs="David" w:eastAsia="David" w:hAnsi="David"/>
-                <w:sz w:val="20"/>
-                <w:szCs w:val="20"/>
-                <w:rtl/>
-              </w:rPr>
-              <w:t xml:space="preserve"/>
-            </w:r>
-          </w:p>
-        </w:tc>
-        <w:tc>
-          <w:tcPr>
-            <w:tcW w:type="dxa" w:w="1030"/>
-            <w:tcMar>
-              <w:top w:type="dxa" w:w="60"/>
-              <w:left w:type="dxa" w:w="90"/>
-              <w:bottom w:type="dxa" w:w="60"/>
-              <w:right w:type="dxa" w:w="90"/>
-            </w:tcMar>
-            <w:vAlign w:val="center"/>
-          </w:tcPr>
-          <w:p>
-            <w:pPr>
-              <w:bidi/>
-              <w:spacing w:after="40"/>
               <w:jc w:val="center"/>
             </w:pPr>
             <w:r>
@@ -12610,6 +12596,62 @@
         </w:tc>
         <w:tc>
           <w:tcPr>
+            <w:tcW w:type="dxa" w:w="1030"/>
+            <w:tcMar>
+              <w:top w:type="dxa" w:w="60"/>
+              <w:left w:type="dxa" w:w="90"/>
+              <w:bottom w:type="dxa" w:w="60"/>
+              <w:right w:type="dxa" w:w="90"/>
+            </w:tcMar>
+            <w:vAlign w:val="center"/>
+          </w:tcPr>
+          <w:p>
+            <w:pPr>
+              <w:bidi/>
+              <w:spacing w:after="40"/>
+              <w:jc w:val="right"/>
+            </w:pPr>
+            <w:r>
+              <w:rPr>
+                <w:rFonts w:ascii="David" w:cs="David" w:eastAsia="David" w:hAnsi="David"/>
+                <w:sz w:val="20"/>
+                <w:szCs w:val="20"/>
+                <w:rtl/>
+              </w:rPr>
+              <w:t xml:space="preserve"/>
+            </w:r>
+          </w:p>
+        </w:tc>
+        <w:tc>
+          <w:tcPr>
+            <w:tcW w:type="dxa" w:w="1030"/>
+            <w:tcMar>
+              <w:top w:type="dxa" w:w="60"/>
+              <w:left w:type="dxa" w:w="90"/>
+              <w:bottom w:type="dxa" w:w="60"/>
+              <w:right w:type="dxa" w:w="90"/>
+            </w:tcMar>
+            <w:vAlign w:val="center"/>
+          </w:tcPr>
+          <w:p>
+            <w:pPr>
+              <w:bidi/>
+              <w:spacing w:after="40"/>
+              <w:jc w:val="right"/>
+            </w:pPr>
+            <w:r>
+              <w:rPr>
+                <w:rFonts w:ascii="David" w:cs="David" w:eastAsia="David" w:hAnsi="David"/>
+                <w:sz w:val="20"/>
+                <w:szCs w:val="20"/>
+                <w:rtl/>
+              </w:rPr>
+              <w:t xml:space="preserve"/>
+            </w:r>
+          </w:p>
+        </w:tc>
+        <w:tc>
+          <w:tcPr>
             <w:tcW w:type="dxa" w:w="6160"/>
             <w:tcMar>
               <w:top w:type="dxa" w:w="60"/>
@@ -12641,62 +12683,6 @@
         <w:tc>
           <w:tcPr>
             <w:tcW w:type="dxa" w:w="1040"/>
-            <w:tcMar>
-              <w:top w:type="dxa" w:w="60"/>
-              <w:left w:type="dxa" w:w="90"/>
-              <w:bottom w:type="dxa" w:w="60"/>
-              <w:right w:type="dxa" w:w="90"/>
-            </w:tcMar>
-            <w:vAlign w:val="center"/>
-          </w:tcPr>
-          <w:p>
-            <w:pPr>
-              <w:bidi/>
-              <w:spacing w:after="40"/>
-              <w:jc w:val="right"/>
-            </w:pPr>
-            <w:r>
-              <w:rPr>
-                <w:rFonts w:ascii="David" w:cs="David" w:eastAsia="David" w:hAnsi="David"/>
-                <w:sz w:val="20"/>
-                <w:szCs w:val="20"/>
-                <w:rtl/>
-              </w:rPr>
-              <w:t xml:space="preserve"/>
-            </w:r>
-          </w:p>
-        </w:tc>
-        <w:tc>
-          <w:tcPr>
-            <w:tcW w:type="dxa" w:w="1030"/>
-            <w:tcMar>
-              <w:top w:type="dxa" w:w="60"/>
-              <w:left w:type="dxa" w:w="90"/>
-              <w:bottom w:type="dxa" w:w="60"/>
-              <w:right w:type="dxa" w:w="90"/>
-            </w:tcMar>
-            <w:vAlign w:val="center"/>
-          </w:tcPr>
-          <w:p>
-            <w:pPr>
-              <w:bidi/>
-              <w:spacing w:after="40"/>
-              <w:jc w:val="right"/>
-            </w:pPr>
-            <w:r>
-              <w:rPr>
-                <w:rFonts w:ascii="David" w:cs="David" w:eastAsia="David" w:hAnsi="David"/>
-                <w:sz w:val="20"/>
-                <w:szCs w:val="20"/>
-                <w:rtl/>
-              </w:rPr>
-              <w:t xml:space="preserve"/>
-            </w:r>
-          </w:p>
-        </w:tc>
-        <w:tc>
-          <w:tcPr>
-            <w:tcW w:type="dxa" w:w="1030"/>
             <w:tcMar>
               <w:top w:type="dxa" w:w="60"/>
               <w:left w:type="dxa" w:w="90"/>
@@ -12726,6 +12712,62 @@
         </w:tc>
         <w:tc>
           <w:tcPr>
+            <w:tcW w:type="dxa" w:w="1030"/>
+            <w:tcMar>
+              <w:top w:type="dxa" w:w="60"/>
+              <w:left w:type="dxa" w:w="90"/>
+              <w:bottom w:type="dxa" w:w="60"/>
+              <w:right w:type="dxa" w:w="90"/>
+            </w:tcMar>
+            <w:vAlign w:val="center"/>
+          </w:tcPr>
+          <w:p>
+            <w:pPr>
+              <w:bidi/>
+              <w:spacing w:after="40"/>
+              <w:jc w:val="right"/>
+            </w:pPr>
+            <w:r>
+              <w:rPr>
+                <w:rFonts w:ascii="David" w:cs="David" w:eastAsia="David" w:hAnsi="David"/>
+                <w:sz w:val="20"/>
+                <w:szCs w:val="20"/>
+                <w:rtl/>
+              </w:rPr>
+              <w:t xml:space="preserve"/>
+            </w:r>
+          </w:p>
+        </w:tc>
+        <w:tc>
+          <w:tcPr>
+            <w:tcW w:type="dxa" w:w="1030"/>
+            <w:tcMar>
+              <w:top w:type="dxa" w:w="60"/>
+              <w:left w:type="dxa" w:w="90"/>
+              <w:bottom w:type="dxa" w:w="60"/>
+              <w:right w:type="dxa" w:w="90"/>
+            </w:tcMar>
+            <w:vAlign w:val="center"/>
+          </w:tcPr>
+          <w:p>
+            <w:pPr>
+              <w:bidi/>
+              <w:spacing w:after="40"/>
+              <w:jc w:val="right"/>
+            </w:pPr>
+            <w:r>
+              <w:rPr>
+                <w:rFonts w:ascii="David" w:cs="David" w:eastAsia="David" w:hAnsi="David"/>
+                <w:sz w:val="20"/>
+                <w:szCs w:val="20"/>
+                <w:rtl/>
+              </w:rPr>
+              <w:t xml:space="preserve"/>
+            </w:r>
+          </w:p>
+        </w:tc>
+        <w:tc>
+          <w:tcPr>
             <w:tcW w:type="dxa" w:w="6160"/>
             <w:tcMar>
               <w:top w:type="dxa" w:w="60"/>
@@ -12757,62 +12799,6 @@
         <w:tc>
           <w:tcPr>
             <w:tcW w:type="dxa" w:w="1040"/>
-            <w:tcMar>
-              <w:top w:type="dxa" w:w="60"/>
-              <w:left w:type="dxa" w:w="90"/>
-              <w:bottom w:type="dxa" w:w="60"/>
-              <w:right w:type="dxa" w:w="90"/>
-            </w:tcMar>
-            <w:vAlign w:val="center"/>
-          </w:tcPr>
-          <w:p>
-            <w:pPr>
-              <w:bidi/>
-              <w:spacing w:after="40"/>
-              <w:jc w:val="right"/>
-            </w:pPr>
-            <w:r>
-              <w:rPr>
-                <w:rFonts w:ascii="David" w:cs="David" w:eastAsia="David" w:hAnsi="David"/>
-                <w:sz w:val="20"/>
-                <w:szCs w:val="20"/>
-                <w:rtl/>
-              </w:rPr>
-              <w:t xml:space="preserve"/>
-            </w:r>
-          </w:p>
-        </w:tc>
-        <w:tc>
-          <w:tcPr>
-            <w:tcW w:type="dxa" w:w="1030"/>
-            <w:tcMar>
-              <w:top w:type="dxa" w:w="60"/>
-              <w:left w:type="dxa" w:w="90"/>
-              <w:bottom w:type="dxa" w:w="60"/>
-              <w:right w:type="dxa" w:w="90"/>
-            </w:tcMar>
-            <w:vAlign w:val="center"/>
-          </w:tcPr>
-          <w:p>
-            <w:pPr>
-              <w:bidi/>
-              <w:spacing w:after="40"/>
-              <w:jc w:val="right"/>
-            </w:pPr>
-            <w:r>
-              <w:rPr>
-                <w:rFonts w:ascii="David" w:cs="David" w:eastAsia="David" w:hAnsi="David"/>
-                <w:sz w:val="20"/>
-                <w:szCs w:val="20"/>
-                <w:rtl/>
-              </w:rPr>
-              <w:t xml:space="preserve"/>
-            </w:r>
-          </w:p>
-        </w:tc>
-        <w:tc>
-          <w:tcPr>
-            <w:tcW w:type="dxa" w:w="1030"/>
             <w:tcMar>
               <w:top w:type="dxa" w:w="60"/>
               <w:left w:type="dxa" w:w="90"/>
@@ -12837,6 +12823,62 @@
                 <w:rtl/>
               </w:rPr>
               <w:t xml:space="preserve">4</w:t>
+            </w:r>
+          </w:p>
+        </w:tc>
+        <w:tc>
+          <w:tcPr>
+            <w:tcW w:type="dxa" w:w="1030"/>
+            <w:tcMar>
+              <w:top w:type="dxa" w:w="60"/>
+              <w:left w:type="dxa" w:w="90"/>
+              <w:bottom w:type="dxa" w:w="60"/>
+              <w:right w:type="dxa" w:w="90"/>
+            </w:tcMar>
+            <w:vAlign w:val="center"/>
+          </w:tcPr>
+          <w:p>
+            <w:pPr>
+              <w:bidi/>
+              <w:spacing w:after="40"/>
+              <w:jc w:val="right"/>
+            </w:pPr>
+            <w:r>
+              <w:rPr>
+                <w:rFonts w:ascii="David" w:cs="David" w:eastAsia="David" w:hAnsi="David"/>
+                <w:sz w:val="20"/>
+                <w:szCs w:val="20"/>
+                <w:rtl/>
+              </w:rPr>
+              <w:t xml:space="preserve"/>
+            </w:r>
+          </w:p>
+        </w:tc>
+        <w:tc>
+          <w:tcPr>
+            <w:tcW w:type="dxa" w:w="1030"/>
+            <w:tcMar>
+              <w:top w:type="dxa" w:w="60"/>
+              <w:left w:type="dxa" w:w="90"/>
+              <w:bottom w:type="dxa" w:w="60"/>
+              <w:right w:type="dxa" w:w="90"/>
+            </w:tcMar>
+            <w:vAlign w:val="center"/>
+          </w:tcPr>
+          <w:p>
+            <w:pPr>
+              <w:bidi/>
+              <w:spacing w:after="40"/>
+              <w:jc w:val="right"/>
+            </w:pPr>
+            <w:r>
+              <w:rPr>
+                <w:rFonts w:ascii="David" w:cs="David" w:eastAsia="David" w:hAnsi="David"/>
+                <w:sz w:val="20"/>
+                <w:szCs w:val="20"/>
+                <w:rtl/>
+              </w:rPr>
+              <w:t xml:space="preserve"/>
             </w:r>
           </w:p>
         </w:tc>
@@ -13152,62 +13194,6 @@
             <w:pPr>
               <w:bidi/>
               <w:spacing w:after="40"/>
-              <w:jc w:val="right"/>
-            </w:pPr>
-            <w:r>
-              <w:rPr>
-                <w:rFonts w:ascii="David" w:cs="David" w:eastAsia="David" w:hAnsi="David"/>
-                <w:sz w:val="20"/>
-                <w:szCs w:val="20"/>
-                <w:rtl/>
-              </w:rPr>
-              <w:t xml:space="preserve"/>
-            </w:r>
-          </w:p>
-        </w:tc>
-        <w:tc>
-          <w:tcPr>
-            <w:tcW w:type="dxa" w:w="1030"/>
-            <w:tcMar>
-              <w:top w:type="dxa" w:w="60"/>
-              <w:left w:type="dxa" w:w="90"/>
-              <w:bottom w:type="dxa" w:w="60"/>
-              <w:right w:type="dxa" w:w="90"/>
-            </w:tcMar>
-            <w:vAlign w:val="center"/>
-          </w:tcPr>
-          <w:p>
-            <w:pPr>
-              <w:bidi/>
-              <w:spacing w:after="40"/>
-              <w:jc w:val="right"/>
-            </w:pPr>
-            <w:r>
-              <w:rPr>
-                <w:rFonts w:ascii="David" w:cs="David" w:eastAsia="David" w:hAnsi="David"/>
-                <w:sz w:val="20"/>
-                <w:szCs w:val="20"/>
-                <w:rtl/>
-              </w:rPr>
-              <w:t xml:space="preserve"/>
-            </w:r>
-          </w:p>
-        </w:tc>
-        <w:tc>
-          <w:tcPr>
-            <w:tcW w:type="dxa" w:w="1030"/>
-            <w:tcMar>
-              <w:top w:type="dxa" w:w="60"/>
-              <w:left w:type="dxa" w:w="90"/>
-              <w:bottom w:type="dxa" w:w="60"/>
-              <w:right w:type="dxa" w:w="90"/>
-            </w:tcMar>
-            <w:vAlign w:val="center"/>
-          </w:tcPr>
-          <w:p>
-            <w:pPr>
-              <w:bidi/>
-              <w:spacing w:after="40"/>
               <w:jc w:val="center"/>
             </w:pPr>
             <w:r>
@@ -13225,6 +13211,62 @@
         </w:tc>
         <w:tc>
           <w:tcPr>
+            <w:tcW w:type="dxa" w:w="1030"/>
+            <w:tcMar>
+              <w:top w:type="dxa" w:w="60"/>
+              <w:left w:type="dxa" w:w="90"/>
+              <w:bottom w:type="dxa" w:w="60"/>
+              <w:right w:type="dxa" w:w="90"/>
+            </w:tcMar>
+            <w:vAlign w:val="center"/>
+          </w:tcPr>
+          <w:p>
+            <w:pPr>
+              <w:bidi/>
+              <w:spacing w:after="40"/>
+              <w:jc w:val="right"/>
+            </w:pPr>
+            <w:r>
+              <w:rPr>
+                <w:rFonts w:ascii="David" w:cs="David" w:eastAsia="David" w:hAnsi="David"/>
+                <w:sz w:val="20"/>
+                <w:szCs w:val="20"/>
+                <w:rtl/>
+              </w:rPr>
+              <w:t xml:space="preserve"/>
+            </w:r>
+          </w:p>
+        </w:tc>
+        <w:tc>
+          <w:tcPr>
+            <w:tcW w:type="dxa" w:w="1030"/>
+            <w:tcMar>
+              <w:top w:type="dxa" w:w="60"/>
+              <w:left w:type="dxa" w:w="90"/>
+              <w:bottom w:type="dxa" w:w="60"/>
+              <w:right w:type="dxa" w:w="90"/>
+            </w:tcMar>
+            <w:vAlign w:val="center"/>
+          </w:tcPr>
+          <w:p>
+            <w:pPr>
+              <w:bidi/>
+              <w:spacing w:after="40"/>
+              <w:jc w:val="right"/>
+            </w:pPr>
+            <w:r>
+              <w:rPr>
+                <w:rFonts w:ascii="David" w:cs="David" w:eastAsia="David" w:hAnsi="David"/>
+                <w:sz w:val="20"/>
+                <w:szCs w:val="20"/>
+                <w:rtl/>
+              </w:rPr>
+              <w:t xml:space="preserve"/>
+            </w:r>
+          </w:p>
+        </w:tc>
+        <w:tc>
+          <w:tcPr>
             <w:tcW w:type="dxa" w:w="6160"/>
             <w:tcMar>
               <w:top w:type="dxa" w:w="60"/>
@@ -13256,62 +13298,6 @@
         <w:tc>
           <w:tcPr>
             <w:tcW w:type="dxa" w:w="1040"/>
-            <w:tcMar>
-              <w:top w:type="dxa" w:w="60"/>
-              <w:left w:type="dxa" w:w="90"/>
-              <w:bottom w:type="dxa" w:w="60"/>
-              <w:right w:type="dxa" w:w="90"/>
-            </w:tcMar>
-            <w:vAlign w:val="center"/>
-          </w:tcPr>
-          <w:p>
-            <w:pPr>
-              <w:bidi/>
-              <w:spacing w:after="40"/>
-              <w:jc w:val="right"/>
-            </w:pPr>
-            <w:r>
-              <w:rPr>
-                <w:rFonts w:ascii="David" w:cs="David" w:eastAsia="David" w:hAnsi="David"/>
-                <w:sz w:val="20"/>
-                <w:szCs w:val="20"/>
-                <w:rtl/>
-              </w:rPr>
-              <w:t xml:space="preserve"/>
-            </w:r>
-          </w:p>
-        </w:tc>
-        <w:tc>
-          <w:tcPr>
-            <w:tcW w:type="dxa" w:w="1030"/>
-            <w:tcMar>
-              <w:top w:type="dxa" w:w="60"/>
-              <w:left w:type="dxa" w:w="90"/>
-              <w:bottom w:type="dxa" w:w="60"/>
-              <w:right w:type="dxa" w:w="90"/>
-            </w:tcMar>
-            <w:vAlign w:val="center"/>
-          </w:tcPr>
-          <w:p>
-            <w:pPr>
-              <w:bidi/>
-              <w:spacing w:after="40"/>
-              <w:jc w:val="right"/>
-            </w:pPr>
-            <w:r>
-              <w:rPr>
-                <w:rFonts w:ascii="David" w:cs="David" w:eastAsia="David" w:hAnsi="David"/>
-                <w:sz w:val="20"/>
-                <w:szCs w:val="20"/>
-                <w:rtl/>
-              </w:rPr>
-              <w:t xml:space="preserve"/>
-            </w:r>
-          </w:p>
-        </w:tc>
-        <w:tc>
-          <w:tcPr>
-            <w:tcW w:type="dxa" w:w="1030"/>
             <w:tcMar>
               <w:top w:type="dxa" w:w="60"/>
               <w:left w:type="dxa" w:w="90"/>
@@ -13341,6 +13327,62 @@
         </w:tc>
         <w:tc>
           <w:tcPr>
+            <w:tcW w:type="dxa" w:w="1030"/>
+            <w:tcMar>
+              <w:top w:type="dxa" w:w="60"/>
+              <w:left w:type="dxa" w:w="90"/>
+              <w:bottom w:type="dxa" w:w="60"/>
+              <w:right w:type="dxa" w:w="90"/>
+            </w:tcMar>
+            <w:vAlign w:val="center"/>
+          </w:tcPr>
+          <w:p>
+            <w:pPr>
+              <w:bidi/>
+              <w:spacing w:after="40"/>
+              <w:jc w:val="right"/>
+            </w:pPr>
+            <w:r>
+              <w:rPr>
+                <w:rFonts w:ascii="David" w:cs="David" w:eastAsia="David" w:hAnsi="David"/>
+                <w:sz w:val="20"/>
+                <w:szCs w:val="20"/>
+                <w:rtl/>
+              </w:rPr>
+              <w:t xml:space="preserve"/>
+            </w:r>
+          </w:p>
+        </w:tc>
+        <w:tc>
+          <w:tcPr>
+            <w:tcW w:type="dxa" w:w="1030"/>
+            <w:tcMar>
+              <w:top w:type="dxa" w:w="60"/>
+              <w:left w:type="dxa" w:w="90"/>
+              <w:bottom w:type="dxa" w:w="60"/>
+              <w:right w:type="dxa" w:w="90"/>
+            </w:tcMar>
+            <w:vAlign w:val="center"/>
+          </w:tcPr>
+          <w:p>
+            <w:pPr>
+              <w:bidi/>
+              <w:spacing w:after="40"/>
+              <w:jc w:val="right"/>
+            </w:pPr>
+            <w:r>
+              <w:rPr>
+                <w:rFonts w:ascii="David" w:cs="David" w:eastAsia="David" w:hAnsi="David"/>
+                <w:sz w:val="20"/>
+                <w:szCs w:val="20"/>
+                <w:rtl/>
+              </w:rPr>
+              <w:t xml:space="preserve"/>
+            </w:r>
+          </w:p>
+        </w:tc>
+        <w:tc>
+          <w:tcPr>
             <w:tcW w:type="dxa" w:w="6160"/>
             <w:tcMar>
               <w:top w:type="dxa" w:w="60"/>
@@ -13372,62 +13414,6 @@
         <w:tc>
           <w:tcPr>
             <w:tcW w:type="dxa" w:w="1040"/>
-            <w:tcMar>
-              <w:top w:type="dxa" w:w="60"/>
-              <w:left w:type="dxa" w:w="90"/>
-              <w:bottom w:type="dxa" w:w="60"/>
-              <w:right w:type="dxa" w:w="90"/>
-            </w:tcMar>
-            <w:vAlign w:val="center"/>
-          </w:tcPr>
-          <w:p>
-            <w:pPr>
-              <w:bidi/>
-              <w:spacing w:after="40"/>
-              <w:jc w:val="right"/>
-            </w:pPr>
-            <w:r>
-              <w:rPr>
-                <w:rFonts w:ascii="David" w:cs="David" w:eastAsia="David" w:hAnsi="David"/>
-                <w:sz w:val="20"/>
-                <w:szCs w:val="20"/>
-                <w:rtl/>
-              </w:rPr>
-              <w:t xml:space="preserve"/>
-            </w:r>
-          </w:p>
-        </w:tc>
-        <w:tc>
-          <w:tcPr>
-            <w:tcW w:type="dxa" w:w="1030"/>
-            <w:tcMar>
-              <w:top w:type="dxa" w:w="60"/>
-              <w:left w:type="dxa" w:w="90"/>
-              <w:bottom w:type="dxa" w:w="60"/>
-              <w:right w:type="dxa" w:w="90"/>
-            </w:tcMar>
-            <w:vAlign w:val="center"/>
-          </w:tcPr>
-          <w:p>
-            <w:pPr>
-              <w:bidi/>
-              <w:spacing w:after="40"/>
-              <w:jc w:val="right"/>
-            </w:pPr>
-            <w:r>
-              <w:rPr>
-                <w:rFonts w:ascii="David" w:cs="David" w:eastAsia="David" w:hAnsi="David"/>
-                <w:sz w:val="20"/>
-                <w:szCs w:val="20"/>
-                <w:rtl/>
-              </w:rPr>
-              <w:t xml:space="preserve"/>
-            </w:r>
-          </w:p>
-        </w:tc>
-        <w:tc>
-          <w:tcPr>
-            <w:tcW w:type="dxa" w:w="1030"/>
             <w:tcMar>
               <w:top w:type="dxa" w:w="60"/>
               <w:left w:type="dxa" w:w="90"/>
@@ -13457,6 +13443,62 @@
         </w:tc>
         <w:tc>
           <w:tcPr>
+            <w:tcW w:type="dxa" w:w="1030"/>
+            <w:tcMar>
+              <w:top w:type="dxa" w:w="60"/>
+              <w:left w:type="dxa" w:w="90"/>
+              <w:bottom w:type="dxa" w:w="60"/>
+              <w:right w:type="dxa" w:w="90"/>
+            </w:tcMar>
+            <w:vAlign w:val="center"/>
+          </w:tcPr>
+          <w:p>
+            <w:pPr>
+              <w:bidi/>
+              <w:spacing w:after="40"/>
+              <w:jc w:val="right"/>
+            </w:pPr>
+            <w:r>
+              <w:rPr>
+                <w:rFonts w:ascii="David" w:cs="David" w:eastAsia="David" w:hAnsi="David"/>
+                <w:sz w:val="20"/>
+                <w:szCs w:val="20"/>
+                <w:rtl/>
+              </w:rPr>
+              <w:t xml:space="preserve"/>
+            </w:r>
+          </w:p>
+        </w:tc>
+        <w:tc>
+          <w:tcPr>
+            <w:tcW w:type="dxa" w:w="1030"/>
+            <w:tcMar>
+              <w:top w:type="dxa" w:w="60"/>
+              <w:left w:type="dxa" w:w="90"/>
+              <w:bottom w:type="dxa" w:w="60"/>
+              <w:right w:type="dxa" w:w="90"/>
+            </w:tcMar>
+            <w:vAlign w:val="center"/>
+          </w:tcPr>
+          <w:p>
+            <w:pPr>
+              <w:bidi/>
+              <w:spacing w:after="40"/>
+              <w:jc w:val="right"/>
+            </w:pPr>
+            <w:r>
+              <w:rPr>
+                <w:rFonts w:ascii="David" w:cs="David" w:eastAsia="David" w:hAnsi="David"/>
+                <w:sz w:val="20"/>
+                <w:szCs w:val="20"/>
+                <w:rtl/>
+              </w:rPr>
+              <w:t xml:space="preserve"/>
+            </w:r>
+          </w:p>
+        </w:tc>
+        <w:tc>
+          <w:tcPr>
             <w:tcW w:type="dxa" w:w="6160"/>
             <w:tcMar>
               <w:top w:type="dxa" w:w="60"/>
@@ -13488,62 +13530,6 @@
         <w:tc>
           <w:tcPr>
             <w:tcW w:type="dxa" w:w="1040"/>
-            <w:tcMar>
-              <w:top w:type="dxa" w:w="60"/>
-              <w:left w:type="dxa" w:w="90"/>
-              <w:bottom w:type="dxa" w:w="60"/>
-              <w:right w:type="dxa" w:w="90"/>
-            </w:tcMar>
-            <w:vAlign w:val="center"/>
-          </w:tcPr>
-          <w:p>
-            <w:pPr>
-              <w:bidi/>
-              <w:spacing w:after="40"/>
-              <w:jc w:val="right"/>
-            </w:pPr>
-            <w:r>
-              <w:rPr>
-                <w:rFonts w:ascii="David" w:cs="David" w:eastAsia="David" w:hAnsi="David"/>
-                <w:sz w:val="20"/>
-                <w:szCs w:val="20"/>
-                <w:rtl/>
-              </w:rPr>
-              <w:t xml:space="preserve"/>
-            </w:r>
-          </w:p>
-        </w:tc>
-        <w:tc>
-          <w:tcPr>
-            <w:tcW w:type="dxa" w:w="1030"/>
-            <w:tcMar>
-              <w:top w:type="dxa" w:w="60"/>
-              <w:left w:type="dxa" w:w="90"/>
-              <w:bottom w:type="dxa" w:w="60"/>
-              <w:right w:type="dxa" w:w="90"/>
-            </w:tcMar>
-            <w:vAlign w:val="center"/>
-          </w:tcPr>
-          <w:p>
-            <w:pPr>
-              <w:bidi/>
-              <w:spacing w:after="40"/>
-              <w:jc w:val="right"/>
-            </w:pPr>
-            <w:r>
-              <w:rPr>
-                <w:rFonts w:ascii="David" w:cs="David" w:eastAsia="David" w:hAnsi="David"/>
-                <w:sz w:val="20"/>
-                <w:szCs w:val="20"/>
-                <w:rtl/>
-              </w:rPr>
-              <w:t xml:space="preserve"/>
-            </w:r>
-          </w:p>
-        </w:tc>
-        <w:tc>
-          <w:tcPr>
-            <w:tcW w:type="dxa" w:w="1030"/>
             <w:tcMar>
               <w:top w:type="dxa" w:w="60"/>
               <w:left w:type="dxa" w:w="90"/>
@@ -13573,6 +13559,62 @@
         </w:tc>
         <w:tc>
           <w:tcPr>
+            <w:tcW w:type="dxa" w:w="1030"/>
+            <w:tcMar>
+              <w:top w:type="dxa" w:w="60"/>
+              <w:left w:type="dxa" w:w="90"/>
+              <w:bottom w:type="dxa" w:w="60"/>
+              <w:right w:type="dxa" w:w="90"/>
+            </w:tcMar>
+            <w:vAlign w:val="center"/>
+          </w:tcPr>
+          <w:p>
+            <w:pPr>
+              <w:bidi/>
+              <w:spacing w:after="40"/>
+              <w:jc w:val="right"/>
+            </w:pPr>
+            <w:r>
+              <w:rPr>
+                <w:rFonts w:ascii="David" w:cs="David" w:eastAsia="David" w:hAnsi="David"/>
+                <w:sz w:val="20"/>
+                <w:szCs w:val="20"/>
+                <w:rtl/>
+              </w:rPr>
+              <w:t xml:space="preserve"/>
+            </w:r>
+          </w:p>
+        </w:tc>
+        <w:tc>
+          <w:tcPr>
+            <w:tcW w:type="dxa" w:w="1030"/>
+            <w:tcMar>
+              <w:top w:type="dxa" w:w="60"/>
+              <w:left w:type="dxa" w:w="90"/>
+              <w:bottom w:type="dxa" w:w="60"/>
+              <w:right w:type="dxa" w:w="90"/>
+            </w:tcMar>
+            <w:vAlign w:val="center"/>
+          </w:tcPr>
+          <w:p>
+            <w:pPr>
+              <w:bidi/>
+              <w:spacing w:after="40"/>
+              <w:jc w:val="right"/>
+            </w:pPr>
+            <w:r>
+              <w:rPr>
+                <w:rFonts w:ascii="David" w:cs="David" w:eastAsia="David" w:hAnsi="David"/>
+                <w:sz w:val="20"/>
+                <w:szCs w:val="20"/>
+                <w:rtl/>
+              </w:rPr>
+              <w:t xml:space="preserve"/>
+            </w:r>
+          </w:p>
+        </w:tc>
+        <w:tc>
+          <w:tcPr>
             <w:tcW w:type="dxa" w:w="6160"/>
             <w:tcMar>
               <w:top w:type="dxa" w:w="60"/>
@@ -13604,62 +13646,6 @@
         <w:tc>
           <w:tcPr>
             <w:tcW w:type="dxa" w:w="1040"/>
-            <w:tcMar>
-              <w:top w:type="dxa" w:w="60"/>
-              <w:left w:type="dxa" w:w="90"/>
-              <w:bottom w:type="dxa" w:w="60"/>
-              <w:right w:type="dxa" w:w="90"/>
-            </w:tcMar>
-            <w:vAlign w:val="center"/>
-          </w:tcPr>
-          <w:p>
-            <w:pPr>
-              <w:bidi/>
-              <w:spacing w:after="40"/>
-              <w:jc w:val="right"/>
-            </w:pPr>
-            <w:r>
-              <w:rPr>
-                <w:rFonts w:ascii="David" w:cs="David" w:eastAsia="David" w:hAnsi="David"/>
-                <w:sz w:val="20"/>
-                <w:szCs w:val="20"/>
-                <w:rtl/>
-              </w:rPr>
-              <w:t xml:space="preserve"/>
-            </w:r>
-          </w:p>
-        </w:tc>
-        <w:tc>
-          <w:tcPr>
-            <w:tcW w:type="dxa" w:w="1030"/>
-            <w:tcMar>
-              <w:top w:type="dxa" w:w="60"/>
-              <w:left w:type="dxa" w:w="90"/>
-              <w:bottom w:type="dxa" w:w="60"/>
-              <w:right w:type="dxa" w:w="90"/>
-            </w:tcMar>
-            <w:vAlign w:val="center"/>
-          </w:tcPr>
-          <w:p>
-            <w:pPr>
-              <w:bidi/>
-              <w:spacing w:after="40"/>
-              <w:jc w:val="right"/>
-            </w:pPr>
-            <w:r>
-              <w:rPr>
-                <w:rFonts w:ascii="David" w:cs="David" w:eastAsia="David" w:hAnsi="David"/>
-                <w:sz w:val="20"/>
-                <w:szCs w:val="20"/>
-                <w:rtl/>
-              </w:rPr>
-              <w:t xml:space="preserve"/>
-            </w:r>
-          </w:p>
-        </w:tc>
-        <w:tc>
-          <w:tcPr>
-            <w:tcW w:type="dxa" w:w="1030"/>
             <w:tcMar>
               <w:top w:type="dxa" w:w="60"/>
               <w:left w:type="dxa" w:w="90"/>
@@ -13689,6 +13675,62 @@
         </w:tc>
         <w:tc>
           <w:tcPr>
+            <w:tcW w:type="dxa" w:w="1030"/>
+            <w:tcMar>
+              <w:top w:type="dxa" w:w="60"/>
+              <w:left w:type="dxa" w:w="90"/>
+              <w:bottom w:type="dxa" w:w="60"/>
+              <w:right w:type="dxa" w:w="90"/>
+            </w:tcMar>
+            <w:vAlign w:val="center"/>
+          </w:tcPr>
+          <w:p>
+            <w:pPr>
+              <w:bidi/>
+              <w:spacing w:after="40"/>
+              <w:jc w:val="right"/>
+            </w:pPr>
+            <w:r>
+              <w:rPr>
+                <w:rFonts w:ascii="David" w:cs="David" w:eastAsia="David" w:hAnsi="David"/>
+                <w:sz w:val="20"/>
+                <w:szCs w:val="20"/>
+                <w:rtl/>
+              </w:rPr>
+              <w:t xml:space="preserve"/>
+            </w:r>
+          </w:p>
+        </w:tc>
+        <w:tc>
+          <w:tcPr>
+            <w:tcW w:type="dxa" w:w="1030"/>
+            <w:tcMar>
+              <w:top w:type="dxa" w:w="60"/>
+              <w:left w:type="dxa" w:w="90"/>
+              <w:bottom w:type="dxa" w:w="60"/>
+              <w:right w:type="dxa" w:w="90"/>
+            </w:tcMar>
+            <w:vAlign w:val="center"/>
+          </w:tcPr>
+          <w:p>
+            <w:pPr>
+              <w:bidi/>
+              <w:spacing w:after="40"/>
+              <w:jc w:val="right"/>
+            </w:pPr>
+            <w:r>
+              <w:rPr>
+                <w:rFonts w:ascii="David" w:cs="David" w:eastAsia="David" w:hAnsi="David"/>
+                <w:sz w:val="20"/>
+                <w:szCs w:val="20"/>
+                <w:rtl/>
+              </w:rPr>
+              <w:t xml:space="preserve"/>
+            </w:r>
+          </w:p>
+        </w:tc>
+        <w:tc>
+          <w:tcPr>
             <w:tcW w:type="dxa" w:w="6160"/>
             <w:tcMar>
               <w:top w:type="dxa" w:w="60"/>
@@ -13720,62 +13762,6 @@
         <w:tc>
           <w:tcPr>
             <w:tcW w:type="dxa" w:w="1040"/>
-            <w:tcMar>
-              <w:top w:type="dxa" w:w="60"/>
-              <w:left w:type="dxa" w:w="90"/>
-              <w:bottom w:type="dxa" w:w="60"/>
-              <w:right w:type="dxa" w:w="90"/>
-            </w:tcMar>
-            <w:vAlign w:val="center"/>
-          </w:tcPr>
-          <w:p>
-            <w:pPr>
-              <w:bidi/>
-              <w:spacing w:after="40"/>
-              <w:jc w:val="right"/>
-            </w:pPr>
-            <w:r>
-              <w:rPr>
-                <w:rFonts w:ascii="David" w:cs="David" w:eastAsia="David" w:hAnsi="David"/>
-                <w:sz w:val="20"/>
-                <w:szCs w:val="20"/>
-                <w:rtl/>
-              </w:rPr>
-              <w:t xml:space="preserve"/>
-            </w:r>
-          </w:p>
-        </w:tc>
-        <w:tc>
-          <w:tcPr>
-            <w:tcW w:type="dxa" w:w="1030"/>
-            <w:tcMar>
-              <w:top w:type="dxa" w:w="60"/>
-              <w:left w:type="dxa" w:w="90"/>
-              <w:bottom w:type="dxa" w:w="60"/>
-              <w:right w:type="dxa" w:w="90"/>
-            </w:tcMar>
-            <w:vAlign w:val="center"/>
-          </w:tcPr>
-          <w:p>
-            <w:pPr>
-              <w:bidi/>
-              <w:spacing w:after="40"/>
-              <w:jc w:val="right"/>
-            </w:pPr>
-            <w:r>
-              <w:rPr>
-                <w:rFonts w:ascii="David" w:cs="David" w:eastAsia="David" w:hAnsi="David"/>
-                <w:sz w:val="20"/>
-                <w:szCs w:val="20"/>
-                <w:rtl/>
-              </w:rPr>
-              <w:t xml:space="preserve"/>
-            </w:r>
-          </w:p>
-        </w:tc>
-        <w:tc>
-          <w:tcPr>
-            <w:tcW w:type="dxa" w:w="1030"/>
             <w:tcMar>
               <w:top w:type="dxa" w:w="60"/>
               <w:left w:type="dxa" w:w="90"/>
@@ -13805,6 +13791,62 @@
         </w:tc>
         <w:tc>
           <w:tcPr>
+            <w:tcW w:type="dxa" w:w="1030"/>
+            <w:tcMar>
+              <w:top w:type="dxa" w:w="60"/>
+              <w:left w:type="dxa" w:w="90"/>
+              <w:bottom w:type="dxa" w:w="60"/>
+              <w:right w:type="dxa" w:w="90"/>
+            </w:tcMar>
+            <w:vAlign w:val="center"/>
+          </w:tcPr>
+          <w:p>
+            <w:pPr>
+              <w:bidi/>
+              <w:spacing w:after="40"/>
+              <w:jc w:val="right"/>
+            </w:pPr>
+            <w:r>
+              <w:rPr>
+                <w:rFonts w:ascii="David" w:cs="David" w:eastAsia="David" w:hAnsi="David"/>
+                <w:sz w:val="20"/>
+                <w:szCs w:val="20"/>
+                <w:rtl/>
+              </w:rPr>
+              <w:t xml:space="preserve"/>
+            </w:r>
+          </w:p>
+        </w:tc>
+        <w:tc>
+          <w:tcPr>
+            <w:tcW w:type="dxa" w:w="1030"/>
+            <w:tcMar>
+              <w:top w:type="dxa" w:w="60"/>
+              <w:left w:type="dxa" w:w="90"/>
+              <w:bottom w:type="dxa" w:w="60"/>
+              <w:right w:type="dxa" w:w="90"/>
+            </w:tcMar>
+            <w:vAlign w:val="center"/>
+          </w:tcPr>
+          <w:p>
+            <w:pPr>
+              <w:bidi/>
+              <w:spacing w:after="40"/>
+              <w:jc w:val="right"/>
+            </w:pPr>
+            <w:r>
+              <w:rPr>
+                <w:rFonts w:ascii="David" w:cs="David" w:eastAsia="David" w:hAnsi="David"/>
+                <w:sz w:val="20"/>
+                <w:szCs w:val="20"/>
+                <w:rtl/>
+              </w:rPr>
+              <w:t xml:space="preserve"/>
+            </w:r>
+          </w:p>
+        </w:tc>
+        <w:tc>
+          <w:tcPr>
             <w:tcW w:type="dxa" w:w="6160"/>
             <w:tcMar>
               <w:top w:type="dxa" w:w="60"/>
@@ -13836,62 +13878,6 @@
         <w:tc>
           <w:tcPr>
             <w:tcW w:type="dxa" w:w="1040"/>
-            <w:tcMar>
-              <w:top w:type="dxa" w:w="60"/>
-              <w:left w:type="dxa" w:w="90"/>
-              <w:bottom w:type="dxa" w:w="60"/>
-              <w:right w:type="dxa" w:w="90"/>
-            </w:tcMar>
-            <w:vAlign w:val="center"/>
-          </w:tcPr>
-          <w:p>
-            <w:pPr>
-              <w:bidi/>
-              <w:spacing w:after="40"/>
-              <w:jc w:val="right"/>
-            </w:pPr>
-            <w:r>
-              <w:rPr>
-                <w:rFonts w:ascii="David" w:cs="David" w:eastAsia="David" w:hAnsi="David"/>
-                <w:sz w:val="20"/>
-                <w:szCs w:val="20"/>
-                <w:rtl/>
-              </w:rPr>
-              <w:t xml:space="preserve"/>
-            </w:r>
-          </w:p>
-        </w:tc>
-        <w:tc>
-          <w:tcPr>
-            <w:tcW w:type="dxa" w:w="1030"/>
-            <w:tcMar>
-              <w:top w:type="dxa" w:w="60"/>
-              <w:left w:type="dxa" w:w="90"/>
-              <w:bottom w:type="dxa" w:w="60"/>
-              <w:right w:type="dxa" w:w="90"/>
-            </w:tcMar>
-            <w:vAlign w:val="center"/>
-          </w:tcPr>
-          <w:p>
-            <w:pPr>
-              <w:bidi/>
-              <w:spacing w:after="40"/>
-              <w:jc w:val="right"/>
-            </w:pPr>
-            <w:r>
-              <w:rPr>
-                <w:rFonts w:ascii="David" w:cs="David" w:eastAsia="David" w:hAnsi="David"/>
-                <w:sz w:val="20"/>
-                <w:szCs w:val="20"/>
-                <w:rtl/>
-              </w:rPr>
-              <w:t xml:space="preserve"/>
-            </w:r>
-          </w:p>
-        </w:tc>
-        <w:tc>
-          <w:tcPr>
-            <w:tcW w:type="dxa" w:w="1030"/>
             <w:tcMar>
               <w:top w:type="dxa" w:w="60"/>
               <w:left w:type="dxa" w:w="90"/>
@@ -13921,6 +13907,62 @@
         </w:tc>
         <w:tc>
           <w:tcPr>
+            <w:tcW w:type="dxa" w:w="1030"/>
+            <w:tcMar>
+              <w:top w:type="dxa" w:w="60"/>
+              <w:left w:type="dxa" w:w="90"/>
+              <w:bottom w:type="dxa" w:w="60"/>
+              <w:right w:type="dxa" w:w="90"/>
+            </w:tcMar>
+            <w:vAlign w:val="center"/>
+          </w:tcPr>
+          <w:p>
+            <w:pPr>
+              <w:bidi/>
+              <w:spacing w:after="40"/>
+              <w:jc w:val="right"/>
+            </w:pPr>
+            <w:r>
+              <w:rPr>
+                <w:rFonts w:ascii="David" w:cs="David" w:eastAsia="David" w:hAnsi="David"/>
+                <w:sz w:val="20"/>
+                <w:szCs w:val="20"/>
+                <w:rtl/>
+              </w:rPr>
+              <w:t xml:space="preserve"/>
+            </w:r>
+          </w:p>
+        </w:tc>
+        <w:tc>
+          <w:tcPr>
+            <w:tcW w:type="dxa" w:w="1030"/>
+            <w:tcMar>
+              <w:top w:type="dxa" w:w="60"/>
+              <w:left w:type="dxa" w:w="90"/>
+              <w:bottom w:type="dxa" w:w="60"/>
+              <w:right w:type="dxa" w:w="90"/>
+            </w:tcMar>
+            <w:vAlign w:val="center"/>
+          </w:tcPr>
+          <w:p>
+            <w:pPr>
+              <w:bidi/>
+              <w:spacing w:after="40"/>
+              <w:jc w:val="right"/>
+            </w:pPr>
+            <w:r>
+              <w:rPr>
+                <w:rFonts w:ascii="David" w:cs="David" w:eastAsia="David" w:hAnsi="David"/>
+                <w:sz w:val="20"/>
+                <w:szCs w:val="20"/>
+                <w:rtl/>
+              </w:rPr>
+              <w:t xml:space="preserve"/>
+            </w:r>
+          </w:p>
+        </w:tc>
+        <w:tc>
+          <w:tcPr>
             <w:tcW w:type="dxa" w:w="6160"/>
             <w:tcMar>
               <w:top w:type="dxa" w:w="60"/>
@@ -13952,62 +13994,6 @@
         <w:tc>
           <w:tcPr>
             <w:tcW w:type="dxa" w:w="1040"/>
-            <w:tcMar>
-              <w:top w:type="dxa" w:w="60"/>
-              <w:left w:type="dxa" w:w="90"/>
-              <w:bottom w:type="dxa" w:w="60"/>
-              <w:right w:type="dxa" w:w="90"/>
-            </w:tcMar>
-            <w:vAlign w:val="center"/>
-          </w:tcPr>
-          <w:p>
-            <w:pPr>
-              <w:bidi/>
-              <w:spacing w:after="40"/>
-              <w:jc w:val="right"/>
-            </w:pPr>
-            <w:r>
-              <w:rPr>
-                <w:rFonts w:ascii="David" w:cs="David" w:eastAsia="David" w:hAnsi="David"/>
-                <w:sz w:val="20"/>
-                <w:szCs w:val="20"/>
-                <w:rtl/>
-              </w:rPr>
-              <w:t xml:space="preserve"/>
-            </w:r>
-          </w:p>
-        </w:tc>
-        <w:tc>
-          <w:tcPr>
-            <w:tcW w:type="dxa" w:w="1030"/>
-            <w:tcMar>
-              <w:top w:type="dxa" w:w="60"/>
-              <w:left w:type="dxa" w:w="90"/>
-              <w:bottom w:type="dxa" w:w="60"/>
-              <w:right w:type="dxa" w:w="90"/>
-            </w:tcMar>
-            <w:vAlign w:val="center"/>
-          </w:tcPr>
-          <w:p>
-            <w:pPr>
-              <w:bidi/>
-              <w:spacing w:after="40"/>
-              <w:jc w:val="right"/>
-            </w:pPr>
-            <w:r>
-              <w:rPr>
-                <w:rFonts w:ascii="David" w:cs="David" w:eastAsia="David" w:hAnsi="David"/>
-                <w:sz w:val="20"/>
-                <w:szCs w:val="20"/>
-                <w:rtl/>
-              </w:rPr>
-              <w:t xml:space="preserve"/>
-            </w:r>
-          </w:p>
-        </w:tc>
-        <w:tc>
-          <w:tcPr>
-            <w:tcW w:type="dxa" w:w="1030"/>
             <w:tcMar>
               <w:top w:type="dxa" w:w="60"/>
               <w:left w:type="dxa" w:w="90"/>
@@ -14037,6 +14023,62 @@
         </w:tc>
         <w:tc>
           <w:tcPr>
+            <w:tcW w:type="dxa" w:w="1030"/>
+            <w:tcMar>
+              <w:top w:type="dxa" w:w="60"/>
+              <w:left w:type="dxa" w:w="90"/>
+              <w:bottom w:type="dxa" w:w="60"/>
+              <w:right w:type="dxa" w:w="90"/>
+            </w:tcMar>
+            <w:vAlign w:val="center"/>
+          </w:tcPr>
+          <w:p>
+            <w:pPr>
+              <w:bidi/>
+              <w:spacing w:after="40"/>
+              <w:jc w:val="right"/>
+            </w:pPr>
+            <w:r>
+              <w:rPr>
+                <w:rFonts w:ascii="David" w:cs="David" w:eastAsia="David" w:hAnsi="David"/>
+                <w:sz w:val="20"/>
+                <w:szCs w:val="20"/>
+                <w:rtl/>
+              </w:rPr>
+              <w:t xml:space="preserve"/>
+            </w:r>
+          </w:p>
+        </w:tc>
+        <w:tc>
+          <w:tcPr>
+            <w:tcW w:type="dxa" w:w="1030"/>
+            <w:tcMar>
+              <w:top w:type="dxa" w:w="60"/>
+              <w:left w:type="dxa" w:w="90"/>
+              <w:bottom w:type="dxa" w:w="60"/>
+              <w:right w:type="dxa" w:w="90"/>
+            </w:tcMar>
+            <w:vAlign w:val="center"/>
+          </w:tcPr>
+          <w:p>
+            <w:pPr>
+              <w:bidi/>
+              <w:spacing w:after="40"/>
+              <w:jc w:val="right"/>
+            </w:pPr>
+            <w:r>
+              <w:rPr>
+                <w:rFonts w:ascii="David" w:cs="David" w:eastAsia="David" w:hAnsi="David"/>
+                <w:sz w:val="20"/>
+                <w:szCs w:val="20"/>
+                <w:rtl/>
+              </w:rPr>
+              <w:t xml:space="preserve"/>
+            </w:r>
+          </w:p>
+        </w:tc>
+        <w:tc>
+          <w:tcPr>
             <w:tcW w:type="dxa" w:w="6160"/>
             <w:tcMar>
               <w:top w:type="dxa" w:w="60"/>
@@ -14068,62 +14110,6 @@
         <w:tc>
           <w:tcPr>
             <w:tcW w:type="dxa" w:w="1040"/>
-            <w:tcMar>
-              <w:top w:type="dxa" w:w="60"/>
-              <w:left w:type="dxa" w:w="90"/>
-              <w:bottom w:type="dxa" w:w="60"/>
-              <w:right w:type="dxa" w:w="90"/>
-            </w:tcMar>
-            <w:vAlign w:val="center"/>
-          </w:tcPr>
-          <w:p>
-            <w:pPr>
-              <w:bidi/>
-              <w:spacing w:after="40"/>
-              <w:jc w:val="right"/>
-            </w:pPr>
-            <w:r>
-              <w:rPr>
-                <w:rFonts w:ascii="David" w:cs="David" w:eastAsia="David" w:hAnsi="David"/>
-                <w:sz w:val="20"/>
-                <w:szCs w:val="20"/>
-                <w:rtl/>
-              </w:rPr>
-              <w:t xml:space="preserve"/>
-            </w:r>
-          </w:p>
-        </w:tc>
-        <w:tc>
-          <w:tcPr>
-            <w:tcW w:type="dxa" w:w="1030"/>
-            <w:tcMar>
-              <w:top w:type="dxa" w:w="60"/>
-              <w:left w:type="dxa" w:w="90"/>
-              <w:bottom w:type="dxa" w:w="60"/>
-              <w:right w:type="dxa" w:w="90"/>
-            </w:tcMar>
-            <w:vAlign w:val="center"/>
-          </w:tcPr>
-          <w:p>
-            <w:pPr>
-              <w:bidi/>
-              <w:spacing w:after="40"/>
-              <w:jc w:val="right"/>
-            </w:pPr>
-            <w:r>
-              <w:rPr>
-                <w:rFonts w:ascii="David" w:cs="David" w:eastAsia="David" w:hAnsi="David"/>
-                <w:sz w:val="20"/>
-                <w:szCs w:val="20"/>
-                <w:rtl/>
-              </w:rPr>
-              <w:t xml:space="preserve"/>
-            </w:r>
-          </w:p>
-        </w:tc>
-        <w:tc>
-          <w:tcPr>
-            <w:tcW w:type="dxa" w:w="1030"/>
             <w:tcMar>
               <w:top w:type="dxa" w:w="60"/>
               <w:left w:type="dxa" w:w="90"/>
@@ -14153,6 +14139,62 @@
         </w:tc>
         <w:tc>
           <w:tcPr>
+            <w:tcW w:type="dxa" w:w="1030"/>
+            <w:tcMar>
+              <w:top w:type="dxa" w:w="60"/>
+              <w:left w:type="dxa" w:w="90"/>
+              <w:bottom w:type="dxa" w:w="60"/>
+              <w:right w:type="dxa" w:w="90"/>
+            </w:tcMar>
+            <w:vAlign w:val="center"/>
+          </w:tcPr>
+          <w:p>
+            <w:pPr>
+              <w:bidi/>
+              <w:spacing w:after="40"/>
+              <w:jc w:val="right"/>
+            </w:pPr>
+            <w:r>
+              <w:rPr>
+                <w:rFonts w:ascii="David" w:cs="David" w:eastAsia="David" w:hAnsi="David"/>
+                <w:sz w:val="20"/>
+                <w:szCs w:val="20"/>
+                <w:rtl/>
+              </w:rPr>
+              <w:t xml:space="preserve"/>
+            </w:r>
+          </w:p>
+        </w:tc>
+        <w:tc>
+          <w:tcPr>
+            <w:tcW w:type="dxa" w:w="1030"/>
+            <w:tcMar>
+              <w:top w:type="dxa" w:w="60"/>
+              <w:left w:type="dxa" w:w="90"/>
+              <w:bottom w:type="dxa" w:w="60"/>
+              <w:right w:type="dxa" w:w="90"/>
+            </w:tcMar>
+            <w:vAlign w:val="center"/>
+          </w:tcPr>
+          <w:p>
+            <w:pPr>
+              <w:bidi/>
+              <w:spacing w:after="40"/>
+              <w:jc w:val="right"/>
+            </w:pPr>
+            <w:r>
+              <w:rPr>
+                <w:rFonts w:ascii="David" w:cs="David" w:eastAsia="David" w:hAnsi="David"/>
+                <w:sz w:val="20"/>
+                <w:szCs w:val="20"/>
+                <w:rtl/>
+              </w:rPr>
+              <w:t xml:space="preserve"/>
+            </w:r>
+          </w:p>
+        </w:tc>
+        <w:tc>
+          <w:tcPr>
             <w:tcW w:type="dxa" w:w="6160"/>
             <w:tcMar>
               <w:top w:type="dxa" w:w="60"/>
@@ -14184,62 +14226,6 @@
         <w:tc>
           <w:tcPr>
             <w:tcW w:type="dxa" w:w="1040"/>
-            <w:tcMar>
-              <w:top w:type="dxa" w:w="60"/>
-              <w:left w:type="dxa" w:w="90"/>
-              <w:bottom w:type="dxa" w:w="60"/>
-              <w:right w:type="dxa" w:w="90"/>
-            </w:tcMar>
-            <w:vAlign w:val="center"/>
-          </w:tcPr>
-          <w:p>
-            <w:pPr>
-              <w:bidi/>
-              <w:spacing w:after="40"/>
-              <w:jc w:val="right"/>
-            </w:pPr>
-            <w:r>
-              <w:rPr>
-                <w:rFonts w:ascii="David" w:cs="David" w:eastAsia="David" w:hAnsi="David"/>
-                <w:sz w:val="20"/>
-                <w:szCs w:val="20"/>
-                <w:rtl/>
-              </w:rPr>
-              <w:t xml:space="preserve"/>
-            </w:r>
-          </w:p>
-        </w:tc>
-        <w:tc>
-          <w:tcPr>
-            <w:tcW w:type="dxa" w:w="1030"/>
-            <w:tcMar>
-              <w:top w:type="dxa" w:w="60"/>
-              <w:left w:type="dxa" w:w="90"/>
-              <w:bottom w:type="dxa" w:w="60"/>
-              <w:right w:type="dxa" w:w="90"/>
-            </w:tcMar>
-            <w:vAlign w:val="center"/>
-          </w:tcPr>
-          <w:p>
-            <w:pPr>
-              <w:bidi/>
-              <w:spacing w:after="40"/>
-              <w:jc w:val="right"/>
-            </w:pPr>
-            <w:r>
-              <w:rPr>
-                <w:rFonts w:ascii="David" w:cs="David" w:eastAsia="David" w:hAnsi="David"/>
-                <w:sz w:val="20"/>
-                <w:szCs w:val="20"/>
-                <w:rtl/>
-              </w:rPr>
-              <w:t xml:space="preserve"/>
-            </w:r>
-          </w:p>
-        </w:tc>
-        <w:tc>
-          <w:tcPr>
-            <w:tcW w:type="dxa" w:w="1030"/>
             <w:tcMar>
               <w:top w:type="dxa" w:w="60"/>
               <w:left w:type="dxa" w:w="90"/>
@@ -14269,6 +14255,62 @@
         </w:tc>
         <w:tc>
           <w:tcPr>
+            <w:tcW w:type="dxa" w:w="1030"/>
+            <w:tcMar>
+              <w:top w:type="dxa" w:w="60"/>
+              <w:left w:type="dxa" w:w="90"/>
+              <w:bottom w:type="dxa" w:w="60"/>
+              <w:right w:type="dxa" w:w="90"/>
+            </w:tcMar>
+            <w:vAlign w:val="center"/>
+          </w:tcPr>
+          <w:p>
+            <w:pPr>
+              <w:bidi/>
+              <w:spacing w:after="40"/>
+              <w:jc w:val="right"/>
+            </w:pPr>
+            <w:r>
+              <w:rPr>
+                <w:rFonts w:ascii="David" w:cs="David" w:eastAsia="David" w:hAnsi="David"/>
+                <w:sz w:val="20"/>
+                <w:szCs w:val="20"/>
+                <w:rtl/>
+              </w:rPr>
+              <w:t xml:space="preserve"/>
+            </w:r>
+          </w:p>
+        </w:tc>
+        <w:tc>
+          <w:tcPr>
+            <w:tcW w:type="dxa" w:w="1030"/>
+            <w:tcMar>
+              <w:top w:type="dxa" w:w="60"/>
+              <w:left w:type="dxa" w:w="90"/>
+              <w:bottom w:type="dxa" w:w="60"/>
+              <w:right w:type="dxa" w:w="90"/>
+            </w:tcMar>
+            <w:vAlign w:val="center"/>
+          </w:tcPr>
+          <w:p>
+            <w:pPr>
+              <w:bidi/>
+              <w:spacing w:after="40"/>
+              <w:jc w:val="right"/>
+            </w:pPr>
+            <w:r>
+              <w:rPr>
+                <w:rFonts w:ascii="David" w:cs="David" w:eastAsia="David" w:hAnsi="David"/>
+                <w:sz w:val="20"/>
+                <w:szCs w:val="20"/>
+                <w:rtl/>
+              </w:rPr>
+              <w:t xml:space="preserve"/>
+            </w:r>
+          </w:p>
+        </w:tc>
+        <w:tc>
+          <w:tcPr>
             <w:tcW w:type="dxa" w:w="6160"/>
             <w:tcMar>
               <w:top w:type="dxa" w:w="60"/>
@@ -14300,62 +14342,6 @@
         <w:tc>
           <w:tcPr>
             <w:tcW w:type="dxa" w:w="1040"/>
-            <w:tcMar>
-              <w:top w:type="dxa" w:w="60"/>
-              <w:left w:type="dxa" w:w="90"/>
-              <w:bottom w:type="dxa" w:w="60"/>
-              <w:right w:type="dxa" w:w="90"/>
-            </w:tcMar>
-            <w:vAlign w:val="center"/>
-          </w:tcPr>
-          <w:p>
-            <w:pPr>
-              <w:bidi/>
-              <w:spacing w:after="40"/>
-              <w:jc w:val="right"/>
-            </w:pPr>
-            <w:r>
-              <w:rPr>
-                <w:rFonts w:ascii="David" w:cs="David" w:eastAsia="David" w:hAnsi="David"/>
-                <w:sz w:val="20"/>
-                <w:szCs w:val="20"/>
-                <w:rtl/>
-              </w:rPr>
-              <w:t xml:space="preserve"/>
-            </w:r>
-          </w:p>
-        </w:tc>
-        <w:tc>
-          <w:tcPr>
-            <w:tcW w:type="dxa" w:w="1030"/>
-            <w:tcMar>
-              <w:top w:type="dxa" w:w="60"/>
-              <w:left w:type="dxa" w:w="90"/>
-              <w:bottom w:type="dxa" w:w="60"/>
-              <w:right w:type="dxa" w:w="90"/>
-            </w:tcMar>
-            <w:vAlign w:val="center"/>
-          </w:tcPr>
-          <w:p>
-            <w:pPr>
-              <w:bidi/>
-              <w:spacing w:after="40"/>
-              <w:jc w:val="right"/>
-            </w:pPr>
-            <w:r>
-              <w:rPr>
-                <w:rFonts w:ascii="David" w:cs="David" w:eastAsia="David" w:hAnsi="David"/>
-                <w:sz w:val="20"/>
-                <w:szCs w:val="20"/>
-                <w:rtl/>
-              </w:rPr>
-              <w:t xml:space="preserve"/>
-            </w:r>
-          </w:p>
-        </w:tc>
-        <w:tc>
-          <w:tcPr>
-            <w:tcW w:type="dxa" w:w="1030"/>
             <w:tcMar>
               <w:top w:type="dxa" w:w="60"/>
               <w:left w:type="dxa" w:w="90"/>
@@ -14385,6 +14371,62 @@
         </w:tc>
         <w:tc>
           <w:tcPr>
+            <w:tcW w:type="dxa" w:w="1030"/>
+            <w:tcMar>
+              <w:top w:type="dxa" w:w="60"/>
+              <w:left w:type="dxa" w:w="90"/>
+              <w:bottom w:type="dxa" w:w="60"/>
+              <w:right w:type="dxa" w:w="90"/>
+            </w:tcMar>
+            <w:vAlign w:val="center"/>
+          </w:tcPr>
+          <w:p>
+            <w:pPr>
+              <w:bidi/>
+              <w:spacing w:after="40"/>
+              <w:jc w:val="right"/>
+            </w:pPr>
+            <w:r>
+              <w:rPr>
+                <w:rFonts w:ascii="David" w:cs="David" w:eastAsia="David" w:hAnsi="David"/>
+                <w:sz w:val="20"/>
+                <w:szCs w:val="20"/>
+                <w:rtl/>
+              </w:rPr>
+              <w:t xml:space="preserve"/>
+            </w:r>
+          </w:p>
+        </w:tc>
+        <w:tc>
+          <w:tcPr>
+            <w:tcW w:type="dxa" w:w="1030"/>
+            <w:tcMar>
+              <w:top w:type="dxa" w:w="60"/>
+              <w:left w:type="dxa" w:w="90"/>
+              <w:bottom w:type="dxa" w:w="60"/>
+              <w:right w:type="dxa" w:w="90"/>
+            </w:tcMar>
+            <w:vAlign w:val="center"/>
+          </w:tcPr>
+          <w:p>
+            <w:pPr>
+              <w:bidi/>
+              <w:spacing w:after="40"/>
+              <w:jc w:val="right"/>
+            </w:pPr>
+            <w:r>
+              <w:rPr>
+                <w:rFonts w:ascii="David" w:cs="David" w:eastAsia="David" w:hAnsi="David"/>
+                <w:sz w:val="20"/>
+                <w:szCs w:val="20"/>
+                <w:rtl/>
+              </w:rPr>
+              <w:t xml:space="preserve"/>
+            </w:r>
+          </w:p>
+        </w:tc>
+        <w:tc>
+          <w:tcPr>
             <w:tcW w:type="dxa" w:w="6160"/>
             <w:tcMar>
               <w:top w:type="dxa" w:w="60"/>
@@ -14416,62 +14458,6 @@
         <w:tc>
           <w:tcPr>
             <w:tcW w:type="dxa" w:w="1040"/>
-            <w:tcMar>
-              <w:top w:type="dxa" w:w="60"/>
-              <w:left w:type="dxa" w:w="90"/>
-              <w:bottom w:type="dxa" w:w="60"/>
-              <w:right w:type="dxa" w:w="90"/>
-            </w:tcMar>
-            <w:vAlign w:val="center"/>
-          </w:tcPr>
-          <w:p>
-            <w:pPr>
-              <w:bidi/>
-              <w:spacing w:after="40"/>
-              <w:jc w:val="right"/>
-            </w:pPr>
-            <w:r>
-              <w:rPr>
-                <w:rFonts w:ascii="David" w:cs="David" w:eastAsia="David" w:hAnsi="David"/>
-                <w:sz w:val="20"/>
-                <w:szCs w:val="20"/>
-                <w:rtl/>
-              </w:rPr>
-              <w:t xml:space="preserve"/>
-            </w:r>
-          </w:p>
-        </w:tc>
-        <w:tc>
-          <w:tcPr>
-            <w:tcW w:type="dxa" w:w="1030"/>
-            <w:tcMar>
-              <w:top w:type="dxa" w:w="60"/>
-              <w:left w:type="dxa" w:w="90"/>
-              <w:bottom w:type="dxa" w:w="60"/>
-              <w:right w:type="dxa" w:w="90"/>
-            </w:tcMar>
-            <w:vAlign w:val="center"/>
-          </w:tcPr>
-          <w:p>
-            <w:pPr>
-              <w:bidi/>
-              <w:spacing w:after="40"/>
-              <w:jc w:val="right"/>
-            </w:pPr>
-            <w:r>
-              <w:rPr>
-                <w:rFonts w:ascii="David" w:cs="David" w:eastAsia="David" w:hAnsi="David"/>
-                <w:sz w:val="20"/>
-                <w:szCs w:val="20"/>
-                <w:rtl/>
-              </w:rPr>
-              <w:t xml:space="preserve"/>
-            </w:r>
-          </w:p>
-        </w:tc>
-        <w:tc>
-          <w:tcPr>
-            <w:tcW w:type="dxa" w:w="1030"/>
             <w:tcMar>
               <w:top w:type="dxa" w:w="60"/>
               <w:left w:type="dxa" w:w="90"/>
@@ -14501,6 +14487,62 @@
         </w:tc>
         <w:tc>
           <w:tcPr>
+            <w:tcW w:type="dxa" w:w="1030"/>
+            <w:tcMar>
+              <w:top w:type="dxa" w:w="60"/>
+              <w:left w:type="dxa" w:w="90"/>
+              <w:bottom w:type="dxa" w:w="60"/>
+              <w:right w:type="dxa" w:w="90"/>
+            </w:tcMar>
+            <w:vAlign w:val="center"/>
+          </w:tcPr>
+          <w:p>
+            <w:pPr>
+              <w:bidi/>
+              <w:spacing w:after="40"/>
+              <w:jc w:val="right"/>
+            </w:pPr>
+            <w:r>
+              <w:rPr>
+                <w:rFonts w:ascii="David" w:cs="David" w:eastAsia="David" w:hAnsi="David"/>
+                <w:sz w:val="20"/>
+                <w:szCs w:val="20"/>
+                <w:rtl/>
+              </w:rPr>
+              <w:t xml:space="preserve"/>
+            </w:r>
+          </w:p>
+        </w:tc>
+        <w:tc>
+          <w:tcPr>
+            <w:tcW w:type="dxa" w:w="1030"/>
+            <w:tcMar>
+              <w:top w:type="dxa" w:w="60"/>
+              <w:left w:type="dxa" w:w="90"/>
+              <w:bottom w:type="dxa" w:w="60"/>
+              <w:right w:type="dxa" w:w="90"/>
+            </w:tcMar>
+            <w:vAlign w:val="center"/>
+          </w:tcPr>
+          <w:p>
+            <w:pPr>
+              <w:bidi/>
+              <w:spacing w:after="40"/>
+              <w:jc w:val="right"/>
+            </w:pPr>
+            <w:r>
+              <w:rPr>
+                <w:rFonts w:ascii="David" w:cs="David" w:eastAsia="David" w:hAnsi="David"/>
+                <w:sz w:val="20"/>
+                <w:szCs w:val="20"/>
+                <w:rtl/>
+              </w:rPr>
+              <w:t xml:space="preserve"/>
+            </w:r>
+          </w:p>
+        </w:tc>
+        <w:tc>
+          <w:tcPr>
             <w:tcW w:type="dxa" w:w="6160"/>
             <w:tcMar>
               <w:top w:type="dxa" w:w="60"/>
@@ -14532,62 +14574,6 @@
         <w:tc>
           <w:tcPr>
             <w:tcW w:type="dxa" w:w="1040"/>
-            <w:tcMar>
-              <w:top w:type="dxa" w:w="60"/>
-              <w:left w:type="dxa" w:w="90"/>
-              <w:bottom w:type="dxa" w:w="60"/>
-              <w:right w:type="dxa" w:w="90"/>
-            </w:tcMar>
-            <w:vAlign w:val="center"/>
-          </w:tcPr>
-          <w:p>
-            <w:pPr>
-              <w:bidi/>
-              <w:spacing w:after="40"/>
-              <w:jc w:val="right"/>
-            </w:pPr>
-            <w:r>
-              <w:rPr>
-                <w:rFonts w:ascii="David" w:cs="David" w:eastAsia="David" w:hAnsi="David"/>
-                <w:sz w:val="20"/>
-                <w:szCs w:val="20"/>
-                <w:rtl/>
-              </w:rPr>
-              <w:t xml:space="preserve"/>
-            </w:r>
-          </w:p>
-        </w:tc>
-        <w:tc>
-          <w:tcPr>
-            <w:tcW w:type="dxa" w:w="1030"/>
-            <w:tcMar>
-              <w:top w:type="dxa" w:w="60"/>
-              <w:left w:type="dxa" w:w="90"/>
-              <w:bottom w:type="dxa" w:w="60"/>
-              <w:right w:type="dxa" w:w="90"/>
-            </w:tcMar>
-            <w:vAlign w:val="center"/>
-          </w:tcPr>
-          <w:p>
-            <w:pPr>
-              <w:bidi/>
-              <w:spacing w:after="40"/>
-              <w:jc w:val="right"/>
-            </w:pPr>
-            <w:r>
-              <w:rPr>
-                <w:rFonts w:ascii="David" w:cs="David" w:eastAsia="David" w:hAnsi="David"/>
-                <w:sz w:val="20"/>
-                <w:szCs w:val="20"/>
-                <w:rtl/>
-              </w:rPr>
-              <w:t xml:space="preserve"/>
-            </w:r>
-          </w:p>
-        </w:tc>
-        <w:tc>
-          <w:tcPr>
-            <w:tcW w:type="dxa" w:w="1030"/>
             <w:tcMar>
               <w:top w:type="dxa" w:w="60"/>
               <w:left w:type="dxa" w:w="90"/>
@@ -14617,6 +14603,62 @@
         </w:tc>
         <w:tc>
           <w:tcPr>
+            <w:tcW w:type="dxa" w:w="1030"/>
+            <w:tcMar>
+              <w:top w:type="dxa" w:w="60"/>
+              <w:left w:type="dxa" w:w="90"/>
+              <w:bottom w:type="dxa" w:w="60"/>
+              <w:right w:type="dxa" w:w="90"/>
+            </w:tcMar>
+            <w:vAlign w:val="center"/>
+          </w:tcPr>
+          <w:p>
+            <w:pPr>
+              <w:bidi/>
+              <w:spacing w:after="40"/>
+              <w:jc w:val="right"/>
+            </w:pPr>
+            <w:r>
+              <w:rPr>
+                <w:rFonts w:ascii="David" w:cs="David" w:eastAsia="David" w:hAnsi="David"/>
+                <w:sz w:val="20"/>
+                <w:szCs w:val="20"/>
+                <w:rtl/>
+              </w:rPr>
+              <w:t xml:space="preserve"/>
+            </w:r>
+          </w:p>
+        </w:tc>
+        <w:tc>
+          <w:tcPr>
+            <w:tcW w:type="dxa" w:w="1030"/>
+            <w:tcMar>
+              <w:top w:type="dxa" w:w="60"/>
+              <w:left w:type="dxa" w:w="90"/>
+              <w:bottom w:type="dxa" w:w="60"/>
+              <w:right w:type="dxa" w:w="90"/>
+            </w:tcMar>
+            <w:vAlign w:val="center"/>
+          </w:tcPr>
+          <w:p>
+            <w:pPr>
+              <w:bidi/>
+              <w:spacing w:after="40"/>
+              <w:jc w:val="right"/>
+            </w:pPr>
+            <w:r>
+              <w:rPr>
+                <w:rFonts w:ascii="David" w:cs="David" w:eastAsia="David" w:hAnsi="David"/>
+                <w:sz w:val="20"/>
+                <w:szCs w:val="20"/>
+                <w:rtl/>
+              </w:rPr>
+              <w:t xml:space="preserve"/>
+            </w:r>
+          </w:p>
+        </w:tc>
+        <w:tc>
+          <w:tcPr>
             <w:tcW w:type="dxa" w:w="6160"/>
             <w:tcMar>
               <w:top w:type="dxa" w:w="60"/>
@@ -14648,62 +14690,6 @@
         <w:tc>
           <w:tcPr>
             <w:tcW w:type="dxa" w:w="1040"/>
-            <w:tcMar>
-              <w:top w:type="dxa" w:w="60"/>
-              <w:left w:type="dxa" w:w="90"/>
-              <w:bottom w:type="dxa" w:w="60"/>
-              <w:right w:type="dxa" w:w="90"/>
-            </w:tcMar>
-            <w:vAlign w:val="center"/>
-          </w:tcPr>
-          <w:p>
-            <w:pPr>
-              <w:bidi/>
-              <w:spacing w:after="40"/>
-              <w:jc w:val="right"/>
-            </w:pPr>
-            <w:r>
-              <w:rPr>
-                <w:rFonts w:ascii="David" w:cs="David" w:eastAsia="David" w:hAnsi="David"/>
-                <w:sz w:val="20"/>
-                <w:szCs w:val="20"/>
-                <w:rtl/>
-              </w:rPr>
-              <w:t xml:space="preserve"/>
-            </w:r>
-          </w:p>
-        </w:tc>
-        <w:tc>
-          <w:tcPr>
-            <w:tcW w:type="dxa" w:w="1030"/>
-            <w:tcMar>
-              <w:top w:type="dxa" w:w="60"/>
-              <w:left w:type="dxa" w:w="90"/>
-              <w:bottom w:type="dxa" w:w="60"/>
-              <w:right w:type="dxa" w:w="90"/>
-            </w:tcMar>
-            <w:vAlign w:val="center"/>
-          </w:tcPr>
-          <w:p>
-            <w:pPr>
-              <w:bidi/>
-              <w:spacing w:after="40"/>
-              <w:jc w:val="right"/>
-            </w:pPr>
-            <w:r>
-              <w:rPr>
-                <w:rFonts w:ascii="David" w:cs="David" w:eastAsia="David" w:hAnsi="David"/>
-                <w:sz w:val="20"/>
-                <w:szCs w:val="20"/>
-                <w:rtl/>
-              </w:rPr>
-              <w:t xml:space="preserve"/>
-            </w:r>
-          </w:p>
-        </w:tc>
-        <w:tc>
-          <w:tcPr>
-            <w:tcW w:type="dxa" w:w="1030"/>
             <w:tcMar>
               <w:top w:type="dxa" w:w="60"/>
               <w:left w:type="dxa" w:w="90"/>
@@ -14733,6 +14719,62 @@
         </w:tc>
         <w:tc>
           <w:tcPr>
+            <w:tcW w:type="dxa" w:w="1030"/>
+            <w:tcMar>
+              <w:top w:type="dxa" w:w="60"/>
+              <w:left w:type="dxa" w:w="90"/>
+              <w:bottom w:type="dxa" w:w="60"/>
+              <w:right w:type="dxa" w:w="90"/>
+            </w:tcMar>
+            <w:vAlign w:val="center"/>
+          </w:tcPr>
+          <w:p>
+            <w:pPr>
+              <w:bidi/>
+              <w:spacing w:after="40"/>
+              <w:jc w:val="right"/>
+            </w:pPr>
+            <w:r>
+              <w:rPr>
+                <w:rFonts w:ascii="David" w:cs="David" w:eastAsia="David" w:hAnsi="David"/>
+                <w:sz w:val="20"/>
+                <w:szCs w:val="20"/>
+                <w:rtl/>
+              </w:rPr>
+              <w:t xml:space="preserve"/>
+            </w:r>
+          </w:p>
+        </w:tc>
+        <w:tc>
+          <w:tcPr>
+            <w:tcW w:type="dxa" w:w="1030"/>
+            <w:tcMar>
+              <w:top w:type="dxa" w:w="60"/>
+              <w:left w:type="dxa" w:w="90"/>
+              <w:bottom w:type="dxa" w:w="60"/>
+              <w:right w:type="dxa" w:w="90"/>
+            </w:tcMar>
+            <w:vAlign w:val="center"/>
+          </w:tcPr>
+          <w:p>
+            <w:pPr>
+              <w:bidi/>
+              <w:spacing w:after="40"/>
+              <w:jc w:val="right"/>
+            </w:pPr>
+            <w:r>
+              <w:rPr>
+                <w:rFonts w:ascii="David" w:cs="David" w:eastAsia="David" w:hAnsi="David"/>
+                <w:sz w:val="20"/>
+                <w:szCs w:val="20"/>
+                <w:rtl/>
+              </w:rPr>
+              <w:t xml:space="preserve"/>
+            </w:r>
+          </w:p>
+        </w:tc>
+        <w:tc>
+          <w:tcPr>
             <w:tcW w:type="dxa" w:w="6160"/>
             <w:tcMar>
               <w:top w:type="dxa" w:w="60"/>
@@ -14764,62 +14806,6 @@
         <w:tc>
           <w:tcPr>
             <w:tcW w:type="dxa" w:w="1040"/>
-            <w:tcMar>
-              <w:top w:type="dxa" w:w="60"/>
-              <w:left w:type="dxa" w:w="90"/>
-              <w:bottom w:type="dxa" w:w="60"/>
-              <w:right w:type="dxa" w:w="90"/>
-            </w:tcMar>
-            <w:vAlign w:val="center"/>
-          </w:tcPr>
-          <w:p>
-            <w:pPr>
-              <w:bidi/>
-              <w:spacing w:after="40"/>
-              <w:jc w:val="right"/>
-            </w:pPr>
-            <w:r>
-              <w:rPr>
-                <w:rFonts w:ascii="David" w:cs="David" w:eastAsia="David" w:hAnsi="David"/>
-                <w:sz w:val="20"/>
-                <w:szCs w:val="20"/>
-                <w:rtl/>
-              </w:rPr>
-              <w:t xml:space="preserve"/>
-            </w:r>
-          </w:p>
-        </w:tc>
-        <w:tc>
-          <w:tcPr>
-            <w:tcW w:type="dxa" w:w="1030"/>
-            <w:tcMar>
-              <w:top w:type="dxa" w:w="60"/>
-              <w:left w:type="dxa" w:w="90"/>
-              <w:bottom w:type="dxa" w:w="60"/>
-              <w:right w:type="dxa" w:w="90"/>
-            </w:tcMar>
-            <w:vAlign w:val="center"/>
-          </w:tcPr>
-          <w:p>
-            <w:pPr>
-              <w:bidi/>
-              <w:spacing w:after="40"/>
-              <w:jc w:val="right"/>
-            </w:pPr>
-            <w:r>
-              <w:rPr>
-                <w:rFonts w:ascii="David" w:cs="David" w:eastAsia="David" w:hAnsi="David"/>
-                <w:sz w:val="20"/>
-                <w:szCs w:val="20"/>
-                <w:rtl/>
-              </w:rPr>
-              <w:t xml:space="preserve"/>
-            </w:r>
-          </w:p>
-        </w:tc>
-        <w:tc>
-          <w:tcPr>
-            <w:tcW w:type="dxa" w:w="1030"/>
             <w:tcMar>
               <w:top w:type="dxa" w:w="60"/>
               <w:left w:type="dxa" w:w="90"/>
@@ -14844,6 +14830,62 @@
                 <w:rtl/>
               </w:rPr>
               <w:t xml:space="preserve">3</w:t>
+            </w:r>
+          </w:p>
+        </w:tc>
+        <w:tc>
+          <w:tcPr>
+            <w:tcW w:type="dxa" w:w="1030"/>
+            <w:tcMar>
+              <w:top w:type="dxa" w:w="60"/>
+              <w:left w:type="dxa" w:w="90"/>
+              <w:bottom w:type="dxa" w:w="60"/>
+              <w:right w:type="dxa" w:w="90"/>
+            </w:tcMar>
+            <w:vAlign w:val="center"/>
+          </w:tcPr>
+          <w:p>
+            <w:pPr>
+              <w:bidi/>
+              <w:spacing w:after="40"/>
+              <w:jc w:val="right"/>
+            </w:pPr>
+            <w:r>
+              <w:rPr>
+                <w:rFonts w:ascii="David" w:cs="David" w:eastAsia="David" w:hAnsi="David"/>
+                <w:sz w:val="20"/>
+                <w:szCs w:val="20"/>
+                <w:rtl/>
+              </w:rPr>
+              <w:t xml:space="preserve"/>
+            </w:r>
+          </w:p>
+        </w:tc>
+        <w:tc>
+          <w:tcPr>
+            <w:tcW w:type="dxa" w:w="1030"/>
+            <w:tcMar>
+              <w:top w:type="dxa" w:w="60"/>
+              <w:left w:type="dxa" w:w="90"/>
+              <w:bottom w:type="dxa" w:w="60"/>
+              <w:right w:type="dxa" w:w="90"/>
+            </w:tcMar>
+            <w:vAlign w:val="center"/>
+          </w:tcPr>
+          <w:p>
+            <w:pPr>
+              <w:bidi/>
+              <w:spacing w:after="40"/>
+              <w:jc w:val="right"/>
+            </w:pPr>
+            <w:r>
+              <w:rPr>
+                <w:rFonts w:ascii="David" w:cs="David" w:eastAsia="David" w:hAnsi="David"/>
+                <w:sz w:val="20"/>
+                <w:szCs w:val="20"/>
+                <w:rtl/>
+              </w:rPr>
+              <w:t xml:space="preserve"/>
             </w:r>
           </w:p>
         </w:tc>
@@ -15159,62 +15201,6 @@
             <w:pPr>
               <w:bidi/>
               <w:spacing w:after="40"/>
-              <w:jc w:val="right"/>
-            </w:pPr>
-            <w:r>
-              <w:rPr>
-                <w:rFonts w:ascii="David" w:cs="David" w:eastAsia="David" w:hAnsi="David"/>
-                <w:sz w:val="20"/>
-                <w:szCs w:val="20"/>
-                <w:rtl/>
-              </w:rPr>
-              <w:t xml:space="preserve"/>
-            </w:r>
-          </w:p>
-        </w:tc>
-        <w:tc>
-          <w:tcPr>
-            <w:tcW w:type="dxa" w:w="1030"/>
-            <w:tcMar>
-              <w:top w:type="dxa" w:w="60"/>
-              <w:left w:type="dxa" w:w="90"/>
-              <w:bottom w:type="dxa" w:w="60"/>
-              <w:right w:type="dxa" w:w="90"/>
-            </w:tcMar>
-            <w:vAlign w:val="center"/>
-          </w:tcPr>
-          <w:p>
-            <w:pPr>
-              <w:bidi/>
-              <w:spacing w:after="40"/>
-              <w:jc w:val="right"/>
-            </w:pPr>
-            <w:r>
-              <w:rPr>
-                <w:rFonts w:ascii="David" w:cs="David" w:eastAsia="David" w:hAnsi="David"/>
-                <w:sz w:val="20"/>
-                <w:szCs w:val="20"/>
-                <w:rtl/>
-              </w:rPr>
-              <w:t xml:space="preserve"/>
-            </w:r>
-          </w:p>
-        </w:tc>
-        <w:tc>
-          <w:tcPr>
-            <w:tcW w:type="dxa" w:w="1030"/>
-            <w:tcMar>
-              <w:top w:type="dxa" w:w="60"/>
-              <w:left w:type="dxa" w:w="90"/>
-              <w:bottom w:type="dxa" w:w="60"/>
-              <w:right w:type="dxa" w:w="90"/>
-            </w:tcMar>
-            <w:vAlign w:val="center"/>
-          </w:tcPr>
-          <w:p>
-            <w:pPr>
-              <w:bidi/>
-              <w:spacing w:after="40"/>
               <w:jc w:val="center"/>
             </w:pPr>
             <w:r>
@@ -15232,6 +15218,62 @@
         </w:tc>
         <w:tc>
           <w:tcPr>
+            <w:tcW w:type="dxa" w:w="1030"/>
+            <w:tcMar>
+              <w:top w:type="dxa" w:w="60"/>
+              <w:left w:type="dxa" w:w="90"/>
+              <w:bottom w:type="dxa" w:w="60"/>
+              <w:right w:type="dxa" w:w="90"/>
+            </w:tcMar>
+            <w:vAlign w:val="center"/>
+          </w:tcPr>
+          <w:p>
+            <w:pPr>
+              <w:bidi/>
+              <w:spacing w:after="40"/>
+              <w:jc w:val="right"/>
+            </w:pPr>
+            <w:r>
+              <w:rPr>
+                <w:rFonts w:ascii="David" w:cs="David" w:eastAsia="David" w:hAnsi="David"/>
+                <w:sz w:val="20"/>
+                <w:szCs w:val="20"/>
+                <w:rtl/>
+              </w:rPr>
+              <w:t xml:space="preserve"/>
+            </w:r>
+          </w:p>
+        </w:tc>
+        <w:tc>
+          <w:tcPr>
+            <w:tcW w:type="dxa" w:w="1030"/>
+            <w:tcMar>
+              <w:top w:type="dxa" w:w="60"/>
+              <w:left w:type="dxa" w:w="90"/>
+              <w:bottom w:type="dxa" w:w="60"/>
+              <w:right w:type="dxa" w:w="90"/>
+            </w:tcMar>
+            <w:vAlign w:val="center"/>
+          </w:tcPr>
+          <w:p>
+            <w:pPr>
+              <w:bidi/>
+              <w:spacing w:after="40"/>
+              <w:jc w:val="right"/>
+            </w:pPr>
+            <w:r>
+              <w:rPr>
+                <w:rFonts w:ascii="David" w:cs="David" w:eastAsia="David" w:hAnsi="David"/>
+                <w:sz w:val="20"/>
+                <w:szCs w:val="20"/>
+                <w:rtl/>
+              </w:rPr>
+              <w:t xml:space="preserve"/>
+            </w:r>
+          </w:p>
+        </w:tc>
+        <w:tc>
+          <w:tcPr>
             <w:tcW w:type="dxa" w:w="6160"/>
             <w:tcMar>
               <w:top w:type="dxa" w:w="60"/>
@@ -15263,62 +15305,6 @@
         <w:tc>
           <w:tcPr>
             <w:tcW w:type="dxa" w:w="1040"/>
-            <w:tcMar>
-              <w:top w:type="dxa" w:w="60"/>
-              <w:left w:type="dxa" w:w="90"/>
-              <w:bottom w:type="dxa" w:w="60"/>
-              <w:right w:type="dxa" w:w="90"/>
-            </w:tcMar>
-            <w:vAlign w:val="center"/>
-          </w:tcPr>
-          <w:p>
-            <w:pPr>
-              <w:bidi/>
-              <w:spacing w:after="40"/>
-              <w:jc w:val="right"/>
-            </w:pPr>
-            <w:r>
-              <w:rPr>
-                <w:rFonts w:ascii="David" w:cs="David" w:eastAsia="David" w:hAnsi="David"/>
-                <w:sz w:val="20"/>
-                <w:szCs w:val="20"/>
-                <w:rtl/>
-              </w:rPr>
-              <w:t xml:space="preserve"/>
-            </w:r>
-          </w:p>
-        </w:tc>
-        <w:tc>
-          <w:tcPr>
-            <w:tcW w:type="dxa" w:w="1030"/>
-            <w:tcMar>
-              <w:top w:type="dxa" w:w="60"/>
-              <w:left w:type="dxa" w:w="90"/>
-              <w:bottom w:type="dxa" w:w="60"/>
-              <w:right w:type="dxa" w:w="90"/>
-            </w:tcMar>
-            <w:vAlign w:val="center"/>
-          </w:tcPr>
-          <w:p>
-            <w:pPr>
-              <w:bidi/>
-              <w:spacing w:after="40"/>
-              <w:jc w:val="right"/>
-            </w:pPr>
-            <w:r>
-              <w:rPr>
-                <w:rFonts w:ascii="David" w:cs="David" w:eastAsia="David" w:hAnsi="David"/>
-                <w:sz w:val="20"/>
-                <w:szCs w:val="20"/>
-                <w:rtl/>
-              </w:rPr>
-              <w:t xml:space="preserve"/>
-            </w:r>
-          </w:p>
-        </w:tc>
-        <w:tc>
-          <w:tcPr>
-            <w:tcW w:type="dxa" w:w="1030"/>
             <w:tcMar>
               <w:top w:type="dxa" w:w="60"/>
               <w:left w:type="dxa" w:w="90"/>
@@ -15348,6 +15334,62 @@
         </w:tc>
         <w:tc>
           <w:tcPr>
+            <w:tcW w:type="dxa" w:w="1030"/>
+            <w:tcMar>
+              <w:top w:type="dxa" w:w="60"/>
+              <w:left w:type="dxa" w:w="90"/>
+              <w:bottom w:type="dxa" w:w="60"/>
+              <w:right w:type="dxa" w:w="90"/>
+            </w:tcMar>
+            <w:vAlign w:val="center"/>
+          </w:tcPr>
+          <w:p>
+            <w:pPr>
+              <w:bidi/>
+              <w:spacing w:after="40"/>
+              <w:jc w:val="right"/>
+            </w:pPr>
+            <w:r>
+              <w:rPr>
+                <w:rFonts w:ascii="David" w:cs="David" w:eastAsia="David" w:hAnsi="David"/>
+                <w:sz w:val="20"/>
+                <w:szCs w:val="20"/>
+                <w:rtl/>
+              </w:rPr>
+              <w:t xml:space="preserve"/>
+            </w:r>
+          </w:p>
+        </w:tc>
+        <w:tc>
+          <w:tcPr>
+            <w:tcW w:type="dxa" w:w="1030"/>
+            <w:tcMar>
+              <w:top w:type="dxa" w:w="60"/>
+              <w:left w:type="dxa" w:w="90"/>
+              <w:bottom w:type="dxa" w:w="60"/>
+              <w:right w:type="dxa" w:w="90"/>
+            </w:tcMar>
+            <w:vAlign w:val="center"/>
+          </w:tcPr>
+          <w:p>
+            <w:pPr>
+              <w:bidi/>
+              <w:spacing w:after="40"/>
+              <w:jc w:val="right"/>
+            </w:pPr>
+            <w:r>
+              <w:rPr>
+                <w:rFonts w:ascii="David" w:cs="David" w:eastAsia="David" w:hAnsi="David"/>
+                <w:sz w:val="20"/>
+                <w:szCs w:val="20"/>
+                <w:rtl/>
+              </w:rPr>
+              <w:t xml:space="preserve"/>
+            </w:r>
+          </w:p>
+        </w:tc>
+        <w:tc>
+          <w:tcPr>
             <w:tcW w:type="dxa" w:w="6160"/>
             <w:tcMar>
               <w:top w:type="dxa" w:w="60"/>
@@ -15379,62 +15421,6 @@
         <w:tc>
           <w:tcPr>
             <w:tcW w:type="dxa" w:w="1040"/>
-            <w:tcMar>
-              <w:top w:type="dxa" w:w="60"/>
-              <w:left w:type="dxa" w:w="90"/>
-              <w:bottom w:type="dxa" w:w="60"/>
-              <w:right w:type="dxa" w:w="90"/>
-            </w:tcMar>
-            <w:vAlign w:val="center"/>
-          </w:tcPr>
-          <w:p>
-            <w:pPr>
-              <w:bidi/>
-              <w:spacing w:after="40"/>
-              <w:jc w:val="right"/>
-            </w:pPr>
-            <w:r>
-              <w:rPr>
-                <w:rFonts w:ascii="David" w:cs="David" w:eastAsia="David" w:hAnsi="David"/>
-                <w:sz w:val="20"/>
-                <w:szCs w:val="20"/>
-                <w:rtl/>
-              </w:rPr>
-              <w:t xml:space="preserve"/>
-            </w:r>
-          </w:p>
-        </w:tc>
-        <w:tc>
-          <w:tcPr>
-            <w:tcW w:type="dxa" w:w="1030"/>
-            <w:tcMar>
-              <w:top w:type="dxa" w:w="60"/>
-              <w:left w:type="dxa" w:w="90"/>
-              <w:bottom w:type="dxa" w:w="60"/>
-              <w:right w:type="dxa" w:w="90"/>
-            </w:tcMar>
-            <w:vAlign w:val="center"/>
-          </w:tcPr>
-          <w:p>
-            <w:pPr>
-              <w:bidi/>
-              <w:spacing w:after="40"/>
-              <w:jc w:val="right"/>
-            </w:pPr>
-            <w:r>
-              <w:rPr>
-                <w:rFonts w:ascii="David" w:cs="David" w:eastAsia="David" w:hAnsi="David"/>
-                <w:sz w:val="20"/>
-                <w:szCs w:val="20"/>
-                <w:rtl/>
-              </w:rPr>
-              <w:t xml:space="preserve"/>
-            </w:r>
-          </w:p>
-        </w:tc>
-        <w:tc>
-          <w:tcPr>
-            <w:tcW w:type="dxa" w:w="1030"/>
             <w:tcMar>
               <w:top w:type="dxa" w:w="60"/>
               <w:left w:type="dxa" w:w="90"/>
@@ -15464,6 +15450,62 @@
         </w:tc>
         <w:tc>
           <w:tcPr>
+            <w:tcW w:type="dxa" w:w="1030"/>
+            <w:tcMar>
+              <w:top w:type="dxa" w:w="60"/>
+              <w:left w:type="dxa" w:w="90"/>
+              <w:bottom w:type="dxa" w:w="60"/>
+              <w:right w:type="dxa" w:w="90"/>
+            </w:tcMar>
+            <w:vAlign w:val="center"/>
+          </w:tcPr>
+          <w:p>
+            <w:pPr>
+              <w:bidi/>
+              <w:spacing w:after="40"/>
+              <w:jc w:val="right"/>
+            </w:pPr>
+            <w:r>
+              <w:rPr>
+                <w:rFonts w:ascii="David" w:cs="David" w:eastAsia="David" w:hAnsi="David"/>
+                <w:sz w:val="20"/>
+                <w:szCs w:val="20"/>
+                <w:rtl/>
+              </w:rPr>
+              <w:t xml:space="preserve"/>
+            </w:r>
+          </w:p>
+        </w:tc>
+        <w:tc>
+          <w:tcPr>
+            <w:tcW w:type="dxa" w:w="1030"/>
+            <w:tcMar>
+              <w:top w:type="dxa" w:w="60"/>
+              <w:left w:type="dxa" w:w="90"/>
+              <w:bottom w:type="dxa" w:w="60"/>
+              <w:right w:type="dxa" w:w="90"/>
+            </w:tcMar>
+            <w:vAlign w:val="center"/>
+          </w:tcPr>
+          <w:p>
+            <w:pPr>
+              <w:bidi/>
+              <w:spacing w:after="40"/>
+              <w:jc w:val="right"/>
+            </w:pPr>
+            <w:r>
+              <w:rPr>
+                <w:rFonts w:ascii="David" w:cs="David" w:eastAsia="David" w:hAnsi="David"/>
+                <w:sz w:val="20"/>
+                <w:szCs w:val="20"/>
+                <w:rtl/>
+              </w:rPr>
+              <w:t xml:space="preserve"/>
+            </w:r>
+          </w:p>
+        </w:tc>
+        <w:tc>
+          <w:tcPr>
             <w:tcW w:type="dxa" w:w="6160"/>
             <w:tcMar>
               <w:top w:type="dxa" w:w="60"/>
@@ -15495,62 +15537,6 @@
         <w:tc>
           <w:tcPr>
             <w:tcW w:type="dxa" w:w="1040"/>
-            <w:tcMar>
-              <w:top w:type="dxa" w:w="60"/>
-              <w:left w:type="dxa" w:w="90"/>
-              <w:bottom w:type="dxa" w:w="60"/>
-              <w:right w:type="dxa" w:w="90"/>
-            </w:tcMar>
-            <w:vAlign w:val="center"/>
-          </w:tcPr>
-          <w:p>
-            <w:pPr>
-              <w:bidi/>
-              <w:spacing w:after="40"/>
-              <w:jc w:val="right"/>
-            </w:pPr>
-            <w:r>
-              <w:rPr>
-                <w:rFonts w:ascii="David" w:cs="David" w:eastAsia="David" w:hAnsi="David"/>
-                <w:sz w:val="20"/>
-                <w:szCs w:val="20"/>
-                <w:rtl/>
-              </w:rPr>
-              <w:t xml:space="preserve"/>
-            </w:r>
-          </w:p>
-        </w:tc>
-        <w:tc>
-          <w:tcPr>
-            <w:tcW w:type="dxa" w:w="1030"/>
-            <w:tcMar>
-              <w:top w:type="dxa" w:w="60"/>
-              <w:left w:type="dxa" w:w="90"/>
-              <w:bottom w:type="dxa" w:w="60"/>
-              <w:right w:type="dxa" w:w="90"/>
-            </w:tcMar>
-            <w:vAlign w:val="center"/>
-          </w:tcPr>
-          <w:p>
-            <w:pPr>
-              <w:bidi/>
-              <w:spacing w:after="40"/>
-              <w:jc w:val="right"/>
-            </w:pPr>
-            <w:r>
-              <w:rPr>
-                <w:rFonts w:ascii="David" w:cs="David" w:eastAsia="David" w:hAnsi="David"/>
-                <w:sz w:val="20"/>
-                <w:szCs w:val="20"/>
-                <w:rtl/>
-              </w:rPr>
-              <w:t xml:space="preserve"/>
-            </w:r>
-          </w:p>
-        </w:tc>
-        <w:tc>
-          <w:tcPr>
-            <w:tcW w:type="dxa" w:w="1030"/>
             <w:tcMar>
               <w:top w:type="dxa" w:w="60"/>
               <w:left w:type="dxa" w:w="90"/>
@@ -15580,6 +15566,62 @@
         </w:tc>
         <w:tc>
           <w:tcPr>
+            <w:tcW w:type="dxa" w:w="1030"/>
+            <w:tcMar>
+              <w:top w:type="dxa" w:w="60"/>
+              <w:left w:type="dxa" w:w="90"/>
+              <w:bottom w:type="dxa" w:w="60"/>
+              <w:right w:type="dxa" w:w="90"/>
+            </w:tcMar>
+            <w:vAlign w:val="center"/>
+          </w:tcPr>
+          <w:p>
+            <w:pPr>
+              <w:bidi/>
+              <w:spacing w:after="40"/>
+              <w:jc w:val="right"/>
+            </w:pPr>
+            <w:r>
+              <w:rPr>
+                <w:rFonts w:ascii="David" w:cs="David" w:eastAsia="David" w:hAnsi="David"/>
+                <w:sz w:val="20"/>
+                <w:szCs w:val="20"/>
+                <w:rtl/>
+              </w:rPr>
+              <w:t xml:space="preserve"/>
+            </w:r>
+          </w:p>
+        </w:tc>
+        <w:tc>
+          <w:tcPr>
+            <w:tcW w:type="dxa" w:w="1030"/>
+            <w:tcMar>
+              <w:top w:type="dxa" w:w="60"/>
+              <w:left w:type="dxa" w:w="90"/>
+              <w:bottom w:type="dxa" w:w="60"/>
+              <w:right w:type="dxa" w:w="90"/>
+            </w:tcMar>
+            <w:vAlign w:val="center"/>
+          </w:tcPr>
+          <w:p>
+            <w:pPr>
+              <w:bidi/>
+              <w:spacing w:after="40"/>
+              <w:jc w:val="right"/>
+            </w:pPr>
+            <w:r>
+              <w:rPr>
+                <w:rFonts w:ascii="David" w:cs="David" w:eastAsia="David" w:hAnsi="David"/>
+                <w:sz w:val="20"/>
+                <w:szCs w:val="20"/>
+                <w:rtl/>
+              </w:rPr>
+              <w:t xml:space="preserve"/>
+            </w:r>
+          </w:p>
+        </w:tc>
+        <w:tc>
+          <w:tcPr>
             <w:tcW w:type="dxa" w:w="6160"/>
             <w:tcMar>
               <w:top w:type="dxa" w:w="60"/>
@@ -15611,62 +15653,6 @@
         <w:tc>
           <w:tcPr>
             <w:tcW w:type="dxa" w:w="1040"/>
-            <w:tcMar>
-              <w:top w:type="dxa" w:w="60"/>
-              <w:left w:type="dxa" w:w="90"/>
-              <w:bottom w:type="dxa" w:w="60"/>
-              <w:right w:type="dxa" w:w="90"/>
-            </w:tcMar>
-            <w:vAlign w:val="center"/>
-          </w:tcPr>
-          <w:p>
-            <w:pPr>
-              <w:bidi/>
-              <w:spacing w:after="40"/>
-              <w:jc w:val="right"/>
-            </w:pPr>
-            <w:r>
-              <w:rPr>
-                <w:rFonts w:ascii="David" w:cs="David" w:eastAsia="David" w:hAnsi="David"/>
-                <w:sz w:val="20"/>
-                <w:szCs w:val="20"/>
-                <w:rtl/>
-              </w:rPr>
-              <w:t xml:space="preserve"/>
-            </w:r>
-          </w:p>
-        </w:tc>
-        <w:tc>
-          <w:tcPr>
-            <w:tcW w:type="dxa" w:w="1030"/>
-            <w:tcMar>
-              <w:top w:type="dxa" w:w="60"/>
-              <w:left w:type="dxa" w:w="90"/>
-              <w:bottom w:type="dxa" w:w="60"/>
-              <w:right w:type="dxa" w:w="90"/>
-            </w:tcMar>
-            <w:vAlign w:val="center"/>
-          </w:tcPr>
-          <w:p>
-            <w:pPr>
-              <w:bidi/>
-              <w:spacing w:after="40"/>
-              <w:jc w:val="right"/>
-            </w:pPr>
-            <w:r>
-              <w:rPr>
-                <w:rFonts w:ascii="David" w:cs="David" w:eastAsia="David" w:hAnsi="David"/>
-                <w:sz w:val="20"/>
-                <w:szCs w:val="20"/>
-                <w:rtl/>
-              </w:rPr>
-              <w:t xml:space="preserve"/>
-            </w:r>
-          </w:p>
-        </w:tc>
-        <w:tc>
-          <w:tcPr>
-            <w:tcW w:type="dxa" w:w="1030"/>
             <w:tcMar>
               <w:top w:type="dxa" w:w="60"/>
               <w:left w:type="dxa" w:w="90"/>
@@ -15696,6 +15682,62 @@
         </w:tc>
         <w:tc>
           <w:tcPr>
+            <w:tcW w:type="dxa" w:w="1030"/>
+            <w:tcMar>
+              <w:top w:type="dxa" w:w="60"/>
+              <w:left w:type="dxa" w:w="90"/>
+              <w:bottom w:type="dxa" w:w="60"/>
+              <w:right w:type="dxa" w:w="90"/>
+            </w:tcMar>
+            <w:vAlign w:val="center"/>
+          </w:tcPr>
+          <w:p>
+            <w:pPr>
+              <w:bidi/>
+              <w:spacing w:after="40"/>
+              <w:jc w:val="right"/>
+            </w:pPr>
+            <w:r>
+              <w:rPr>
+                <w:rFonts w:ascii="David" w:cs="David" w:eastAsia="David" w:hAnsi="David"/>
+                <w:sz w:val="20"/>
+                <w:szCs w:val="20"/>
+                <w:rtl/>
+              </w:rPr>
+              <w:t xml:space="preserve"/>
+            </w:r>
+          </w:p>
+        </w:tc>
+        <w:tc>
+          <w:tcPr>
+            <w:tcW w:type="dxa" w:w="1030"/>
+            <w:tcMar>
+              <w:top w:type="dxa" w:w="60"/>
+              <w:left w:type="dxa" w:w="90"/>
+              <w:bottom w:type="dxa" w:w="60"/>
+              <w:right w:type="dxa" w:w="90"/>
+            </w:tcMar>
+            <w:vAlign w:val="center"/>
+          </w:tcPr>
+          <w:p>
+            <w:pPr>
+              <w:bidi/>
+              <w:spacing w:after="40"/>
+              <w:jc w:val="right"/>
+            </w:pPr>
+            <w:r>
+              <w:rPr>
+                <w:rFonts w:ascii="David" w:cs="David" w:eastAsia="David" w:hAnsi="David"/>
+                <w:sz w:val="20"/>
+                <w:szCs w:val="20"/>
+                <w:rtl/>
+              </w:rPr>
+              <w:t xml:space="preserve"/>
+            </w:r>
+          </w:p>
+        </w:tc>
+        <w:tc>
+          <w:tcPr>
             <w:tcW w:type="dxa" w:w="6160"/>
             <w:tcMar>
               <w:top w:type="dxa" w:w="60"/>
@@ -15727,62 +15769,6 @@
         <w:tc>
           <w:tcPr>
             <w:tcW w:type="dxa" w:w="1040"/>
-            <w:tcMar>
-              <w:top w:type="dxa" w:w="60"/>
-              <w:left w:type="dxa" w:w="90"/>
-              <w:bottom w:type="dxa" w:w="60"/>
-              <w:right w:type="dxa" w:w="90"/>
-            </w:tcMar>
-            <w:vAlign w:val="center"/>
-          </w:tcPr>
-          <w:p>
-            <w:pPr>
-              <w:bidi/>
-              <w:spacing w:after="40"/>
-              <w:jc w:val="right"/>
-            </w:pPr>
-            <w:r>
-              <w:rPr>
-                <w:rFonts w:ascii="David" w:cs="David" w:eastAsia="David" w:hAnsi="David"/>
-                <w:sz w:val="20"/>
-                <w:szCs w:val="20"/>
-                <w:rtl/>
-              </w:rPr>
-              <w:t xml:space="preserve"/>
-            </w:r>
-          </w:p>
-        </w:tc>
-        <w:tc>
-          <w:tcPr>
-            <w:tcW w:type="dxa" w:w="1030"/>
-            <w:tcMar>
-              <w:top w:type="dxa" w:w="60"/>
-              <w:left w:type="dxa" w:w="90"/>
-              <w:bottom w:type="dxa" w:w="60"/>
-              <w:right w:type="dxa" w:w="90"/>
-            </w:tcMar>
-            <w:vAlign w:val="center"/>
-          </w:tcPr>
-          <w:p>
-            <w:pPr>
-              <w:bidi/>
-              <w:spacing w:after="40"/>
-              <w:jc w:val="right"/>
-            </w:pPr>
-            <w:r>
-              <w:rPr>
-                <w:rFonts w:ascii="David" w:cs="David" w:eastAsia="David" w:hAnsi="David"/>
-                <w:sz w:val="20"/>
-                <w:szCs w:val="20"/>
-                <w:rtl/>
-              </w:rPr>
-              <w:t xml:space="preserve"/>
-            </w:r>
-          </w:p>
-        </w:tc>
-        <w:tc>
-          <w:tcPr>
-            <w:tcW w:type="dxa" w:w="1030"/>
             <w:tcMar>
               <w:top w:type="dxa" w:w="60"/>
               <w:left w:type="dxa" w:w="90"/>
@@ -15812,6 +15798,62 @@
         </w:tc>
         <w:tc>
           <w:tcPr>
+            <w:tcW w:type="dxa" w:w="1030"/>
+            <w:tcMar>
+              <w:top w:type="dxa" w:w="60"/>
+              <w:left w:type="dxa" w:w="90"/>
+              <w:bottom w:type="dxa" w:w="60"/>
+              <w:right w:type="dxa" w:w="90"/>
+            </w:tcMar>
+            <w:vAlign w:val="center"/>
+          </w:tcPr>
+          <w:p>
+            <w:pPr>
+              <w:bidi/>
+              <w:spacing w:after="40"/>
+              <w:jc w:val="right"/>
+            </w:pPr>
+            <w:r>
+              <w:rPr>
+                <w:rFonts w:ascii="David" w:cs="David" w:eastAsia="David" w:hAnsi="David"/>
+                <w:sz w:val="20"/>
+                <w:szCs w:val="20"/>
+                <w:rtl/>
+              </w:rPr>
+              <w:t xml:space="preserve"/>
+            </w:r>
+          </w:p>
+        </w:tc>
+        <w:tc>
+          <w:tcPr>
+            <w:tcW w:type="dxa" w:w="1030"/>
+            <w:tcMar>
+              <w:top w:type="dxa" w:w="60"/>
+              <w:left w:type="dxa" w:w="90"/>
+              <w:bottom w:type="dxa" w:w="60"/>
+              <w:right w:type="dxa" w:w="90"/>
+            </w:tcMar>
+            <w:vAlign w:val="center"/>
+          </w:tcPr>
+          <w:p>
+            <w:pPr>
+              <w:bidi/>
+              <w:spacing w:after="40"/>
+              <w:jc w:val="right"/>
+            </w:pPr>
+            <w:r>
+              <w:rPr>
+                <w:rFonts w:ascii="David" w:cs="David" w:eastAsia="David" w:hAnsi="David"/>
+                <w:sz w:val="20"/>
+                <w:szCs w:val="20"/>
+                <w:rtl/>
+              </w:rPr>
+              <w:t xml:space="preserve"/>
+            </w:r>
+          </w:p>
+        </w:tc>
+        <w:tc>
+          <w:tcPr>
             <w:tcW w:type="dxa" w:w="6160"/>
             <w:tcMar>
               <w:top w:type="dxa" w:w="60"/>
@@ -15843,62 +15885,6 @@
         <w:tc>
           <w:tcPr>
             <w:tcW w:type="dxa" w:w="1040"/>
-            <w:tcMar>
-              <w:top w:type="dxa" w:w="60"/>
-              <w:left w:type="dxa" w:w="90"/>
-              <w:bottom w:type="dxa" w:w="60"/>
-              <w:right w:type="dxa" w:w="90"/>
-            </w:tcMar>
-            <w:vAlign w:val="center"/>
-          </w:tcPr>
-          <w:p>
-            <w:pPr>
-              <w:bidi/>
-              <w:spacing w:after="40"/>
-              <w:jc w:val="right"/>
-            </w:pPr>
-            <w:r>
-              <w:rPr>
-                <w:rFonts w:ascii="David" w:cs="David" w:eastAsia="David" w:hAnsi="David"/>
-                <w:sz w:val="20"/>
-                <w:szCs w:val="20"/>
-                <w:rtl/>
-              </w:rPr>
-              <w:t xml:space="preserve"/>
-            </w:r>
-          </w:p>
-        </w:tc>
-        <w:tc>
-          <w:tcPr>
-            <w:tcW w:type="dxa" w:w="1030"/>
-            <w:tcMar>
-              <w:top w:type="dxa" w:w="60"/>
-              <w:left w:type="dxa" w:w="90"/>
-              <w:bottom w:type="dxa" w:w="60"/>
-              <w:right w:type="dxa" w:w="90"/>
-            </w:tcMar>
-            <w:vAlign w:val="center"/>
-          </w:tcPr>
-          <w:p>
-            <w:pPr>
-              <w:bidi/>
-              <w:spacing w:after="40"/>
-              <w:jc w:val="right"/>
-            </w:pPr>
-            <w:r>
-              <w:rPr>
-                <w:rFonts w:ascii="David" w:cs="David" w:eastAsia="David" w:hAnsi="David"/>
-                <w:sz w:val="20"/>
-                <w:szCs w:val="20"/>
-                <w:rtl/>
-              </w:rPr>
-              <w:t xml:space="preserve"/>
-            </w:r>
-          </w:p>
-        </w:tc>
-        <w:tc>
-          <w:tcPr>
-            <w:tcW w:type="dxa" w:w="1030"/>
             <w:tcMar>
               <w:top w:type="dxa" w:w="60"/>
               <w:left w:type="dxa" w:w="90"/>
@@ -15928,6 +15914,62 @@
         </w:tc>
         <w:tc>
           <w:tcPr>
+            <w:tcW w:type="dxa" w:w="1030"/>
+            <w:tcMar>
+              <w:top w:type="dxa" w:w="60"/>
+              <w:left w:type="dxa" w:w="90"/>
+              <w:bottom w:type="dxa" w:w="60"/>
+              <w:right w:type="dxa" w:w="90"/>
+            </w:tcMar>
+            <w:vAlign w:val="center"/>
+          </w:tcPr>
+          <w:p>
+            <w:pPr>
+              <w:bidi/>
+              <w:spacing w:after="40"/>
+              <w:jc w:val="right"/>
+            </w:pPr>
+            <w:r>
+              <w:rPr>
+                <w:rFonts w:ascii="David" w:cs="David" w:eastAsia="David" w:hAnsi="David"/>
+                <w:sz w:val="20"/>
+                <w:szCs w:val="20"/>
+                <w:rtl/>
+              </w:rPr>
+              <w:t xml:space="preserve"/>
+            </w:r>
+          </w:p>
+        </w:tc>
+        <w:tc>
+          <w:tcPr>
+            <w:tcW w:type="dxa" w:w="1030"/>
+            <w:tcMar>
+              <w:top w:type="dxa" w:w="60"/>
+              <w:left w:type="dxa" w:w="90"/>
+              <w:bottom w:type="dxa" w:w="60"/>
+              <w:right w:type="dxa" w:w="90"/>
+            </w:tcMar>
+            <w:vAlign w:val="center"/>
+          </w:tcPr>
+          <w:p>
+            <w:pPr>
+              <w:bidi/>
+              <w:spacing w:after="40"/>
+              <w:jc w:val="right"/>
+            </w:pPr>
+            <w:r>
+              <w:rPr>
+                <w:rFonts w:ascii="David" w:cs="David" w:eastAsia="David" w:hAnsi="David"/>
+                <w:sz w:val="20"/>
+                <w:szCs w:val="20"/>
+                <w:rtl/>
+              </w:rPr>
+              <w:t xml:space="preserve"/>
+            </w:r>
+          </w:p>
+        </w:tc>
+        <w:tc>
+          <w:tcPr>
             <w:tcW w:type="dxa" w:w="6160"/>
             <w:tcMar>
               <w:top w:type="dxa" w:w="60"/>
@@ -15959,62 +16001,6 @@
         <w:tc>
           <w:tcPr>
             <w:tcW w:type="dxa" w:w="1040"/>
-            <w:tcMar>
-              <w:top w:type="dxa" w:w="60"/>
-              <w:left w:type="dxa" w:w="90"/>
-              <w:bottom w:type="dxa" w:w="60"/>
-              <w:right w:type="dxa" w:w="90"/>
-            </w:tcMar>
-            <w:vAlign w:val="center"/>
-          </w:tcPr>
-          <w:p>
-            <w:pPr>
-              <w:bidi/>
-              <w:spacing w:after="40"/>
-              <w:jc w:val="right"/>
-            </w:pPr>
-            <w:r>
-              <w:rPr>
-                <w:rFonts w:ascii="David" w:cs="David" w:eastAsia="David" w:hAnsi="David"/>
-                <w:sz w:val="20"/>
-                <w:szCs w:val="20"/>
-                <w:rtl/>
-              </w:rPr>
-              <w:t xml:space="preserve"/>
-            </w:r>
-          </w:p>
-        </w:tc>
-        <w:tc>
-          <w:tcPr>
-            <w:tcW w:type="dxa" w:w="1030"/>
-            <w:tcMar>
-              <w:top w:type="dxa" w:w="60"/>
-              <w:left w:type="dxa" w:w="90"/>
-              <w:bottom w:type="dxa" w:w="60"/>
-              <w:right w:type="dxa" w:w="90"/>
-            </w:tcMar>
-            <w:vAlign w:val="center"/>
-          </w:tcPr>
-          <w:p>
-            <w:pPr>
-              <w:bidi/>
-              <w:spacing w:after="40"/>
-              <w:jc w:val="right"/>
-            </w:pPr>
-            <w:r>
-              <w:rPr>
-                <w:rFonts w:ascii="David" w:cs="David" w:eastAsia="David" w:hAnsi="David"/>
-                <w:sz w:val="20"/>
-                <w:szCs w:val="20"/>
-                <w:rtl/>
-              </w:rPr>
-              <w:t xml:space="preserve"/>
-            </w:r>
-          </w:p>
-        </w:tc>
-        <w:tc>
-          <w:tcPr>
-            <w:tcW w:type="dxa" w:w="1030"/>
             <w:tcMar>
               <w:top w:type="dxa" w:w="60"/>
               <w:left w:type="dxa" w:w="90"/>
@@ -16044,6 +16030,62 @@
         </w:tc>
         <w:tc>
           <w:tcPr>
+            <w:tcW w:type="dxa" w:w="1030"/>
+            <w:tcMar>
+              <w:top w:type="dxa" w:w="60"/>
+              <w:left w:type="dxa" w:w="90"/>
+              <w:bottom w:type="dxa" w:w="60"/>
+              <w:right w:type="dxa" w:w="90"/>
+            </w:tcMar>
+            <w:vAlign w:val="center"/>
+          </w:tcPr>
+          <w:p>
+            <w:pPr>
+              <w:bidi/>
+              <w:spacing w:after="40"/>
+              <w:jc w:val="right"/>
+            </w:pPr>
+            <w:r>
+              <w:rPr>
+                <w:rFonts w:ascii="David" w:cs="David" w:eastAsia="David" w:hAnsi="David"/>
+                <w:sz w:val="20"/>
+                <w:szCs w:val="20"/>
+                <w:rtl/>
+              </w:rPr>
+              <w:t xml:space="preserve"/>
+            </w:r>
+          </w:p>
+        </w:tc>
+        <w:tc>
+          <w:tcPr>
+            <w:tcW w:type="dxa" w:w="1030"/>
+            <w:tcMar>
+              <w:top w:type="dxa" w:w="60"/>
+              <w:left w:type="dxa" w:w="90"/>
+              <w:bottom w:type="dxa" w:w="60"/>
+              <w:right w:type="dxa" w:w="90"/>
+            </w:tcMar>
+            <w:vAlign w:val="center"/>
+          </w:tcPr>
+          <w:p>
+            <w:pPr>
+              <w:bidi/>
+              <w:spacing w:after="40"/>
+              <w:jc w:val="right"/>
+            </w:pPr>
+            <w:r>
+              <w:rPr>
+                <w:rFonts w:ascii="David" w:cs="David" w:eastAsia="David" w:hAnsi="David"/>
+                <w:sz w:val="20"/>
+                <w:szCs w:val="20"/>
+                <w:rtl/>
+              </w:rPr>
+              <w:t xml:space="preserve"/>
+            </w:r>
+          </w:p>
+        </w:tc>
+        <w:tc>
+          <w:tcPr>
             <w:tcW w:type="dxa" w:w="6160"/>
             <w:tcMar>
               <w:top w:type="dxa" w:w="60"/>
@@ -16075,62 +16117,6 @@
         <w:tc>
           <w:tcPr>
             <w:tcW w:type="dxa" w:w="1040"/>
-            <w:tcMar>
-              <w:top w:type="dxa" w:w="60"/>
-              <w:left w:type="dxa" w:w="90"/>
-              <w:bottom w:type="dxa" w:w="60"/>
-              <w:right w:type="dxa" w:w="90"/>
-            </w:tcMar>
-            <w:vAlign w:val="center"/>
-          </w:tcPr>
-          <w:p>
-            <w:pPr>
-              <w:bidi/>
-              <w:spacing w:after="40"/>
-              <w:jc w:val="right"/>
-            </w:pPr>
-            <w:r>
-              <w:rPr>
-                <w:rFonts w:ascii="David" w:cs="David" w:eastAsia="David" w:hAnsi="David"/>
-                <w:sz w:val="20"/>
-                <w:szCs w:val="20"/>
-                <w:rtl/>
-              </w:rPr>
-              <w:t xml:space="preserve"/>
-            </w:r>
-          </w:p>
-        </w:tc>
-        <w:tc>
-          <w:tcPr>
-            <w:tcW w:type="dxa" w:w="1030"/>
-            <w:tcMar>
-              <w:top w:type="dxa" w:w="60"/>
-              <w:left w:type="dxa" w:w="90"/>
-              <w:bottom w:type="dxa" w:w="60"/>
-              <w:right w:type="dxa" w:w="90"/>
-            </w:tcMar>
-            <w:vAlign w:val="center"/>
-          </w:tcPr>
-          <w:p>
-            <w:pPr>
-              <w:bidi/>
-              <w:spacing w:after="40"/>
-              <w:jc w:val="right"/>
-            </w:pPr>
-            <w:r>
-              <w:rPr>
-                <w:rFonts w:ascii="David" w:cs="David" w:eastAsia="David" w:hAnsi="David"/>
-                <w:sz w:val="20"/>
-                <w:szCs w:val="20"/>
-                <w:rtl/>
-              </w:rPr>
-              <w:t xml:space="preserve"/>
-            </w:r>
-          </w:p>
-        </w:tc>
-        <w:tc>
-          <w:tcPr>
-            <w:tcW w:type="dxa" w:w="1030"/>
             <w:tcMar>
               <w:top w:type="dxa" w:w="60"/>
               <w:left w:type="dxa" w:w="90"/>
@@ -16160,6 +16146,62 @@
         </w:tc>
         <w:tc>
           <w:tcPr>
+            <w:tcW w:type="dxa" w:w="1030"/>
+            <w:tcMar>
+              <w:top w:type="dxa" w:w="60"/>
+              <w:left w:type="dxa" w:w="90"/>
+              <w:bottom w:type="dxa" w:w="60"/>
+              <w:right w:type="dxa" w:w="90"/>
+            </w:tcMar>
+            <w:vAlign w:val="center"/>
+          </w:tcPr>
+          <w:p>
+            <w:pPr>
+              <w:bidi/>
+              <w:spacing w:after="40"/>
+              <w:jc w:val="right"/>
+            </w:pPr>
+            <w:r>
+              <w:rPr>
+                <w:rFonts w:ascii="David" w:cs="David" w:eastAsia="David" w:hAnsi="David"/>
+                <w:sz w:val="20"/>
+                <w:szCs w:val="20"/>
+                <w:rtl/>
+              </w:rPr>
+              <w:t xml:space="preserve"/>
+            </w:r>
+          </w:p>
+        </w:tc>
+        <w:tc>
+          <w:tcPr>
+            <w:tcW w:type="dxa" w:w="1030"/>
+            <w:tcMar>
+              <w:top w:type="dxa" w:w="60"/>
+              <w:left w:type="dxa" w:w="90"/>
+              <w:bottom w:type="dxa" w:w="60"/>
+              <w:right w:type="dxa" w:w="90"/>
+            </w:tcMar>
+            <w:vAlign w:val="center"/>
+          </w:tcPr>
+          <w:p>
+            <w:pPr>
+              <w:bidi/>
+              <w:spacing w:after="40"/>
+              <w:jc w:val="right"/>
+            </w:pPr>
+            <w:r>
+              <w:rPr>
+                <w:rFonts w:ascii="David" w:cs="David" w:eastAsia="David" w:hAnsi="David"/>
+                <w:sz w:val="20"/>
+                <w:szCs w:val="20"/>
+                <w:rtl/>
+              </w:rPr>
+              <w:t xml:space="preserve"/>
+            </w:r>
+          </w:p>
+        </w:tc>
+        <w:tc>
+          <w:tcPr>
             <w:tcW w:type="dxa" w:w="6160"/>
             <w:tcMar>
               <w:top w:type="dxa" w:w="60"/>
@@ -16191,62 +16233,6 @@
         <w:tc>
           <w:tcPr>
             <w:tcW w:type="dxa" w:w="1040"/>
-            <w:tcMar>
-              <w:top w:type="dxa" w:w="60"/>
-              <w:left w:type="dxa" w:w="90"/>
-              <w:bottom w:type="dxa" w:w="60"/>
-              <w:right w:type="dxa" w:w="90"/>
-            </w:tcMar>
-            <w:vAlign w:val="center"/>
-          </w:tcPr>
-          <w:p>
-            <w:pPr>
-              <w:bidi/>
-              <w:spacing w:after="40"/>
-              <w:jc w:val="right"/>
-            </w:pPr>
-            <w:r>
-              <w:rPr>
-                <w:rFonts w:ascii="David" w:cs="David" w:eastAsia="David" w:hAnsi="David"/>
-                <w:sz w:val="20"/>
-                <w:szCs w:val="20"/>
-                <w:rtl/>
-              </w:rPr>
-              <w:t xml:space="preserve"/>
-            </w:r>
-          </w:p>
-        </w:tc>
-        <w:tc>
-          <w:tcPr>
-            <w:tcW w:type="dxa" w:w="1030"/>
-            <w:tcMar>
-              <w:top w:type="dxa" w:w="60"/>
-              <w:left w:type="dxa" w:w="90"/>
-              <w:bottom w:type="dxa" w:w="60"/>
-              <w:right w:type="dxa" w:w="90"/>
-            </w:tcMar>
-            <w:vAlign w:val="center"/>
-          </w:tcPr>
-          <w:p>
-            <w:pPr>
-              <w:bidi/>
-              <w:spacing w:after="40"/>
-              <w:jc w:val="right"/>
-            </w:pPr>
-            <w:r>
-              <w:rPr>
-                <w:rFonts w:ascii="David" w:cs="David" w:eastAsia="David" w:hAnsi="David"/>
-                <w:sz w:val="20"/>
-                <w:szCs w:val="20"/>
-                <w:rtl/>
-              </w:rPr>
-              <w:t xml:space="preserve"/>
-            </w:r>
-          </w:p>
-        </w:tc>
-        <w:tc>
-          <w:tcPr>
-            <w:tcW w:type="dxa" w:w="1030"/>
             <w:tcMar>
               <w:top w:type="dxa" w:w="60"/>
               <w:left w:type="dxa" w:w="90"/>
@@ -16276,6 +16262,62 @@
         </w:tc>
         <w:tc>
           <w:tcPr>
+            <w:tcW w:type="dxa" w:w="1030"/>
+            <w:tcMar>
+              <w:top w:type="dxa" w:w="60"/>
+              <w:left w:type="dxa" w:w="90"/>
+              <w:bottom w:type="dxa" w:w="60"/>
+              <w:right w:type="dxa" w:w="90"/>
+            </w:tcMar>
+            <w:vAlign w:val="center"/>
+          </w:tcPr>
+          <w:p>
+            <w:pPr>
+              <w:bidi/>
+              <w:spacing w:after="40"/>
+              <w:jc w:val="right"/>
+            </w:pPr>
+            <w:r>
+              <w:rPr>
+                <w:rFonts w:ascii="David" w:cs="David" w:eastAsia="David" w:hAnsi="David"/>
+                <w:sz w:val="20"/>
+                <w:szCs w:val="20"/>
+                <w:rtl/>
+              </w:rPr>
+              <w:t xml:space="preserve"/>
+            </w:r>
+          </w:p>
+        </w:tc>
+        <w:tc>
+          <w:tcPr>
+            <w:tcW w:type="dxa" w:w="1030"/>
+            <w:tcMar>
+              <w:top w:type="dxa" w:w="60"/>
+              <w:left w:type="dxa" w:w="90"/>
+              <w:bottom w:type="dxa" w:w="60"/>
+              <w:right w:type="dxa" w:w="90"/>
+            </w:tcMar>
+            <w:vAlign w:val="center"/>
+          </w:tcPr>
+          <w:p>
+            <w:pPr>
+              <w:bidi/>
+              <w:spacing w:after="40"/>
+              <w:jc w:val="right"/>
+            </w:pPr>
+            <w:r>
+              <w:rPr>
+                <w:rFonts w:ascii="David" w:cs="David" w:eastAsia="David" w:hAnsi="David"/>
+                <w:sz w:val="20"/>
+                <w:szCs w:val="20"/>
+                <w:rtl/>
+              </w:rPr>
+              <w:t xml:space="preserve"/>
+            </w:r>
+          </w:p>
+        </w:tc>
+        <w:tc>
+          <w:tcPr>
             <w:tcW w:type="dxa" w:w="6160"/>
             <w:tcMar>
               <w:top w:type="dxa" w:w="60"/>
@@ -16307,62 +16349,6 @@
         <w:tc>
           <w:tcPr>
             <w:tcW w:type="dxa" w:w="1040"/>
-            <w:tcMar>
-              <w:top w:type="dxa" w:w="60"/>
-              <w:left w:type="dxa" w:w="90"/>
-              <w:bottom w:type="dxa" w:w="60"/>
-              <w:right w:type="dxa" w:w="90"/>
-            </w:tcMar>
-            <w:vAlign w:val="center"/>
-          </w:tcPr>
-          <w:p>
-            <w:pPr>
-              <w:bidi/>
-              <w:spacing w:after="40"/>
-              <w:jc w:val="right"/>
-            </w:pPr>
-            <w:r>
-              <w:rPr>
-                <w:rFonts w:ascii="David" w:cs="David" w:eastAsia="David" w:hAnsi="David"/>
-                <w:sz w:val="20"/>
-                <w:szCs w:val="20"/>
-                <w:rtl/>
-              </w:rPr>
-              <w:t xml:space="preserve"/>
-            </w:r>
-          </w:p>
-        </w:tc>
-        <w:tc>
-          <w:tcPr>
-            <w:tcW w:type="dxa" w:w="1030"/>
-            <w:tcMar>
-              <w:top w:type="dxa" w:w="60"/>
-              <w:left w:type="dxa" w:w="90"/>
-              <w:bottom w:type="dxa" w:w="60"/>
-              <w:right w:type="dxa" w:w="90"/>
-            </w:tcMar>
-            <w:vAlign w:val="center"/>
-          </w:tcPr>
-          <w:p>
-            <w:pPr>
-              <w:bidi/>
-              <w:spacing w:after="40"/>
-              <w:jc w:val="right"/>
-            </w:pPr>
-            <w:r>
-              <w:rPr>
-                <w:rFonts w:ascii="David" w:cs="David" w:eastAsia="David" w:hAnsi="David"/>
-                <w:sz w:val="20"/>
-                <w:szCs w:val="20"/>
-                <w:rtl/>
-              </w:rPr>
-              <w:t xml:space="preserve"/>
-            </w:r>
-          </w:p>
-        </w:tc>
-        <w:tc>
-          <w:tcPr>
-            <w:tcW w:type="dxa" w:w="1030"/>
             <w:tcMar>
               <w:top w:type="dxa" w:w="60"/>
               <w:left w:type="dxa" w:w="90"/>
@@ -16392,6 +16378,62 @@
         </w:tc>
         <w:tc>
           <w:tcPr>
+            <w:tcW w:type="dxa" w:w="1030"/>
+            <w:tcMar>
+              <w:top w:type="dxa" w:w="60"/>
+              <w:left w:type="dxa" w:w="90"/>
+              <w:bottom w:type="dxa" w:w="60"/>
+              <w:right w:type="dxa" w:w="90"/>
+            </w:tcMar>
+            <w:vAlign w:val="center"/>
+          </w:tcPr>
+          <w:p>
+            <w:pPr>
+              <w:bidi/>
+              <w:spacing w:after="40"/>
+              <w:jc w:val="right"/>
+            </w:pPr>
+            <w:r>
+              <w:rPr>
+                <w:rFonts w:ascii="David" w:cs="David" w:eastAsia="David" w:hAnsi="David"/>
+                <w:sz w:val="20"/>
+                <w:szCs w:val="20"/>
+                <w:rtl/>
+              </w:rPr>
+              <w:t xml:space="preserve"/>
+            </w:r>
+          </w:p>
+        </w:tc>
+        <w:tc>
+          <w:tcPr>
+            <w:tcW w:type="dxa" w:w="1030"/>
+            <w:tcMar>
+              <w:top w:type="dxa" w:w="60"/>
+              <w:left w:type="dxa" w:w="90"/>
+              <w:bottom w:type="dxa" w:w="60"/>
+              <w:right w:type="dxa" w:w="90"/>
+            </w:tcMar>
+            <w:vAlign w:val="center"/>
+          </w:tcPr>
+          <w:p>
+            <w:pPr>
+              <w:bidi/>
+              <w:spacing w:after="40"/>
+              <w:jc w:val="right"/>
+            </w:pPr>
+            <w:r>
+              <w:rPr>
+                <w:rFonts w:ascii="David" w:cs="David" w:eastAsia="David" w:hAnsi="David"/>
+                <w:sz w:val="20"/>
+                <w:szCs w:val="20"/>
+                <w:rtl/>
+              </w:rPr>
+              <w:t xml:space="preserve"/>
+            </w:r>
+          </w:p>
+        </w:tc>
+        <w:tc>
+          <w:tcPr>
             <w:tcW w:type="dxa" w:w="6160"/>
             <w:tcMar>
               <w:top w:type="dxa" w:w="60"/>
@@ -16423,62 +16465,6 @@
         <w:tc>
           <w:tcPr>
             <w:tcW w:type="dxa" w:w="1040"/>
-            <w:tcMar>
-              <w:top w:type="dxa" w:w="60"/>
-              <w:left w:type="dxa" w:w="90"/>
-              <w:bottom w:type="dxa" w:w="60"/>
-              <w:right w:type="dxa" w:w="90"/>
-            </w:tcMar>
-            <w:vAlign w:val="center"/>
-          </w:tcPr>
-          <w:p>
-            <w:pPr>
-              <w:bidi/>
-              <w:spacing w:after="40"/>
-              <w:jc w:val="right"/>
-            </w:pPr>
-            <w:r>
-              <w:rPr>
-                <w:rFonts w:ascii="David" w:cs="David" w:eastAsia="David" w:hAnsi="David"/>
-                <w:sz w:val="20"/>
-                <w:szCs w:val="20"/>
-                <w:rtl/>
-              </w:rPr>
-              <w:t xml:space="preserve"/>
-            </w:r>
-          </w:p>
-        </w:tc>
-        <w:tc>
-          <w:tcPr>
-            <w:tcW w:type="dxa" w:w="1030"/>
-            <w:tcMar>
-              <w:top w:type="dxa" w:w="60"/>
-              <w:left w:type="dxa" w:w="90"/>
-              <w:bottom w:type="dxa" w:w="60"/>
-              <w:right w:type="dxa" w:w="90"/>
-            </w:tcMar>
-            <w:vAlign w:val="center"/>
-          </w:tcPr>
-          <w:p>
-            <w:pPr>
-              <w:bidi/>
-              <w:spacing w:after="40"/>
-              <w:jc w:val="right"/>
-            </w:pPr>
-            <w:r>
-              <w:rPr>
-                <w:rFonts w:ascii="David" w:cs="David" w:eastAsia="David" w:hAnsi="David"/>
-                <w:sz w:val="20"/>
-                <w:szCs w:val="20"/>
-                <w:rtl/>
-              </w:rPr>
-              <w:t xml:space="preserve"/>
-            </w:r>
-          </w:p>
-        </w:tc>
-        <w:tc>
-          <w:tcPr>
-            <w:tcW w:type="dxa" w:w="1030"/>
             <w:tcMar>
               <w:top w:type="dxa" w:w="60"/>
               <w:left w:type="dxa" w:w="90"/>
@@ -16508,6 +16494,62 @@
         </w:tc>
         <w:tc>
           <w:tcPr>
+            <w:tcW w:type="dxa" w:w="1030"/>
+            <w:tcMar>
+              <w:top w:type="dxa" w:w="60"/>
+              <w:left w:type="dxa" w:w="90"/>
+              <w:bottom w:type="dxa" w:w="60"/>
+              <w:right w:type="dxa" w:w="90"/>
+            </w:tcMar>
+            <w:vAlign w:val="center"/>
+          </w:tcPr>
+          <w:p>
+            <w:pPr>
+              <w:bidi/>
+              <w:spacing w:after="40"/>
+              <w:jc w:val="right"/>
+            </w:pPr>
+            <w:r>
+              <w:rPr>
+                <w:rFonts w:ascii="David" w:cs="David" w:eastAsia="David" w:hAnsi="David"/>
+                <w:sz w:val="20"/>
+                <w:szCs w:val="20"/>
+                <w:rtl/>
+              </w:rPr>
+              <w:t xml:space="preserve"/>
+            </w:r>
+          </w:p>
+        </w:tc>
+        <w:tc>
+          <w:tcPr>
+            <w:tcW w:type="dxa" w:w="1030"/>
+            <w:tcMar>
+              <w:top w:type="dxa" w:w="60"/>
+              <w:left w:type="dxa" w:w="90"/>
+              <w:bottom w:type="dxa" w:w="60"/>
+              <w:right w:type="dxa" w:w="90"/>
+            </w:tcMar>
+            <w:vAlign w:val="center"/>
+          </w:tcPr>
+          <w:p>
+            <w:pPr>
+              <w:bidi/>
+              <w:spacing w:after="40"/>
+              <w:jc w:val="right"/>
+            </w:pPr>
+            <w:r>
+              <w:rPr>
+                <w:rFonts w:ascii="David" w:cs="David" w:eastAsia="David" w:hAnsi="David"/>
+                <w:sz w:val="20"/>
+                <w:szCs w:val="20"/>
+                <w:rtl/>
+              </w:rPr>
+              <w:t xml:space="preserve"/>
+            </w:r>
+          </w:p>
+        </w:tc>
+        <w:tc>
+          <w:tcPr>
             <w:tcW w:type="dxa" w:w="6160"/>
             <w:tcMar>
               <w:top w:type="dxa" w:w="60"/>
@@ -16539,62 +16581,6 @@
         <w:tc>
           <w:tcPr>
             <w:tcW w:type="dxa" w:w="1040"/>
-            <w:tcMar>
-              <w:top w:type="dxa" w:w="60"/>
-              <w:left w:type="dxa" w:w="90"/>
-              <w:bottom w:type="dxa" w:w="60"/>
-              <w:right w:type="dxa" w:w="90"/>
-            </w:tcMar>
-            <w:vAlign w:val="center"/>
-          </w:tcPr>
-          <w:p>
-            <w:pPr>
-              <w:bidi/>
-              <w:spacing w:after="40"/>
-              <w:jc w:val="right"/>
-            </w:pPr>
-            <w:r>
-              <w:rPr>
-                <w:rFonts w:ascii="David" w:cs="David" w:eastAsia="David" w:hAnsi="David"/>
-                <w:sz w:val="20"/>
-                <w:szCs w:val="20"/>
-                <w:rtl/>
-              </w:rPr>
-              <w:t xml:space="preserve"/>
-            </w:r>
-          </w:p>
-        </w:tc>
-        <w:tc>
-          <w:tcPr>
-            <w:tcW w:type="dxa" w:w="1030"/>
-            <w:tcMar>
-              <w:top w:type="dxa" w:w="60"/>
-              <w:left w:type="dxa" w:w="90"/>
-              <w:bottom w:type="dxa" w:w="60"/>
-              <w:right w:type="dxa" w:w="90"/>
-            </w:tcMar>
-            <w:vAlign w:val="center"/>
-          </w:tcPr>
-          <w:p>
-            <w:pPr>
-              <w:bidi/>
-              <w:spacing w:after="40"/>
-              <w:jc w:val="right"/>
-            </w:pPr>
-            <w:r>
-              <w:rPr>
-                <w:rFonts w:ascii="David" w:cs="David" w:eastAsia="David" w:hAnsi="David"/>
-                <w:sz w:val="20"/>
-                <w:szCs w:val="20"/>
-                <w:rtl/>
-              </w:rPr>
-              <w:t xml:space="preserve"/>
-            </w:r>
-          </w:p>
-        </w:tc>
-        <w:tc>
-          <w:tcPr>
-            <w:tcW w:type="dxa" w:w="1030"/>
             <w:tcMar>
               <w:top w:type="dxa" w:w="60"/>
               <w:left w:type="dxa" w:w="90"/>
@@ -16624,6 +16610,62 @@
         </w:tc>
         <w:tc>
           <w:tcPr>
+            <w:tcW w:type="dxa" w:w="1030"/>
+            <w:tcMar>
+              <w:top w:type="dxa" w:w="60"/>
+              <w:left w:type="dxa" w:w="90"/>
+              <w:bottom w:type="dxa" w:w="60"/>
+              <w:right w:type="dxa" w:w="90"/>
+            </w:tcMar>
+            <w:vAlign w:val="center"/>
+          </w:tcPr>
+          <w:p>
+            <w:pPr>
+              <w:bidi/>
+              <w:spacing w:after="40"/>
+              <w:jc w:val="right"/>
+            </w:pPr>
+            <w:r>
+              <w:rPr>
+                <w:rFonts w:ascii="David" w:cs="David" w:eastAsia="David" w:hAnsi="David"/>
+                <w:sz w:val="20"/>
+                <w:szCs w:val="20"/>
+                <w:rtl/>
+              </w:rPr>
+              <w:t xml:space="preserve"/>
+            </w:r>
+          </w:p>
+        </w:tc>
+        <w:tc>
+          <w:tcPr>
+            <w:tcW w:type="dxa" w:w="1030"/>
+            <w:tcMar>
+              <w:top w:type="dxa" w:w="60"/>
+              <w:left w:type="dxa" w:w="90"/>
+              <w:bottom w:type="dxa" w:w="60"/>
+              <w:right w:type="dxa" w:w="90"/>
+            </w:tcMar>
+            <w:vAlign w:val="center"/>
+          </w:tcPr>
+          <w:p>
+            <w:pPr>
+              <w:bidi/>
+              <w:spacing w:after="40"/>
+              <w:jc w:val="right"/>
+            </w:pPr>
+            <w:r>
+              <w:rPr>
+                <w:rFonts w:ascii="David" w:cs="David" w:eastAsia="David" w:hAnsi="David"/>
+                <w:sz w:val="20"/>
+                <w:szCs w:val="20"/>
+                <w:rtl/>
+              </w:rPr>
+              <w:t xml:space="preserve"/>
+            </w:r>
+          </w:p>
+        </w:tc>
+        <w:tc>
+          <w:tcPr>
             <w:tcW w:type="dxa" w:w="6160"/>
             <w:tcMar>
               <w:top w:type="dxa" w:w="60"/>
@@ -16655,62 +16697,6 @@
         <w:tc>
           <w:tcPr>
             <w:tcW w:type="dxa" w:w="1040"/>
-            <w:tcMar>
-              <w:top w:type="dxa" w:w="60"/>
-              <w:left w:type="dxa" w:w="90"/>
-              <w:bottom w:type="dxa" w:w="60"/>
-              <w:right w:type="dxa" w:w="90"/>
-            </w:tcMar>
-            <w:vAlign w:val="center"/>
-          </w:tcPr>
-          <w:p>
-            <w:pPr>
-              <w:bidi/>
-              <w:spacing w:after="40"/>
-              <w:jc w:val="right"/>
-            </w:pPr>
-            <w:r>
-              <w:rPr>
-                <w:rFonts w:ascii="David" w:cs="David" w:eastAsia="David" w:hAnsi="David"/>
-                <w:sz w:val="20"/>
-                <w:szCs w:val="20"/>
-                <w:rtl/>
-              </w:rPr>
-              <w:t xml:space="preserve"/>
-            </w:r>
-          </w:p>
-        </w:tc>
-        <w:tc>
-          <w:tcPr>
-            <w:tcW w:type="dxa" w:w="1030"/>
-            <w:tcMar>
-              <w:top w:type="dxa" w:w="60"/>
-              <w:left w:type="dxa" w:w="90"/>
-              <w:bottom w:type="dxa" w:w="60"/>
-              <w:right w:type="dxa" w:w="90"/>
-            </w:tcMar>
-            <w:vAlign w:val="center"/>
-          </w:tcPr>
-          <w:p>
-            <w:pPr>
-              <w:bidi/>
-              <w:spacing w:after="40"/>
-              <w:jc w:val="right"/>
-            </w:pPr>
-            <w:r>
-              <w:rPr>
-                <w:rFonts w:ascii="David" w:cs="David" w:eastAsia="David" w:hAnsi="David"/>
-                <w:sz w:val="20"/>
-                <w:szCs w:val="20"/>
-                <w:rtl/>
-              </w:rPr>
-              <w:t xml:space="preserve"/>
-            </w:r>
-          </w:p>
-        </w:tc>
-        <w:tc>
-          <w:tcPr>
-            <w:tcW w:type="dxa" w:w="1030"/>
             <w:tcMar>
               <w:top w:type="dxa" w:w="60"/>
               <w:left w:type="dxa" w:w="90"/>
@@ -16740,6 +16726,62 @@
         </w:tc>
         <w:tc>
           <w:tcPr>
+            <w:tcW w:type="dxa" w:w="1030"/>
+            <w:tcMar>
+              <w:top w:type="dxa" w:w="60"/>
+              <w:left w:type="dxa" w:w="90"/>
+              <w:bottom w:type="dxa" w:w="60"/>
+              <w:right w:type="dxa" w:w="90"/>
+            </w:tcMar>
+            <w:vAlign w:val="center"/>
+          </w:tcPr>
+          <w:p>
+            <w:pPr>
+              <w:bidi/>
+              <w:spacing w:after="40"/>
+              <w:jc w:val="right"/>
+            </w:pPr>
+            <w:r>
+              <w:rPr>
+                <w:rFonts w:ascii="David" w:cs="David" w:eastAsia="David" w:hAnsi="David"/>
+                <w:sz w:val="20"/>
+                <w:szCs w:val="20"/>
+                <w:rtl/>
+              </w:rPr>
+              <w:t xml:space="preserve"/>
+            </w:r>
+          </w:p>
+        </w:tc>
+        <w:tc>
+          <w:tcPr>
+            <w:tcW w:type="dxa" w:w="1030"/>
+            <w:tcMar>
+              <w:top w:type="dxa" w:w="60"/>
+              <w:left w:type="dxa" w:w="90"/>
+              <w:bottom w:type="dxa" w:w="60"/>
+              <w:right w:type="dxa" w:w="90"/>
+            </w:tcMar>
+            <w:vAlign w:val="center"/>
+          </w:tcPr>
+          <w:p>
+            <w:pPr>
+              <w:bidi/>
+              <w:spacing w:after="40"/>
+              <w:jc w:val="right"/>
+            </w:pPr>
+            <w:r>
+              <w:rPr>
+                <w:rFonts w:ascii="David" w:cs="David" w:eastAsia="David" w:hAnsi="David"/>
+                <w:sz w:val="20"/>
+                <w:szCs w:val="20"/>
+                <w:rtl/>
+              </w:rPr>
+              <w:t xml:space="preserve"/>
+            </w:r>
+          </w:p>
+        </w:tc>
+        <w:tc>
+          <w:tcPr>
             <w:tcW w:type="dxa" w:w="6160"/>
             <w:tcMar>
               <w:top w:type="dxa" w:w="60"/>
@@ -16771,62 +16813,6 @@
         <w:tc>
           <w:tcPr>
             <w:tcW w:type="dxa" w:w="1040"/>
-            <w:tcMar>
-              <w:top w:type="dxa" w:w="60"/>
-              <w:left w:type="dxa" w:w="90"/>
-              <w:bottom w:type="dxa" w:w="60"/>
-              <w:right w:type="dxa" w:w="90"/>
-            </w:tcMar>
-            <w:vAlign w:val="center"/>
-          </w:tcPr>
-          <w:p>
-            <w:pPr>
-              <w:bidi/>
-              <w:spacing w:after="40"/>
-              <w:jc w:val="right"/>
-            </w:pPr>
-            <w:r>
-              <w:rPr>
-                <w:rFonts w:ascii="David" w:cs="David" w:eastAsia="David" w:hAnsi="David"/>
-                <w:sz w:val="20"/>
-                <w:szCs w:val="20"/>
-                <w:rtl/>
-              </w:rPr>
-              <w:t xml:space="preserve"/>
-            </w:r>
-          </w:p>
-        </w:tc>
-        <w:tc>
-          <w:tcPr>
-            <w:tcW w:type="dxa" w:w="1030"/>
-            <w:tcMar>
-              <w:top w:type="dxa" w:w="60"/>
-              <w:left w:type="dxa" w:w="90"/>
-              <w:bottom w:type="dxa" w:w="60"/>
-              <w:right w:type="dxa" w:w="90"/>
-            </w:tcMar>
-            <w:vAlign w:val="center"/>
-          </w:tcPr>
-          <w:p>
-            <w:pPr>
-              <w:bidi/>
-              <w:spacing w:after="40"/>
-              <w:jc w:val="right"/>
-            </w:pPr>
-            <w:r>
-              <w:rPr>
-                <w:rFonts w:ascii="David" w:cs="David" w:eastAsia="David" w:hAnsi="David"/>
-                <w:sz w:val="20"/>
-                <w:szCs w:val="20"/>
-                <w:rtl/>
-              </w:rPr>
-              <w:t xml:space="preserve"/>
-            </w:r>
-          </w:p>
-        </w:tc>
-        <w:tc>
-          <w:tcPr>
-            <w:tcW w:type="dxa" w:w="1030"/>
             <w:tcMar>
               <w:top w:type="dxa" w:w="60"/>
               <w:left w:type="dxa" w:w="90"/>
@@ -16856,6 +16842,62 @@
         </w:tc>
         <w:tc>
           <w:tcPr>
+            <w:tcW w:type="dxa" w:w="1030"/>
+            <w:tcMar>
+              <w:top w:type="dxa" w:w="60"/>
+              <w:left w:type="dxa" w:w="90"/>
+              <w:bottom w:type="dxa" w:w="60"/>
+              <w:right w:type="dxa" w:w="90"/>
+            </w:tcMar>
+            <w:vAlign w:val="center"/>
+          </w:tcPr>
+          <w:p>
+            <w:pPr>
+              <w:bidi/>
+              <w:spacing w:after="40"/>
+              <w:jc w:val="right"/>
+            </w:pPr>
+            <w:r>
+              <w:rPr>
+                <w:rFonts w:ascii="David" w:cs="David" w:eastAsia="David" w:hAnsi="David"/>
+                <w:sz w:val="20"/>
+                <w:szCs w:val="20"/>
+                <w:rtl/>
+              </w:rPr>
+              <w:t xml:space="preserve"/>
+            </w:r>
+          </w:p>
+        </w:tc>
+        <w:tc>
+          <w:tcPr>
+            <w:tcW w:type="dxa" w:w="1030"/>
+            <w:tcMar>
+              <w:top w:type="dxa" w:w="60"/>
+              <w:left w:type="dxa" w:w="90"/>
+              <w:bottom w:type="dxa" w:w="60"/>
+              <w:right w:type="dxa" w:w="90"/>
+            </w:tcMar>
+            <w:vAlign w:val="center"/>
+          </w:tcPr>
+          <w:p>
+            <w:pPr>
+              <w:bidi/>
+              <w:spacing w:after="40"/>
+              <w:jc w:val="right"/>
+            </w:pPr>
+            <w:r>
+              <w:rPr>
+                <w:rFonts w:ascii="David" w:cs="David" w:eastAsia="David" w:hAnsi="David"/>
+                <w:sz w:val="20"/>
+                <w:szCs w:val="20"/>
+                <w:rtl/>
+              </w:rPr>
+              <w:t xml:space="preserve"/>
+            </w:r>
+          </w:p>
+        </w:tc>
+        <w:tc>
+          <w:tcPr>
             <w:tcW w:type="dxa" w:w="6160"/>
             <w:tcMar>
               <w:top w:type="dxa" w:w="60"/>
@@ -16887,62 +16929,6 @@
         <w:tc>
           <w:tcPr>
             <w:tcW w:type="dxa" w:w="1040"/>
-            <w:tcMar>
-              <w:top w:type="dxa" w:w="60"/>
-              <w:left w:type="dxa" w:w="90"/>
-              <w:bottom w:type="dxa" w:w="60"/>
-              <w:right w:type="dxa" w:w="90"/>
-            </w:tcMar>
-            <w:vAlign w:val="center"/>
-          </w:tcPr>
-          <w:p>
-            <w:pPr>
-              <w:bidi/>
-              <w:spacing w:after="40"/>
-              <w:jc w:val="right"/>
-            </w:pPr>
-            <w:r>
-              <w:rPr>
-                <w:rFonts w:ascii="David" w:cs="David" w:eastAsia="David" w:hAnsi="David"/>
-                <w:sz w:val="20"/>
-                <w:szCs w:val="20"/>
-                <w:rtl/>
-              </w:rPr>
-              <w:t xml:space="preserve"/>
-            </w:r>
-          </w:p>
-        </w:tc>
-        <w:tc>
-          <w:tcPr>
-            <w:tcW w:type="dxa" w:w="1030"/>
-            <w:tcMar>
-              <w:top w:type="dxa" w:w="60"/>
-              <w:left w:type="dxa" w:w="90"/>
-              <w:bottom w:type="dxa" w:w="60"/>
-              <w:right w:type="dxa" w:w="90"/>
-            </w:tcMar>
-            <w:vAlign w:val="center"/>
-          </w:tcPr>
-          <w:p>
-            <w:pPr>
-              <w:bidi/>
-              <w:spacing w:after="40"/>
-              <w:jc w:val="right"/>
-            </w:pPr>
-            <w:r>
-              <w:rPr>
-                <w:rFonts w:ascii="David" w:cs="David" w:eastAsia="David" w:hAnsi="David"/>
-                <w:sz w:val="20"/>
-                <w:szCs w:val="20"/>
-                <w:rtl/>
-              </w:rPr>
-              <w:t xml:space="preserve"/>
-            </w:r>
-          </w:p>
-        </w:tc>
-        <w:tc>
-          <w:tcPr>
-            <w:tcW w:type="dxa" w:w="1030"/>
             <w:tcMar>
               <w:top w:type="dxa" w:w="60"/>
               <w:left w:type="dxa" w:w="90"/>
@@ -16967,6 +16953,62 @@
                 <w:rtl/>
               </w:rPr>
               <w:t xml:space="preserve">2</w:t>
+            </w:r>
+          </w:p>
+        </w:tc>
+        <w:tc>
+          <w:tcPr>
+            <w:tcW w:type="dxa" w:w="1030"/>
+            <w:tcMar>
+              <w:top w:type="dxa" w:w="60"/>
+              <w:left w:type="dxa" w:w="90"/>
+              <w:bottom w:type="dxa" w:w="60"/>
+              <w:right w:type="dxa" w:w="90"/>
+            </w:tcMar>
+            <w:vAlign w:val="center"/>
+          </w:tcPr>
+          <w:p>
+            <w:pPr>
+              <w:bidi/>
+              <w:spacing w:after="40"/>
+              <w:jc w:val="right"/>
+            </w:pPr>
+            <w:r>
+              <w:rPr>
+                <w:rFonts w:ascii="David" w:cs="David" w:eastAsia="David" w:hAnsi="David"/>
+                <w:sz w:val="20"/>
+                <w:szCs w:val="20"/>
+                <w:rtl/>
+              </w:rPr>
+              <w:t xml:space="preserve"/>
+            </w:r>
+          </w:p>
+        </w:tc>
+        <w:tc>
+          <w:tcPr>
+            <w:tcW w:type="dxa" w:w="1030"/>
+            <w:tcMar>
+              <w:top w:type="dxa" w:w="60"/>
+              <w:left w:type="dxa" w:w="90"/>
+              <w:bottom w:type="dxa" w:w="60"/>
+              <w:right w:type="dxa" w:w="90"/>
+            </w:tcMar>
+            <w:vAlign w:val="center"/>
+          </w:tcPr>
+          <w:p>
+            <w:pPr>
+              <w:bidi/>
+              <w:spacing w:after="40"/>
+              <w:jc w:val="right"/>
+            </w:pPr>
+            <w:r>
+              <w:rPr>
+                <w:rFonts w:ascii="David" w:cs="David" w:eastAsia="David" w:hAnsi="David"/>
+                <w:sz w:val="20"/>
+                <w:szCs w:val="20"/>
+                <w:rtl/>
+              </w:rPr>
+              <w:t xml:space="preserve"/>
             </w:r>
           </w:p>
         </w:tc>
@@ -17261,7 +17303,7 @@
                 <w:szCs w:val="20"/>
                 <w:rtl/>
               </w:rPr>
-              <w:t xml:space="preserve">פעולת הכפל (בתחילת רכישה, בהתאם לשלב בכיתה ג')</w:t>
+              <w:t xml:space="preserve">פעולת הכפל (בתחילת רכישה, בהתאם לשלב הנלמד בכיתה ב')</w:t>
             </w:r>
           </w:p>
         </w:tc>
@@ -17270,62 +17312,6 @@
         <w:tc>
           <w:tcPr>
             <w:tcW w:type="dxa" w:w="1040"/>
-            <w:tcMar>
-              <w:top w:type="dxa" w:w="60"/>
-              <w:left w:type="dxa" w:w="90"/>
-              <w:bottom w:type="dxa" w:w="60"/>
-              <w:right w:type="dxa" w:w="90"/>
-            </w:tcMar>
-            <w:vAlign w:val="center"/>
-          </w:tcPr>
-          <w:p>
-            <w:pPr>
-              <w:bidi/>
-              <w:spacing w:after="40"/>
-              <w:jc w:val="right"/>
-            </w:pPr>
-            <w:r>
-              <w:rPr>
-                <w:rFonts w:ascii="David" w:cs="David" w:eastAsia="David" w:hAnsi="David"/>
-                <w:sz w:val="20"/>
-                <w:szCs w:val="20"/>
-                <w:rtl/>
-              </w:rPr>
-              <w:t xml:space="preserve"/>
-            </w:r>
-          </w:p>
-        </w:tc>
-        <w:tc>
-          <w:tcPr>
-            <w:tcW w:type="dxa" w:w="1030"/>
-            <w:tcMar>
-              <w:top w:type="dxa" w:w="60"/>
-              <w:left w:type="dxa" w:w="90"/>
-              <w:bottom w:type="dxa" w:w="60"/>
-              <w:right w:type="dxa" w:w="90"/>
-            </w:tcMar>
-            <w:vAlign w:val="center"/>
-          </w:tcPr>
-          <w:p>
-            <w:pPr>
-              <w:bidi/>
-              <w:spacing w:after="40"/>
-              <w:jc w:val="right"/>
-            </w:pPr>
-            <w:r>
-              <w:rPr>
-                <w:rFonts w:ascii="David" w:cs="David" w:eastAsia="David" w:hAnsi="David"/>
-                <w:sz w:val="20"/>
-                <w:szCs w:val="20"/>
-                <w:rtl/>
-              </w:rPr>
-              <w:t xml:space="preserve"/>
-            </w:r>
-          </w:p>
-        </w:tc>
-        <w:tc>
-          <w:tcPr>
-            <w:tcW w:type="dxa" w:w="1030"/>
             <w:tcMar>
               <w:top w:type="dxa" w:w="60"/>
               <w:left w:type="dxa" w:w="90"/>
@@ -17355,6 +17341,62 @@
         </w:tc>
         <w:tc>
           <w:tcPr>
+            <w:tcW w:type="dxa" w:w="1030"/>
+            <w:tcMar>
+              <w:top w:type="dxa" w:w="60"/>
+              <w:left w:type="dxa" w:w="90"/>
+              <w:bottom w:type="dxa" w:w="60"/>
+              <w:right w:type="dxa" w:w="90"/>
+            </w:tcMar>
+            <w:vAlign w:val="center"/>
+          </w:tcPr>
+          <w:p>
+            <w:pPr>
+              <w:bidi/>
+              <w:spacing w:after="40"/>
+              <w:jc w:val="right"/>
+            </w:pPr>
+            <w:r>
+              <w:rPr>
+                <w:rFonts w:ascii="David" w:cs="David" w:eastAsia="David" w:hAnsi="David"/>
+                <w:sz w:val="20"/>
+                <w:szCs w:val="20"/>
+                <w:rtl/>
+              </w:rPr>
+              <w:t xml:space="preserve"/>
+            </w:r>
+          </w:p>
+        </w:tc>
+        <w:tc>
+          <w:tcPr>
+            <w:tcW w:type="dxa" w:w="1030"/>
+            <w:tcMar>
+              <w:top w:type="dxa" w:w="60"/>
+              <w:left w:type="dxa" w:w="90"/>
+              <w:bottom w:type="dxa" w:w="60"/>
+              <w:right w:type="dxa" w:w="90"/>
+            </w:tcMar>
+            <w:vAlign w:val="center"/>
+          </w:tcPr>
+          <w:p>
+            <w:pPr>
+              <w:bidi/>
+              <w:spacing w:after="40"/>
+              <w:jc w:val="right"/>
+            </w:pPr>
+            <w:r>
+              <w:rPr>
+                <w:rFonts w:ascii="David" w:cs="David" w:eastAsia="David" w:hAnsi="David"/>
+                <w:sz w:val="20"/>
+                <w:szCs w:val="20"/>
+                <w:rtl/>
+              </w:rPr>
+              <w:t xml:space="preserve"/>
+            </w:r>
+          </w:p>
+        </w:tc>
+        <w:tc>
+          <w:tcPr>
             <w:tcW w:type="dxa" w:w="6160"/>
             <w:tcMar>
               <w:top w:type="dxa" w:w="60"/>
@@ -17386,62 +17428,6 @@
         <w:tc>
           <w:tcPr>
             <w:tcW w:type="dxa" w:w="1040"/>
-            <w:tcMar>
-              <w:top w:type="dxa" w:w="60"/>
-              <w:left w:type="dxa" w:w="90"/>
-              <w:bottom w:type="dxa" w:w="60"/>
-              <w:right w:type="dxa" w:w="90"/>
-            </w:tcMar>
-            <w:vAlign w:val="center"/>
-          </w:tcPr>
-          <w:p>
-            <w:pPr>
-              <w:bidi/>
-              <w:spacing w:after="40"/>
-              <w:jc w:val="right"/>
-            </w:pPr>
-            <w:r>
-              <w:rPr>
-                <w:rFonts w:ascii="David" w:cs="David" w:eastAsia="David" w:hAnsi="David"/>
-                <w:sz w:val="20"/>
-                <w:szCs w:val="20"/>
-                <w:rtl/>
-              </w:rPr>
-              <w:t xml:space="preserve"/>
-            </w:r>
-          </w:p>
-        </w:tc>
-        <w:tc>
-          <w:tcPr>
-            <w:tcW w:type="dxa" w:w="1030"/>
-            <w:tcMar>
-              <w:top w:type="dxa" w:w="60"/>
-              <w:left w:type="dxa" w:w="90"/>
-              <w:bottom w:type="dxa" w:w="60"/>
-              <w:right w:type="dxa" w:w="90"/>
-            </w:tcMar>
-            <w:vAlign w:val="center"/>
-          </w:tcPr>
-          <w:p>
-            <w:pPr>
-              <w:bidi/>
-              <w:spacing w:after="40"/>
-              <w:jc w:val="right"/>
-            </w:pPr>
-            <w:r>
-              <w:rPr>
-                <w:rFonts w:ascii="David" w:cs="David" w:eastAsia="David" w:hAnsi="David"/>
-                <w:sz w:val="20"/>
-                <w:szCs w:val="20"/>
-                <w:rtl/>
-              </w:rPr>
-              <w:t xml:space="preserve"/>
-            </w:r>
-          </w:p>
-        </w:tc>
-        <w:tc>
-          <w:tcPr>
-            <w:tcW w:type="dxa" w:w="1030"/>
             <w:tcMar>
               <w:top w:type="dxa" w:w="60"/>
               <w:left w:type="dxa" w:w="90"/>
@@ -17471,6 +17457,62 @@
         </w:tc>
         <w:tc>
           <w:tcPr>
+            <w:tcW w:type="dxa" w:w="1030"/>
+            <w:tcMar>
+              <w:top w:type="dxa" w:w="60"/>
+              <w:left w:type="dxa" w:w="90"/>
+              <w:bottom w:type="dxa" w:w="60"/>
+              <w:right w:type="dxa" w:w="90"/>
+            </w:tcMar>
+            <w:vAlign w:val="center"/>
+          </w:tcPr>
+          <w:p>
+            <w:pPr>
+              <w:bidi/>
+              <w:spacing w:after="40"/>
+              <w:jc w:val="right"/>
+            </w:pPr>
+            <w:r>
+              <w:rPr>
+                <w:rFonts w:ascii="David" w:cs="David" w:eastAsia="David" w:hAnsi="David"/>
+                <w:sz w:val="20"/>
+                <w:szCs w:val="20"/>
+                <w:rtl/>
+              </w:rPr>
+              <w:t xml:space="preserve"/>
+            </w:r>
+          </w:p>
+        </w:tc>
+        <w:tc>
+          <w:tcPr>
+            <w:tcW w:type="dxa" w:w="1030"/>
+            <w:tcMar>
+              <w:top w:type="dxa" w:w="60"/>
+              <w:left w:type="dxa" w:w="90"/>
+              <w:bottom w:type="dxa" w:w="60"/>
+              <w:right w:type="dxa" w:w="90"/>
+            </w:tcMar>
+            <w:vAlign w:val="center"/>
+          </w:tcPr>
+          <w:p>
+            <w:pPr>
+              <w:bidi/>
+              <w:spacing w:after="40"/>
+              <w:jc w:val="right"/>
+            </w:pPr>
+            <w:r>
+              <w:rPr>
+                <w:rFonts w:ascii="David" w:cs="David" w:eastAsia="David" w:hAnsi="David"/>
+                <w:sz w:val="20"/>
+                <w:szCs w:val="20"/>
+                <w:rtl/>
+              </w:rPr>
+              <w:t xml:space="preserve"/>
+            </w:r>
+          </w:p>
+        </w:tc>
+        <w:tc>
+          <w:tcPr>
             <w:tcW w:type="dxa" w:w="6160"/>
             <w:tcMar>
               <w:top w:type="dxa" w:w="60"/>
@@ -17502,62 +17544,6 @@
         <w:tc>
           <w:tcPr>
             <w:tcW w:type="dxa" w:w="1040"/>
-            <w:tcMar>
-              <w:top w:type="dxa" w:w="60"/>
-              <w:left w:type="dxa" w:w="90"/>
-              <w:bottom w:type="dxa" w:w="60"/>
-              <w:right w:type="dxa" w:w="90"/>
-            </w:tcMar>
-            <w:vAlign w:val="center"/>
-          </w:tcPr>
-          <w:p>
-            <w:pPr>
-              <w:bidi/>
-              <w:spacing w:after="40"/>
-              <w:jc w:val="right"/>
-            </w:pPr>
-            <w:r>
-              <w:rPr>
-                <w:rFonts w:ascii="David" w:cs="David" w:eastAsia="David" w:hAnsi="David"/>
-                <w:sz w:val="20"/>
-                <w:szCs w:val="20"/>
-                <w:rtl/>
-              </w:rPr>
-              <w:t xml:space="preserve"/>
-            </w:r>
-          </w:p>
-        </w:tc>
-        <w:tc>
-          <w:tcPr>
-            <w:tcW w:type="dxa" w:w="1030"/>
-            <w:tcMar>
-              <w:top w:type="dxa" w:w="60"/>
-              <w:left w:type="dxa" w:w="90"/>
-              <w:bottom w:type="dxa" w:w="60"/>
-              <w:right w:type="dxa" w:w="90"/>
-            </w:tcMar>
-            <w:vAlign w:val="center"/>
-          </w:tcPr>
-          <w:p>
-            <w:pPr>
-              <w:bidi/>
-              <w:spacing w:after="40"/>
-              <w:jc w:val="right"/>
-            </w:pPr>
-            <w:r>
-              <w:rPr>
-                <w:rFonts w:ascii="David" w:cs="David" w:eastAsia="David" w:hAnsi="David"/>
-                <w:sz w:val="20"/>
-                <w:szCs w:val="20"/>
-                <w:rtl/>
-              </w:rPr>
-              <w:t xml:space="preserve"/>
-            </w:r>
-          </w:p>
-        </w:tc>
-        <w:tc>
-          <w:tcPr>
-            <w:tcW w:type="dxa" w:w="1030"/>
             <w:tcMar>
               <w:top w:type="dxa" w:w="60"/>
               <w:left w:type="dxa" w:w="90"/>
@@ -17587,6 +17573,62 @@
         </w:tc>
         <w:tc>
           <w:tcPr>
+            <w:tcW w:type="dxa" w:w="1030"/>
+            <w:tcMar>
+              <w:top w:type="dxa" w:w="60"/>
+              <w:left w:type="dxa" w:w="90"/>
+              <w:bottom w:type="dxa" w:w="60"/>
+              <w:right w:type="dxa" w:w="90"/>
+            </w:tcMar>
+            <w:vAlign w:val="center"/>
+          </w:tcPr>
+          <w:p>
+            <w:pPr>
+              <w:bidi/>
+              <w:spacing w:after="40"/>
+              <w:jc w:val="right"/>
+            </w:pPr>
+            <w:r>
+              <w:rPr>
+                <w:rFonts w:ascii="David" w:cs="David" w:eastAsia="David" w:hAnsi="David"/>
+                <w:sz w:val="20"/>
+                <w:szCs w:val="20"/>
+                <w:rtl/>
+              </w:rPr>
+              <w:t xml:space="preserve"/>
+            </w:r>
+          </w:p>
+        </w:tc>
+        <w:tc>
+          <w:tcPr>
+            <w:tcW w:type="dxa" w:w="1030"/>
+            <w:tcMar>
+              <w:top w:type="dxa" w:w="60"/>
+              <w:left w:type="dxa" w:w="90"/>
+              <w:bottom w:type="dxa" w:w="60"/>
+              <w:right w:type="dxa" w:w="90"/>
+            </w:tcMar>
+            <w:vAlign w:val="center"/>
+          </w:tcPr>
+          <w:p>
+            <w:pPr>
+              <w:bidi/>
+              <w:spacing w:after="40"/>
+              <w:jc w:val="right"/>
+            </w:pPr>
+            <w:r>
+              <w:rPr>
+                <w:rFonts w:ascii="David" w:cs="David" w:eastAsia="David" w:hAnsi="David"/>
+                <w:sz w:val="20"/>
+                <w:szCs w:val="20"/>
+                <w:rtl/>
+              </w:rPr>
+              <w:t xml:space="preserve"/>
+            </w:r>
+          </w:p>
+        </w:tc>
+        <w:tc>
+          <w:tcPr>
             <w:tcW w:type="dxa" w:w="6160"/>
             <w:tcMar>
               <w:top w:type="dxa" w:w="60"/>
@@ -17618,62 +17660,6 @@
         <w:tc>
           <w:tcPr>
             <w:tcW w:type="dxa" w:w="1040"/>
-            <w:tcMar>
-              <w:top w:type="dxa" w:w="60"/>
-              <w:left w:type="dxa" w:w="90"/>
-              <w:bottom w:type="dxa" w:w="60"/>
-              <w:right w:type="dxa" w:w="90"/>
-            </w:tcMar>
-            <w:vAlign w:val="center"/>
-          </w:tcPr>
-          <w:p>
-            <w:pPr>
-              <w:bidi/>
-              <w:spacing w:after="40"/>
-              <w:jc w:val="right"/>
-            </w:pPr>
-            <w:r>
-              <w:rPr>
-                <w:rFonts w:ascii="David" w:cs="David" w:eastAsia="David" w:hAnsi="David"/>
-                <w:sz w:val="20"/>
-                <w:szCs w:val="20"/>
-                <w:rtl/>
-              </w:rPr>
-              <w:t xml:space="preserve"/>
-            </w:r>
-          </w:p>
-        </w:tc>
-        <w:tc>
-          <w:tcPr>
-            <w:tcW w:type="dxa" w:w="1030"/>
-            <w:tcMar>
-              <w:top w:type="dxa" w:w="60"/>
-              <w:left w:type="dxa" w:w="90"/>
-              <w:bottom w:type="dxa" w:w="60"/>
-              <w:right w:type="dxa" w:w="90"/>
-            </w:tcMar>
-            <w:vAlign w:val="center"/>
-          </w:tcPr>
-          <w:p>
-            <w:pPr>
-              <w:bidi/>
-              <w:spacing w:after="40"/>
-              <w:jc w:val="right"/>
-            </w:pPr>
-            <w:r>
-              <w:rPr>
-                <w:rFonts w:ascii="David" w:cs="David" w:eastAsia="David" w:hAnsi="David"/>
-                <w:sz w:val="20"/>
-                <w:szCs w:val="20"/>
-                <w:rtl/>
-              </w:rPr>
-              <w:t xml:space="preserve"/>
-            </w:r>
-          </w:p>
-        </w:tc>
-        <w:tc>
-          <w:tcPr>
-            <w:tcW w:type="dxa" w:w="1030"/>
             <w:tcMar>
               <w:top w:type="dxa" w:w="60"/>
               <w:left w:type="dxa" w:w="90"/>
@@ -17703,6 +17689,62 @@
         </w:tc>
         <w:tc>
           <w:tcPr>
+            <w:tcW w:type="dxa" w:w="1030"/>
+            <w:tcMar>
+              <w:top w:type="dxa" w:w="60"/>
+              <w:left w:type="dxa" w:w="90"/>
+              <w:bottom w:type="dxa" w:w="60"/>
+              <w:right w:type="dxa" w:w="90"/>
+            </w:tcMar>
+            <w:vAlign w:val="center"/>
+          </w:tcPr>
+          <w:p>
+            <w:pPr>
+              <w:bidi/>
+              <w:spacing w:after="40"/>
+              <w:jc w:val="right"/>
+            </w:pPr>
+            <w:r>
+              <w:rPr>
+                <w:rFonts w:ascii="David" w:cs="David" w:eastAsia="David" w:hAnsi="David"/>
+                <w:sz w:val="20"/>
+                <w:szCs w:val="20"/>
+                <w:rtl/>
+              </w:rPr>
+              <w:t xml:space="preserve"/>
+            </w:r>
+          </w:p>
+        </w:tc>
+        <w:tc>
+          <w:tcPr>
+            <w:tcW w:type="dxa" w:w="1030"/>
+            <w:tcMar>
+              <w:top w:type="dxa" w:w="60"/>
+              <w:left w:type="dxa" w:w="90"/>
+              <w:bottom w:type="dxa" w:w="60"/>
+              <w:right w:type="dxa" w:w="90"/>
+            </w:tcMar>
+            <w:vAlign w:val="center"/>
+          </w:tcPr>
+          <w:p>
+            <w:pPr>
+              <w:bidi/>
+              <w:spacing w:after="40"/>
+              <w:jc w:val="right"/>
+            </w:pPr>
+            <w:r>
+              <w:rPr>
+                <w:rFonts w:ascii="David" w:cs="David" w:eastAsia="David" w:hAnsi="David"/>
+                <w:sz w:val="20"/>
+                <w:szCs w:val="20"/>
+                <w:rtl/>
+              </w:rPr>
+              <w:t xml:space="preserve"/>
+            </w:r>
+          </w:p>
+        </w:tc>
+        <w:tc>
+          <w:tcPr>
             <w:tcW w:type="dxa" w:w="6160"/>
             <w:tcMar>
               <w:top w:type="dxa" w:w="60"/>
@@ -17734,62 +17776,6 @@
         <w:tc>
           <w:tcPr>
             <w:tcW w:type="dxa" w:w="1040"/>
-            <w:tcMar>
-              <w:top w:type="dxa" w:w="60"/>
-              <w:left w:type="dxa" w:w="90"/>
-              <w:bottom w:type="dxa" w:w="60"/>
-              <w:right w:type="dxa" w:w="90"/>
-            </w:tcMar>
-            <w:vAlign w:val="center"/>
-          </w:tcPr>
-          <w:p>
-            <w:pPr>
-              <w:bidi/>
-              <w:spacing w:after="40"/>
-              <w:jc w:val="right"/>
-            </w:pPr>
-            <w:r>
-              <w:rPr>
-                <w:rFonts w:ascii="David" w:cs="David" w:eastAsia="David" w:hAnsi="David"/>
-                <w:sz w:val="20"/>
-                <w:szCs w:val="20"/>
-                <w:rtl/>
-              </w:rPr>
-              <w:t xml:space="preserve"/>
-            </w:r>
-          </w:p>
-        </w:tc>
-        <w:tc>
-          <w:tcPr>
-            <w:tcW w:type="dxa" w:w="1030"/>
-            <w:tcMar>
-              <w:top w:type="dxa" w:w="60"/>
-              <w:left w:type="dxa" w:w="90"/>
-              <w:bottom w:type="dxa" w:w="60"/>
-              <w:right w:type="dxa" w:w="90"/>
-            </w:tcMar>
-            <w:vAlign w:val="center"/>
-          </w:tcPr>
-          <w:p>
-            <w:pPr>
-              <w:bidi/>
-              <w:spacing w:after="40"/>
-              <w:jc w:val="right"/>
-            </w:pPr>
-            <w:r>
-              <w:rPr>
-                <w:rFonts w:ascii="David" w:cs="David" w:eastAsia="David" w:hAnsi="David"/>
-                <w:sz w:val="20"/>
-                <w:szCs w:val="20"/>
-                <w:rtl/>
-              </w:rPr>
-              <w:t xml:space="preserve"/>
-            </w:r>
-          </w:p>
-        </w:tc>
-        <w:tc>
-          <w:tcPr>
-            <w:tcW w:type="dxa" w:w="1030"/>
             <w:tcMar>
               <w:top w:type="dxa" w:w="60"/>
               <w:left w:type="dxa" w:w="90"/>
@@ -17819,6 +17805,62 @@
         </w:tc>
         <w:tc>
           <w:tcPr>
+            <w:tcW w:type="dxa" w:w="1030"/>
+            <w:tcMar>
+              <w:top w:type="dxa" w:w="60"/>
+              <w:left w:type="dxa" w:w="90"/>
+              <w:bottom w:type="dxa" w:w="60"/>
+              <w:right w:type="dxa" w:w="90"/>
+            </w:tcMar>
+            <w:vAlign w:val="center"/>
+          </w:tcPr>
+          <w:p>
+            <w:pPr>
+              <w:bidi/>
+              <w:spacing w:after="40"/>
+              <w:jc w:val="right"/>
+            </w:pPr>
+            <w:r>
+              <w:rPr>
+                <w:rFonts w:ascii="David" w:cs="David" w:eastAsia="David" w:hAnsi="David"/>
+                <w:sz w:val="20"/>
+                <w:szCs w:val="20"/>
+                <w:rtl/>
+              </w:rPr>
+              <w:t xml:space="preserve"/>
+            </w:r>
+          </w:p>
+        </w:tc>
+        <w:tc>
+          <w:tcPr>
+            <w:tcW w:type="dxa" w:w="1030"/>
+            <w:tcMar>
+              <w:top w:type="dxa" w:w="60"/>
+              <w:left w:type="dxa" w:w="90"/>
+              <w:bottom w:type="dxa" w:w="60"/>
+              <w:right w:type="dxa" w:w="90"/>
+            </w:tcMar>
+            <w:vAlign w:val="center"/>
+          </w:tcPr>
+          <w:p>
+            <w:pPr>
+              <w:bidi/>
+              <w:spacing w:after="40"/>
+              <w:jc w:val="right"/>
+            </w:pPr>
+            <w:r>
+              <w:rPr>
+                <w:rFonts w:ascii="David" w:cs="David" w:eastAsia="David" w:hAnsi="David"/>
+                <w:sz w:val="20"/>
+                <w:szCs w:val="20"/>
+                <w:rtl/>
+              </w:rPr>
+              <w:t xml:space="preserve"/>
+            </w:r>
+          </w:p>
+        </w:tc>
+        <w:tc>
+          <w:tcPr>
             <w:tcW w:type="dxa" w:w="6160"/>
             <w:tcMar>
               <w:top w:type="dxa" w:w="60"/>
@@ -17850,62 +17892,6 @@
         <w:tc>
           <w:tcPr>
             <w:tcW w:type="dxa" w:w="1040"/>
-            <w:tcMar>
-              <w:top w:type="dxa" w:w="60"/>
-              <w:left w:type="dxa" w:w="90"/>
-              <w:bottom w:type="dxa" w:w="60"/>
-              <w:right w:type="dxa" w:w="90"/>
-            </w:tcMar>
-            <w:vAlign w:val="center"/>
-          </w:tcPr>
-          <w:p>
-            <w:pPr>
-              <w:bidi/>
-              <w:spacing w:after="40"/>
-              <w:jc w:val="right"/>
-            </w:pPr>
-            <w:r>
-              <w:rPr>
-                <w:rFonts w:ascii="David" w:cs="David" w:eastAsia="David" w:hAnsi="David"/>
-                <w:sz w:val="20"/>
-                <w:szCs w:val="20"/>
-                <w:rtl/>
-              </w:rPr>
-              <w:t xml:space="preserve"/>
-            </w:r>
-          </w:p>
-        </w:tc>
-        <w:tc>
-          <w:tcPr>
-            <w:tcW w:type="dxa" w:w="1030"/>
-            <w:tcMar>
-              <w:top w:type="dxa" w:w="60"/>
-              <w:left w:type="dxa" w:w="90"/>
-              <w:bottom w:type="dxa" w:w="60"/>
-              <w:right w:type="dxa" w:w="90"/>
-            </w:tcMar>
-            <w:vAlign w:val="center"/>
-          </w:tcPr>
-          <w:p>
-            <w:pPr>
-              <w:bidi/>
-              <w:spacing w:after="40"/>
-              <w:jc w:val="right"/>
-            </w:pPr>
-            <w:r>
-              <w:rPr>
-                <w:rFonts w:ascii="David" w:cs="David" w:eastAsia="David" w:hAnsi="David"/>
-                <w:sz w:val="20"/>
-                <w:szCs w:val="20"/>
-                <w:rtl/>
-              </w:rPr>
-              <w:t xml:space="preserve"/>
-            </w:r>
-          </w:p>
-        </w:tc>
-        <w:tc>
-          <w:tcPr>
-            <w:tcW w:type="dxa" w:w="1030"/>
             <w:tcMar>
               <w:top w:type="dxa" w:w="60"/>
               <w:left w:type="dxa" w:w="90"/>
@@ -17935,6 +17921,62 @@
         </w:tc>
         <w:tc>
           <w:tcPr>
+            <w:tcW w:type="dxa" w:w="1030"/>
+            <w:tcMar>
+              <w:top w:type="dxa" w:w="60"/>
+              <w:left w:type="dxa" w:w="90"/>
+              <w:bottom w:type="dxa" w:w="60"/>
+              <w:right w:type="dxa" w:w="90"/>
+            </w:tcMar>
+            <w:vAlign w:val="center"/>
+          </w:tcPr>
+          <w:p>
+            <w:pPr>
+              <w:bidi/>
+              <w:spacing w:after="40"/>
+              <w:jc w:val="right"/>
+            </w:pPr>
+            <w:r>
+              <w:rPr>
+                <w:rFonts w:ascii="David" w:cs="David" w:eastAsia="David" w:hAnsi="David"/>
+                <w:sz w:val="20"/>
+                <w:szCs w:val="20"/>
+                <w:rtl/>
+              </w:rPr>
+              <w:t xml:space="preserve"/>
+            </w:r>
+          </w:p>
+        </w:tc>
+        <w:tc>
+          <w:tcPr>
+            <w:tcW w:type="dxa" w:w="1030"/>
+            <w:tcMar>
+              <w:top w:type="dxa" w:w="60"/>
+              <w:left w:type="dxa" w:w="90"/>
+              <w:bottom w:type="dxa" w:w="60"/>
+              <w:right w:type="dxa" w:w="90"/>
+            </w:tcMar>
+            <w:vAlign w:val="center"/>
+          </w:tcPr>
+          <w:p>
+            <w:pPr>
+              <w:bidi/>
+              <w:spacing w:after="40"/>
+              <w:jc w:val="right"/>
+            </w:pPr>
+            <w:r>
+              <w:rPr>
+                <w:rFonts w:ascii="David" w:cs="David" w:eastAsia="David" w:hAnsi="David"/>
+                <w:sz w:val="20"/>
+                <w:szCs w:val="20"/>
+                <w:rtl/>
+              </w:rPr>
+              <w:t xml:space="preserve"/>
+            </w:r>
+          </w:p>
+        </w:tc>
+        <w:tc>
+          <w:tcPr>
             <w:tcW w:type="dxa" w:w="6160"/>
             <w:tcMar>
               <w:top w:type="dxa" w:w="60"/>
@@ -17966,62 +18008,6 @@
         <w:tc>
           <w:tcPr>
             <w:tcW w:type="dxa" w:w="1040"/>
-            <w:tcMar>
-              <w:top w:type="dxa" w:w="60"/>
-              <w:left w:type="dxa" w:w="90"/>
-              <w:bottom w:type="dxa" w:w="60"/>
-              <w:right w:type="dxa" w:w="90"/>
-            </w:tcMar>
-            <w:vAlign w:val="center"/>
-          </w:tcPr>
-          <w:p>
-            <w:pPr>
-              <w:bidi/>
-              <w:spacing w:after="40"/>
-              <w:jc w:val="right"/>
-            </w:pPr>
-            <w:r>
-              <w:rPr>
-                <w:rFonts w:ascii="David" w:cs="David" w:eastAsia="David" w:hAnsi="David"/>
-                <w:sz w:val="20"/>
-                <w:szCs w:val="20"/>
-                <w:rtl/>
-              </w:rPr>
-              <w:t xml:space="preserve"/>
-            </w:r>
-          </w:p>
-        </w:tc>
-        <w:tc>
-          <w:tcPr>
-            <w:tcW w:type="dxa" w:w="1030"/>
-            <w:tcMar>
-              <w:top w:type="dxa" w:w="60"/>
-              <w:left w:type="dxa" w:w="90"/>
-              <w:bottom w:type="dxa" w:w="60"/>
-              <w:right w:type="dxa" w:w="90"/>
-            </w:tcMar>
-            <w:vAlign w:val="center"/>
-          </w:tcPr>
-          <w:p>
-            <w:pPr>
-              <w:bidi/>
-              <w:spacing w:after="40"/>
-              <w:jc w:val="right"/>
-            </w:pPr>
-            <w:r>
-              <w:rPr>
-                <w:rFonts w:ascii="David" w:cs="David" w:eastAsia="David" w:hAnsi="David"/>
-                <w:sz w:val="20"/>
-                <w:szCs w:val="20"/>
-                <w:rtl/>
-              </w:rPr>
-              <w:t xml:space="preserve"/>
-            </w:r>
-          </w:p>
-        </w:tc>
-        <w:tc>
-          <w:tcPr>
-            <w:tcW w:type="dxa" w:w="1030"/>
             <w:tcMar>
               <w:top w:type="dxa" w:w="60"/>
               <w:left w:type="dxa" w:w="90"/>
@@ -18051,6 +18037,62 @@
         </w:tc>
         <w:tc>
           <w:tcPr>
+            <w:tcW w:type="dxa" w:w="1030"/>
+            <w:tcMar>
+              <w:top w:type="dxa" w:w="60"/>
+              <w:left w:type="dxa" w:w="90"/>
+              <w:bottom w:type="dxa" w:w="60"/>
+              <w:right w:type="dxa" w:w="90"/>
+            </w:tcMar>
+            <w:vAlign w:val="center"/>
+          </w:tcPr>
+          <w:p>
+            <w:pPr>
+              <w:bidi/>
+              <w:spacing w:after="40"/>
+              <w:jc w:val="right"/>
+            </w:pPr>
+            <w:r>
+              <w:rPr>
+                <w:rFonts w:ascii="David" w:cs="David" w:eastAsia="David" w:hAnsi="David"/>
+                <w:sz w:val="20"/>
+                <w:szCs w:val="20"/>
+                <w:rtl/>
+              </w:rPr>
+              <w:t xml:space="preserve"/>
+            </w:r>
+          </w:p>
+        </w:tc>
+        <w:tc>
+          <w:tcPr>
+            <w:tcW w:type="dxa" w:w="1030"/>
+            <w:tcMar>
+              <w:top w:type="dxa" w:w="60"/>
+              <w:left w:type="dxa" w:w="90"/>
+              <w:bottom w:type="dxa" w:w="60"/>
+              <w:right w:type="dxa" w:w="90"/>
+            </w:tcMar>
+            <w:vAlign w:val="center"/>
+          </w:tcPr>
+          <w:p>
+            <w:pPr>
+              <w:bidi/>
+              <w:spacing w:after="40"/>
+              <w:jc w:val="right"/>
+            </w:pPr>
+            <w:r>
+              <w:rPr>
+                <w:rFonts w:ascii="David" w:cs="David" w:eastAsia="David" w:hAnsi="David"/>
+                <w:sz w:val="20"/>
+                <w:szCs w:val="20"/>
+                <w:rtl/>
+              </w:rPr>
+              <w:t xml:space="preserve"/>
+            </w:r>
+          </w:p>
+        </w:tc>
+        <w:tc>
+          <w:tcPr>
             <w:tcW w:type="dxa" w:w="6160"/>
             <w:tcMar>
               <w:top w:type="dxa" w:w="60"/>
@@ -18082,62 +18124,6 @@
         <w:tc>
           <w:tcPr>
             <w:tcW w:type="dxa" w:w="1040"/>
-            <w:tcMar>
-              <w:top w:type="dxa" w:w="60"/>
-              <w:left w:type="dxa" w:w="90"/>
-              <w:bottom w:type="dxa" w:w="60"/>
-              <w:right w:type="dxa" w:w="90"/>
-            </w:tcMar>
-            <w:vAlign w:val="center"/>
-          </w:tcPr>
-          <w:p>
-            <w:pPr>
-              <w:bidi/>
-              <w:spacing w:after="40"/>
-              <w:jc w:val="right"/>
-            </w:pPr>
-            <w:r>
-              <w:rPr>
-                <w:rFonts w:ascii="David" w:cs="David" w:eastAsia="David" w:hAnsi="David"/>
-                <w:sz w:val="20"/>
-                <w:szCs w:val="20"/>
-                <w:rtl/>
-              </w:rPr>
-              <w:t xml:space="preserve"/>
-            </w:r>
-          </w:p>
-        </w:tc>
-        <w:tc>
-          <w:tcPr>
-            <w:tcW w:type="dxa" w:w="1030"/>
-            <w:tcMar>
-              <w:top w:type="dxa" w:w="60"/>
-              <w:left w:type="dxa" w:w="90"/>
-              <w:bottom w:type="dxa" w:w="60"/>
-              <w:right w:type="dxa" w:w="90"/>
-            </w:tcMar>
-            <w:vAlign w:val="center"/>
-          </w:tcPr>
-          <w:p>
-            <w:pPr>
-              <w:bidi/>
-              <w:spacing w:after="40"/>
-              <w:jc w:val="right"/>
-            </w:pPr>
-            <w:r>
-              <w:rPr>
-                <w:rFonts w:ascii="David" w:cs="David" w:eastAsia="David" w:hAnsi="David"/>
-                <w:sz w:val="20"/>
-                <w:szCs w:val="20"/>
-                <w:rtl/>
-              </w:rPr>
-              <w:t xml:space="preserve"/>
-            </w:r>
-          </w:p>
-        </w:tc>
-        <w:tc>
-          <w:tcPr>
-            <w:tcW w:type="dxa" w:w="1030"/>
             <w:tcMar>
               <w:top w:type="dxa" w:w="60"/>
               <w:left w:type="dxa" w:w="90"/>
@@ -18167,6 +18153,62 @@
         </w:tc>
         <w:tc>
           <w:tcPr>
+            <w:tcW w:type="dxa" w:w="1030"/>
+            <w:tcMar>
+              <w:top w:type="dxa" w:w="60"/>
+              <w:left w:type="dxa" w:w="90"/>
+              <w:bottom w:type="dxa" w:w="60"/>
+              <w:right w:type="dxa" w:w="90"/>
+            </w:tcMar>
+            <w:vAlign w:val="center"/>
+          </w:tcPr>
+          <w:p>
+            <w:pPr>
+              <w:bidi/>
+              <w:spacing w:after="40"/>
+              <w:jc w:val="right"/>
+            </w:pPr>
+            <w:r>
+              <w:rPr>
+                <w:rFonts w:ascii="David" w:cs="David" w:eastAsia="David" w:hAnsi="David"/>
+                <w:sz w:val="20"/>
+                <w:szCs w:val="20"/>
+                <w:rtl/>
+              </w:rPr>
+              <w:t xml:space="preserve"/>
+            </w:r>
+          </w:p>
+        </w:tc>
+        <w:tc>
+          <w:tcPr>
+            <w:tcW w:type="dxa" w:w="1030"/>
+            <w:tcMar>
+              <w:top w:type="dxa" w:w="60"/>
+              <w:left w:type="dxa" w:w="90"/>
+              <w:bottom w:type="dxa" w:w="60"/>
+              <w:right w:type="dxa" w:w="90"/>
+            </w:tcMar>
+            <w:vAlign w:val="center"/>
+          </w:tcPr>
+          <w:p>
+            <w:pPr>
+              <w:bidi/>
+              <w:spacing w:after="40"/>
+              <w:jc w:val="right"/>
+            </w:pPr>
+            <w:r>
+              <w:rPr>
+                <w:rFonts w:ascii="David" w:cs="David" w:eastAsia="David" w:hAnsi="David"/>
+                <w:sz w:val="20"/>
+                <w:szCs w:val="20"/>
+                <w:rtl/>
+              </w:rPr>
+              <w:t xml:space="preserve"/>
+            </w:r>
+          </w:p>
+        </w:tc>
+        <w:tc>
+          <w:tcPr>
             <w:tcW w:type="dxa" w:w="6160"/>
             <w:tcMar>
               <w:top w:type="dxa" w:w="60"/>
@@ -18198,62 +18240,6 @@
         <w:tc>
           <w:tcPr>
             <w:tcW w:type="dxa" w:w="1040"/>
-            <w:tcMar>
-              <w:top w:type="dxa" w:w="60"/>
-              <w:left w:type="dxa" w:w="90"/>
-              <w:bottom w:type="dxa" w:w="60"/>
-              <w:right w:type="dxa" w:w="90"/>
-            </w:tcMar>
-            <w:vAlign w:val="center"/>
-          </w:tcPr>
-          <w:p>
-            <w:pPr>
-              <w:bidi/>
-              <w:spacing w:after="40"/>
-              <w:jc w:val="right"/>
-            </w:pPr>
-            <w:r>
-              <w:rPr>
-                <w:rFonts w:ascii="David" w:cs="David" w:eastAsia="David" w:hAnsi="David"/>
-                <w:sz w:val="20"/>
-                <w:szCs w:val="20"/>
-                <w:rtl/>
-              </w:rPr>
-              <w:t xml:space="preserve"/>
-            </w:r>
-          </w:p>
-        </w:tc>
-        <w:tc>
-          <w:tcPr>
-            <w:tcW w:type="dxa" w:w="1030"/>
-            <w:tcMar>
-              <w:top w:type="dxa" w:w="60"/>
-              <w:left w:type="dxa" w:w="90"/>
-              <w:bottom w:type="dxa" w:w="60"/>
-              <w:right w:type="dxa" w:w="90"/>
-            </w:tcMar>
-            <w:vAlign w:val="center"/>
-          </w:tcPr>
-          <w:p>
-            <w:pPr>
-              <w:bidi/>
-              <w:spacing w:after="40"/>
-              <w:jc w:val="right"/>
-            </w:pPr>
-            <w:r>
-              <w:rPr>
-                <w:rFonts w:ascii="David" w:cs="David" w:eastAsia="David" w:hAnsi="David"/>
-                <w:sz w:val="20"/>
-                <w:szCs w:val="20"/>
-                <w:rtl/>
-              </w:rPr>
-              <w:t xml:space="preserve"/>
-            </w:r>
-          </w:p>
-        </w:tc>
-        <w:tc>
-          <w:tcPr>
-            <w:tcW w:type="dxa" w:w="1030"/>
             <w:tcMar>
               <w:top w:type="dxa" w:w="60"/>
               <w:left w:type="dxa" w:w="90"/>
@@ -18283,6 +18269,62 @@
         </w:tc>
         <w:tc>
           <w:tcPr>
+            <w:tcW w:type="dxa" w:w="1030"/>
+            <w:tcMar>
+              <w:top w:type="dxa" w:w="60"/>
+              <w:left w:type="dxa" w:w="90"/>
+              <w:bottom w:type="dxa" w:w="60"/>
+              <w:right w:type="dxa" w:w="90"/>
+            </w:tcMar>
+            <w:vAlign w:val="center"/>
+          </w:tcPr>
+          <w:p>
+            <w:pPr>
+              <w:bidi/>
+              <w:spacing w:after="40"/>
+              <w:jc w:val="right"/>
+            </w:pPr>
+            <w:r>
+              <w:rPr>
+                <w:rFonts w:ascii="David" w:cs="David" w:eastAsia="David" w:hAnsi="David"/>
+                <w:sz w:val="20"/>
+                <w:szCs w:val="20"/>
+                <w:rtl/>
+              </w:rPr>
+              <w:t xml:space="preserve"/>
+            </w:r>
+          </w:p>
+        </w:tc>
+        <w:tc>
+          <w:tcPr>
+            <w:tcW w:type="dxa" w:w="1030"/>
+            <w:tcMar>
+              <w:top w:type="dxa" w:w="60"/>
+              <w:left w:type="dxa" w:w="90"/>
+              <w:bottom w:type="dxa" w:w="60"/>
+              <w:right w:type="dxa" w:w="90"/>
+            </w:tcMar>
+            <w:vAlign w:val="center"/>
+          </w:tcPr>
+          <w:p>
+            <w:pPr>
+              <w:bidi/>
+              <w:spacing w:after="40"/>
+              <w:jc w:val="right"/>
+            </w:pPr>
+            <w:r>
+              <w:rPr>
+                <w:rFonts w:ascii="David" w:cs="David" w:eastAsia="David" w:hAnsi="David"/>
+                <w:sz w:val="20"/>
+                <w:szCs w:val="20"/>
+                <w:rtl/>
+              </w:rPr>
+              <w:t xml:space="preserve"/>
+            </w:r>
+          </w:p>
+        </w:tc>
+        <w:tc>
+          <w:tcPr>
             <w:tcW w:type="dxa" w:w="6160"/>
             <w:tcMar>
               <w:top w:type="dxa" w:w="60"/>
@@ -18314,62 +18356,6 @@
         <w:tc>
           <w:tcPr>
             <w:tcW w:type="dxa" w:w="1040"/>
-            <w:tcMar>
-              <w:top w:type="dxa" w:w="60"/>
-              <w:left w:type="dxa" w:w="90"/>
-              <w:bottom w:type="dxa" w:w="60"/>
-              <w:right w:type="dxa" w:w="90"/>
-            </w:tcMar>
-            <w:vAlign w:val="center"/>
-          </w:tcPr>
-          <w:p>
-            <w:pPr>
-              <w:bidi/>
-              <w:spacing w:after="40"/>
-              <w:jc w:val="right"/>
-            </w:pPr>
-            <w:r>
-              <w:rPr>
-                <w:rFonts w:ascii="David" w:cs="David" w:eastAsia="David" w:hAnsi="David"/>
-                <w:sz w:val="20"/>
-                <w:szCs w:val="20"/>
-                <w:rtl/>
-              </w:rPr>
-              <w:t xml:space="preserve"/>
-            </w:r>
-          </w:p>
-        </w:tc>
-        <w:tc>
-          <w:tcPr>
-            <w:tcW w:type="dxa" w:w="1030"/>
-            <w:tcMar>
-              <w:top w:type="dxa" w:w="60"/>
-              <w:left w:type="dxa" w:w="90"/>
-              <w:bottom w:type="dxa" w:w="60"/>
-              <w:right w:type="dxa" w:w="90"/>
-            </w:tcMar>
-            <w:vAlign w:val="center"/>
-          </w:tcPr>
-          <w:p>
-            <w:pPr>
-              <w:bidi/>
-              <w:spacing w:after="40"/>
-              <w:jc w:val="right"/>
-            </w:pPr>
-            <w:r>
-              <w:rPr>
-                <w:rFonts w:ascii="David" w:cs="David" w:eastAsia="David" w:hAnsi="David"/>
-                <w:sz w:val="20"/>
-                <w:szCs w:val="20"/>
-                <w:rtl/>
-              </w:rPr>
-              <w:t xml:space="preserve"/>
-            </w:r>
-          </w:p>
-        </w:tc>
-        <w:tc>
-          <w:tcPr>
-            <w:tcW w:type="dxa" w:w="1030"/>
             <w:tcMar>
               <w:top w:type="dxa" w:w="60"/>
               <w:left w:type="dxa" w:w="90"/>
@@ -18394,6 +18380,62 @@
                 <w:rtl/>
               </w:rPr>
               <w:t xml:space="preserve">2</w:t>
+            </w:r>
+          </w:p>
+        </w:tc>
+        <w:tc>
+          <w:tcPr>
+            <w:tcW w:type="dxa" w:w="1030"/>
+            <w:tcMar>
+              <w:top w:type="dxa" w:w="60"/>
+              <w:left w:type="dxa" w:w="90"/>
+              <w:bottom w:type="dxa" w:w="60"/>
+              <w:right w:type="dxa" w:w="90"/>
+            </w:tcMar>
+            <w:vAlign w:val="center"/>
+          </w:tcPr>
+          <w:p>
+            <w:pPr>
+              <w:bidi/>
+              <w:spacing w:after="40"/>
+              <w:jc w:val="right"/>
+            </w:pPr>
+            <w:r>
+              <w:rPr>
+                <w:rFonts w:ascii="David" w:cs="David" w:eastAsia="David" w:hAnsi="David"/>
+                <w:sz w:val="20"/>
+                <w:szCs w:val="20"/>
+                <w:rtl/>
+              </w:rPr>
+              <w:t xml:space="preserve"/>
+            </w:r>
+          </w:p>
+        </w:tc>
+        <w:tc>
+          <w:tcPr>
+            <w:tcW w:type="dxa" w:w="1030"/>
+            <w:tcMar>
+              <w:top w:type="dxa" w:w="60"/>
+              <w:left w:type="dxa" w:w="90"/>
+              <w:bottom w:type="dxa" w:w="60"/>
+              <w:right w:type="dxa" w:w="90"/>
+            </w:tcMar>
+            <w:vAlign w:val="center"/>
+          </w:tcPr>
+          <w:p>
+            <w:pPr>
+              <w:bidi/>
+              <w:spacing w:after="40"/>
+              <w:jc w:val="right"/>
+            </w:pPr>
+            <w:r>
+              <w:rPr>
+                <w:rFonts w:ascii="David" w:cs="David" w:eastAsia="David" w:hAnsi="David"/>
+                <w:sz w:val="20"/>
+                <w:szCs w:val="20"/>
+                <w:rtl/>
+              </w:rPr>
+              <w:t xml:space="preserve"/>
             </w:r>
           </w:p>
         </w:tc>
@@ -18455,7 +18497,7 @@
                 <w:szCs w:val="20"/>
                 <w:rtl/>
               </w:rPr>
-              <w:t xml:space="preserve">פעולת החילוק (בתחילת רכישה, בהתאם לשלב בכיתה ג')</w:t>
+              <w:t xml:space="preserve">פעולת החילוק (בתחילת רכישה, בהתאם לשלב הנלמד בכיתה ב')</w:t>
             </w:r>
           </w:p>
         </w:tc>
@@ -18464,62 +18506,6 @@
         <w:tc>
           <w:tcPr>
             <w:tcW w:type="dxa" w:w="1040"/>
-            <w:tcMar>
-              <w:top w:type="dxa" w:w="60"/>
-              <w:left w:type="dxa" w:w="90"/>
-              <w:bottom w:type="dxa" w:w="60"/>
-              <w:right w:type="dxa" w:w="90"/>
-            </w:tcMar>
-            <w:vAlign w:val="center"/>
-          </w:tcPr>
-          <w:p>
-            <w:pPr>
-              <w:bidi/>
-              <w:spacing w:after="40"/>
-              <w:jc w:val="right"/>
-            </w:pPr>
-            <w:r>
-              <w:rPr>
-                <w:rFonts w:ascii="David" w:cs="David" w:eastAsia="David" w:hAnsi="David"/>
-                <w:sz w:val="20"/>
-                <w:szCs w:val="20"/>
-                <w:rtl/>
-              </w:rPr>
-              <w:t xml:space="preserve"/>
-            </w:r>
-          </w:p>
-        </w:tc>
-        <w:tc>
-          <w:tcPr>
-            <w:tcW w:type="dxa" w:w="1030"/>
-            <w:tcMar>
-              <w:top w:type="dxa" w:w="60"/>
-              <w:left w:type="dxa" w:w="90"/>
-              <w:bottom w:type="dxa" w:w="60"/>
-              <w:right w:type="dxa" w:w="90"/>
-            </w:tcMar>
-            <w:vAlign w:val="center"/>
-          </w:tcPr>
-          <w:p>
-            <w:pPr>
-              <w:bidi/>
-              <w:spacing w:after="40"/>
-              <w:jc w:val="right"/>
-            </w:pPr>
-            <w:r>
-              <w:rPr>
-                <w:rFonts w:ascii="David" w:cs="David" w:eastAsia="David" w:hAnsi="David"/>
-                <w:sz w:val="20"/>
-                <w:szCs w:val="20"/>
-                <w:rtl/>
-              </w:rPr>
-              <w:t xml:space="preserve"/>
-            </w:r>
-          </w:p>
-        </w:tc>
-        <w:tc>
-          <w:tcPr>
-            <w:tcW w:type="dxa" w:w="1030"/>
             <w:tcMar>
               <w:top w:type="dxa" w:w="60"/>
               <w:left w:type="dxa" w:w="90"/>
@@ -18549,6 +18535,62 @@
         </w:tc>
         <w:tc>
           <w:tcPr>
+            <w:tcW w:type="dxa" w:w="1030"/>
+            <w:tcMar>
+              <w:top w:type="dxa" w:w="60"/>
+              <w:left w:type="dxa" w:w="90"/>
+              <w:bottom w:type="dxa" w:w="60"/>
+              <w:right w:type="dxa" w:w="90"/>
+            </w:tcMar>
+            <w:vAlign w:val="center"/>
+          </w:tcPr>
+          <w:p>
+            <w:pPr>
+              <w:bidi/>
+              <w:spacing w:after="40"/>
+              <w:jc w:val="right"/>
+            </w:pPr>
+            <w:r>
+              <w:rPr>
+                <w:rFonts w:ascii="David" w:cs="David" w:eastAsia="David" w:hAnsi="David"/>
+                <w:sz w:val="20"/>
+                <w:szCs w:val="20"/>
+                <w:rtl/>
+              </w:rPr>
+              <w:t xml:space="preserve"/>
+            </w:r>
+          </w:p>
+        </w:tc>
+        <w:tc>
+          <w:tcPr>
+            <w:tcW w:type="dxa" w:w="1030"/>
+            <w:tcMar>
+              <w:top w:type="dxa" w:w="60"/>
+              <w:left w:type="dxa" w:w="90"/>
+              <w:bottom w:type="dxa" w:w="60"/>
+              <w:right w:type="dxa" w:w="90"/>
+            </w:tcMar>
+            <w:vAlign w:val="center"/>
+          </w:tcPr>
+          <w:p>
+            <w:pPr>
+              <w:bidi/>
+              <w:spacing w:after="40"/>
+              <w:jc w:val="right"/>
+            </w:pPr>
+            <w:r>
+              <w:rPr>
+                <w:rFonts w:ascii="David" w:cs="David" w:eastAsia="David" w:hAnsi="David"/>
+                <w:sz w:val="20"/>
+                <w:szCs w:val="20"/>
+                <w:rtl/>
+              </w:rPr>
+              <w:t xml:space="preserve"/>
+            </w:r>
+          </w:p>
+        </w:tc>
+        <w:tc>
+          <w:tcPr>
             <w:tcW w:type="dxa" w:w="6160"/>
             <w:tcMar>
               <w:top w:type="dxa" w:w="60"/>
@@ -18580,62 +18622,6 @@
         <w:tc>
           <w:tcPr>
             <w:tcW w:type="dxa" w:w="1040"/>
-            <w:tcMar>
-              <w:top w:type="dxa" w:w="60"/>
-              <w:left w:type="dxa" w:w="90"/>
-              <w:bottom w:type="dxa" w:w="60"/>
-              <w:right w:type="dxa" w:w="90"/>
-            </w:tcMar>
-            <w:vAlign w:val="center"/>
-          </w:tcPr>
-          <w:p>
-            <w:pPr>
-              <w:bidi/>
-              <w:spacing w:after="40"/>
-              <w:jc w:val="right"/>
-            </w:pPr>
-            <w:r>
-              <w:rPr>
-                <w:rFonts w:ascii="David" w:cs="David" w:eastAsia="David" w:hAnsi="David"/>
-                <w:sz w:val="20"/>
-                <w:szCs w:val="20"/>
-                <w:rtl/>
-              </w:rPr>
-              <w:t xml:space="preserve"/>
-            </w:r>
-          </w:p>
-        </w:tc>
-        <w:tc>
-          <w:tcPr>
-            <w:tcW w:type="dxa" w:w="1030"/>
-            <w:tcMar>
-              <w:top w:type="dxa" w:w="60"/>
-              <w:left w:type="dxa" w:w="90"/>
-              <w:bottom w:type="dxa" w:w="60"/>
-              <w:right w:type="dxa" w:w="90"/>
-            </w:tcMar>
-            <w:vAlign w:val="center"/>
-          </w:tcPr>
-          <w:p>
-            <w:pPr>
-              <w:bidi/>
-              <w:spacing w:after="40"/>
-              <w:jc w:val="right"/>
-            </w:pPr>
-            <w:r>
-              <w:rPr>
-                <w:rFonts w:ascii="David" w:cs="David" w:eastAsia="David" w:hAnsi="David"/>
-                <w:sz w:val="20"/>
-                <w:szCs w:val="20"/>
-                <w:rtl/>
-              </w:rPr>
-              <w:t xml:space="preserve"/>
-            </w:r>
-          </w:p>
-        </w:tc>
-        <w:tc>
-          <w:tcPr>
-            <w:tcW w:type="dxa" w:w="1030"/>
             <w:tcMar>
               <w:top w:type="dxa" w:w="60"/>
               <w:left w:type="dxa" w:w="90"/>
@@ -18665,6 +18651,62 @@
         </w:tc>
         <w:tc>
           <w:tcPr>
+            <w:tcW w:type="dxa" w:w="1030"/>
+            <w:tcMar>
+              <w:top w:type="dxa" w:w="60"/>
+              <w:left w:type="dxa" w:w="90"/>
+              <w:bottom w:type="dxa" w:w="60"/>
+              <w:right w:type="dxa" w:w="90"/>
+            </w:tcMar>
+            <w:vAlign w:val="center"/>
+          </w:tcPr>
+          <w:p>
+            <w:pPr>
+              <w:bidi/>
+              <w:spacing w:after="40"/>
+              <w:jc w:val="right"/>
+            </w:pPr>
+            <w:r>
+              <w:rPr>
+                <w:rFonts w:ascii="David" w:cs="David" w:eastAsia="David" w:hAnsi="David"/>
+                <w:sz w:val="20"/>
+                <w:szCs w:val="20"/>
+                <w:rtl/>
+              </w:rPr>
+              <w:t xml:space="preserve"/>
+            </w:r>
+          </w:p>
+        </w:tc>
+        <w:tc>
+          <w:tcPr>
+            <w:tcW w:type="dxa" w:w="1030"/>
+            <w:tcMar>
+              <w:top w:type="dxa" w:w="60"/>
+              <w:left w:type="dxa" w:w="90"/>
+              <w:bottom w:type="dxa" w:w="60"/>
+              <w:right w:type="dxa" w:w="90"/>
+            </w:tcMar>
+            <w:vAlign w:val="center"/>
+          </w:tcPr>
+          <w:p>
+            <w:pPr>
+              <w:bidi/>
+              <w:spacing w:after="40"/>
+              <w:jc w:val="right"/>
+            </w:pPr>
+            <w:r>
+              <w:rPr>
+                <w:rFonts w:ascii="David" w:cs="David" w:eastAsia="David" w:hAnsi="David"/>
+                <w:sz w:val="20"/>
+                <w:szCs w:val="20"/>
+                <w:rtl/>
+              </w:rPr>
+              <w:t xml:space="preserve"/>
+            </w:r>
+          </w:p>
+        </w:tc>
+        <w:tc>
+          <w:tcPr>
             <w:tcW w:type="dxa" w:w="6160"/>
             <w:tcMar>
               <w:top w:type="dxa" w:w="60"/>
@@ -18696,62 +18738,6 @@
         <w:tc>
           <w:tcPr>
             <w:tcW w:type="dxa" w:w="1040"/>
-            <w:tcMar>
-              <w:top w:type="dxa" w:w="60"/>
-              <w:left w:type="dxa" w:w="90"/>
-              <w:bottom w:type="dxa" w:w="60"/>
-              <w:right w:type="dxa" w:w="90"/>
-            </w:tcMar>
-            <w:vAlign w:val="center"/>
-          </w:tcPr>
-          <w:p>
-            <w:pPr>
-              <w:bidi/>
-              <w:spacing w:after="40"/>
-              <w:jc w:val="right"/>
-            </w:pPr>
-            <w:r>
-              <w:rPr>
-                <w:rFonts w:ascii="David" w:cs="David" w:eastAsia="David" w:hAnsi="David"/>
-                <w:sz w:val="20"/>
-                <w:szCs w:val="20"/>
-                <w:rtl/>
-              </w:rPr>
-              <w:t xml:space="preserve"/>
-            </w:r>
-          </w:p>
-        </w:tc>
-        <w:tc>
-          <w:tcPr>
-            <w:tcW w:type="dxa" w:w="1030"/>
-            <w:tcMar>
-              <w:top w:type="dxa" w:w="60"/>
-              <w:left w:type="dxa" w:w="90"/>
-              <w:bottom w:type="dxa" w:w="60"/>
-              <w:right w:type="dxa" w:w="90"/>
-            </w:tcMar>
-            <w:vAlign w:val="center"/>
-          </w:tcPr>
-          <w:p>
-            <w:pPr>
-              <w:bidi/>
-              <w:spacing w:after="40"/>
-              <w:jc w:val="right"/>
-            </w:pPr>
-            <w:r>
-              <w:rPr>
-                <w:rFonts w:ascii="David" w:cs="David" w:eastAsia="David" w:hAnsi="David"/>
-                <w:sz w:val="20"/>
-                <w:szCs w:val="20"/>
-                <w:rtl/>
-              </w:rPr>
-              <w:t xml:space="preserve"/>
-            </w:r>
-          </w:p>
-        </w:tc>
-        <w:tc>
-          <w:tcPr>
-            <w:tcW w:type="dxa" w:w="1030"/>
             <w:tcMar>
               <w:top w:type="dxa" w:w="60"/>
               <w:left w:type="dxa" w:w="90"/>
@@ -18781,6 +18767,62 @@
         </w:tc>
         <w:tc>
           <w:tcPr>
+            <w:tcW w:type="dxa" w:w="1030"/>
+            <w:tcMar>
+              <w:top w:type="dxa" w:w="60"/>
+              <w:left w:type="dxa" w:w="90"/>
+              <w:bottom w:type="dxa" w:w="60"/>
+              <w:right w:type="dxa" w:w="90"/>
+            </w:tcMar>
+            <w:vAlign w:val="center"/>
+          </w:tcPr>
+          <w:p>
+            <w:pPr>
+              <w:bidi/>
+              <w:spacing w:after="40"/>
+              <w:jc w:val="right"/>
+            </w:pPr>
+            <w:r>
+              <w:rPr>
+                <w:rFonts w:ascii="David" w:cs="David" w:eastAsia="David" w:hAnsi="David"/>
+                <w:sz w:val="20"/>
+                <w:szCs w:val="20"/>
+                <w:rtl/>
+              </w:rPr>
+              <w:t xml:space="preserve"/>
+            </w:r>
+          </w:p>
+        </w:tc>
+        <w:tc>
+          <w:tcPr>
+            <w:tcW w:type="dxa" w:w="1030"/>
+            <w:tcMar>
+              <w:top w:type="dxa" w:w="60"/>
+              <w:left w:type="dxa" w:w="90"/>
+              <w:bottom w:type="dxa" w:w="60"/>
+              <w:right w:type="dxa" w:w="90"/>
+            </w:tcMar>
+            <w:vAlign w:val="center"/>
+          </w:tcPr>
+          <w:p>
+            <w:pPr>
+              <w:bidi/>
+              <w:spacing w:after="40"/>
+              <w:jc w:val="right"/>
+            </w:pPr>
+            <w:r>
+              <w:rPr>
+                <w:rFonts w:ascii="David" w:cs="David" w:eastAsia="David" w:hAnsi="David"/>
+                <w:sz w:val="20"/>
+                <w:szCs w:val="20"/>
+                <w:rtl/>
+              </w:rPr>
+              <w:t xml:space="preserve"/>
+            </w:r>
+          </w:p>
+        </w:tc>
+        <w:tc>
+          <w:tcPr>
             <w:tcW w:type="dxa" w:w="6160"/>
             <w:tcMar>
               <w:top w:type="dxa" w:w="60"/>
@@ -18812,62 +18854,6 @@
         <w:tc>
           <w:tcPr>
             <w:tcW w:type="dxa" w:w="1040"/>
-            <w:tcMar>
-              <w:top w:type="dxa" w:w="60"/>
-              <w:left w:type="dxa" w:w="90"/>
-              <w:bottom w:type="dxa" w:w="60"/>
-              <w:right w:type="dxa" w:w="90"/>
-            </w:tcMar>
-            <w:vAlign w:val="center"/>
-          </w:tcPr>
-          <w:p>
-            <w:pPr>
-              <w:bidi/>
-              <w:spacing w:after="40"/>
-              <w:jc w:val="right"/>
-            </w:pPr>
-            <w:r>
-              <w:rPr>
-                <w:rFonts w:ascii="David" w:cs="David" w:eastAsia="David" w:hAnsi="David"/>
-                <w:sz w:val="20"/>
-                <w:szCs w:val="20"/>
-                <w:rtl/>
-              </w:rPr>
-              <w:t xml:space="preserve"/>
-            </w:r>
-          </w:p>
-        </w:tc>
-        <w:tc>
-          <w:tcPr>
-            <w:tcW w:type="dxa" w:w="1030"/>
-            <w:tcMar>
-              <w:top w:type="dxa" w:w="60"/>
-              <w:left w:type="dxa" w:w="90"/>
-              <w:bottom w:type="dxa" w:w="60"/>
-              <w:right w:type="dxa" w:w="90"/>
-            </w:tcMar>
-            <w:vAlign w:val="center"/>
-          </w:tcPr>
-          <w:p>
-            <w:pPr>
-              <w:bidi/>
-              <w:spacing w:after="40"/>
-              <w:jc w:val="right"/>
-            </w:pPr>
-            <w:r>
-              <w:rPr>
-                <w:rFonts w:ascii="David" w:cs="David" w:eastAsia="David" w:hAnsi="David"/>
-                <w:sz w:val="20"/>
-                <w:szCs w:val="20"/>
-                <w:rtl/>
-              </w:rPr>
-              <w:t xml:space="preserve"/>
-            </w:r>
-          </w:p>
-        </w:tc>
-        <w:tc>
-          <w:tcPr>
-            <w:tcW w:type="dxa" w:w="1030"/>
             <w:tcMar>
               <w:top w:type="dxa" w:w="60"/>
               <w:left w:type="dxa" w:w="90"/>
@@ -18897,6 +18883,62 @@
         </w:tc>
         <w:tc>
           <w:tcPr>
+            <w:tcW w:type="dxa" w:w="1030"/>
+            <w:tcMar>
+              <w:top w:type="dxa" w:w="60"/>
+              <w:left w:type="dxa" w:w="90"/>
+              <w:bottom w:type="dxa" w:w="60"/>
+              <w:right w:type="dxa" w:w="90"/>
+            </w:tcMar>
+            <w:vAlign w:val="center"/>
+          </w:tcPr>
+          <w:p>
+            <w:pPr>
+              <w:bidi/>
+              <w:spacing w:after="40"/>
+              <w:jc w:val="right"/>
+            </w:pPr>
+            <w:r>
+              <w:rPr>
+                <w:rFonts w:ascii="David" w:cs="David" w:eastAsia="David" w:hAnsi="David"/>
+                <w:sz w:val="20"/>
+                <w:szCs w:val="20"/>
+                <w:rtl/>
+              </w:rPr>
+              <w:t xml:space="preserve"/>
+            </w:r>
+          </w:p>
+        </w:tc>
+        <w:tc>
+          <w:tcPr>
+            <w:tcW w:type="dxa" w:w="1030"/>
+            <w:tcMar>
+              <w:top w:type="dxa" w:w="60"/>
+              <w:left w:type="dxa" w:w="90"/>
+              <w:bottom w:type="dxa" w:w="60"/>
+              <w:right w:type="dxa" w:w="90"/>
+            </w:tcMar>
+            <w:vAlign w:val="center"/>
+          </w:tcPr>
+          <w:p>
+            <w:pPr>
+              <w:bidi/>
+              <w:spacing w:after="40"/>
+              <w:jc w:val="right"/>
+            </w:pPr>
+            <w:r>
+              <w:rPr>
+                <w:rFonts w:ascii="David" w:cs="David" w:eastAsia="David" w:hAnsi="David"/>
+                <w:sz w:val="20"/>
+                <w:szCs w:val="20"/>
+                <w:rtl/>
+              </w:rPr>
+              <w:t xml:space="preserve"/>
+            </w:r>
+          </w:p>
+        </w:tc>
+        <w:tc>
+          <w:tcPr>
             <w:tcW w:type="dxa" w:w="6160"/>
             <w:tcMar>
               <w:top w:type="dxa" w:w="60"/>
@@ -18928,62 +18970,6 @@
         <w:tc>
           <w:tcPr>
             <w:tcW w:type="dxa" w:w="1040"/>
-            <w:tcMar>
-              <w:top w:type="dxa" w:w="60"/>
-              <w:left w:type="dxa" w:w="90"/>
-              <w:bottom w:type="dxa" w:w="60"/>
-              <w:right w:type="dxa" w:w="90"/>
-            </w:tcMar>
-            <w:vAlign w:val="center"/>
-          </w:tcPr>
-          <w:p>
-            <w:pPr>
-              <w:bidi/>
-              <w:spacing w:after="40"/>
-              <w:jc w:val="right"/>
-            </w:pPr>
-            <w:r>
-              <w:rPr>
-                <w:rFonts w:ascii="David" w:cs="David" w:eastAsia="David" w:hAnsi="David"/>
-                <w:sz w:val="20"/>
-                <w:szCs w:val="20"/>
-                <w:rtl/>
-              </w:rPr>
-              <w:t xml:space="preserve"/>
-            </w:r>
-          </w:p>
-        </w:tc>
-        <w:tc>
-          <w:tcPr>
-            <w:tcW w:type="dxa" w:w="1030"/>
-            <w:tcMar>
-              <w:top w:type="dxa" w:w="60"/>
-              <w:left w:type="dxa" w:w="90"/>
-              <w:bottom w:type="dxa" w:w="60"/>
-              <w:right w:type="dxa" w:w="90"/>
-            </w:tcMar>
-            <w:vAlign w:val="center"/>
-          </w:tcPr>
-          <w:p>
-            <w:pPr>
-              <w:bidi/>
-              <w:spacing w:after="40"/>
-              <w:jc w:val="right"/>
-            </w:pPr>
-            <w:r>
-              <w:rPr>
-                <w:rFonts w:ascii="David" w:cs="David" w:eastAsia="David" w:hAnsi="David"/>
-                <w:sz w:val="20"/>
-                <w:szCs w:val="20"/>
-                <w:rtl/>
-              </w:rPr>
-              <w:t xml:space="preserve"/>
-            </w:r>
-          </w:p>
-        </w:tc>
-        <w:tc>
-          <w:tcPr>
-            <w:tcW w:type="dxa" w:w="1030"/>
             <w:tcMar>
               <w:top w:type="dxa" w:w="60"/>
               <w:left w:type="dxa" w:w="90"/>
@@ -19013,6 +18999,62 @@
         </w:tc>
         <w:tc>
           <w:tcPr>
+            <w:tcW w:type="dxa" w:w="1030"/>
+            <w:tcMar>
+              <w:top w:type="dxa" w:w="60"/>
+              <w:left w:type="dxa" w:w="90"/>
+              <w:bottom w:type="dxa" w:w="60"/>
+              <w:right w:type="dxa" w:w="90"/>
+            </w:tcMar>
+            <w:vAlign w:val="center"/>
+          </w:tcPr>
+          <w:p>
+            <w:pPr>
+              <w:bidi/>
+              <w:spacing w:after="40"/>
+              <w:jc w:val="right"/>
+            </w:pPr>
+            <w:r>
+              <w:rPr>
+                <w:rFonts w:ascii="David" w:cs="David" w:eastAsia="David" w:hAnsi="David"/>
+                <w:sz w:val="20"/>
+                <w:szCs w:val="20"/>
+                <w:rtl/>
+              </w:rPr>
+              <w:t xml:space="preserve"/>
+            </w:r>
+          </w:p>
+        </w:tc>
+        <w:tc>
+          <w:tcPr>
+            <w:tcW w:type="dxa" w:w="1030"/>
+            <w:tcMar>
+              <w:top w:type="dxa" w:w="60"/>
+              <w:left w:type="dxa" w:w="90"/>
+              <w:bottom w:type="dxa" w:w="60"/>
+              <w:right w:type="dxa" w:w="90"/>
+            </w:tcMar>
+            <w:vAlign w:val="center"/>
+          </w:tcPr>
+          <w:p>
+            <w:pPr>
+              <w:bidi/>
+              <w:spacing w:after="40"/>
+              <w:jc w:val="right"/>
+            </w:pPr>
+            <w:r>
+              <w:rPr>
+                <w:rFonts w:ascii="David" w:cs="David" w:eastAsia="David" w:hAnsi="David"/>
+                <w:sz w:val="20"/>
+                <w:szCs w:val="20"/>
+                <w:rtl/>
+              </w:rPr>
+              <w:t xml:space="preserve"/>
+            </w:r>
+          </w:p>
+        </w:tc>
+        <w:tc>
+          <w:tcPr>
             <w:tcW w:type="dxa" w:w="6160"/>
             <w:tcMar>
               <w:top w:type="dxa" w:w="60"/>
@@ -19044,62 +19086,6 @@
         <w:tc>
           <w:tcPr>
             <w:tcW w:type="dxa" w:w="1040"/>
-            <w:tcMar>
-              <w:top w:type="dxa" w:w="60"/>
-              <w:left w:type="dxa" w:w="90"/>
-              <w:bottom w:type="dxa" w:w="60"/>
-              <w:right w:type="dxa" w:w="90"/>
-            </w:tcMar>
-            <w:vAlign w:val="center"/>
-          </w:tcPr>
-          <w:p>
-            <w:pPr>
-              <w:bidi/>
-              <w:spacing w:after="40"/>
-              <w:jc w:val="right"/>
-            </w:pPr>
-            <w:r>
-              <w:rPr>
-                <w:rFonts w:ascii="David" w:cs="David" w:eastAsia="David" w:hAnsi="David"/>
-                <w:sz w:val="20"/>
-                <w:szCs w:val="20"/>
-                <w:rtl/>
-              </w:rPr>
-              <w:t xml:space="preserve"/>
-            </w:r>
-          </w:p>
-        </w:tc>
-        <w:tc>
-          <w:tcPr>
-            <w:tcW w:type="dxa" w:w="1030"/>
-            <w:tcMar>
-              <w:top w:type="dxa" w:w="60"/>
-              <w:left w:type="dxa" w:w="90"/>
-              <w:bottom w:type="dxa" w:w="60"/>
-              <w:right w:type="dxa" w:w="90"/>
-            </w:tcMar>
-            <w:vAlign w:val="center"/>
-          </w:tcPr>
-          <w:p>
-            <w:pPr>
-              <w:bidi/>
-              <w:spacing w:after="40"/>
-              <w:jc w:val="right"/>
-            </w:pPr>
-            <w:r>
-              <w:rPr>
-                <w:rFonts w:ascii="David" w:cs="David" w:eastAsia="David" w:hAnsi="David"/>
-                <w:sz w:val="20"/>
-                <w:szCs w:val="20"/>
-                <w:rtl/>
-              </w:rPr>
-              <w:t xml:space="preserve"/>
-            </w:r>
-          </w:p>
-        </w:tc>
-        <w:tc>
-          <w:tcPr>
-            <w:tcW w:type="dxa" w:w="1030"/>
             <w:tcMar>
               <w:top w:type="dxa" w:w="60"/>
               <w:left w:type="dxa" w:w="90"/>
@@ -19129,6 +19115,62 @@
         </w:tc>
         <w:tc>
           <w:tcPr>
+            <w:tcW w:type="dxa" w:w="1030"/>
+            <w:tcMar>
+              <w:top w:type="dxa" w:w="60"/>
+              <w:left w:type="dxa" w:w="90"/>
+              <w:bottom w:type="dxa" w:w="60"/>
+              <w:right w:type="dxa" w:w="90"/>
+            </w:tcMar>
+            <w:vAlign w:val="center"/>
+          </w:tcPr>
+          <w:p>
+            <w:pPr>
+              <w:bidi/>
+              <w:spacing w:after="40"/>
+              <w:jc w:val="right"/>
+            </w:pPr>
+            <w:r>
+              <w:rPr>
+                <w:rFonts w:ascii="David" w:cs="David" w:eastAsia="David" w:hAnsi="David"/>
+                <w:sz w:val="20"/>
+                <w:szCs w:val="20"/>
+                <w:rtl/>
+              </w:rPr>
+              <w:t xml:space="preserve"/>
+            </w:r>
+          </w:p>
+        </w:tc>
+        <w:tc>
+          <w:tcPr>
+            <w:tcW w:type="dxa" w:w="1030"/>
+            <w:tcMar>
+              <w:top w:type="dxa" w:w="60"/>
+              <w:left w:type="dxa" w:w="90"/>
+              <w:bottom w:type="dxa" w:w="60"/>
+              <w:right w:type="dxa" w:w="90"/>
+            </w:tcMar>
+            <w:vAlign w:val="center"/>
+          </w:tcPr>
+          <w:p>
+            <w:pPr>
+              <w:bidi/>
+              <w:spacing w:after="40"/>
+              <w:jc w:val="right"/>
+            </w:pPr>
+            <w:r>
+              <w:rPr>
+                <w:rFonts w:ascii="David" w:cs="David" w:eastAsia="David" w:hAnsi="David"/>
+                <w:sz w:val="20"/>
+                <w:szCs w:val="20"/>
+                <w:rtl/>
+              </w:rPr>
+              <w:t xml:space="preserve"/>
+            </w:r>
+          </w:p>
+        </w:tc>
+        <w:tc>
+          <w:tcPr>
             <w:tcW w:type="dxa" w:w="6160"/>
             <w:tcMar>
               <w:top w:type="dxa" w:w="60"/>
@@ -19160,62 +19202,6 @@
         <w:tc>
           <w:tcPr>
             <w:tcW w:type="dxa" w:w="1040"/>
-            <w:tcMar>
-              <w:top w:type="dxa" w:w="60"/>
-              <w:left w:type="dxa" w:w="90"/>
-              <w:bottom w:type="dxa" w:w="60"/>
-              <w:right w:type="dxa" w:w="90"/>
-            </w:tcMar>
-            <w:vAlign w:val="center"/>
-          </w:tcPr>
-          <w:p>
-            <w:pPr>
-              <w:bidi/>
-              <w:spacing w:after="40"/>
-              <w:jc w:val="right"/>
-            </w:pPr>
-            <w:r>
-              <w:rPr>
-                <w:rFonts w:ascii="David" w:cs="David" w:eastAsia="David" w:hAnsi="David"/>
-                <w:sz w:val="20"/>
-                <w:szCs w:val="20"/>
-                <w:rtl/>
-              </w:rPr>
-              <w:t xml:space="preserve"/>
-            </w:r>
-          </w:p>
-        </w:tc>
-        <w:tc>
-          <w:tcPr>
-            <w:tcW w:type="dxa" w:w="1030"/>
-            <w:tcMar>
-              <w:top w:type="dxa" w:w="60"/>
-              <w:left w:type="dxa" w:w="90"/>
-              <w:bottom w:type="dxa" w:w="60"/>
-              <w:right w:type="dxa" w:w="90"/>
-            </w:tcMar>
-            <w:vAlign w:val="center"/>
-          </w:tcPr>
-          <w:p>
-            <w:pPr>
-              <w:bidi/>
-              <w:spacing w:after="40"/>
-              <w:jc w:val="right"/>
-            </w:pPr>
-            <w:r>
-              <w:rPr>
-                <w:rFonts w:ascii="David" w:cs="David" w:eastAsia="David" w:hAnsi="David"/>
-                <w:sz w:val="20"/>
-                <w:szCs w:val="20"/>
-                <w:rtl/>
-              </w:rPr>
-              <w:t xml:space="preserve"/>
-            </w:r>
-          </w:p>
-        </w:tc>
-        <w:tc>
-          <w:tcPr>
-            <w:tcW w:type="dxa" w:w="1030"/>
             <w:tcMar>
               <w:top w:type="dxa" w:w="60"/>
               <w:left w:type="dxa" w:w="90"/>
@@ -19240,6 +19226,62 @@
                 <w:rtl/>
               </w:rPr>
               <w:t xml:space="preserve">טרם נלמד</w:t>
+            </w:r>
+          </w:p>
+        </w:tc>
+        <w:tc>
+          <w:tcPr>
+            <w:tcW w:type="dxa" w:w="1030"/>
+            <w:tcMar>
+              <w:top w:type="dxa" w:w="60"/>
+              <w:left w:type="dxa" w:w="90"/>
+              <w:bottom w:type="dxa" w:w="60"/>
+              <w:right w:type="dxa" w:w="90"/>
+            </w:tcMar>
+            <w:vAlign w:val="center"/>
+          </w:tcPr>
+          <w:p>
+            <w:pPr>
+              <w:bidi/>
+              <w:spacing w:after="40"/>
+              <w:jc w:val="right"/>
+            </w:pPr>
+            <w:r>
+              <w:rPr>
+                <w:rFonts w:ascii="David" w:cs="David" w:eastAsia="David" w:hAnsi="David"/>
+                <w:sz w:val="20"/>
+                <w:szCs w:val="20"/>
+                <w:rtl/>
+              </w:rPr>
+              <w:t xml:space="preserve"/>
+            </w:r>
+          </w:p>
+        </w:tc>
+        <w:tc>
+          <w:tcPr>
+            <w:tcW w:type="dxa" w:w="1030"/>
+            <w:tcMar>
+              <w:top w:type="dxa" w:w="60"/>
+              <w:left w:type="dxa" w:w="90"/>
+              <w:bottom w:type="dxa" w:w="60"/>
+              <w:right w:type="dxa" w:w="90"/>
+            </w:tcMar>
+            <w:vAlign w:val="center"/>
+          </w:tcPr>
+          <w:p>
+            <w:pPr>
+              <w:bidi/>
+              <w:spacing w:after="40"/>
+              <w:jc w:val="right"/>
+            </w:pPr>
+            <w:r>
+              <w:rPr>
+                <w:rFonts w:ascii="David" w:cs="David" w:eastAsia="David" w:hAnsi="David"/>
+                <w:sz w:val="20"/>
+                <w:szCs w:val="20"/>
+                <w:rtl/>
+              </w:rPr>
+              <w:t xml:space="preserve"/>
             </w:r>
           </w:p>
         </w:tc>
@@ -19322,62 +19364,6 @@
             <w:pPr>
               <w:bidi/>
               <w:spacing w:after="40"/>
-              <w:jc w:val="right"/>
-            </w:pPr>
-            <w:r>
-              <w:rPr>
-                <w:rFonts w:ascii="David" w:cs="David" w:eastAsia="David" w:hAnsi="David"/>
-                <w:sz w:val="20"/>
-                <w:szCs w:val="20"/>
-                <w:rtl/>
-              </w:rPr>
-              <w:t xml:space="preserve"/>
-            </w:r>
-          </w:p>
-        </w:tc>
-        <w:tc>
-          <w:tcPr>
-            <w:tcW w:type="dxa" w:w="1030"/>
-            <w:tcMar>
-              <w:top w:type="dxa" w:w="60"/>
-              <w:left w:type="dxa" w:w="90"/>
-              <w:bottom w:type="dxa" w:w="60"/>
-              <w:right w:type="dxa" w:w="90"/>
-            </w:tcMar>
-            <w:vAlign w:val="center"/>
-          </w:tcPr>
-          <w:p>
-            <w:pPr>
-              <w:bidi/>
-              <w:spacing w:after="40"/>
-              <w:jc w:val="right"/>
-            </w:pPr>
-            <w:r>
-              <w:rPr>
-                <w:rFonts w:ascii="David" w:cs="David" w:eastAsia="David" w:hAnsi="David"/>
-                <w:sz w:val="20"/>
-                <w:szCs w:val="20"/>
-                <w:rtl/>
-              </w:rPr>
-              <w:t xml:space="preserve"/>
-            </w:r>
-          </w:p>
-        </w:tc>
-        <w:tc>
-          <w:tcPr>
-            <w:tcW w:type="dxa" w:w="1030"/>
-            <w:tcMar>
-              <w:top w:type="dxa" w:w="60"/>
-              <w:left w:type="dxa" w:w="90"/>
-              <w:bottom w:type="dxa" w:w="60"/>
-              <w:right w:type="dxa" w:w="90"/>
-            </w:tcMar>
-            <w:vAlign w:val="center"/>
-          </w:tcPr>
-          <w:p>
-            <w:pPr>
-              <w:bidi/>
-              <w:spacing w:after="40"/>
               <w:jc w:val="center"/>
             </w:pPr>
             <w:r>
@@ -19395,6 +19381,62 @@
         </w:tc>
         <w:tc>
           <w:tcPr>
+            <w:tcW w:type="dxa" w:w="1030"/>
+            <w:tcMar>
+              <w:top w:type="dxa" w:w="60"/>
+              <w:left w:type="dxa" w:w="90"/>
+              <w:bottom w:type="dxa" w:w="60"/>
+              <w:right w:type="dxa" w:w="90"/>
+            </w:tcMar>
+            <w:vAlign w:val="center"/>
+          </w:tcPr>
+          <w:p>
+            <w:pPr>
+              <w:bidi/>
+              <w:spacing w:after="40"/>
+              <w:jc w:val="right"/>
+            </w:pPr>
+            <w:r>
+              <w:rPr>
+                <w:rFonts w:ascii="David" w:cs="David" w:eastAsia="David" w:hAnsi="David"/>
+                <w:sz w:val="20"/>
+                <w:szCs w:val="20"/>
+                <w:rtl/>
+              </w:rPr>
+              <w:t xml:space="preserve"/>
+            </w:r>
+          </w:p>
+        </w:tc>
+        <w:tc>
+          <w:tcPr>
+            <w:tcW w:type="dxa" w:w="1030"/>
+            <w:tcMar>
+              <w:top w:type="dxa" w:w="60"/>
+              <w:left w:type="dxa" w:w="90"/>
+              <w:bottom w:type="dxa" w:w="60"/>
+              <w:right w:type="dxa" w:w="90"/>
+            </w:tcMar>
+            <w:vAlign w:val="center"/>
+          </w:tcPr>
+          <w:p>
+            <w:pPr>
+              <w:bidi/>
+              <w:spacing w:after="40"/>
+              <w:jc w:val="right"/>
+            </w:pPr>
+            <w:r>
+              <w:rPr>
+                <w:rFonts w:ascii="David" w:cs="David" w:eastAsia="David" w:hAnsi="David"/>
+                <w:sz w:val="20"/>
+                <w:szCs w:val="20"/>
+                <w:rtl/>
+              </w:rPr>
+              <w:t xml:space="preserve"/>
+            </w:r>
+          </w:p>
+        </w:tc>
+        <w:tc>
+          <w:tcPr>
             <w:tcW w:type="dxa" w:w="6160"/>
             <w:tcMar>
               <w:top w:type="dxa" w:w="60"/>
@@ -19426,62 +19468,6 @@
         <w:tc>
           <w:tcPr>
             <w:tcW w:type="dxa" w:w="1040"/>
-            <w:tcMar>
-              <w:top w:type="dxa" w:w="60"/>
-              <w:left w:type="dxa" w:w="90"/>
-              <w:bottom w:type="dxa" w:w="60"/>
-              <w:right w:type="dxa" w:w="90"/>
-            </w:tcMar>
-            <w:vAlign w:val="center"/>
-          </w:tcPr>
-          <w:p>
-            <w:pPr>
-              <w:bidi/>
-              <w:spacing w:after="40"/>
-              <w:jc w:val="right"/>
-            </w:pPr>
-            <w:r>
-              <w:rPr>
-                <w:rFonts w:ascii="David" w:cs="David" w:eastAsia="David" w:hAnsi="David"/>
-                <w:sz w:val="20"/>
-                <w:szCs w:val="20"/>
-                <w:rtl/>
-              </w:rPr>
-              <w:t xml:space="preserve"/>
-            </w:r>
-          </w:p>
-        </w:tc>
-        <w:tc>
-          <w:tcPr>
-            <w:tcW w:type="dxa" w:w="1030"/>
-            <w:tcMar>
-              <w:top w:type="dxa" w:w="60"/>
-              <w:left w:type="dxa" w:w="90"/>
-              <w:bottom w:type="dxa" w:w="60"/>
-              <w:right w:type="dxa" w:w="90"/>
-            </w:tcMar>
-            <w:vAlign w:val="center"/>
-          </w:tcPr>
-          <w:p>
-            <w:pPr>
-              <w:bidi/>
-              <w:spacing w:after="40"/>
-              <w:jc w:val="right"/>
-            </w:pPr>
-            <w:r>
-              <w:rPr>
-                <w:rFonts w:ascii="David" w:cs="David" w:eastAsia="David" w:hAnsi="David"/>
-                <w:sz w:val="20"/>
-                <w:szCs w:val="20"/>
-                <w:rtl/>
-              </w:rPr>
-              <w:t xml:space="preserve"/>
-            </w:r>
-          </w:p>
-        </w:tc>
-        <w:tc>
-          <w:tcPr>
-            <w:tcW w:type="dxa" w:w="1030"/>
             <w:tcMar>
               <w:top w:type="dxa" w:w="60"/>
               <w:left w:type="dxa" w:w="90"/>
@@ -19506,6 +19492,62 @@
                 <w:rtl/>
               </w:rPr>
               <w:t xml:space="preserve">טרם נלמד</w:t>
+            </w:r>
+          </w:p>
+        </w:tc>
+        <w:tc>
+          <w:tcPr>
+            <w:tcW w:type="dxa" w:w="1030"/>
+            <w:tcMar>
+              <w:top w:type="dxa" w:w="60"/>
+              <w:left w:type="dxa" w:w="90"/>
+              <w:bottom w:type="dxa" w:w="60"/>
+              <w:right w:type="dxa" w:w="90"/>
+            </w:tcMar>
+            <w:vAlign w:val="center"/>
+          </w:tcPr>
+          <w:p>
+            <w:pPr>
+              <w:bidi/>
+              <w:spacing w:after="40"/>
+              <w:jc w:val="right"/>
+            </w:pPr>
+            <w:r>
+              <w:rPr>
+                <w:rFonts w:ascii="David" w:cs="David" w:eastAsia="David" w:hAnsi="David"/>
+                <w:sz w:val="20"/>
+                <w:szCs w:val="20"/>
+                <w:rtl/>
+              </w:rPr>
+              <w:t xml:space="preserve"/>
+            </w:r>
+          </w:p>
+        </w:tc>
+        <w:tc>
+          <w:tcPr>
+            <w:tcW w:type="dxa" w:w="1030"/>
+            <w:tcMar>
+              <w:top w:type="dxa" w:w="60"/>
+              <w:left w:type="dxa" w:w="90"/>
+              <w:bottom w:type="dxa" w:w="60"/>
+              <w:right w:type="dxa" w:w="90"/>
+            </w:tcMar>
+            <w:vAlign w:val="center"/>
+          </w:tcPr>
+          <w:p>
+            <w:pPr>
+              <w:bidi/>
+              <w:spacing w:after="40"/>
+              <w:jc w:val="right"/>
+            </w:pPr>
+            <w:r>
+              <w:rPr>
+                <w:rFonts w:ascii="David" w:cs="David" w:eastAsia="David" w:hAnsi="David"/>
+                <w:sz w:val="20"/>
+                <w:szCs w:val="20"/>
+                <w:rtl/>
+              </w:rPr>
+              <w:t xml:space="preserve"/>
             </w:r>
           </w:p>
         </w:tc>
@@ -19552,7 +19594,7 @@
           <w:szCs w:val="22"/>
           <w:rtl/>
         </w:rPr>
-        <w:t xml:space="preserve">הערות ודגשים: הנושא בתחילת רכישתו בכיתה. הישענותו של הכפל על חיבור חוזר מחייבת ביסוס קודם של עובדות החיבור, ולכן הכפל אינו מוקד בתוכנית הנוכחית.</w:t>
+        <w:t xml:space="preserve">הערות ודגשים: הנושא בתחילת רכישתו, בהתאם לשלב הלימוד בסוף כיתה ב'. הישענותו של הכפל על חיבור חוזר מחייבת ביסוס קודם של עובדות החיבור, ולכן הכפל אינו מוקד בתוכנית הנוכחית.</w:t>
       </w:r>
     </w:p>
     <w:p>
@@ -19936,7 +19978,23 @@
           <w:u w:val="single"/>
           <w:rtl/>
         </w:rPr>
-        <w:t xml:space="preserve">ו. תוכנית התערבות (10 שיעורים פרטניים, 45 דק' כל אחד)</w:t>
+        <w:t xml:space="preserve">ו. תוכנית התערבות (10 שיעורים פרטניים, 45 דק' כל אחד, מתחילת כיתה ג')</w:t>
+      </w:r>
+    </w:p>
+    <w:p>
+      <w:pPr>
+        <w:bidi/>
+        <w:spacing w:after="120" w:before="0"/>
+        <w:jc w:val="right"/>
+      </w:pPr>
+      <w:r>
+        <w:rPr>
+          <w:rFonts w:ascii="David" w:cs="David" w:eastAsia="David" w:hAnsi="David"/>
+          <w:sz w:val="22"/>
+          <w:szCs w:val="22"/>
+          <w:rtl/>
+        </w:rPr>
+        <w:t xml:space="preserve">התוכנית נבנתה על סמך מיפוי סוף השנה, ותופעל מתחילת כיתה ג', בשנת הלימודים הבאה, במפגשים פרטניים שבועיים.</w:t>
       </w:r>
     </w:p>
     <w:p>
@@ -21333,7 +21391,7 @@
                 <w:szCs w:val="20"/>
                 <w:rtl/>
               </w:rPr>
-              <w:t xml:space="preserve">השוואת דירוגי "אמצע שנה" לדירוגי תחילת השנה ותכנון המשך.</w:t>
+              <w:t xml:space="preserve">השוואת הדירוגים החדשים לדירוגי סוף כיתה ב' שבמיפוי זה, ותכנון המשך.</w:t>
             </w:r>
           </w:p>
         </w:tc>
@@ -21361,7 +21419,7 @@
                 <w:szCs w:val="20"/>
                 <w:rtl/>
               </w:rPr>
-              <w:t xml:space="preserve">סיטואציית "חנות" עם מטבעות ורשימת קניות. מיפוי חוזר בעזרת טבלאות הניתוח החשבוני ועדכון עמודת "אמצע שנה". מדבקת סיום בטבלה המצטברת.</w:t>
+              <w:t xml:space="preserve">סיטואציית "חנות" עם מטבעות ורשימת קניות. מיפוי חוזר בעזרת טבלאות הניתוח החשבוני ורישום הדירוגים החדשים בעמודת "תחילת שנה" של כיתה ג'. מדבקת סיום בטבלה המצטברת.</w:t>
             </w:r>
           </w:p>
         </w:tc>

--- a/lesson-plan/מיפוי-תוכנית-עבודה-וממצאים.docx
+++ b/lesson-plan/מיפוי-תוכנית-עבודה-וממצאים.docx
@@ -5962,7 +5962,7 @@
           <w:rFonts w:ascii="David" w:cs="David" w:eastAsia="David" w:hAnsi="David"/>
           <w:rtl/>
         </w:rPr>
-        <w:t xml:space="preserve">מבנה עשרוני ופוזיציה: הידע הטכני קיים, ההבנה שבירית. יובל קורא וכותב מספרים דו-ספרתיים ומזהה ספרות אחדות ועשרות, אבל כשנדרש פירוש של המבנה הוא נחשף: את "מאה ושלוש" כתב 1003, כתיבה שמיעתית של המילים ללא הבנת ערך המקום; בשיום מקום הספרה 3 במספר 13 אמר "עשרות"; ובהשוואת 17 ו-71 ענה נכון אך נימק "כי 7 בא קודם", הנמקה חזותית שאינה נשענת על ערך המקום ותקרוס במספרים אחרים. לשאלות מסוג "מיהו המספר שיש לו שש עשרות ושלוש אחדות" ענה תחילה 36 ותיקן רק לאחר שאלה חוזרת.</w:t>
+        <w:t xml:space="preserve">מבנה עשרוני ופוזיציה: הידע הטכני קיים, ההבנה שברירית. יובל קורא וכותב מספרים דו-ספרתיים ומזהה ספרות אחדות ועשרות, אבל כשנדרש פירוש של המבנה הוא נחשף: את "מאה ושלוש" כתב 1003, כתיבה שמיעתית של המילים ללא הבנת ערך המקום; בשיום מקום הספרה 3 במספר 13 אמר "עשרות"; ובהשוואת 17 ו-71 ענה נכון אך נימק "כי 7 בא קודם", הנמקה חזותית שאינה נשענת על ערך המקום ותקרוס במספרים אחרים. לשאלות מסוג "מיהו המספר שיש לו שש עשרות ושלוש אחדות" ענה תחילה 36 ותיקן רק לאחר שאלה חוזרת.</w:t>
       </w:r>
     </w:p>
     <w:p>
@@ -20110,7 +20110,7 @@
           <w:szCs w:val="22"/>
           <w:rtl/>
         </w:rPr>
-        <w:t xml:space="preserve">5. התלמיד ייישם את הנלמד בבעיות מילוליות מחיי היומיום.</w:t>
+        <w:t xml:space="preserve">5. התלמיד יישם את הנלמד בבעיות מילוליות מחיי היומיום.</w:t>
       </w:r>
     </w:p>
     <w:p>
@@ -21790,6 +21790,7 @@
     <w:rPrDefault>
       <w:rPr>
         <w:rFonts w:ascii="David" w:cs="David" w:eastAsia="David" w:hAnsi="David"/>
+        <w:noProof/>
         <w:sz w:val="24"/>
         <w:szCs w:val="24"/>
         <w:rtl/>

--- a/lesson-plan/מיפוי-תוכנית-עבודה-וממצאים.docx
+++ b/lesson-plan/מיפוי-תוכנית-עבודה-וממצאים.docx
@@ -246,7 +246,7 @@
       <w:pPr>
         <w:bidi/>
         <w:spacing w:after="120" w:before="0"/>
-        <w:jc w:val="right"/>
+        <w:jc w:val="both"/>
       </w:pPr>
       <w:r>
         <w:rPr>
@@ -260,7 +260,7 @@
       <w:pPr>
         <w:bidi/>
         <w:spacing w:after="120" w:before="0"/>
-        <w:jc w:val="right"/>
+        <w:jc w:val="both"/>
       </w:pPr>
       <w:r>
         <w:rPr>
@@ -274,7 +274,7 @@
       <w:pPr>
         <w:bidi/>
         <w:spacing w:after="120" w:before="0"/>
-        <w:jc w:val="right"/>
+        <w:jc w:val="both"/>
       </w:pPr>
       <w:r>
         <w:rPr>
@@ -288,7 +288,7 @@
       <w:pPr>
         <w:bidi/>
         <w:spacing w:after="120" w:before="0"/>
-        <w:jc w:val="right"/>
+        <w:jc w:val="both"/>
       </w:pPr>
       <w:r>
         <w:rPr>
@@ -302,7 +302,7 @@
       <w:pPr>
         <w:bidi/>
         <w:spacing w:after="120" w:before="0"/>
-        <w:jc w:val="right"/>
+        <w:jc w:val="both"/>
       </w:pPr>
       <w:r>
         <w:rPr>
@@ -316,7 +316,7 @@
       <w:pPr>
         <w:bidi/>
         <w:spacing w:after="120" w:before="0"/>
-        <w:jc w:val="right"/>
+        <w:jc w:val="both"/>
       </w:pPr>
       <w:r>
         <w:rPr>
@@ -330,7 +330,7 @@
       <w:pPr>
         <w:bidi/>
         <w:spacing w:after="120" w:before="0"/>
-        <w:jc w:val="right"/>
+        <w:jc w:val="both"/>
       </w:pPr>
       <w:r>
         <w:rPr>
@@ -344,7 +344,7 @@
       <w:pPr>
         <w:bidi/>
         <w:spacing w:after="120" w:before="0"/>
-        <w:jc w:val="right"/>
+        <w:jc w:val="both"/>
       </w:pPr>
       <w:r>
         <w:rPr>
@@ -381,7 +381,7 @@
       <w:pPr>
         <w:bidi/>
         <w:spacing w:after="120" w:before="0"/>
-        <w:jc w:val="right"/>
+        <w:jc w:val="both"/>
       </w:pPr>
       <w:r>
         <w:rPr>
@@ -5899,7 +5899,7 @@
       <w:pPr>
         <w:bidi/>
         <w:spacing w:after="120" w:before="0"/>
-        <w:jc w:val="right"/>
+        <w:jc w:val="both"/>
       </w:pPr>
       <w:r>
         <w:rPr>
@@ -5913,7 +5913,7 @@
       <w:pPr>
         <w:bidi/>
         <w:spacing w:after="120" w:before="0"/>
-        <w:jc w:val="right"/>
+        <w:jc w:val="both"/>
       </w:pPr>
       <w:r>
         <w:rPr>
@@ -5927,7 +5927,7 @@
       <w:pPr>
         <w:bidi/>
         <w:spacing w:after="120" w:before="0"/>
-        <w:jc w:val="right"/>
+        <w:jc w:val="both"/>
       </w:pPr>
       <w:r>
         <w:rPr>
@@ -5941,7 +5941,7 @@
       <w:pPr>
         <w:bidi/>
         <w:spacing w:after="120" w:before="0"/>
-        <w:jc w:val="right"/>
+        <w:jc w:val="both"/>
       </w:pPr>
       <w:r>
         <w:rPr>
@@ -5955,7 +5955,7 @@
       <w:pPr>
         <w:bidi/>
         <w:spacing w:after="120" w:before="0"/>
-        <w:jc w:val="right"/>
+        <w:jc w:val="both"/>
       </w:pPr>
       <w:r>
         <w:rPr>
@@ -5969,7 +5969,7 @@
       <w:pPr>
         <w:bidi/>
         <w:spacing w:after="120" w:before="0"/>
-        <w:jc w:val="right"/>
+        <w:jc w:val="both"/>
       </w:pPr>
       <w:r>
         <w:rPr>
@@ -5983,7 +5983,7 @@
       <w:pPr>
         <w:bidi/>
         <w:spacing w:after="120" w:before="0"/>
-        <w:jc w:val="right"/>
+        <w:jc w:val="both"/>
       </w:pPr>
       <w:r>
         <w:rPr>
@@ -5997,7 +5997,7 @@
       <w:pPr>
         <w:bidi/>
         <w:spacing w:after="120" w:before="0"/>
-        <w:jc w:val="right"/>
+        <w:jc w:val="both"/>
       </w:pPr>
       <w:r>
         <w:rPr>
@@ -6011,7 +6011,7 @@
       <w:pPr>
         <w:bidi/>
         <w:spacing w:after="120" w:before="0"/>
-        <w:jc w:val="right"/>
+        <w:jc w:val="both"/>
       </w:pPr>
       <w:r>
         <w:rPr>
@@ -6428,7 +6428,7 @@
       <w:pPr>
         <w:bidi/>
         <w:spacing w:after="60" w:before="0"/>
-        <w:jc w:val="right"/>
+        <w:jc w:val="both"/>
       </w:pPr>
       <w:r>
         <w:rPr>
@@ -9285,7 +9285,7 @@
       <w:pPr>
         <w:bidi/>
         <w:spacing w:after="120" w:before="0"/>
-        <w:jc w:val="right"/>
+        <w:jc w:val="both"/>
       </w:pPr>
       <w:r>
         <w:rPr>
@@ -9299,7 +9299,7 @@
       <w:pPr>
         <w:bidi/>
         <w:spacing w:after="120" w:before="0"/>
-        <w:jc w:val="right"/>
+        <w:jc w:val="both"/>
       </w:pPr>
       <w:r>
         <w:rPr>
@@ -9313,7 +9313,7 @@
       <w:pPr>
         <w:bidi/>
         <w:spacing w:after="120" w:before="0"/>
-        <w:jc w:val="right"/>
+        <w:jc w:val="both"/>
       </w:pPr>
       <w:r>
         <w:rPr>
@@ -9327,7 +9327,7 @@
       <w:pPr>
         <w:bidi/>
         <w:spacing w:after="120" w:before="0"/>
-        <w:jc w:val="right"/>
+        <w:jc w:val="both"/>
       </w:pPr>
       <w:r>
         <w:rPr>
@@ -9364,7 +9364,7 @@
       <w:pPr>
         <w:bidi/>
         <w:spacing w:after="120" w:before="0"/>
-        <w:jc w:val="right"/>
+        <w:jc w:val="both"/>
       </w:pPr>
       <w:r>
         <w:rPr>
@@ -9380,7 +9380,7 @@
       <w:pPr>
         <w:bidi/>
         <w:spacing w:after="100" w:before="0"/>
-        <w:jc w:val="right"/>
+        <w:jc w:val="both"/>
       </w:pPr>
       <w:r>
         <w:rPr>
@@ -10609,7 +10609,7 @@
       <w:pPr>
         <w:bidi/>
         <w:spacing w:after="120" w:before="80"/>
-        <w:jc w:val="right"/>
+        <w:jc w:val="both"/>
       </w:pPr>
       <w:r>
         <w:rPr>
@@ -12916,7 +12916,7 @@
       <w:pPr>
         <w:bidi/>
         <w:spacing w:after="120" w:before="80"/>
-        <w:jc w:val="right"/>
+        <w:jc w:val="both"/>
       </w:pPr>
       <w:r>
         <w:rPr>
@@ -14923,7 +14923,7 @@
       <w:pPr>
         <w:bidi/>
         <w:spacing w:after="120" w:before="80"/>
-        <w:jc w:val="right"/>
+        <w:jc w:val="both"/>
       </w:pPr>
       <w:r>
         <w:rPr>
@@ -17046,7 +17046,7 @@
       <w:pPr>
         <w:bidi/>
         <w:spacing w:after="120" w:before="80"/>
-        <w:jc w:val="right"/>
+        <w:jc w:val="both"/>
       </w:pPr>
       <w:r>
         <w:rPr>
@@ -19585,7 +19585,7 @@
       <w:pPr>
         <w:bidi/>
         <w:spacing w:after="120" w:before="80"/>
-        <w:jc w:val="right"/>
+        <w:jc w:val="both"/>
       </w:pPr>
       <w:r>
         <w:rPr>
@@ -19618,7 +19618,7 @@
       <w:pPr>
         <w:bidi/>
         <w:spacing w:after="120" w:before="0"/>
-        <w:jc w:val="right"/>
+        <w:jc w:val="both"/>
       </w:pPr>
       <w:r>
         <w:rPr>
@@ -19632,7 +19632,7 @@
       <w:pPr>
         <w:bidi/>
         <w:spacing w:after="120" w:before="0"/>
-        <w:jc w:val="right"/>
+        <w:jc w:val="both"/>
       </w:pPr>
       <w:r>
         <w:rPr>
@@ -19669,7 +19669,7 @@
       <w:pPr>
         <w:bidi/>
         <w:spacing w:after="120" w:before="0"/>
-        <w:jc w:val="right"/>
+        <w:jc w:val="both"/>
       </w:pPr>
       <w:r>
         <w:rPr>
@@ -19953,7 +19953,7 @@
       <w:pPr>
         <w:bidi/>
         <w:spacing w:after="120" w:before="160"/>
-        <w:jc w:val="right"/>
+        <w:jc w:val="both"/>
       </w:pPr>
       <w:r>
         <w:rPr>
@@ -19985,7 +19985,7 @@
       <w:pPr>
         <w:bidi/>
         <w:spacing w:after="120" w:before="0"/>
-        <w:jc w:val="right"/>
+        <w:jc w:val="both"/>
       </w:pPr>
       <w:r>
         <w:rPr>
@@ -20001,7 +20001,7 @@
       <w:pPr>
         <w:bidi/>
         <w:spacing w:after="120" w:before="0"/>
-        <w:jc w:val="right"/>
+        <w:jc w:val="both"/>
       </w:pPr>
       <w:r>
         <w:rPr>
@@ -20019,7 +20019,7 @@
       <w:pPr>
         <w:bidi/>
         <w:spacing w:after="120" w:before="0"/>
-        <w:jc w:val="right"/>
+        <w:jc w:val="both"/>
       </w:pPr>
       <w:r>
         <w:rPr>
@@ -20037,7 +20037,7 @@
       <w:pPr>
         <w:bidi/>
         <w:spacing w:after="40" w:before="0"/>
-        <w:jc w:val="right"/>
+        <w:jc w:val="both"/>
       </w:pPr>
       <w:r>
         <w:rPr>
@@ -20053,7 +20053,7 @@
       <w:pPr>
         <w:bidi/>
         <w:spacing w:after="40" w:before="0"/>
-        <w:jc w:val="right"/>
+        <w:jc w:val="both"/>
       </w:pPr>
       <w:r>
         <w:rPr>
@@ -20069,7 +20069,7 @@
       <w:pPr>
         <w:bidi/>
         <w:spacing w:after="40" w:before="0"/>
-        <w:jc w:val="right"/>
+        <w:jc w:val="both"/>
       </w:pPr>
       <w:r>
         <w:rPr>
@@ -20085,7 +20085,7 @@
       <w:pPr>
         <w:bidi/>
         <w:spacing w:after="40" w:before="0"/>
-        <w:jc w:val="right"/>
+        <w:jc w:val="both"/>
       </w:pPr>
       <w:r>
         <w:rPr>
@@ -20101,7 +20101,7 @@
       <w:pPr>
         <w:bidi/>
         <w:spacing w:after="40" w:before="0"/>
-        <w:jc w:val="right"/>
+        <w:jc w:val="both"/>
       </w:pPr>
       <w:r>
         <w:rPr>
@@ -20117,7 +20117,7 @@
       <w:pPr>
         <w:bidi/>
         <w:spacing w:after="120" w:before="0"/>
-        <w:jc w:val="right"/>
+        <w:jc w:val="both"/>
       </w:pPr>
       <w:r>
         <w:rPr>
@@ -20133,7 +20133,7 @@
       <w:pPr>
         <w:bidi/>
         <w:spacing w:after="120" w:before="0"/>
-        <w:jc w:val="right"/>
+        <w:jc w:val="both"/>
       </w:pPr>
       <w:r>
         <w:rPr>
@@ -21529,7 +21529,7 @@
       <w:pPr>
         <w:bidi/>
         <w:spacing w:after="120" w:before="120"/>
-        <w:jc w:val="right"/>
+        <w:jc w:val="both"/>
       </w:pPr>
       <w:r>
         <w:rPr>
@@ -21563,7 +21563,7 @@
       <w:pPr>
         <w:bidi/>
         <w:spacing w:after="120" w:before="0"/>
-        <w:jc w:val="right"/>
+        <w:jc w:val="both"/>
       </w:pPr>
       <w:r>
         <w:rPr>
@@ -21577,7 +21577,7 @@
       <w:pPr>
         <w:bidi/>
         <w:spacing w:after="120" w:before="0"/>
-        <w:jc w:val="right"/>
+        <w:jc w:val="both"/>
       </w:pPr>
       <w:r>
         <w:rPr>
@@ -21591,7 +21591,7 @@
       <w:pPr>
         <w:bidi/>
         <w:spacing w:after="120" w:before="0"/>
-        <w:jc w:val="right"/>
+        <w:jc w:val="both"/>
       </w:pPr>
       <w:r>
         <w:rPr>

--- a/lesson-plan/מיפוי-תוכנית-עבודה-וממצאים.docx
+++ b/lesson-plan/מיפוי-תוכנית-עבודה-וממצאים.docx
@@ -221,7 +221,7 @@
           <w:szCs w:val="20"/>
           <w:rtl/>
         </w:rPr>
-        <w:t xml:space="preserve">(פרטי התלמיד בדויים; מערכי השיעור מוגשים בקובץ נפרד)</w:t>
+        <w:t xml:space="preserve">(פרטי התלמיד בדויים; מערך השיעור מוגש בקובץ נפרד)</w:t>
       </w:r>
     </w:p>
     <w:p>
@@ -20375,7 +20375,7 @@
                 <w:szCs w:val="20"/>
                 <w:rtl/>
               </w:rPr>
-              <w:t xml:space="preserve">עבודה בדרג המוחשי (בדידי דיינס, מטבעות ב"בנק ההמרות") ומעבר מדורג לתמונתי ולסמלי. פתיחת טבלה מצטברת אישית שתלווה את כל התוכנית. השיעור מפורט בקובץ מערכי השיעור המצורף.</w:t>
+              <w:t xml:space="preserve">עבודה בדרג המוחשי (בדידי דיינס, מטבעות ב"בנק ההמרות") ומעבר מדורג לתמונתי ולסמלי. פתיחת טבלה מצטברת אישית שתלווה את כל התוכנית. שיעור 1 מפורט במלואו בקובץ מערך השיעור המצורף.</w:t>
             </w:r>
           </w:p>
         </w:tc>
@@ -20565,7 +20565,7 @@
                 <w:szCs w:val="20"/>
                 <w:rtl/>
               </w:rPr>
-              <w:t xml:space="preserve">הפעולה ההופכית להמרה: פריטת מוט עשרת ופריטת מטבע 10 ש"ח לתשלום סכום קטן. משחק "החלפות מהירות" המערבב המרה ופריטה. השיעור מפורט בקובץ מערכי השיעור המצורף.</w:t>
+              <w:t xml:space="preserve">הפעולה ההופכית להמרה: פריטת מוט עשרת ופריטת מטבע 10 ש"ח לתשלום סכום קטן. משחק "החלפות מהירות" המערבב המרה ופריטה.</w:t>
             </w:r>
           </w:p>
         </w:tc>
@@ -21538,7 +21538,7 @@
           <w:szCs w:val="22"/>
           <w:rtl/>
         </w:rPr>
-        <w:t xml:space="preserve">נספח לתוכנית: מערכי השיעורים המלאים (שיעור 1: המרה; שיעור 3: פריטה) מצורפים בקובץ מערך השיעור הנלווה. פרוטוקול הביצוע המלא של האבחון מופיע בסעיף ב' לעיל.</w:t>
+        <w:t xml:space="preserve">נספח לתוכנית: מערך השיעור המלא של שיעור 1 (המרה) מצורף בקובץ הנלווה. פרוטוקול הביצוע המלא של האבחון מופיע בסעיף ב' לעיל.</w:t>
       </w:r>
     </w:p>
     <w:p>
